--- a/idris/.NET Vue/Idris_Sadiq.docx
+++ b/idris/.NET Vue/Idris_Sadiq.docx
@@ -110,7 +110,7 @@
                 <w:rFonts w:ascii="Arial" w:eastAsia="Arial" w:hAnsi="Arial" w:cs="Arial"/>
                 <w:color w:val="BBBBBB"/>
               </w:rPr>
-              <w:t xml:space="preserve">idrissadiqdev@outlook.com  </w:t>
+              <w:t xml:space="preserve">Idrissdev@outlook.com  </w:t>
             </w:r>
             <w:r>
               <w:rPr>
@@ -124,7 +124,21 @@
                 <w:rFonts w:ascii="Arial" w:eastAsia="Arial" w:hAnsi="Arial" w:cs="Arial"/>
                 <w:color w:val="BBBBBB"/>
               </w:rPr>
-              <w:t>|  Los Angeles, California, United States</w:t>
+              <w:t xml:space="preserve">|  </w:t>
+            </w:r>
+            <w:r>
+              <w:rPr>
+                <w:rFonts w:ascii="Arial" w:eastAsia="Arial" w:hAnsi="Arial" w:cs="Arial"/>
+                <w:color w:val="BBBBBB"/>
+              </w:rPr>
+              <w:t>Spring Valley</w:t>
+            </w:r>
+            <w:r>
+              <w:rPr>
+                <w:rFonts w:ascii="Arial" w:eastAsia="Arial" w:hAnsi="Arial" w:cs="Arial"/>
+                <w:color w:val="BBBBBB"/>
+              </w:rPr>
+              <w:t>, California, United States</w:t>
             </w:r>
           </w:p>
           <w:p>
@@ -136,7 +150,14 @@
                 <w:rFonts w:ascii="Arial" w:eastAsia="Arial" w:hAnsi="Arial" w:cs="Arial"/>
                 <w:color w:val="BBBBBB"/>
               </w:rPr>
-              <w:t>LinkedIn: linkedin.com/in/idris-sadiq-958b453a6</w:t>
+              <w:t xml:space="preserve">LinkedIn: </w:t>
+            </w:r>
+            <w:r>
+              <w:rPr>
+                <w:rFonts w:ascii="Arial" w:eastAsia="Arial" w:hAnsi="Arial" w:cs="Arial"/>
+                <w:color w:val="BBBBBB"/>
+              </w:rPr>
+              <w:t>https://www.linkedin.com/in/idris-sadiq-1b824b3b4</w:t>
             </w:r>
           </w:p>
         </w:tc>
@@ -312,7 +333,16 @@
           <w:rStyle w:val="Strong"/>
           <w:rFonts w:ascii="Arial" w:hAnsi="Arial" w:cs="Arial"/>
         </w:rPr>
-        <w:t>token-driven design systems</w:t>
+        <w:t>token-driven design syst</w:t>
+      </w:r>
+      <w:bookmarkStart w:id="0" w:name="_GoBack"/>
+      <w:bookmarkEnd w:id="0"/>
+      <w:r>
+        <w:rPr>
+          <w:rStyle w:val="Strong"/>
+          <w:rFonts w:ascii="Arial" w:hAnsi="Arial" w:cs="Arial"/>
+        </w:rPr>
+        <w:t>ems</w:t>
       </w:r>
       <w:r>
         <w:rPr>
@@ -438,67 +468,97 @@
         </w:numPr>
         <w:jc w:val="both"/>
         <w:rPr>
-          <w:rFonts w:ascii="Arial" w:hAnsi="Arial" w:cs="Arial"/>
-          <w:sz w:val="20"/>
-        </w:rPr>
-      </w:pPr>
-      <w:r>
-        <w:rPr>
-          <w:rStyle w:val="Strong"/>
-          <w:rFonts w:ascii="Arial" w:hAnsi="Arial" w:cs="Arial"/>
-          <w:sz w:val="20"/>
-        </w:rPr>
-        <w:t>Programming</w:t>
-      </w:r>
-      <w:r>
-        <w:rPr>
-          <w:rFonts w:ascii="Arial" w:hAnsi="Arial" w:cs="Arial"/>
-          <w:sz w:val="20"/>
-        </w:rPr>
-        <w:t xml:space="preserve"> — </w:t>
-      </w:r>
-      <w:r>
-        <w:rPr>
-          <w:rStyle w:val="Strong"/>
-          <w:rFonts w:ascii="Arial" w:hAnsi="Arial" w:cs="Arial"/>
-          <w:sz w:val="20"/>
-        </w:rPr>
-        <w:t>C#</w:t>
-      </w:r>
-      <w:r>
-        <w:rPr>
-          <w:rFonts w:ascii="Arial" w:hAnsi="Arial" w:cs="Arial"/>
-          <w:sz w:val="20"/>
+          <w:rStyle w:val="Strong"/>
+          <w:rFonts w:ascii="Arial" w:hAnsi="Arial" w:cs="Arial"/>
+          <w:b w:val="0"/>
+          <w:sz w:val="18"/>
+        </w:rPr>
+      </w:pPr>
+      <w:r>
+        <w:rPr>
+          <w:rStyle w:val="Strong"/>
+          <w:rFonts w:ascii="Arial" w:hAnsi="Arial" w:cs="Arial"/>
+          <w:sz w:val="18"/>
+        </w:rPr>
+        <w:t xml:space="preserve">Frontend — </w:t>
+      </w:r>
+      <w:proofErr w:type="spellStart"/>
+      <w:r>
+        <w:rPr>
+          <w:rStyle w:val="Strong"/>
+          <w:rFonts w:ascii="Arial" w:hAnsi="Arial" w:cs="Arial"/>
+          <w:b w:val="0"/>
+          <w:sz w:val="18"/>
+        </w:rPr>
+        <w:t>Vue</w:t>
+      </w:r>
+      <w:proofErr w:type="spellEnd"/>
+      <w:r>
+        <w:rPr>
+          <w:rStyle w:val="Strong"/>
+          <w:rFonts w:ascii="Arial" w:hAnsi="Arial" w:cs="Arial"/>
+          <w:b w:val="0"/>
+          <w:sz w:val="18"/>
         </w:rPr>
         <w:t xml:space="preserve">, </w:t>
       </w:r>
-      <w:r>
-        <w:rPr>
-          <w:rStyle w:val="Strong"/>
-          <w:rFonts w:ascii="Arial" w:hAnsi="Arial" w:cs="Arial"/>
-          <w:sz w:val="20"/>
-        </w:rPr>
-        <w:t>.NET</w:t>
-      </w:r>
-      <w:r>
-        <w:rPr>
-          <w:rFonts w:ascii="Arial" w:hAnsi="Arial" w:cs="Arial"/>
-          <w:sz w:val="20"/>
+      <w:proofErr w:type="spellStart"/>
+      <w:r>
+        <w:rPr>
+          <w:rStyle w:val="Strong"/>
+          <w:rFonts w:ascii="Arial" w:hAnsi="Arial" w:cs="Arial"/>
+          <w:b w:val="0"/>
+          <w:sz w:val="18"/>
+        </w:rPr>
+        <w:t>Nuxt</w:t>
+      </w:r>
+      <w:proofErr w:type="spellEnd"/>
+      <w:r>
+        <w:rPr>
+          <w:rStyle w:val="Strong"/>
+          <w:rFonts w:ascii="Arial" w:hAnsi="Arial" w:cs="Arial"/>
+          <w:b w:val="0"/>
+          <w:sz w:val="18"/>
         </w:rPr>
         <w:t xml:space="preserve">, </w:t>
       </w:r>
-      <w:r>
-        <w:rPr>
-          <w:rStyle w:val="Strong"/>
-          <w:rFonts w:ascii="Arial" w:hAnsi="Arial" w:cs="Arial"/>
-          <w:sz w:val="20"/>
-        </w:rPr>
-        <w:t>JavaScript</w:t>
-      </w:r>
-      <w:r>
-        <w:rPr>
-          <w:rFonts w:ascii="Arial" w:hAnsi="Arial" w:cs="Arial"/>
-          <w:sz w:val="20"/>
+      <w:proofErr w:type="spellStart"/>
+      <w:r>
+        <w:rPr>
+          <w:rStyle w:val="Strong"/>
+          <w:rFonts w:ascii="Arial" w:hAnsi="Arial" w:cs="Arial"/>
+          <w:b w:val="0"/>
+          <w:sz w:val="18"/>
+        </w:rPr>
+        <w:t>Vue</w:t>
+      </w:r>
+      <w:proofErr w:type="spellEnd"/>
+      <w:r>
+        <w:rPr>
+          <w:rStyle w:val="Strong"/>
+          <w:rFonts w:ascii="Arial" w:hAnsi="Arial" w:cs="Arial"/>
+          <w:b w:val="0"/>
+          <w:sz w:val="18"/>
+        </w:rPr>
+        <w:t xml:space="preserve"> Router, </w:t>
+      </w:r>
+      <w:proofErr w:type="spellStart"/>
+      <w:r>
+        <w:rPr>
+          <w:rStyle w:val="Strong"/>
+          <w:rFonts w:ascii="Arial" w:hAnsi="Arial" w:cs="Arial"/>
+          <w:b w:val="0"/>
+          <w:sz w:val="18"/>
+        </w:rPr>
+        <w:t>Pinia</w:t>
+      </w:r>
+      <w:proofErr w:type="spellEnd"/>
+      <w:r>
+        <w:rPr>
+          <w:rStyle w:val="Strong"/>
+          <w:rFonts w:ascii="Arial" w:hAnsi="Arial" w:cs="Arial"/>
+          <w:b w:val="0"/>
+          <w:sz w:val="18"/>
         </w:rPr>
         <w:t xml:space="preserve">, </w:t>
       </w:r>
@@ -507,100 +567,20 @@
         <w:rPr>
           <w:rStyle w:val="Strong"/>
           <w:rFonts w:ascii="Arial" w:hAnsi="Arial" w:cs="Arial"/>
-          <w:sz w:val="20"/>
-        </w:rPr>
-        <w:t>TypeScript</w:t>
-      </w:r>
-      <w:proofErr w:type="spellEnd"/>
-      <w:r>
-        <w:rPr>
-          <w:rFonts w:ascii="Arial" w:hAnsi="Arial" w:cs="Arial"/>
-          <w:sz w:val="20"/>
-        </w:rPr>
-        <w:t xml:space="preserve">, </w:t>
-      </w:r>
-      <w:r>
-        <w:rPr>
-          <w:rStyle w:val="Strong"/>
-          <w:rFonts w:ascii="Arial" w:hAnsi="Arial" w:cs="Arial"/>
-          <w:sz w:val="20"/>
-        </w:rPr>
-        <w:t>SQL</w:t>
-      </w:r>
-      <w:r>
-        <w:rPr>
-          <w:rFonts w:ascii="Arial" w:hAnsi="Arial" w:cs="Arial"/>
-          <w:sz w:val="20"/>
-        </w:rPr>
-        <w:t xml:space="preserve">, </w:t>
-      </w:r>
-      <w:r>
-        <w:rPr>
-          <w:rStyle w:val="Strong"/>
-          <w:rFonts w:ascii="Arial" w:hAnsi="Arial" w:cs="Arial"/>
-          <w:sz w:val="20"/>
-        </w:rPr>
-        <w:t>Python</w:t>
-      </w:r>
-      <w:r>
-        <w:rPr>
-          <w:rFonts w:ascii="Arial" w:hAnsi="Arial" w:cs="Arial"/>
-          <w:sz w:val="20"/>
-        </w:rPr>
-        <w:t xml:space="preserve">, </w:t>
-      </w:r>
-      <w:r>
-        <w:rPr>
-          <w:rStyle w:val="Strong"/>
-          <w:rFonts w:ascii="Arial" w:hAnsi="Arial" w:cs="Arial"/>
-          <w:sz w:val="20"/>
-        </w:rPr>
-        <w:t>Bash</w:t>
-      </w:r>
-      <w:r>
-        <w:rPr>
-          <w:rFonts w:ascii="Arial" w:hAnsi="Arial" w:cs="Arial"/>
-          <w:sz w:val="20"/>
-        </w:rPr>
-        <w:t xml:space="preserve">, </w:t>
-      </w:r>
-      <w:r>
-        <w:rPr>
-          <w:rStyle w:val="Strong"/>
-          <w:rFonts w:ascii="Arial" w:hAnsi="Arial" w:cs="Arial"/>
-          <w:sz w:val="20"/>
-        </w:rPr>
-        <w:t>PowerShell</w:t>
-      </w:r>
-      <w:r>
-        <w:rPr>
-          <w:rFonts w:ascii="Arial" w:hAnsi="Arial" w:cs="Arial"/>
-          <w:sz w:val="20"/>
-        </w:rPr>
-        <w:t xml:space="preserve">, </w:t>
-      </w:r>
-      <w:r>
-        <w:rPr>
-          <w:rStyle w:val="Strong"/>
-          <w:rFonts w:ascii="Arial" w:hAnsi="Arial" w:cs="Arial"/>
-          <w:sz w:val="20"/>
-        </w:rPr>
-        <w:t>HTML</w:t>
-      </w:r>
-      <w:r>
-        <w:rPr>
-          <w:rFonts w:ascii="Arial" w:hAnsi="Arial" w:cs="Arial"/>
-          <w:sz w:val="20"/>
-        </w:rPr>
-        <w:t xml:space="preserve">, </w:t>
-      </w:r>
-      <w:r>
-        <w:rPr>
-          <w:rStyle w:val="Strong"/>
-          <w:rFonts w:ascii="Arial" w:hAnsi="Arial" w:cs="Arial"/>
-          <w:sz w:val="20"/>
-        </w:rPr>
-        <w:t>CSS</w:t>
+          <w:b w:val="0"/>
+          <w:sz w:val="18"/>
+        </w:rPr>
+        <w:t>Vuex</w:t>
+      </w:r>
+      <w:proofErr w:type="spellEnd"/>
+      <w:r>
+        <w:rPr>
+          <w:rStyle w:val="Strong"/>
+          <w:rFonts w:ascii="Arial" w:hAnsi="Arial" w:cs="Arial"/>
+          <w:b w:val="0"/>
+          <w:sz w:val="18"/>
+        </w:rPr>
+        <w:t>, Tailwind CSS, Sass/SCSS, Bootstrap, Storybook, Design Systems (token-driven UI), Accessibility (WCAG-minded), SSR/SSG patterns, Micro-frontend patterns, performance profiling (Lighthouse, Web Vitals)</w:t>
       </w:r>
     </w:p>
     <w:p>
@@ -612,39 +592,46 @@
         </w:numPr>
         <w:jc w:val="both"/>
         <w:rPr>
-          <w:rFonts w:ascii="Arial" w:hAnsi="Arial" w:cs="Arial"/>
-          <w:sz w:val="20"/>
-        </w:rPr>
-      </w:pPr>
-      <w:r>
-        <w:rPr>
-          <w:rStyle w:val="Strong"/>
-          <w:rFonts w:ascii="Arial" w:hAnsi="Arial" w:cs="Arial"/>
-          <w:sz w:val="20"/>
-        </w:rPr>
-        <w:t>Frontend</w:t>
-      </w:r>
-      <w:r>
-        <w:rPr>
-          <w:rFonts w:ascii="Arial" w:hAnsi="Arial" w:cs="Arial"/>
-          <w:sz w:val="20"/>
-        </w:rPr>
-        <w:t xml:space="preserve"> — </w:t>
-      </w:r>
-      <w:proofErr w:type="spellStart"/>
-      <w:r>
-        <w:rPr>
-          <w:rStyle w:val="Strong"/>
-          <w:rFonts w:ascii="Arial" w:hAnsi="Arial" w:cs="Arial"/>
-          <w:sz w:val="20"/>
-        </w:rPr>
-        <w:t>Vue</w:t>
-      </w:r>
-      <w:proofErr w:type="spellEnd"/>
-      <w:r>
-        <w:rPr>
-          <w:rFonts w:ascii="Arial" w:hAnsi="Arial" w:cs="Arial"/>
-          <w:sz w:val="20"/>
+          <w:rStyle w:val="Strong"/>
+          <w:rFonts w:ascii="Arial" w:hAnsi="Arial" w:cs="Arial"/>
+          <w:b w:val="0"/>
+          <w:sz w:val="18"/>
+        </w:rPr>
+      </w:pPr>
+      <w:r>
+        <w:rPr>
+          <w:rStyle w:val="Strong"/>
+          <w:rFonts w:ascii="Arial" w:hAnsi="Arial" w:cs="Arial"/>
+          <w:sz w:val="18"/>
+        </w:rPr>
+        <w:t xml:space="preserve">Backend &amp; APIs — </w:t>
+      </w:r>
+      <w:r>
+        <w:rPr>
+          <w:rStyle w:val="Strong"/>
+          <w:rFonts w:ascii="Arial" w:hAnsi="Arial" w:cs="Arial"/>
+          <w:b w:val="0"/>
+          <w:sz w:val="18"/>
+        </w:rPr>
+        <w:t xml:space="preserve">ASP.NET Core Web API, ASP.NET MVC, REST, </w:t>
+      </w:r>
+      <w:proofErr w:type="spellStart"/>
+      <w:r>
+        <w:rPr>
+          <w:rStyle w:val="Strong"/>
+          <w:rFonts w:ascii="Arial" w:hAnsi="Arial" w:cs="Arial"/>
+          <w:b w:val="0"/>
+          <w:sz w:val="18"/>
+        </w:rPr>
+        <w:t>gRPC</w:t>
+      </w:r>
+      <w:proofErr w:type="spellEnd"/>
+      <w:r>
+        <w:rPr>
+          <w:rStyle w:val="Strong"/>
+          <w:rFonts w:ascii="Arial" w:hAnsi="Arial" w:cs="Arial"/>
+          <w:b w:val="0"/>
+          <w:sz w:val="18"/>
         </w:rPr>
         <w:t xml:space="preserve">, </w:t>
       </w:r>
@@ -653,226 +640,80 @@
         <w:rPr>
           <w:rStyle w:val="Strong"/>
           <w:rFonts w:ascii="Arial" w:hAnsi="Arial" w:cs="Arial"/>
-          <w:sz w:val="20"/>
-        </w:rPr>
-        <w:t>Nuxt</w:t>
-      </w:r>
-      <w:proofErr w:type="spellEnd"/>
-      <w:r>
-        <w:rPr>
-          <w:rFonts w:ascii="Arial" w:hAnsi="Arial" w:cs="Arial"/>
-          <w:sz w:val="20"/>
-        </w:rPr>
-        <w:t xml:space="preserve">, </w:t>
-      </w:r>
-      <w:proofErr w:type="spellStart"/>
-      <w:r>
-        <w:rPr>
-          <w:rStyle w:val="Strong"/>
-          <w:rFonts w:ascii="Arial" w:hAnsi="Arial" w:cs="Arial"/>
-          <w:sz w:val="20"/>
-        </w:rPr>
-        <w:t>Vue</w:t>
-      </w:r>
-      <w:proofErr w:type="spellEnd"/>
-      <w:r>
-        <w:rPr>
-          <w:rStyle w:val="Strong"/>
-          <w:rFonts w:ascii="Arial" w:hAnsi="Arial" w:cs="Arial"/>
-          <w:sz w:val="20"/>
-        </w:rPr>
-        <w:t xml:space="preserve"> Router</w:t>
-      </w:r>
-      <w:r>
-        <w:rPr>
-          <w:rFonts w:ascii="Arial" w:hAnsi="Arial" w:cs="Arial"/>
-          <w:sz w:val="20"/>
-        </w:rPr>
-        <w:t xml:space="preserve">, </w:t>
-      </w:r>
-      <w:proofErr w:type="spellStart"/>
-      <w:r>
-        <w:rPr>
-          <w:rStyle w:val="Strong"/>
-          <w:rFonts w:ascii="Arial" w:hAnsi="Arial" w:cs="Arial"/>
-          <w:sz w:val="20"/>
-        </w:rPr>
-        <w:t>Pinia</w:t>
-      </w:r>
-      <w:proofErr w:type="spellEnd"/>
-      <w:r>
-        <w:rPr>
-          <w:rFonts w:ascii="Arial" w:hAnsi="Arial" w:cs="Arial"/>
-          <w:sz w:val="20"/>
-        </w:rPr>
-        <w:t xml:space="preserve">, </w:t>
-      </w:r>
-      <w:proofErr w:type="spellStart"/>
-      <w:r>
-        <w:rPr>
-          <w:rStyle w:val="Strong"/>
-          <w:rFonts w:ascii="Arial" w:hAnsi="Arial" w:cs="Arial"/>
-          <w:sz w:val="20"/>
-        </w:rPr>
-        <w:t>Vuex</w:t>
-      </w:r>
-      <w:proofErr w:type="spellEnd"/>
-      <w:r>
-        <w:rPr>
-          <w:rFonts w:ascii="Arial" w:hAnsi="Arial" w:cs="Arial"/>
-          <w:sz w:val="20"/>
-        </w:rPr>
-        <w:t xml:space="preserve">, </w:t>
-      </w:r>
-      <w:r>
-        <w:rPr>
-          <w:rStyle w:val="Strong"/>
-          <w:rFonts w:ascii="Arial" w:hAnsi="Arial" w:cs="Arial"/>
-          <w:sz w:val="20"/>
-        </w:rPr>
-        <w:t>Tailwind CSS</w:t>
-      </w:r>
-      <w:r>
-        <w:rPr>
-          <w:rFonts w:ascii="Arial" w:hAnsi="Arial" w:cs="Arial"/>
-          <w:sz w:val="20"/>
-        </w:rPr>
-        <w:t xml:space="preserve">, </w:t>
-      </w:r>
-      <w:r>
-        <w:rPr>
-          <w:rStyle w:val="Strong"/>
-          <w:rFonts w:ascii="Arial" w:hAnsi="Arial" w:cs="Arial"/>
-          <w:sz w:val="20"/>
-        </w:rPr>
-        <w:t>Sass/SCSS</w:t>
-      </w:r>
-      <w:r>
-        <w:rPr>
-          <w:rFonts w:ascii="Arial" w:hAnsi="Arial" w:cs="Arial"/>
-          <w:sz w:val="20"/>
-        </w:rPr>
-        <w:t xml:space="preserve">, </w:t>
-      </w:r>
-      <w:r>
-        <w:rPr>
-          <w:rStyle w:val="Strong"/>
-          <w:rFonts w:ascii="Arial" w:hAnsi="Arial" w:cs="Arial"/>
-          <w:sz w:val="20"/>
-        </w:rPr>
-        <w:t>Bootstrap</w:t>
-      </w:r>
-      <w:r>
-        <w:rPr>
-          <w:rFonts w:ascii="Arial" w:hAnsi="Arial" w:cs="Arial"/>
-          <w:sz w:val="20"/>
-        </w:rPr>
-        <w:t xml:space="preserve">, </w:t>
-      </w:r>
-      <w:r>
-        <w:rPr>
-          <w:rStyle w:val="Strong"/>
-          <w:rFonts w:ascii="Arial" w:hAnsi="Arial" w:cs="Arial"/>
-          <w:sz w:val="20"/>
-        </w:rPr>
-        <w:t>Storybook</w:t>
-      </w:r>
-      <w:r>
-        <w:rPr>
-          <w:rFonts w:ascii="Arial" w:hAnsi="Arial" w:cs="Arial"/>
-          <w:sz w:val="20"/>
-        </w:rPr>
-        <w:t xml:space="preserve">, </w:t>
-      </w:r>
-      <w:r>
-        <w:rPr>
-          <w:rStyle w:val="Strong"/>
-          <w:rFonts w:ascii="Arial" w:hAnsi="Arial" w:cs="Arial"/>
-          <w:sz w:val="20"/>
-        </w:rPr>
-        <w:t>Design Systems</w:t>
-      </w:r>
-      <w:r>
-        <w:rPr>
-          <w:rFonts w:ascii="Arial" w:hAnsi="Arial" w:cs="Arial"/>
-          <w:sz w:val="20"/>
-        </w:rPr>
-        <w:t xml:space="preserve"> (token-driven UI), </w:t>
-      </w:r>
-      <w:r>
-        <w:rPr>
-          <w:rStyle w:val="Strong"/>
-          <w:rFonts w:ascii="Arial" w:hAnsi="Arial" w:cs="Arial"/>
-          <w:sz w:val="20"/>
-        </w:rPr>
-        <w:t>Accessibility</w:t>
-      </w:r>
-      <w:r>
-        <w:rPr>
-          <w:rFonts w:ascii="Arial" w:hAnsi="Arial" w:cs="Arial"/>
-          <w:sz w:val="20"/>
-        </w:rPr>
-        <w:t xml:space="preserve"> (WCAG-minded), </w:t>
-      </w:r>
-      <w:r>
-        <w:rPr>
-          <w:rStyle w:val="Strong"/>
-          <w:rFonts w:ascii="Arial" w:hAnsi="Arial" w:cs="Arial"/>
-          <w:sz w:val="20"/>
-        </w:rPr>
-        <w:t>SSR/SSG</w:t>
-      </w:r>
-      <w:r>
-        <w:rPr>
-          <w:rFonts w:ascii="Arial" w:hAnsi="Arial" w:cs="Arial"/>
-          <w:sz w:val="20"/>
-        </w:rPr>
-        <w:t xml:space="preserve"> patterns, </w:t>
-      </w:r>
-      <w:r>
-        <w:rPr>
-          <w:rStyle w:val="Strong"/>
-          <w:rFonts w:ascii="Arial" w:hAnsi="Arial" w:cs="Arial"/>
-          <w:sz w:val="20"/>
-        </w:rPr>
-        <w:t>Micro-frontend</w:t>
-      </w:r>
-      <w:r>
-        <w:rPr>
-          <w:rFonts w:ascii="Arial" w:hAnsi="Arial" w:cs="Arial"/>
-          <w:sz w:val="20"/>
-        </w:rPr>
-        <w:t xml:space="preserve"> patterns, performance profiling (</w:t>
-      </w:r>
-      <w:r>
-        <w:rPr>
-          <w:rStyle w:val="Strong"/>
-          <w:rFonts w:ascii="Arial" w:hAnsi="Arial" w:cs="Arial"/>
-          <w:sz w:val="20"/>
-        </w:rPr>
-        <w:t>Lighthouse</w:t>
-      </w:r>
-      <w:r>
-        <w:rPr>
-          <w:rFonts w:ascii="Arial" w:hAnsi="Arial" w:cs="Arial"/>
-          <w:sz w:val="20"/>
-        </w:rPr>
-        <w:t xml:space="preserve">, </w:t>
-      </w:r>
-      <w:r>
-        <w:rPr>
-          <w:rStyle w:val="Strong"/>
-          <w:rFonts w:ascii="Arial" w:hAnsi="Arial" w:cs="Arial"/>
-          <w:sz w:val="20"/>
-        </w:rPr>
-        <w:t>Web Vitals</w:t>
-      </w:r>
-      <w:r>
-        <w:rPr>
-          <w:rFonts w:ascii="Arial" w:hAnsi="Arial" w:cs="Arial"/>
-          <w:sz w:val="20"/>
-        </w:rPr>
-        <w:t>)</w:t>
+          <w:b w:val="0"/>
+          <w:sz w:val="18"/>
+        </w:rPr>
+        <w:t>SignalR</w:t>
+      </w:r>
+      <w:proofErr w:type="spellEnd"/>
+      <w:r>
+        <w:rPr>
+          <w:rStyle w:val="Strong"/>
+          <w:rFonts w:ascii="Arial" w:hAnsi="Arial" w:cs="Arial"/>
+          <w:b w:val="0"/>
+          <w:sz w:val="18"/>
+        </w:rPr>
+        <w:t xml:space="preserve">, background services, job orchestration patterns, </w:t>
+      </w:r>
+      <w:proofErr w:type="spellStart"/>
+      <w:r>
+        <w:rPr>
+          <w:rStyle w:val="Strong"/>
+          <w:rFonts w:ascii="Arial" w:hAnsi="Arial" w:cs="Arial"/>
+          <w:b w:val="0"/>
+          <w:sz w:val="18"/>
+        </w:rPr>
+        <w:t>webhooks</w:t>
+      </w:r>
+      <w:proofErr w:type="spellEnd"/>
+      <w:r>
+        <w:rPr>
+          <w:rStyle w:val="Strong"/>
+          <w:rFonts w:ascii="Arial" w:hAnsi="Arial" w:cs="Arial"/>
+          <w:b w:val="0"/>
+          <w:sz w:val="18"/>
+        </w:rPr>
+        <w:t xml:space="preserve">, rate limiting, </w:t>
+      </w:r>
+      <w:proofErr w:type="spellStart"/>
+      <w:r>
+        <w:rPr>
+          <w:rStyle w:val="Strong"/>
+          <w:rFonts w:ascii="Arial" w:hAnsi="Arial" w:cs="Arial"/>
+          <w:b w:val="0"/>
+          <w:sz w:val="18"/>
+        </w:rPr>
+        <w:t>idempotency</w:t>
+      </w:r>
+      <w:proofErr w:type="spellEnd"/>
+      <w:r>
+        <w:rPr>
+          <w:rStyle w:val="Strong"/>
+          <w:rFonts w:ascii="Arial" w:hAnsi="Arial" w:cs="Arial"/>
+          <w:b w:val="0"/>
+          <w:sz w:val="18"/>
+        </w:rPr>
+        <w:t xml:space="preserve">, caching strategies, OAuth2, </w:t>
+      </w:r>
+      <w:proofErr w:type="spellStart"/>
+      <w:r>
+        <w:rPr>
+          <w:rStyle w:val="Strong"/>
+          <w:rFonts w:ascii="Arial" w:hAnsi="Arial" w:cs="Arial"/>
+          <w:b w:val="0"/>
+          <w:sz w:val="18"/>
+        </w:rPr>
+        <w:t>OpenID</w:t>
+      </w:r>
+      <w:proofErr w:type="spellEnd"/>
+      <w:r>
+        <w:rPr>
+          <w:rStyle w:val="Strong"/>
+          <w:rFonts w:ascii="Arial" w:hAnsi="Arial" w:cs="Arial"/>
+          <w:b w:val="0"/>
+          <w:sz w:val="18"/>
+        </w:rPr>
+        <w:t xml:space="preserve"> Connect, JWT</w:t>
       </w:r>
     </w:p>
     <w:p>
@@ -884,201 +725,213 @@
         </w:numPr>
         <w:jc w:val="both"/>
         <w:rPr>
-          <w:rFonts w:ascii="Arial" w:hAnsi="Arial" w:cs="Arial"/>
-          <w:sz w:val="20"/>
-        </w:rPr>
-      </w:pPr>
-      <w:r>
-        <w:rPr>
-          <w:rStyle w:val="Strong"/>
-          <w:rFonts w:ascii="Arial" w:hAnsi="Arial" w:cs="Arial"/>
-          <w:sz w:val="20"/>
-        </w:rPr>
-        <w:t>Backend &amp; APIs</w:t>
-      </w:r>
-      <w:r>
-        <w:rPr>
-          <w:rFonts w:ascii="Arial" w:hAnsi="Arial" w:cs="Arial"/>
-          <w:sz w:val="20"/>
-        </w:rPr>
-        <w:t xml:space="preserve"> — </w:t>
-      </w:r>
-      <w:r>
-        <w:rPr>
-          <w:rStyle w:val="Strong"/>
-          <w:rFonts w:ascii="Arial" w:hAnsi="Arial" w:cs="Arial"/>
-          <w:sz w:val="20"/>
-        </w:rPr>
-        <w:t>ASP.NET Core Web API</w:t>
-      </w:r>
-      <w:r>
-        <w:rPr>
-          <w:rFonts w:ascii="Arial" w:hAnsi="Arial" w:cs="Arial"/>
-          <w:sz w:val="20"/>
+          <w:rStyle w:val="Strong"/>
+          <w:rFonts w:ascii="Arial" w:hAnsi="Arial" w:cs="Arial"/>
+          <w:b w:val="0"/>
+          <w:sz w:val="18"/>
+        </w:rPr>
+      </w:pPr>
+      <w:r>
+        <w:rPr>
+          <w:rStyle w:val="Strong"/>
+          <w:rFonts w:ascii="Arial" w:hAnsi="Arial" w:cs="Arial"/>
+          <w:sz w:val="18"/>
+        </w:rPr>
+        <w:t>Data, Messaging &amp; Search — Relational</w:t>
+      </w:r>
+      <w:r>
+        <w:rPr>
+          <w:rStyle w:val="Strong"/>
+          <w:rFonts w:ascii="Arial" w:hAnsi="Arial" w:cs="Arial"/>
+          <w:b w:val="0"/>
+          <w:sz w:val="18"/>
+        </w:rPr>
+        <w:t xml:space="preserve">: </w:t>
+      </w:r>
+      <w:proofErr w:type="spellStart"/>
+      <w:r>
+        <w:rPr>
+          <w:rStyle w:val="Strong"/>
+          <w:rFonts w:ascii="Arial" w:hAnsi="Arial" w:cs="Arial"/>
+          <w:b w:val="0"/>
+          <w:sz w:val="18"/>
+        </w:rPr>
+        <w:t>PostgreSQL</w:t>
+      </w:r>
+      <w:proofErr w:type="spellEnd"/>
+      <w:r>
+        <w:rPr>
+          <w:rStyle w:val="Strong"/>
+          <w:rFonts w:ascii="Arial" w:hAnsi="Arial" w:cs="Arial"/>
+          <w:b w:val="0"/>
+          <w:sz w:val="18"/>
+        </w:rPr>
+        <w:t xml:space="preserve">, MySQL, SQL Server • </w:t>
+      </w:r>
+      <w:proofErr w:type="spellStart"/>
+      <w:r>
+        <w:rPr>
+          <w:rStyle w:val="Strong"/>
+          <w:rFonts w:ascii="Arial" w:hAnsi="Arial" w:cs="Arial"/>
+          <w:sz w:val="18"/>
+        </w:rPr>
+        <w:t>NoSQL</w:t>
+      </w:r>
+      <w:proofErr w:type="spellEnd"/>
+      <w:r>
+        <w:rPr>
+          <w:rStyle w:val="Strong"/>
+          <w:rFonts w:ascii="Arial" w:hAnsi="Arial" w:cs="Arial"/>
+          <w:b w:val="0"/>
+          <w:sz w:val="18"/>
+        </w:rPr>
+        <w:t xml:space="preserve">: </w:t>
+      </w:r>
+      <w:proofErr w:type="spellStart"/>
+      <w:r>
+        <w:rPr>
+          <w:rStyle w:val="Strong"/>
+          <w:rFonts w:ascii="Arial" w:hAnsi="Arial" w:cs="Arial"/>
+          <w:b w:val="0"/>
+          <w:sz w:val="18"/>
+        </w:rPr>
+        <w:t>Redis</w:t>
+      </w:r>
+      <w:proofErr w:type="spellEnd"/>
+      <w:r>
+        <w:rPr>
+          <w:rStyle w:val="Strong"/>
+          <w:rFonts w:ascii="Arial" w:hAnsi="Arial" w:cs="Arial"/>
+          <w:b w:val="0"/>
+          <w:sz w:val="18"/>
         </w:rPr>
         <w:t xml:space="preserve">, </w:t>
       </w:r>
-      <w:r>
-        <w:rPr>
-          <w:rStyle w:val="Strong"/>
-          <w:rFonts w:ascii="Arial" w:hAnsi="Arial" w:cs="Arial"/>
-          <w:sz w:val="20"/>
-        </w:rPr>
-        <w:t>ASP.NET MVC</w:t>
-      </w:r>
-      <w:r>
-        <w:rPr>
-          <w:rFonts w:ascii="Arial" w:hAnsi="Arial" w:cs="Arial"/>
-          <w:sz w:val="20"/>
+      <w:proofErr w:type="spellStart"/>
+      <w:r>
+        <w:rPr>
+          <w:rStyle w:val="Strong"/>
+          <w:rFonts w:ascii="Arial" w:hAnsi="Arial" w:cs="Arial"/>
+          <w:b w:val="0"/>
+          <w:sz w:val="18"/>
+        </w:rPr>
+        <w:t>MongoDB</w:t>
+      </w:r>
+      <w:proofErr w:type="spellEnd"/>
+      <w:r>
+        <w:rPr>
+          <w:rStyle w:val="Strong"/>
+          <w:rFonts w:ascii="Arial" w:hAnsi="Arial" w:cs="Arial"/>
+          <w:b w:val="0"/>
+          <w:sz w:val="18"/>
         </w:rPr>
         <w:t xml:space="preserve">, </w:t>
       </w:r>
-      <w:r>
-        <w:rPr>
-          <w:rStyle w:val="Strong"/>
-          <w:rFonts w:ascii="Arial" w:hAnsi="Arial" w:cs="Arial"/>
-          <w:sz w:val="20"/>
-        </w:rPr>
-        <w:t>REST</w:t>
-      </w:r>
-      <w:r>
-        <w:rPr>
-          <w:rFonts w:ascii="Arial" w:hAnsi="Arial" w:cs="Arial"/>
-          <w:sz w:val="20"/>
-        </w:rPr>
-        <w:t xml:space="preserve">, </w:t>
-      </w:r>
-      <w:proofErr w:type="spellStart"/>
-      <w:r>
-        <w:rPr>
-          <w:rStyle w:val="Strong"/>
-          <w:rFonts w:ascii="Arial" w:hAnsi="Arial" w:cs="Arial"/>
-          <w:sz w:val="20"/>
-        </w:rPr>
-        <w:t>gRPC</w:t>
-      </w:r>
-      <w:proofErr w:type="spellEnd"/>
-      <w:r>
-        <w:rPr>
-          <w:rFonts w:ascii="Arial" w:hAnsi="Arial" w:cs="Arial"/>
-          <w:sz w:val="20"/>
-        </w:rPr>
-        <w:t xml:space="preserve">, </w:t>
-      </w:r>
-      <w:proofErr w:type="spellStart"/>
-      <w:r>
-        <w:rPr>
-          <w:rStyle w:val="Strong"/>
-          <w:rFonts w:ascii="Arial" w:hAnsi="Arial" w:cs="Arial"/>
-          <w:sz w:val="20"/>
-        </w:rPr>
-        <w:t>SignalR</w:t>
-      </w:r>
-      <w:proofErr w:type="spellEnd"/>
-      <w:r>
-        <w:rPr>
-          <w:rFonts w:ascii="Arial" w:hAnsi="Arial" w:cs="Arial"/>
-          <w:sz w:val="20"/>
-        </w:rPr>
-        <w:t xml:space="preserve">, background services, job orchestration patterns, </w:t>
-      </w:r>
-      <w:proofErr w:type="spellStart"/>
-      <w:r>
-        <w:rPr>
-          <w:rStyle w:val="Strong"/>
-          <w:rFonts w:ascii="Arial" w:hAnsi="Arial" w:cs="Arial"/>
-          <w:sz w:val="20"/>
-        </w:rPr>
-        <w:t>webhooks</w:t>
-      </w:r>
-      <w:proofErr w:type="spellEnd"/>
-      <w:r>
-        <w:rPr>
-          <w:rFonts w:ascii="Arial" w:hAnsi="Arial" w:cs="Arial"/>
-          <w:sz w:val="20"/>
-        </w:rPr>
-        <w:t xml:space="preserve">, </w:t>
-      </w:r>
-      <w:r>
-        <w:rPr>
-          <w:rStyle w:val="Strong"/>
-          <w:rFonts w:ascii="Arial" w:hAnsi="Arial" w:cs="Arial"/>
-          <w:sz w:val="20"/>
-        </w:rPr>
-        <w:t>rate limiting</w:t>
-      </w:r>
-      <w:r>
-        <w:rPr>
-          <w:rFonts w:ascii="Arial" w:hAnsi="Arial" w:cs="Arial"/>
-          <w:sz w:val="20"/>
-        </w:rPr>
-        <w:t xml:space="preserve">, </w:t>
-      </w:r>
-      <w:proofErr w:type="spellStart"/>
-      <w:r>
-        <w:rPr>
-          <w:rStyle w:val="Strong"/>
-          <w:rFonts w:ascii="Arial" w:hAnsi="Arial" w:cs="Arial"/>
-          <w:sz w:val="20"/>
-        </w:rPr>
-        <w:t>idempotency</w:t>
-      </w:r>
-      <w:proofErr w:type="spellEnd"/>
-      <w:r>
-        <w:rPr>
-          <w:rFonts w:ascii="Arial" w:hAnsi="Arial" w:cs="Arial"/>
-          <w:sz w:val="20"/>
-        </w:rPr>
-        <w:t xml:space="preserve">, caching strategies, </w:t>
-      </w:r>
-      <w:r>
-        <w:rPr>
-          <w:rStyle w:val="Strong"/>
-          <w:rFonts w:ascii="Arial" w:hAnsi="Arial" w:cs="Arial"/>
-          <w:sz w:val="20"/>
-        </w:rPr>
-        <w:t>OAuth2</w:t>
-      </w:r>
-      <w:r>
-        <w:rPr>
-          <w:rFonts w:ascii="Arial" w:hAnsi="Arial" w:cs="Arial"/>
-          <w:sz w:val="20"/>
-        </w:rPr>
-        <w:t xml:space="preserve">, </w:t>
-      </w:r>
-      <w:proofErr w:type="spellStart"/>
-      <w:r>
-        <w:rPr>
-          <w:rStyle w:val="Strong"/>
-          <w:rFonts w:ascii="Arial" w:hAnsi="Arial" w:cs="Arial"/>
-          <w:sz w:val="20"/>
-        </w:rPr>
-        <w:t>OpenID</w:t>
-      </w:r>
-      <w:proofErr w:type="spellEnd"/>
-      <w:r>
-        <w:rPr>
-          <w:rStyle w:val="Strong"/>
-          <w:rFonts w:ascii="Arial" w:hAnsi="Arial" w:cs="Arial"/>
-          <w:sz w:val="20"/>
-        </w:rPr>
-        <w:t xml:space="preserve"> Connect</w:t>
-      </w:r>
-      <w:r>
-        <w:rPr>
-          <w:rFonts w:ascii="Arial" w:hAnsi="Arial" w:cs="Arial"/>
-          <w:sz w:val="20"/>
-        </w:rPr>
-        <w:t xml:space="preserve">, </w:t>
-      </w:r>
-      <w:r>
-        <w:rPr>
-          <w:rStyle w:val="Strong"/>
-          <w:rFonts w:ascii="Arial" w:hAnsi="Arial" w:cs="Arial"/>
-          <w:sz w:val="20"/>
-        </w:rPr>
-        <w:t>JWT</w:t>
-      </w:r>
+      <w:proofErr w:type="spellStart"/>
+      <w:r>
+        <w:rPr>
+          <w:rStyle w:val="Strong"/>
+          <w:rFonts w:ascii="Arial" w:hAnsi="Arial" w:cs="Arial"/>
+          <w:b w:val="0"/>
+          <w:sz w:val="18"/>
+        </w:rPr>
+        <w:t>DynamoDB</w:t>
+      </w:r>
+      <w:proofErr w:type="spellEnd"/>
+      <w:r>
+        <w:rPr>
+          <w:rStyle w:val="Strong"/>
+          <w:rFonts w:ascii="Arial" w:hAnsi="Arial" w:cs="Arial"/>
+          <w:b w:val="0"/>
+          <w:sz w:val="18"/>
+        </w:rPr>
+        <w:t xml:space="preserve"> • </w:t>
+      </w:r>
+      <w:r>
+        <w:rPr>
+          <w:rStyle w:val="Strong"/>
+          <w:rFonts w:ascii="Arial" w:hAnsi="Arial" w:cs="Arial"/>
+          <w:sz w:val="18"/>
+        </w:rPr>
+        <w:t>Queues/streams</w:t>
+      </w:r>
+      <w:r>
+        <w:rPr>
+          <w:rStyle w:val="Strong"/>
+          <w:rFonts w:ascii="Arial" w:hAnsi="Arial" w:cs="Arial"/>
+          <w:b w:val="0"/>
+          <w:sz w:val="18"/>
+        </w:rPr>
+        <w:t xml:space="preserve">: AWS SQS/SNS, Kafka, </w:t>
+      </w:r>
+      <w:proofErr w:type="spellStart"/>
+      <w:r>
+        <w:rPr>
+          <w:rStyle w:val="Strong"/>
+          <w:rFonts w:ascii="Arial" w:hAnsi="Arial" w:cs="Arial"/>
+          <w:b w:val="0"/>
+          <w:sz w:val="18"/>
+        </w:rPr>
+        <w:t>RabbitMQ</w:t>
+      </w:r>
+      <w:proofErr w:type="spellEnd"/>
+      <w:r>
+        <w:rPr>
+          <w:rStyle w:val="Strong"/>
+          <w:rFonts w:ascii="Arial" w:hAnsi="Arial" w:cs="Arial"/>
+          <w:b w:val="0"/>
+          <w:sz w:val="18"/>
+        </w:rPr>
+        <w:t xml:space="preserve"> • </w:t>
+      </w:r>
+      <w:r>
+        <w:rPr>
+          <w:rStyle w:val="Strong"/>
+          <w:rFonts w:ascii="Arial" w:hAnsi="Arial" w:cs="Arial"/>
+          <w:sz w:val="18"/>
+        </w:rPr>
+        <w:t>Search</w:t>
+      </w:r>
+      <w:r>
+        <w:rPr>
+          <w:rStyle w:val="Strong"/>
+          <w:rFonts w:ascii="Arial" w:hAnsi="Arial" w:cs="Arial"/>
+          <w:b w:val="0"/>
+          <w:sz w:val="18"/>
+        </w:rPr>
+        <w:t xml:space="preserve">: </w:t>
+      </w:r>
+      <w:proofErr w:type="spellStart"/>
+      <w:r>
+        <w:rPr>
+          <w:rStyle w:val="Strong"/>
+          <w:rFonts w:ascii="Arial" w:hAnsi="Arial" w:cs="Arial"/>
+          <w:b w:val="0"/>
+          <w:sz w:val="18"/>
+        </w:rPr>
+        <w:t>Elasticsearch</w:t>
+      </w:r>
+      <w:proofErr w:type="spellEnd"/>
+      <w:r>
+        <w:rPr>
+          <w:rStyle w:val="Strong"/>
+          <w:rFonts w:ascii="Arial" w:hAnsi="Arial" w:cs="Arial"/>
+          <w:b w:val="0"/>
+          <w:sz w:val="18"/>
+        </w:rPr>
+        <w:t xml:space="preserve">, OpenSearch • Analytics: Redshift, </w:t>
+      </w:r>
+      <w:proofErr w:type="spellStart"/>
+      <w:r>
+        <w:rPr>
+          <w:rStyle w:val="Strong"/>
+          <w:rFonts w:ascii="Arial" w:hAnsi="Arial" w:cs="Arial"/>
+          <w:b w:val="0"/>
+          <w:sz w:val="18"/>
+        </w:rPr>
+        <w:t>BigQuery</w:t>
+      </w:r>
+      <w:proofErr w:type="spellEnd"/>
     </w:p>
     <w:p>
       <w:pPr>
@@ -1089,85 +942,312 @@
         </w:numPr>
         <w:jc w:val="both"/>
         <w:rPr>
-          <w:rFonts w:ascii="Arial" w:hAnsi="Arial" w:cs="Arial"/>
-          <w:sz w:val="20"/>
-        </w:rPr>
-      </w:pPr>
-      <w:r>
-        <w:rPr>
-          <w:rStyle w:val="Strong"/>
-          <w:rFonts w:ascii="Arial" w:hAnsi="Arial" w:cs="Arial"/>
-          <w:sz w:val="20"/>
-        </w:rPr>
-        <w:t>Data, Messaging &amp; Search</w:t>
-      </w:r>
-      <w:r>
-        <w:rPr>
-          <w:rFonts w:ascii="Arial" w:hAnsi="Arial" w:cs="Arial"/>
-          <w:sz w:val="20"/>
-        </w:rPr>
-        <w:t xml:space="preserve"> — Relational: </w:t>
-      </w:r>
-      <w:proofErr w:type="spellStart"/>
-      <w:r>
-        <w:rPr>
-          <w:rStyle w:val="Strong"/>
-          <w:rFonts w:ascii="Arial" w:hAnsi="Arial" w:cs="Arial"/>
-          <w:sz w:val="20"/>
-        </w:rPr>
-        <w:t>PostgreSQL</w:t>
-      </w:r>
-      <w:proofErr w:type="spellEnd"/>
-      <w:r>
-        <w:rPr>
-          <w:rFonts w:ascii="Arial" w:hAnsi="Arial" w:cs="Arial"/>
-          <w:sz w:val="20"/>
+          <w:rStyle w:val="Strong"/>
+          <w:rFonts w:ascii="Arial" w:hAnsi="Arial" w:cs="Arial"/>
+          <w:b w:val="0"/>
+          <w:sz w:val="18"/>
+        </w:rPr>
+      </w:pPr>
+      <w:r>
+        <w:rPr>
+          <w:rStyle w:val="Strong"/>
+          <w:rFonts w:ascii="Arial" w:hAnsi="Arial" w:cs="Arial"/>
+          <w:sz w:val="18"/>
+        </w:rPr>
+        <w:t xml:space="preserve">Cloud &amp; </w:t>
+      </w:r>
+      <w:proofErr w:type="spellStart"/>
+      <w:r>
+        <w:rPr>
+          <w:rStyle w:val="Strong"/>
+          <w:rFonts w:ascii="Arial" w:hAnsi="Arial" w:cs="Arial"/>
+          <w:sz w:val="18"/>
+        </w:rPr>
+        <w:t>DevOps</w:t>
+      </w:r>
+      <w:proofErr w:type="spellEnd"/>
+      <w:r>
+        <w:rPr>
+          <w:rStyle w:val="Strong"/>
+          <w:rFonts w:ascii="Arial" w:hAnsi="Arial" w:cs="Arial"/>
+          <w:sz w:val="18"/>
+        </w:rPr>
+        <w:t xml:space="preserve"> — </w:t>
+      </w:r>
+      <w:proofErr w:type="spellStart"/>
+      <w:r>
+        <w:rPr>
+          <w:rStyle w:val="Strong"/>
+          <w:rFonts w:ascii="Arial" w:hAnsi="Arial" w:cs="Arial"/>
+          <w:b w:val="0"/>
+          <w:sz w:val="18"/>
+        </w:rPr>
+        <w:t>Docker</w:t>
+      </w:r>
+      <w:proofErr w:type="spellEnd"/>
+      <w:r>
+        <w:rPr>
+          <w:rStyle w:val="Strong"/>
+          <w:rFonts w:ascii="Arial" w:hAnsi="Arial" w:cs="Arial"/>
+          <w:b w:val="0"/>
+          <w:sz w:val="18"/>
         </w:rPr>
         <w:t xml:space="preserve">, </w:t>
       </w:r>
-      <w:r>
-        <w:rPr>
-          <w:rStyle w:val="Strong"/>
-          <w:rFonts w:ascii="Arial" w:hAnsi="Arial" w:cs="Arial"/>
-          <w:sz w:val="20"/>
-        </w:rPr>
-        <w:t>MySQL</w:t>
-      </w:r>
-      <w:r>
-        <w:rPr>
-          <w:rFonts w:ascii="Arial" w:hAnsi="Arial" w:cs="Arial"/>
-          <w:sz w:val="20"/>
+      <w:proofErr w:type="spellStart"/>
+      <w:r>
+        <w:rPr>
+          <w:rStyle w:val="Strong"/>
+          <w:rFonts w:ascii="Arial" w:hAnsi="Arial" w:cs="Arial"/>
+          <w:b w:val="0"/>
+          <w:sz w:val="18"/>
+        </w:rPr>
+        <w:t>Kubernetes</w:t>
+      </w:r>
+      <w:proofErr w:type="spellEnd"/>
+      <w:r>
+        <w:rPr>
+          <w:rStyle w:val="Strong"/>
+          <w:rFonts w:ascii="Arial" w:hAnsi="Arial" w:cs="Arial"/>
+          <w:b w:val="0"/>
+          <w:sz w:val="18"/>
+        </w:rPr>
+        <w:t xml:space="preserve">, Helm, Argo CD, </w:t>
+      </w:r>
+      <w:proofErr w:type="spellStart"/>
+      <w:r>
+        <w:rPr>
+          <w:rStyle w:val="Strong"/>
+          <w:rFonts w:ascii="Arial" w:hAnsi="Arial" w:cs="Arial"/>
+          <w:b w:val="0"/>
+          <w:sz w:val="18"/>
+        </w:rPr>
+        <w:t>GitOps</w:t>
+      </w:r>
+      <w:proofErr w:type="spellEnd"/>
+      <w:r>
+        <w:rPr>
+          <w:rStyle w:val="Strong"/>
+          <w:rFonts w:ascii="Arial" w:hAnsi="Arial" w:cs="Arial"/>
+          <w:b w:val="0"/>
+          <w:sz w:val="18"/>
         </w:rPr>
         <w:t xml:space="preserve">, </w:t>
       </w:r>
-      <w:r>
-        <w:rPr>
-          <w:rStyle w:val="Strong"/>
-          <w:rFonts w:ascii="Arial" w:hAnsi="Arial" w:cs="Arial"/>
-          <w:sz w:val="20"/>
-        </w:rPr>
-        <w:t>SQL Server</w:t>
-      </w:r>
-      <w:r>
-        <w:rPr>
-          <w:rFonts w:ascii="Arial" w:hAnsi="Arial" w:cs="Arial"/>
-          <w:sz w:val="20"/>
-        </w:rPr>
-        <w:t xml:space="preserve"> • </w:t>
-      </w:r>
-      <w:proofErr w:type="spellStart"/>
-      <w:r>
-        <w:rPr>
-          <w:rFonts w:ascii="Arial" w:hAnsi="Arial" w:cs="Arial"/>
-          <w:sz w:val="20"/>
-        </w:rPr>
-        <w:t>NoSQL</w:t>
-      </w:r>
-      <w:proofErr w:type="spellEnd"/>
-      <w:r>
-        <w:rPr>
-          <w:rFonts w:ascii="Arial" w:hAnsi="Arial" w:cs="Arial"/>
-          <w:sz w:val="20"/>
+      <w:proofErr w:type="spellStart"/>
+      <w:r>
+        <w:rPr>
+          <w:rStyle w:val="Strong"/>
+          <w:rFonts w:ascii="Arial" w:hAnsi="Arial" w:cs="Arial"/>
+          <w:b w:val="0"/>
+          <w:sz w:val="18"/>
+        </w:rPr>
+        <w:t>Terraform</w:t>
+      </w:r>
+      <w:proofErr w:type="spellEnd"/>
+      <w:r>
+        <w:rPr>
+          <w:rStyle w:val="Strong"/>
+          <w:rFonts w:ascii="Arial" w:hAnsi="Arial" w:cs="Arial"/>
+          <w:b w:val="0"/>
+          <w:sz w:val="18"/>
+        </w:rPr>
+        <w:t xml:space="preserve">, </w:t>
+      </w:r>
+      <w:proofErr w:type="spellStart"/>
+      <w:r>
+        <w:rPr>
+          <w:rStyle w:val="Strong"/>
+          <w:rFonts w:ascii="Arial" w:hAnsi="Arial" w:cs="Arial"/>
+          <w:b w:val="0"/>
+          <w:sz w:val="18"/>
+        </w:rPr>
+        <w:t>CloudFormation</w:t>
+      </w:r>
+      <w:proofErr w:type="spellEnd"/>
+      <w:r>
+        <w:rPr>
+          <w:rStyle w:val="Strong"/>
+          <w:rFonts w:ascii="Arial" w:hAnsi="Arial" w:cs="Arial"/>
+          <w:b w:val="0"/>
+          <w:sz w:val="18"/>
+        </w:rPr>
+        <w:t xml:space="preserve"> •</w:t>
+      </w:r>
+      <w:r>
+        <w:rPr>
+          <w:rStyle w:val="Strong"/>
+          <w:rFonts w:ascii="Arial" w:hAnsi="Arial" w:cs="Arial"/>
+          <w:b w:val="0"/>
+          <w:sz w:val="18"/>
+        </w:rPr>
+        <w:t xml:space="preserve"> </w:t>
+      </w:r>
+      <w:r>
+        <w:rPr>
+          <w:rStyle w:val="Strong"/>
+          <w:rFonts w:ascii="Arial" w:hAnsi="Arial" w:cs="Arial"/>
+          <w:sz w:val="18"/>
+        </w:rPr>
+        <w:t>AWS</w:t>
+      </w:r>
+      <w:r>
+        <w:rPr>
+          <w:rStyle w:val="Strong"/>
+          <w:rFonts w:ascii="Arial" w:hAnsi="Arial" w:cs="Arial"/>
+          <w:b w:val="0"/>
+          <w:sz w:val="18"/>
+        </w:rPr>
+        <w:t xml:space="preserve">: EKS, ECS, EC2, Lambda, API Gateway, S3, </w:t>
+      </w:r>
+      <w:proofErr w:type="spellStart"/>
+      <w:r>
+        <w:rPr>
+          <w:rStyle w:val="Strong"/>
+          <w:rFonts w:ascii="Arial" w:hAnsi="Arial" w:cs="Arial"/>
+          <w:b w:val="0"/>
+          <w:sz w:val="18"/>
+        </w:rPr>
+        <w:t>CloudFront</w:t>
+      </w:r>
+      <w:proofErr w:type="spellEnd"/>
+      <w:r>
+        <w:rPr>
+          <w:rStyle w:val="Strong"/>
+          <w:rFonts w:ascii="Arial" w:hAnsi="Arial" w:cs="Arial"/>
+          <w:b w:val="0"/>
+          <w:sz w:val="18"/>
+        </w:rPr>
+        <w:t xml:space="preserve">, RDS, </w:t>
+      </w:r>
+      <w:proofErr w:type="spellStart"/>
+      <w:r>
+        <w:rPr>
+          <w:rStyle w:val="Strong"/>
+          <w:rFonts w:ascii="Arial" w:hAnsi="Arial" w:cs="Arial"/>
+          <w:b w:val="0"/>
+          <w:sz w:val="18"/>
+        </w:rPr>
+        <w:t>DynamoDB</w:t>
+      </w:r>
+      <w:proofErr w:type="spellEnd"/>
+      <w:r>
+        <w:rPr>
+          <w:rStyle w:val="Strong"/>
+          <w:rFonts w:ascii="Arial" w:hAnsi="Arial" w:cs="Arial"/>
+          <w:b w:val="0"/>
+          <w:sz w:val="18"/>
+        </w:rPr>
+        <w:t xml:space="preserve">, </w:t>
+      </w:r>
+      <w:proofErr w:type="spellStart"/>
+      <w:r>
+        <w:rPr>
+          <w:rStyle w:val="Strong"/>
+          <w:rFonts w:ascii="Arial" w:hAnsi="Arial" w:cs="Arial"/>
+          <w:b w:val="0"/>
+          <w:sz w:val="18"/>
+        </w:rPr>
+        <w:t>ElastiCache</w:t>
+      </w:r>
+      <w:proofErr w:type="spellEnd"/>
+      <w:r>
+        <w:rPr>
+          <w:rStyle w:val="Strong"/>
+          <w:rFonts w:ascii="Arial" w:hAnsi="Arial" w:cs="Arial"/>
+          <w:b w:val="0"/>
+          <w:sz w:val="18"/>
+        </w:rPr>
+        <w:t xml:space="preserve">, </w:t>
+      </w:r>
+      <w:proofErr w:type="spellStart"/>
+      <w:r>
+        <w:rPr>
+          <w:rStyle w:val="Strong"/>
+          <w:rFonts w:ascii="Arial" w:hAnsi="Arial" w:cs="Arial"/>
+          <w:b w:val="0"/>
+          <w:sz w:val="18"/>
+        </w:rPr>
+        <w:t>EventBridge</w:t>
+      </w:r>
+      <w:proofErr w:type="spellEnd"/>
+      <w:r>
+        <w:rPr>
+          <w:rStyle w:val="Strong"/>
+          <w:rFonts w:ascii="Arial" w:hAnsi="Arial" w:cs="Arial"/>
+          <w:b w:val="0"/>
+          <w:sz w:val="18"/>
+        </w:rPr>
+        <w:t xml:space="preserve">, Step Functions, IAM • </w:t>
+      </w:r>
+      <w:r>
+        <w:rPr>
+          <w:rStyle w:val="Strong"/>
+          <w:rFonts w:ascii="Arial" w:hAnsi="Arial" w:cs="Arial"/>
+          <w:sz w:val="18"/>
+        </w:rPr>
+        <w:t>Azure</w:t>
+      </w:r>
+      <w:r>
+        <w:rPr>
+          <w:rStyle w:val="Strong"/>
+          <w:rFonts w:ascii="Arial" w:hAnsi="Arial" w:cs="Arial"/>
+          <w:b w:val="0"/>
+          <w:sz w:val="18"/>
+        </w:rPr>
+        <w:t xml:space="preserve">: AKS, App Service, Azure SQL, Service Bus, Key Vault, Application Insights • </w:t>
+      </w:r>
+      <w:r>
+        <w:rPr>
+          <w:rStyle w:val="Strong"/>
+          <w:rFonts w:ascii="Arial" w:hAnsi="Arial" w:cs="Arial"/>
+          <w:sz w:val="18"/>
+        </w:rPr>
+        <w:t>GCP</w:t>
+      </w:r>
+      <w:r>
+        <w:rPr>
+          <w:rStyle w:val="Strong"/>
+          <w:rFonts w:ascii="Arial" w:hAnsi="Arial" w:cs="Arial"/>
+          <w:b w:val="0"/>
+          <w:sz w:val="18"/>
+        </w:rPr>
+        <w:t xml:space="preserve">: GKE, Cloud Run, Pub/Sub, Cloud Storage, </w:t>
+      </w:r>
+      <w:proofErr w:type="spellStart"/>
+      <w:r>
+        <w:rPr>
+          <w:rStyle w:val="Strong"/>
+          <w:rFonts w:ascii="Arial" w:hAnsi="Arial" w:cs="Arial"/>
+          <w:b w:val="0"/>
+          <w:sz w:val="18"/>
+        </w:rPr>
+        <w:t>BigQuery</w:t>
+      </w:r>
+      <w:proofErr w:type="spellEnd"/>
+      <w:r>
+        <w:rPr>
+          <w:rStyle w:val="Strong"/>
+          <w:rFonts w:ascii="Arial" w:hAnsi="Arial" w:cs="Arial"/>
+          <w:b w:val="0"/>
+          <w:sz w:val="18"/>
+        </w:rPr>
+        <w:t xml:space="preserve"> (consumer/integrator) • </w:t>
+      </w:r>
+      <w:r>
+        <w:rPr>
+          <w:rStyle w:val="Strong"/>
+          <w:rFonts w:ascii="Arial" w:hAnsi="Arial" w:cs="Arial"/>
+          <w:sz w:val="18"/>
+        </w:rPr>
+        <w:t>CI/CD</w:t>
+      </w:r>
+      <w:r>
+        <w:rPr>
+          <w:rStyle w:val="Strong"/>
+          <w:rFonts w:ascii="Arial" w:hAnsi="Arial" w:cs="Arial"/>
+          <w:b w:val="0"/>
+          <w:sz w:val="18"/>
         </w:rPr>
         <w:t xml:space="preserve">: </w:t>
       </w:r>
@@ -1176,15 +1256,58 @@
         <w:rPr>
           <w:rStyle w:val="Strong"/>
           <w:rFonts w:ascii="Arial" w:hAnsi="Arial" w:cs="Arial"/>
-          <w:sz w:val="20"/>
-        </w:rPr>
-        <w:t>Redis</w:t>
-      </w:r>
-      <w:proofErr w:type="spellEnd"/>
-      <w:r>
-        <w:rPr>
-          <w:rFonts w:ascii="Arial" w:hAnsi="Arial" w:cs="Arial"/>
-          <w:sz w:val="20"/>
+          <w:b w:val="0"/>
+          <w:sz w:val="18"/>
+        </w:rPr>
+        <w:t>GitHub</w:t>
+      </w:r>
+      <w:proofErr w:type="spellEnd"/>
+      <w:r>
+        <w:rPr>
+          <w:rStyle w:val="Strong"/>
+          <w:rFonts w:ascii="Arial" w:hAnsi="Arial" w:cs="Arial"/>
+          <w:b w:val="0"/>
+          <w:sz w:val="18"/>
+        </w:rPr>
+        <w:t xml:space="preserve"> Actions, </w:t>
+      </w:r>
+      <w:proofErr w:type="spellStart"/>
+      <w:r>
+        <w:rPr>
+          <w:rStyle w:val="Strong"/>
+          <w:rFonts w:ascii="Arial" w:hAnsi="Arial" w:cs="Arial"/>
+          <w:b w:val="0"/>
+          <w:sz w:val="18"/>
+        </w:rPr>
+        <w:t>GitLab</w:t>
+      </w:r>
+      <w:proofErr w:type="spellEnd"/>
+      <w:r>
+        <w:rPr>
+          <w:rStyle w:val="Strong"/>
+          <w:rFonts w:ascii="Arial" w:hAnsi="Arial" w:cs="Arial"/>
+          <w:b w:val="0"/>
+          <w:sz w:val="18"/>
+        </w:rPr>
+        <w:t xml:space="preserve"> CI, Jenkins, Azure </w:t>
+      </w:r>
+      <w:proofErr w:type="spellStart"/>
+      <w:r>
+        <w:rPr>
+          <w:rStyle w:val="Strong"/>
+          <w:rFonts w:ascii="Arial" w:hAnsi="Arial" w:cs="Arial"/>
+          <w:b w:val="0"/>
+          <w:sz w:val="18"/>
+        </w:rPr>
+        <w:t>DevOps</w:t>
+      </w:r>
+      <w:proofErr w:type="spellEnd"/>
+      <w:r>
+        <w:rPr>
+          <w:rStyle w:val="Strong"/>
+          <w:rFonts w:ascii="Arial" w:hAnsi="Arial" w:cs="Arial"/>
+          <w:b w:val="0"/>
+          <w:sz w:val="18"/>
         </w:rPr>
         <w:t xml:space="preserve">, </w:t>
       </w:r>
@@ -1193,137 +1316,10 @@
         <w:rPr>
           <w:rStyle w:val="Strong"/>
           <w:rFonts w:ascii="Arial" w:hAnsi="Arial" w:cs="Arial"/>
-          <w:sz w:val="20"/>
-        </w:rPr>
-        <w:t>MongoDB</w:t>
-      </w:r>
-      <w:proofErr w:type="spellEnd"/>
-      <w:r>
-        <w:rPr>
-          <w:rFonts w:ascii="Arial" w:hAnsi="Arial" w:cs="Arial"/>
-          <w:sz w:val="20"/>
-        </w:rPr>
-        <w:t xml:space="preserve">, </w:t>
-      </w:r>
-      <w:proofErr w:type="spellStart"/>
-      <w:r>
-        <w:rPr>
-          <w:rStyle w:val="Strong"/>
-          <w:rFonts w:ascii="Arial" w:hAnsi="Arial" w:cs="Arial"/>
-          <w:sz w:val="20"/>
-        </w:rPr>
-        <w:t>DynamoDB</w:t>
-      </w:r>
-      <w:proofErr w:type="spellEnd"/>
-      <w:r>
-        <w:rPr>
-          <w:rFonts w:ascii="Arial" w:hAnsi="Arial" w:cs="Arial"/>
-          <w:sz w:val="20"/>
-        </w:rPr>
-        <w:t xml:space="preserve"> • Queues/streams: </w:t>
-      </w:r>
-      <w:r>
-        <w:rPr>
-          <w:rStyle w:val="Strong"/>
-          <w:rFonts w:ascii="Arial" w:hAnsi="Arial" w:cs="Arial"/>
-          <w:sz w:val="20"/>
-        </w:rPr>
-        <w:t>AWS SQS/SNS</w:t>
-      </w:r>
-      <w:r>
-        <w:rPr>
-          <w:rFonts w:ascii="Arial" w:hAnsi="Arial" w:cs="Arial"/>
-          <w:sz w:val="20"/>
-        </w:rPr>
-        <w:t xml:space="preserve">, </w:t>
-      </w:r>
-      <w:r>
-        <w:rPr>
-          <w:rStyle w:val="Strong"/>
-          <w:rFonts w:ascii="Arial" w:hAnsi="Arial" w:cs="Arial"/>
-          <w:sz w:val="20"/>
-        </w:rPr>
-        <w:t>Kafka</w:t>
-      </w:r>
-      <w:r>
-        <w:rPr>
-          <w:rFonts w:ascii="Arial" w:hAnsi="Arial" w:cs="Arial"/>
-          <w:sz w:val="20"/>
-        </w:rPr>
-        <w:t xml:space="preserve">, </w:t>
-      </w:r>
-      <w:proofErr w:type="spellStart"/>
-      <w:r>
-        <w:rPr>
-          <w:rStyle w:val="Strong"/>
-          <w:rFonts w:ascii="Arial" w:hAnsi="Arial" w:cs="Arial"/>
-          <w:sz w:val="20"/>
-        </w:rPr>
-        <w:t>RabbitMQ</w:t>
-      </w:r>
-      <w:proofErr w:type="spellEnd"/>
-      <w:r>
-        <w:rPr>
-          <w:rFonts w:ascii="Arial" w:hAnsi="Arial" w:cs="Arial"/>
-          <w:sz w:val="20"/>
-        </w:rPr>
-        <w:t xml:space="preserve"> • Search: </w:t>
-      </w:r>
-      <w:proofErr w:type="spellStart"/>
-      <w:r>
-        <w:rPr>
-          <w:rStyle w:val="Strong"/>
-          <w:rFonts w:ascii="Arial" w:hAnsi="Arial" w:cs="Arial"/>
-          <w:sz w:val="20"/>
-        </w:rPr>
-        <w:t>Elasticsearch</w:t>
-      </w:r>
-      <w:proofErr w:type="spellEnd"/>
-      <w:r>
-        <w:rPr>
-          <w:rFonts w:ascii="Arial" w:hAnsi="Arial" w:cs="Arial"/>
-          <w:sz w:val="20"/>
-        </w:rPr>
-        <w:t xml:space="preserve">, </w:t>
-      </w:r>
-      <w:r>
-        <w:rPr>
-          <w:rStyle w:val="Strong"/>
-          <w:rFonts w:ascii="Arial" w:hAnsi="Arial" w:cs="Arial"/>
-          <w:sz w:val="20"/>
-        </w:rPr>
-        <w:t>OpenSearch</w:t>
-      </w:r>
-      <w:r>
-        <w:rPr>
-          <w:rFonts w:ascii="Arial" w:hAnsi="Arial" w:cs="Arial"/>
-          <w:sz w:val="20"/>
-        </w:rPr>
-        <w:t xml:space="preserve"> • Analytics: </w:t>
-      </w:r>
-      <w:r>
-        <w:rPr>
-          <w:rStyle w:val="Strong"/>
-          <w:rFonts w:ascii="Arial" w:hAnsi="Arial" w:cs="Arial"/>
-          <w:sz w:val="20"/>
-        </w:rPr>
-        <w:t>Redshift</w:t>
-      </w:r>
-      <w:r>
-        <w:rPr>
-          <w:rFonts w:ascii="Arial" w:hAnsi="Arial" w:cs="Arial"/>
-          <w:sz w:val="20"/>
-        </w:rPr>
-        <w:t xml:space="preserve">, </w:t>
-      </w:r>
-      <w:proofErr w:type="spellStart"/>
-      <w:r>
-        <w:rPr>
-          <w:rStyle w:val="Strong"/>
-          <w:rFonts w:ascii="Arial" w:hAnsi="Arial" w:cs="Arial"/>
-          <w:sz w:val="20"/>
-        </w:rPr>
-        <w:t>BigQuery</w:t>
+          <w:b w:val="0"/>
+          <w:sz w:val="18"/>
+        </w:rPr>
+        <w:t>CircleCI</w:t>
       </w:r>
       <w:proofErr w:type="spellEnd"/>
     </w:p>
@@ -1337,882 +1333,149 @@
         <w:jc w:val="both"/>
         <w:rPr>
           <w:rFonts w:ascii="Arial" w:hAnsi="Arial" w:cs="Arial"/>
-          <w:sz w:val="20"/>
-        </w:rPr>
-      </w:pPr>
-      <w:r>
-        <w:rPr>
-          <w:rStyle w:val="Strong"/>
-          <w:rFonts w:ascii="Arial" w:hAnsi="Arial" w:cs="Arial"/>
-          <w:sz w:val="20"/>
-        </w:rPr>
-        <w:t xml:space="preserve">Cloud &amp; </w:t>
-      </w:r>
-      <w:proofErr w:type="spellStart"/>
-      <w:r>
-        <w:rPr>
-          <w:rStyle w:val="Strong"/>
-          <w:rFonts w:ascii="Arial" w:hAnsi="Arial" w:cs="Arial"/>
-          <w:sz w:val="20"/>
-        </w:rPr>
-        <w:t>DevOps</w:t>
-      </w:r>
-      <w:proofErr w:type="spellEnd"/>
-      <w:r>
-        <w:rPr>
-          <w:rFonts w:ascii="Arial" w:hAnsi="Arial" w:cs="Arial"/>
-          <w:sz w:val="20"/>
-        </w:rPr>
-        <w:t xml:space="preserve"> — </w:t>
-      </w:r>
-      <w:r>
-        <w:rPr>
-          <w:rStyle w:val="Strong"/>
-          <w:rFonts w:ascii="Arial" w:hAnsi="Arial" w:cs="Arial"/>
-          <w:sz w:val="20"/>
-        </w:rPr>
-        <w:t>AWS</w:t>
-      </w:r>
-      <w:r>
-        <w:rPr>
-          <w:rFonts w:ascii="Arial" w:hAnsi="Arial" w:cs="Arial"/>
-          <w:sz w:val="20"/>
-        </w:rPr>
-        <w:t xml:space="preserve"> (primary): </w:t>
-      </w:r>
-      <w:r>
-        <w:rPr>
-          <w:rStyle w:val="Strong"/>
-          <w:rFonts w:ascii="Arial" w:hAnsi="Arial" w:cs="Arial"/>
-          <w:sz w:val="20"/>
-        </w:rPr>
-        <w:t>EKS</w:t>
-      </w:r>
-      <w:r>
-        <w:rPr>
-          <w:rFonts w:ascii="Arial" w:hAnsi="Arial" w:cs="Arial"/>
-          <w:sz w:val="20"/>
+          <w:b/>
+          <w:sz w:val="18"/>
+        </w:rPr>
+      </w:pPr>
+      <w:proofErr w:type="spellStart"/>
+      <w:r>
+        <w:rPr>
+          <w:rStyle w:val="Strong"/>
+          <w:rFonts w:ascii="Arial" w:hAnsi="Arial" w:cs="Arial"/>
+          <w:sz w:val="18"/>
+        </w:rPr>
+        <w:t>Observability</w:t>
+      </w:r>
+      <w:proofErr w:type="spellEnd"/>
+      <w:r>
+        <w:rPr>
+          <w:rStyle w:val="Strong"/>
+          <w:rFonts w:ascii="Arial" w:hAnsi="Arial" w:cs="Arial"/>
+          <w:sz w:val="18"/>
+        </w:rPr>
+        <w:t xml:space="preserve">, Quality &amp; Security — </w:t>
+      </w:r>
+      <w:proofErr w:type="spellStart"/>
+      <w:r>
+        <w:rPr>
+          <w:rStyle w:val="Strong"/>
+          <w:rFonts w:ascii="Arial" w:hAnsi="Arial" w:cs="Arial"/>
+          <w:b w:val="0"/>
+          <w:sz w:val="18"/>
+        </w:rPr>
+        <w:t>OpenTelemetry</w:t>
+      </w:r>
+      <w:proofErr w:type="spellEnd"/>
+      <w:r>
+        <w:rPr>
+          <w:rStyle w:val="Strong"/>
+          <w:rFonts w:ascii="Arial" w:hAnsi="Arial" w:cs="Arial"/>
+          <w:b w:val="0"/>
+          <w:sz w:val="18"/>
         </w:rPr>
         <w:t xml:space="preserve">, </w:t>
       </w:r>
-      <w:r>
-        <w:rPr>
-          <w:rStyle w:val="Strong"/>
-          <w:rFonts w:ascii="Arial" w:hAnsi="Arial" w:cs="Arial"/>
-          <w:sz w:val="20"/>
-        </w:rPr>
-        <w:t>ECS</w:t>
-      </w:r>
-      <w:r>
-        <w:rPr>
-          <w:rFonts w:ascii="Arial" w:hAnsi="Arial" w:cs="Arial"/>
-          <w:sz w:val="20"/>
-        </w:rPr>
-        <w:t xml:space="preserve">, </w:t>
-      </w:r>
-      <w:r>
-        <w:rPr>
-          <w:rStyle w:val="Strong"/>
-          <w:rFonts w:ascii="Arial" w:hAnsi="Arial" w:cs="Arial"/>
-          <w:sz w:val="20"/>
-        </w:rPr>
-        <w:t>EC2</w:t>
-      </w:r>
-      <w:r>
-        <w:rPr>
-          <w:rFonts w:ascii="Arial" w:hAnsi="Arial" w:cs="Arial"/>
-          <w:sz w:val="20"/>
-        </w:rPr>
-        <w:t xml:space="preserve">, </w:t>
-      </w:r>
-      <w:r>
-        <w:rPr>
-          <w:rStyle w:val="Strong"/>
-          <w:rFonts w:ascii="Arial" w:hAnsi="Arial" w:cs="Arial"/>
-          <w:sz w:val="20"/>
-        </w:rPr>
-        <w:t>Lambda</w:t>
-      </w:r>
-      <w:r>
-        <w:rPr>
-          <w:rFonts w:ascii="Arial" w:hAnsi="Arial" w:cs="Arial"/>
-          <w:sz w:val="20"/>
-        </w:rPr>
-        <w:t xml:space="preserve">, </w:t>
-      </w:r>
-      <w:r>
-        <w:rPr>
-          <w:rStyle w:val="Strong"/>
-          <w:rFonts w:ascii="Arial" w:hAnsi="Arial" w:cs="Arial"/>
-          <w:sz w:val="20"/>
-        </w:rPr>
-        <w:t>API Gateway</w:t>
-      </w:r>
-      <w:r>
-        <w:rPr>
-          <w:rFonts w:ascii="Arial" w:hAnsi="Arial" w:cs="Arial"/>
-          <w:sz w:val="20"/>
-        </w:rPr>
-        <w:t xml:space="preserve">, </w:t>
-      </w:r>
-      <w:r>
-        <w:rPr>
-          <w:rStyle w:val="Strong"/>
-          <w:rFonts w:ascii="Arial" w:hAnsi="Arial" w:cs="Arial"/>
-          <w:sz w:val="20"/>
-        </w:rPr>
-        <w:t>S3</w:t>
-      </w:r>
-      <w:r>
-        <w:rPr>
-          <w:rFonts w:ascii="Arial" w:hAnsi="Arial" w:cs="Arial"/>
-          <w:sz w:val="20"/>
-        </w:rPr>
-        <w:t xml:space="preserve">, </w:t>
-      </w:r>
-      <w:proofErr w:type="spellStart"/>
-      <w:r>
-        <w:rPr>
-          <w:rStyle w:val="Strong"/>
-          <w:rFonts w:ascii="Arial" w:hAnsi="Arial" w:cs="Arial"/>
-          <w:sz w:val="20"/>
-        </w:rPr>
-        <w:t>CloudFront</w:t>
-      </w:r>
-      <w:proofErr w:type="spellEnd"/>
-      <w:r>
-        <w:rPr>
-          <w:rFonts w:ascii="Arial" w:hAnsi="Arial" w:cs="Arial"/>
-          <w:sz w:val="20"/>
-        </w:rPr>
-        <w:t xml:space="preserve">, </w:t>
-      </w:r>
-      <w:r>
-        <w:rPr>
-          <w:rStyle w:val="Strong"/>
-          <w:rFonts w:ascii="Arial" w:hAnsi="Arial" w:cs="Arial"/>
-          <w:sz w:val="20"/>
-        </w:rPr>
-        <w:t>RDS</w:t>
-      </w:r>
-      <w:r>
-        <w:rPr>
-          <w:rFonts w:ascii="Arial" w:hAnsi="Arial" w:cs="Arial"/>
-          <w:sz w:val="20"/>
-        </w:rPr>
-        <w:t xml:space="preserve">, </w:t>
-      </w:r>
-      <w:proofErr w:type="spellStart"/>
-      <w:r>
-        <w:rPr>
-          <w:rStyle w:val="Strong"/>
-          <w:rFonts w:ascii="Arial" w:hAnsi="Arial" w:cs="Arial"/>
-          <w:sz w:val="20"/>
-        </w:rPr>
-        <w:t>DynamoDB</w:t>
-      </w:r>
-      <w:proofErr w:type="spellEnd"/>
-      <w:r>
-        <w:rPr>
-          <w:rFonts w:ascii="Arial" w:hAnsi="Arial" w:cs="Arial"/>
-          <w:sz w:val="20"/>
-        </w:rPr>
-        <w:t xml:space="preserve">, </w:t>
-      </w:r>
-      <w:proofErr w:type="spellStart"/>
-      <w:r>
-        <w:rPr>
-          <w:rStyle w:val="Strong"/>
-          <w:rFonts w:ascii="Arial" w:hAnsi="Arial" w:cs="Arial"/>
-          <w:sz w:val="20"/>
-        </w:rPr>
-        <w:t>ElastiCache</w:t>
-      </w:r>
-      <w:proofErr w:type="spellEnd"/>
-      <w:r>
-        <w:rPr>
-          <w:rFonts w:ascii="Arial" w:hAnsi="Arial" w:cs="Arial"/>
-          <w:sz w:val="20"/>
-        </w:rPr>
-        <w:t xml:space="preserve">, </w:t>
-      </w:r>
-      <w:proofErr w:type="spellStart"/>
-      <w:r>
-        <w:rPr>
-          <w:rStyle w:val="Strong"/>
-          <w:rFonts w:ascii="Arial" w:hAnsi="Arial" w:cs="Arial"/>
-          <w:sz w:val="20"/>
-        </w:rPr>
-        <w:t>EventBridge</w:t>
-      </w:r>
-      <w:proofErr w:type="spellEnd"/>
-      <w:r>
-        <w:rPr>
-          <w:rFonts w:ascii="Arial" w:hAnsi="Arial" w:cs="Arial"/>
-          <w:sz w:val="20"/>
-        </w:rPr>
-        <w:t xml:space="preserve">, </w:t>
-      </w:r>
-      <w:r>
-        <w:rPr>
-          <w:rStyle w:val="Strong"/>
-          <w:rFonts w:ascii="Arial" w:hAnsi="Arial" w:cs="Arial"/>
-          <w:sz w:val="20"/>
-        </w:rPr>
-        <w:t>Step Functions</w:t>
-      </w:r>
-      <w:r>
-        <w:rPr>
-          <w:rFonts w:ascii="Arial" w:hAnsi="Arial" w:cs="Arial"/>
-          <w:sz w:val="20"/>
-        </w:rPr>
-        <w:t xml:space="preserve">, </w:t>
-      </w:r>
-      <w:r>
-        <w:rPr>
-          <w:rStyle w:val="Strong"/>
-          <w:rFonts w:ascii="Arial" w:hAnsi="Arial" w:cs="Arial"/>
-          <w:sz w:val="20"/>
-        </w:rPr>
-        <w:t>IAM</w:t>
-      </w:r>
-      <w:r>
-        <w:rPr>
-          <w:rFonts w:ascii="Arial" w:hAnsi="Arial" w:cs="Arial"/>
-          <w:sz w:val="20"/>
-        </w:rPr>
-        <w:t xml:space="preserve"> • Azure: </w:t>
-      </w:r>
-      <w:r>
-        <w:rPr>
-          <w:rStyle w:val="Strong"/>
-          <w:rFonts w:ascii="Arial" w:hAnsi="Arial" w:cs="Arial"/>
-          <w:sz w:val="20"/>
-        </w:rPr>
-        <w:t>AKS</w:t>
-      </w:r>
-      <w:r>
-        <w:rPr>
-          <w:rFonts w:ascii="Arial" w:hAnsi="Arial" w:cs="Arial"/>
-          <w:sz w:val="20"/>
-        </w:rPr>
-        <w:t xml:space="preserve">, </w:t>
-      </w:r>
-      <w:r>
-        <w:rPr>
-          <w:rStyle w:val="Strong"/>
-          <w:rFonts w:ascii="Arial" w:hAnsi="Arial" w:cs="Arial"/>
-          <w:sz w:val="20"/>
-        </w:rPr>
-        <w:t>App Service</w:t>
-      </w:r>
-      <w:r>
-        <w:rPr>
-          <w:rFonts w:ascii="Arial" w:hAnsi="Arial" w:cs="Arial"/>
-          <w:sz w:val="20"/>
-        </w:rPr>
-        <w:t xml:space="preserve">, </w:t>
-      </w:r>
-      <w:r>
-        <w:rPr>
-          <w:rStyle w:val="Strong"/>
-          <w:rFonts w:ascii="Arial" w:hAnsi="Arial" w:cs="Arial"/>
-          <w:sz w:val="20"/>
-        </w:rPr>
-        <w:t>Azure SQL</w:t>
-      </w:r>
-      <w:r>
-        <w:rPr>
-          <w:rFonts w:ascii="Arial" w:hAnsi="Arial" w:cs="Arial"/>
-          <w:sz w:val="20"/>
-        </w:rPr>
-        <w:t xml:space="preserve">, </w:t>
-      </w:r>
-      <w:r>
-        <w:rPr>
-          <w:rStyle w:val="Strong"/>
-          <w:rFonts w:ascii="Arial" w:hAnsi="Arial" w:cs="Arial"/>
-          <w:sz w:val="20"/>
-        </w:rPr>
-        <w:t>Service Bus</w:t>
-      </w:r>
-      <w:r>
-        <w:rPr>
-          <w:rFonts w:ascii="Arial" w:hAnsi="Arial" w:cs="Arial"/>
-          <w:sz w:val="20"/>
-        </w:rPr>
-        <w:t xml:space="preserve">, </w:t>
-      </w:r>
-      <w:r>
-        <w:rPr>
-          <w:rStyle w:val="Strong"/>
-          <w:rFonts w:ascii="Arial" w:hAnsi="Arial" w:cs="Arial"/>
-          <w:sz w:val="20"/>
-        </w:rPr>
-        <w:t>Key Vault</w:t>
-      </w:r>
-      <w:r>
-        <w:rPr>
-          <w:rFonts w:ascii="Arial" w:hAnsi="Arial" w:cs="Arial"/>
-          <w:sz w:val="20"/>
-        </w:rPr>
-        <w:t xml:space="preserve">, </w:t>
-      </w:r>
-      <w:r>
-        <w:rPr>
-          <w:rStyle w:val="Strong"/>
-          <w:rFonts w:ascii="Arial" w:hAnsi="Arial" w:cs="Arial"/>
-          <w:sz w:val="20"/>
-        </w:rPr>
-        <w:t>Application Insights</w:t>
-      </w:r>
-      <w:r>
-        <w:rPr>
-          <w:rFonts w:ascii="Arial" w:hAnsi="Arial" w:cs="Arial"/>
-          <w:sz w:val="20"/>
-        </w:rPr>
-        <w:t xml:space="preserve"> • GCP: </w:t>
-      </w:r>
-      <w:r>
-        <w:rPr>
-          <w:rStyle w:val="Strong"/>
-          <w:rFonts w:ascii="Arial" w:hAnsi="Arial" w:cs="Arial"/>
-          <w:sz w:val="20"/>
-        </w:rPr>
-        <w:t>GKE</w:t>
-      </w:r>
-      <w:r>
-        <w:rPr>
-          <w:rFonts w:ascii="Arial" w:hAnsi="Arial" w:cs="Arial"/>
-          <w:sz w:val="20"/>
-        </w:rPr>
-        <w:t xml:space="preserve">, </w:t>
-      </w:r>
-      <w:r>
-        <w:rPr>
-          <w:rStyle w:val="Strong"/>
-          <w:rFonts w:ascii="Arial" w:hAnsi="Arial" w:cs="Arial"/>
-          <w:sz w:val="20"/>
-        </w:rPr>
-        <w:t>Cloud Run</w:t>
-      </w:r>
-      <w:r>
-        <w:rPr>
-          <w:rFonts w:ascii="Arial" w:hAnsi="Arial" w:cs="Arial"/>
-          <w:sz w:val="20"/>
-        </w:rPr>
-        <w:t xml:space="preserve">, </w:t>
-      </w:r>
-      <w:r>
-        <w:rPr>
-          <w:rStyle w:val="Strong"/>
-          <w:rFonts w:ascii="Arial" w:hAnsi="Arial" w:cs="Arial"/>
-          <w:sz w:val="20"/>
-        </w:rPr>
-        <w:t>Pub/Sub</w:t>
-      </w:r>
-      <w:r>
-        <w:rPr>
-          <w:rFonts w:ascii="Arial" w:hAnsi="Arial" w:cs="Arial"/>
-          <w:sz w:val="20"/>
-        </w:rPr>
-        <w:t xml:space="preserve">, </w:t>
-      </w:r>
-      <w:r>
-        <w:rPr>
-          <w:rStyle w:val="Strong"/>
-          <w:rFonts w:ascii="Arial" w:hAnsi="Arial" w:cs="Arial"/>
-          <w:sz w:val="20"/>
-        </w:rPr>
-        <w:t>Cloud Storage</w:t>
-      </w:r>
-      <w:r>
-        <w:rPr>
-          <w:rFonts w:ascii="Arial" w:hAnsi="Arial" w:cs="Arial"/>
-          <w:sz w:val="20"/>
-        </w:rPr>
-        <w:t xml:space="preserve">, </w:t>
-      </w:r>
-      <w:proofErr w:type="spellStart"/>
-      <w:r>
-        <w:rPr>
-          <w:rStyle w:val="Strong"/>
-          <w:rFonts w:ascii="Arial" w:hAnsi="Arial" w:cs="Arial"/>
-          <w:sz w:val="20"/>
-        </w:rPr>
-        <w:t>BigQuery</w:t>
-      </w:r>
-      <w:proofErr w:type="spellEnd"/>
-      <w:r>
-        <w:rPr>
-          <w:rFonts w:ascii="Arial" w:hAnsi="Arial" w:cs="Arial"/>
-          <w:sz w:val="20"/>
-        </w:rPr>
-        <w:t xml:space="preserve"> (consumer/integrator) • </w:t>
-      </w:r>
-      <w:proofErr w:type="spellStart"/>
-      <w:r>
-        <w:rPr>
-          <w:rStyle w:val="Strong"/>
-          <w:rFonts w:ascii="Arial" w:hAnsi="Arial" w:cs="Arial"/>
-          <w:sz w:val="20"/>
-        </w:rPr>
-        <w:t>Docker</w:t>
-      </w:r>
-      <w:proofErr w:type="spellEnd"/>
-      <w:r>
-        <w:rPr>
-          <w:rFonts w:ascii="Arial" w:hAnsi="Arial" w:cs="Arial"/>
-          <w:sz w:val="20"/>
-        </w:rPr>
-        <w:t xml:space="preserve">, </w:t>
-      </w:r>
-      <w:proofErr w:type="spellStart"/>
-      <w:r>
-        <w:rPr>
-          <w:rStyle w:val="Strong"/>
-          <w:rFonts w:ascii="Arial" w:hAnsi="Arial" w:cs="Arial"/>
-          <w:sz w:val="20"/>
-        </w:rPr>
-        <w:t>Kubernetes</w:t>
-      </w:r>
-      <w:proofErr w:type="spellEnd"/>
-      <w:r>
-        <w:rPr>
-          <w:rFonts w:ascii="Arial" w:hAnsi="Arial" w:cs="Arial"/>
-          <w:sz w:val="20"/>
-        </w:rPr>
-        <w:t xml:space="preserve">, </w:t>
-      </w:r>
-      <w:r>
-        <w:rPr>
-          <w:rStyle w:val="Strong"/>
-          <w:rFonts w:ascii="Arial" w:hAnsi="Arial" w:cs="Arial"/>
-          <w:sz w:val="20"/>
-        </w:rPr>
-        <w:t>Helm</w:t>
-      </w:r>
-      <w:r>
-        <w:rPr>
-          <w:rFonts w:ascii="Arial" w:hAnsi="Arial" w:cs="Arial"/>
-          <w:sz w:val="20"/>
-        </w:rPr>
-        <w:t xml:space="preserve">, </w:t>
-      </w:r>
-      <w:r>
-        <w:rPr>
-          <w:rStyle w:val="Strong"/>
-          <w:rFonts w:ascii="Arial" w:hAnsi="Arial" w:cs="Arial"/>
-          <w:sz w:val="20"/>
-        </w:rPr>
-        <w:t>Argo CD</w:t>
-      </w:r>
-      <w:r>
-        <w:rPr>
-          <w:rFonts w:ascii="Arial" w:hAnsi="Arial" w:cs="Arial"/>
-          <w:sz w:val="20"/>
-        </w:rPr>
-        <w:t xml:space="preserve">, </w:t>
-      </w:r>
-      <w:proofErr w:type="spellStart"/>
-      <w:r>
-        <w:rPr>
-          <w:rStyle w:val="Strong"/>
-          <w:rFonts w:ascii="Arial" w:hAnsi="Arial" w:cs="Arial"/>
-          <w:sz w:val="20"/>
-        </w:rPr>
-        <w:t>GitOps</w:t>
-      </w:r>
-      <w:proofErr w:type="spellEnd"/>
-      <w:r>
-        <w:rPr>
-          <w:rFonts w:ascii="Arial" w:hAnsi="Arial" w:cs="Arial"/>
-          <w:sz w:val="20"/>
-        </w:rPr>
-        <w:t xml:space="preserve">, </w:t>
-      </w:r>
-      <w:proofErr w:type="spellStart"/>
-      <w:r>
-        <w:rPr>
-          <w:rStyle w:val="Strong"/>
-          <w:rFonts w:ascii="Arial" w:hAnsi="Arial" w:cs="Arial"/>
-          <w:sz w:val="20"/>
-        </w:rPr>
-        <w:t>Terraform</w:t>
-      </w:r>
-      <w:proofErr w:type="spellEnd"/>
-      <w:r>
-        <w:rPr>
-          <w:rFonts w:ascii="Arial" w:hAnsi="Arial" w:cs="Arial"/>
-          <w:sz w:val="20"/>
-        </w:rPr>
-        <w:t xml:space="preserve">, </w:t>
-      </w:r>
-      <w:proofErr w:type="spellStart"/>
-      <w:r>
-        <w:rPr>
-          <w:rStyle w:val="Strong"/>
-          <w:rFonts w:ascii="Arial" w:hAnsi="Arial" w:cs="Arial"/>
-          <w:sz w:val="20"/>
-        </w:rPr>
-        <w:t>CloudFormation</w:t>
-      </w:r>
-      <w:proofErr w:type="spellEnd"/>
-      <w:r>
-        <w:rPr>
-          <w:rFonts w:ascii="Arial" w:hAnsi="Arial" w:cs="Arial"/>
-          <w:sz w:val="20"/>
-        </w:rPr>
-        <w:t xml:space="preserve"> • CI/CD: </w:t>
-      </w:r>
-      <w:proofErr w:type="spellStart"/>
-      <w:r>
-        <w:rPr>
-          <w:rStyle w:val="Strong"/>
-          <w:rFonts w:ascii="Arial" w:hAnsi="Arial" w:cs="Arial"/>
-          <w:sz w:val="20"/>
-        </w:rPr>
-        <w:t>GitHub</w:t>
-      </w:r>
-      <w:proofErr w:type="spellEnd"/>
-      <w:r>
-        <w:rPr>
-          <w:rStyle w:val="Strong"/>
-          <w:rFonts w:ascii="Arial" w:hAnsi="Arial" w:cs="Arial"/>
-          <w:sz w:val="20"/>
-        </w:rPr>
-        <w:t xml:space="preserve"> Actions</w:t>
-      </w:r>
-      <w:r>
-        <w:rPr>
-          <w:rFonts w:ascii="Arial" w:hAnsi="Arial" w:cs="Arial"/>
-          <w:sz w:val="20"/>
-        </w:rPr>
-        <w:t xml:space="preserve">, </w:t>
-      </w:r>
-      <w:proofErr w:type="spellStart"/>
-      <w:r>
-        <w:rPr>
-          <w:rStyle w:val="Strong"/>
-          <w:rFonts w:ascii="Arial" w:hAnsi="Arial" w:cs="Arial"/>
-          <w:sz w:val="20"/>
-        </w:rPr>
-        <w:t>GitLab</w:t>
-      </w:r>
-      <w:proofErr w:type="spellEnd"/>
-      <w:r>
-        <w:rPr>
-          <w:rStyle w:val="Strong"/>
-          <w:rFonts w:ascii="Arial" w:hAnsi="Arial" w:cs="Arial"/>
-          <w:sz w:val="20"/>
-        </w:rPr>
-        <w:t xml:space="preserve"> CI</w:t>
-      </w:r>
-      <w:r>
-        <w:rPr>
-          <w:rFonts w:ascii="Arial" w:hAnsi="Arial" w:cs="Arial"/>
-          <w:sz w:val="20"/>
-        </w:rPr>
-        <w:t xml:space="preserve">, </w:t>
-      </w:r>
-      <w:r>
-        <w:rPr>
-          <w:rStyle w:val="Strong"/>
-          <w:rFonts w:ascii="Arial" w:hAnsi="Arial" w:cs="Arial"/>
-          <w:sz w:val="20"/>
-        </w:rPr>
-        <w:t>Jenkins</w:t>
-      </w:r>
-      <w:r>
-        <w:rPr>
-          <w:rFonts w:ascii="Arial" w:hAnsi="Arial" w:cs="Arial"/>
-          <w:sz w:val="20"/>
-        </w:rPr>
-        <w:t xml:space="preserve">, </w:t>
-      </w:r>
-      <w:r>
-        <w:rPr>
-          <w:rStyle w:val="Strong"/>
-          <w:rFonts w:ascii="Arial" w:hAnsi="Arial" w:cs="Arial"/>
-          <w:sz w:val="20"/>
-        </w:rPr>
-        <w:t xml:space="preserve">Azure </w:t>
-      </w:r>
-      <w:proofErr w:type="spellStart"/>
-      <w:r>
-        <w:rPr>
-          <w:rStyle w:val="Strong"/>
-          <w:rFonts w:ascii="Arial" w:hAnsi="Arial" w:cs="Arial"/>
-          <w:sz w:val="20"/>
-        </w:rPr>
-        <w:t>DevOps</w:t>
-      </w:r>
-      <w:proofErr w:type="spellEnd"/>
-      <w:r>
-        <w:rPr>
-          <w:rFonts w:ascii="Arial" w:hAnsi="Arial" w:cs="Arial"/>
-          <w:sz w:val="20"/>
-        </w:rPr>
-        <w:t xml:space="preserve">, </w:t>
-      </w:r>
-      <w:proofErr w:type="spellStart"/>
-      <w:r>
-        <w:rPr>
-          <w:rStyle w:val="Strong"/>
-          <w:rFonts w:ascii="Arial" w:hAnsi="Arial" w:cs="Arial"/>
-          <w:sz w:val="20"/>
-        </w:rPr>
-        <w:t>CircleCI</w:t>
-      </w:r>
-      <w:proofErr w:type="spellEnd"/>
-    </w:p>
-    <w:p>
-      <w:pPr>
-        <w:pStyle w:val="NormalWeb"/>
-        <w:numPr>
-          <w:ilvl w:val="0"/>
-          <w:numId w:val="21"/>
-        </w:numPr>
-        <w:jc w:val="both"/>
-        <w:rPr>
-          <w:rFonts w:ascii="Arial" w:hAnsi="Arial" w:cs="Arial"/>
-          <w:sz w:val="20"/>
-        </w:rPr>
-      </w:pPr>
-      <w:proofErr w:type="spellStart"/>
-      <w:r>
-        <w:rPr>
-          <w:rStyle w:val="Strong"/>
-          <w:rFonts w:ascii="Arial" w:hAnsi="Arial" w:cs="Arial"/>
-          <w:sz w:val="20"/>
-        </w:rPr>
-        <w:t>Observability</w:t>
-      </w:r>
-      <w:proofErr w:type="spellEnd"/>
-      <w:r>
-        <w:rPr>
-          <w:rStyle w:val="Strong"/>
-          <w:rFonts w:ascii="Arial" w:hAnsi="Arial" w:cs="Arial"/>
-          <w:sz w:val="20"/>
-        </w:rPr>
-        <w:t>, Quality &amp; Security</w:t>
-      </w:r>
-      <w:r>
-        <w:rPr>
-          <w:rFonts w:ascii="Arial" w:hAnsi="Arial" w:cs="Arial"/>
-          <w:sz w:val="20"/>
-        </w:rPr>
-        <w:t xml:space="preserve"> — </w:t>
-      </w:r>
-      <w:proofErr w:type="spellStart"/>
-      <w:r>
-        <w:rPr>
-          <w:rStyle w:val="Strong"/>
-          <w:rFonts w:ascii="Arial" w:hAnsi="Arial" w:cs="Arial"/>
-          <w:sz w:val="20"/>
-        </w:rPr>
-        <w:t>OpenTelemetry</w:t>
-      </w:r>
-      <w:proofErr w:type="spellEnd"/>
-      <w:r>
-        <w:rPr>
-          <w:rFonts w:ascii="Arial" w:hAnsi="Arial" w:cs="Arial"/>
-          <w:sz w:val="20"/>
-        </w:rPr>
-        <w:t xml:space="preserve">, </w:t>
-      </w:r>
-      <w:proofErr w:type="spellStart"/>
-      <w:r>
-        <w:rPr>
-          <w:rStyle w:val="Strong"/>
-          <w:rFonts w:ascii="Arial" w:hAnsi="Arial" w:cs="Arial"/>
-          <w:sz w:val="20"/>
+      <w:proofErr w:type="spellStart"/>
+      <w:r>
+        <w:rPr>
+          <w:rStyle w:val="Strong"/>
+          <w:rFonts w:ascii="Arial" w:hAnsi="Arial" w:cs="Arial"/>
+          <w:b w:val="0"/>
+          <w:sz w:val="18"/>
         </w:rPr>
         <w:t>Datadog</w:t>
       </w:r>
       <w:proofErr w:type="spellEnd"/>
       <w:r>
         <w:rPr>
-          <w:rFonts w:ascii="Arial" w:hAnsi="Arial" w:cs="Arial"/>
-          <w:sz w:val="20"/>
-        </w:rPr>
-        <w:t xml:space="preserve">, </w:t>
-      </w:r>
-      <w:r>
-        <w:rPr>
-          <w:rStyle w:val="Strong"/>
-          <w:rFonts w:ascii="Arial" w:hAnsi="Arial" w:cs="Arial"/>
-          <w:sz w:val="20"/>
-        </w:rPr>
-        <w:t>Prometheus</w:t>
-      </w:r>
-      <w:r>
-        <w:rPr>
-          <w:rFonts w:ascii="Arial" w:hAnsi="Arial" w:cs="Arial"/>
-          <w:sz w:val="20"/>
-        </w:rPr>
-        <w:t xml:space="preserve">, </w:t>
-      </w:r>
-      <w:proofErr w:type="spellStart"/>
-      <w:r>
-        <w:rPr>
-          <w:rStyle w:val="Strong"/>
-          <w:rFonts w:ascii="Arial" w:hAnsi="Arial" w:cs="Arial"/>
-          <w:sz w:val="20"/>
+          <w:rStyle w:val="Strong"/>
+          <w:rFonts w:ascii="Arial" w:hAnsi="Arial" w:cs="Arial"/>
+          <w:b w:val="0"/>
+          <w:sz w:val="18"/>
+        </w:rPr>
+        <w:t xml:space="preserve">, Prometheus, </w:t>
+      </w:r>
+      <w:proofErr w:type="spellStart"/>
+      <w:r>
+        <w:rPr>
+          <w:rStyle w:val="Strong"/>
+          <w:rFonts w:ascii="Arial" w:hAnsi="Arial" w:cs="Arial"/>
+          <w:b w:val="0"/>
+          <w:sz w:val="18"/>
         </w:rPr>
         <w:t>Grafana</w:t>
       </w:r>
       <w:proofErr w:type="spellEnd"/>
       <w:r>
         <w:rPr>
-          <w:rFonts w:ascii="Arial" w:hAnsi="Arial" w:cs="Arial"/>
-          <w:sz w:val="20"/>
-        </w:rPr>
-        <w:t xml:space="preserve">, </w:t>
-      </w:r>
-      <w:r>
-        <w:rPr>
-          <w:rStyle w:val="Strong"/>
-          <w:rFonts w:ascii="Arial" w:hAnsi="Arial" w:cs="Arial"/>
-          <w:sz w:val="20"/>
-        </w:rPr>
-        <w:t>ELK/EFK</w:t>
-      </w:r>
-      <w:r>
-        <w:rPr>
-          <w:rFonts w:ascii="Arial" w:hAnsi="Arial" w:cs="Arial"/>
-          <w:sz w:val="20"/>
-        </w:rPr>
-        <w:t xml:space="preserve">, </w:t>
-      </w:r>
-      <w:proofErr w:type="spellStart"/>
-      <w:r>
-        <w:rPr>
-          <w:rStyle w:val="Strong"/>
-          <w:rFonts w:ascii="Arial" w:hAnsi="Arial" w:cs="Arial"/>
-          <w:sz w:val="20"/>
+          <w:rStyle w:val="Strong"/>
+          <w:rFonts w:ascii="Arial" w:hAnsi="Arial" w:cs="Arial"/>
+          <w:b w:val="0"/>
+          <w:sz w:val="18"/>
+        </w:rPr>
+        <w:t xml:space="preserve">, ELK/EFK, </w:t>
+      </w:r>
+      <w:proofErr w:type="spellStart"/>
+      <w:r>
+        <w:rPr>
+          <w:rStyle w:val="Strong"/>
+          <w:rFonts w:ascii="Arial" w:hAnsi="Arial" w:cs="Arial"/>
+          <w:b w:val="0"/>
+          <w:sz w:val="18"/>
         </w:rPr>
         <w:t>CloudWatch</w:t>
       </w:r>
       <w:proofErr w:type="spellEnd"/>
       <w:r>
         <w:rPr>
-          <w:rFonts w:ascii="Arial" w:hAnsi="Arial" w:cs="Arial"/>
-          <w:sz w:val="20"/>
-        </w:rPr>
-        <w:t xml:space="preserve">, structured logging • Testing: </w:t>
-      </w:r>
-      <w:r>
-        <w:rPr>
-          <w:rStyle w:val="Strong"/>
-          <w:rFonts w:ascii="Arial" w:hAnsi="Arial" w:cs="Arial"/>
-          <w:sz w:val="20"/>
-        </w:rPr>
-        <w:t>Jest</w:t>
-      </w:r>
-      <w:r>
-        <w:rPr>
-          <w:rFonts w:ascii="Arial" w:hAnsi="Arial" w:cs="Arial"/>
-          <w:sz w:val="20"/>
-        </w:rPr>
-        <w:t xml:space="preserve">, </w:t>
-      </w:r>
-      <w:r>
-        <w:rPr>
-          <w:rStyle w:val="Strong"/>
-          <w:rFonts w:ascii="Arial" w:hAnsi="Arial" w:cs="Arial"/>
-          <w:sz w:val="20"/>
-        </w:rPr>
-        <w:t>Mocha</w:t>
-      </w:r>
-      <w:r>
-        <w:rPr>
-          <w:rFonts w:ascii="Arial" w:hAnsi="Arial" w:cs="Arial"/>
-          <w:sz w:val="20"/>
-        </w:rPr>
-        <w:t xml:space="preserve">, </w:t>
-      </w:r>
-      <w:r>
-        <w:rPr>
-          <w:rStyle w:val="Strong"/>
-          <w:rFonts w:ascii="Arial" w:hAnsi="Arial" w:cs="Arial"/>
-          <w:sz w:val="20"/>
-        </w:rPr>
-        <w:t>Chai</w:t>
-      </w:r>
-      <w:r>
-        <w:rPr>
-          <w:rFonts w:ascii="Arial" w:hAnsi="Arial" w:cs="Arial"/>
-          <w:sz w:val="20"/>
-        </w:rPr>
-        <w:t xml:space="preserve">, </w:t>
-      </w:r>
-      <w:r>
-        <w:rPr>
-          <w:rStyle w:val="Strong"/>
-          <w:rFonts w:ascii="Arial" w:hAnsi="Arial" w:cs="Arial"/>
-          <w:sz w:val="20"/>
-        </w:rPr>
-        <w:t>React Testing Library</w:t>
-      </w:r>
-      <w:r>
-        <w:rPr>
-          <w:rFonts w:ascii="Arial" w:hAnsi="Arial" w:cs="Arial"/>
-          <w:sz w:val="20"/>
-        </w:rPr>
-        <w:t xml:space="preserve">, </w:t>
-      </w:r>
-      <w:r>
-        <w:rPr>
-          <w:rStyle w:val="Strong"/>
-          <w:rFonts w:ascii="Arial" w:hAnsi="Arial" w:cs="Arial"/>
-          <w:sz w:val="20"/>
-        </w:rPr>
-        <w:t>Cypress</w:t>
-      </w:r>
-      <w:r>
-        <w:rPr>
-          <w:rFonts w:ascii="Arial" w:hAnsi="Arial" w:cs="Arial"/>
-          <w:sz w:val="20"/>
-        </w:rPr>
-        <w:t xml:space="preserve">, </w:t>
-      </w:r>
-      <w:r>
-        <w:rPr>
-          <w:rStyle w:val="Strong"/>
-          <w:rFonts w:ascii="Arial" w:hAnsi="Arial" w:cs="Arial"/>
-          <w:sz w:val="20"/>
-        </w:rPr>
-        <w:t>Playwright</w:t>
-      </w:r>
-      <w:r>
-        <w:rPr>
-          <w:rFonts w:ascii="Arial" w:hAnsi="Arial" w:cs="Arial"/>
-          <w:sz w:val="20"/>
-        </w:rPr>
-        <w:t xml:space="preserve">, API contract tests (Pact-style) • Security: </w:t>
-      </w:r>
-      <w:r>
-        <w:rPr>
-          <w:rStyle w:val="Strong"/>
-          <w:rFonts w:ascii="Arial" w:hAnsi="Arial" w:cs="Arial"/>
-          <w:sz w:val="20"/>
-        </w:rPr>
-        <w:t>OAuth2</w:t>
-      </w:r>
-      <w:r>
-        <w:rPr>
-          <w:rFonts w:ascii="Arial" w:hAnsi="Arial" w:cs="Arial"/>
-          <w:sz w:val="20"/>
-        </w:rPr>
-        <w:t xml:space="preserve">, </w:t>
-      </w:r>
-      <w:proofErr w:type="spellStart"/>
-      <w:r>
-        <w:rPr>
-          <w:rStyle w:val="Strong"/>
-          <w:rFonts w:ascii="Arial" w:hAnsi="Arial" w:cs="Arial"/>
-          <w:sz w:val="20"/>
+          <w:rStyle w:val="Strong"/>
+          <w:rFonts w:ascii="Arial" w:hAnsi="Arial" w:cs="Arial"/>
+          <w:b w:val="0"/>
+          <w:sz w:val="18"/>
+        </w:rPr>
+        <w:t xml:space="preserve">, structured logging • </w:t>
+      </w:r>
+      <w:r>
+        <w:rPr>
+          <w:rStyle w:val="Strong"/>
+          <w:rFonts w:ascii="Arial" w:hAnsi="Arial" w:cs="Arial"/>
+          <w:sz w:val="18"/>
+        </w:rPr>
+        <w:t>Testing</w:t>
+      </w:r>
+      <w:r>
+        <w:rPr>
+          <w:rStyle w:val="Strong"/>
+          <w:rFonts w:ascii="Arial" w:hAnsi="Arial" w:cs="Arial"/>
+          <w:b w:val="0"/>
+          <w:sz w:val="18"/>
+        </w:rPr>
+        <w:t xml:space="preserve">: Jest, Mocha, Chai, React Testing Library, Cypress, Playwright, API contract tests (Pact-style) • </w:t>
+      </w:r>
+      <w:r>
+        <w:rPr>
+          <w:rStyle w:val="Strong"/>
+          <w:rFonts w:ascii="Arial" w:hAnsi="Arial" w:cs="Arial"/>
+          <w:sz w:val="18"/>
+        </w:rPr>
+        <w:t>Security</w:t>
+      </w:r>
+      <w:r>
+        <w:rPr>
+          <w:rStyle w:val="Strong"/>
+          <w:rFonts w:ascii="Arial" w:hAnsi="Arial" w:cs="Arial"/>
+          <w:b w:val="0"/>
+          <w:sz w:val="18"/>
+        </w:rPr>
+        <w:t xml:space="preserve">: OAuth2, </w:t>
+      </w:r>
+      <w:proofErr w:type="spellStart"/>
+      <w:r>
+        <w:rPr>
+          <w:rStyle w:val="Strong"/>
+          <w:rFonts w:ascii="Arial" w:hAnsi="Arial" w:cs="Arial"/>
+          <w:b w:val="0"/>
+          <w:sz w:val="18"/>
         </w:rPr>
         <w:t>OpenID</w:t>
       </w:r>
@@ -2221,111 +1484,50 @@
         <w:rPr>
           <w:rStyle w:val="Strong"/>
           <w:rFonts w:ascii="Arial" w:hAnsi="Arial" w:cs="Arial"/>
-          <w:sz w:val="20"/>
-        </w:rPr>
-        <w:t xml:space="preserve"> Connect</w:t>
-      </w:r>
-      <w:r>
-        <w:rPr>
-          <w:rFonts w:ascii="Arial" w:hAnsi="Arial" w:cs="Arial"/>
-          <w:sz w:val="20"/>
-        </w:rPr>
-        <w:t xml:space="preserve">, </w:t>
-      </w:r>
-      <w:r>
-        <w:rPr>
-          <w:rStyle w:val="Strong"/>
-          <w:rFonts w:ascii="Arial" w:hAnsi="Arial" w:cs="Arial"/>
-          <w:sz w:val="20"/>
-        </w:rPr>
-        <w:t>JWT</w:t>
-      </w:r>
-      <w:r>
-        <w:rPr>
-          <w:rFonts w:ascii="Arial" w:hAnsi="Arial" w:cs="Arial"/>
-          <w:sz w:val="20"/>
-        </w:rPr>
-        <w:t xml:space="preserve">, </w:t>
-      </w:r>
-      <w:proofErr w:type="spellStart"/>
-      <w:r>
-        <w:rPr>
-          <w:rStyle w:val="Strong"/>
-          <w:rFonts w:ascii="Arial" w:hAnsi="Arial" w:cs="Arial"/>
-          <w:sz w:val="20"/>
+          <w:b w:val="0"/>
+          <w:sz w:val="18"/>
+        </w:rPr>
+        <w:t xml:space="preserve"> Connect, JWT, </w:t>
+      </w:r>
+      <w:proofErr w:type="spellStart"/>
+      <w:r>
+        <w:rPr>
+          <w:rStyle w:val="Strong"/>
+          <w:rFonts w:ascii="Arial" w:hAnsi="Arial" w:cs="Arial"/>
+          <w:b w:val="0"/>
+          <w:sz w:val="18"/>
         </w:rPr>
         <w:t>Okta</w:t>
       </w:r>
       <w:proofErr w:type="spellEnd"/>
       <w:r>
         <w:rPr>
-          <w:rFonts w:ascii="Arial" w:hAnsi="Arial" w:cs="Arial"/>
-          <w:sz w:val="20"/>
-        </w:rPr>
-        <w:t xml:space="preserve">, </w:t>
-      </w:r>
-      <w:r>
-        <w:rPr>
-          <w:rStyle w:val="Strong"/>
-          <w:rFonts w:ascii="Arial" w:hAnsi="Arial" w:cs="Arial"/>
-          <w:sz w:val="20"/>
-        </w:rPr>
-        <w:t>Auth0</w:t>
-      </w:r>
-      <w:r>
-        <w:rPr>
-          <w:rFonts w:ascii="Arial" w:hAnsi="Arial" w:cs="Arial"/>
-          <w:sz w:val="20"/>
-        </w:rPr>
-        <w:t xml:space="preserve">, </w:t>
-      </w:r>
-      <w:r>
-        <w:rPr>
-          <w:rStyle w:val="Strong"/>
-          <w:rFonts w:ascii="Arial" w:hAnsi="Arial" w:cs="Arial"/>
-          <w:sz w:val="20"/>
-        </w:rPr>
-        <w:t xml:space="preserve">AWS </w:t>
-      </w:r>
-      <w:proofErr w:type="spellStart"/>
-      <w:r>
-        <w:rPr>
-          <w:rStyle w:val="Strong"/>
-          <w:rFonts w:ascii="Arial" w:hAnsi="Arial" w:cs="Arial"/>
-          <w:sz w:val="20"/>
+          <w:rStyle w:val="Strong"/>
+          <w:rFonts w:ascii="Arial" w:hAnsi="Arial" w:cs="Arial"/>
+          <w:b w:val="0"/>
+          <w:sz w:val="18"/>
+        </w:rPr>
+        <w:t xml:space="preserve">, Auth0, AWS </w:t>
+      </w:r>
+      <w:proofErr w:type="spellStart"/>
+      <w:r>
+        <w:rPr>
+          <w:rStyle w:val="Strong"/>
+          <w:rFonts w:ascii="Arial" w:hAnsi="Arial" w:cs="Arial"/>
+          <w:b w:val="0"/>
+          <w:sz w:val="18"/>
         </w:rPr>
         <w:t>Cognito</w:t>
       </w:r>
       <w:proofErr w:type="spellEnd"/>
       <w:r>
         <w:rPr>
-          <w:rFonts w:ascii="Arial" w:hAnsi="Arial" w:cs="Arial"/>
-          <w:sz w:val="20"/>
-        </w:rPr>
-        <w:t xml:space="preserve">, </w:t>
-      </w:r>
-      <w:r>
-        <w:rPr>
-          <w:rStyle w:val="Strong"/>
-          <w:rFonts w:ascii="Arial" w:hAnsi="Arial" w:cs="Arial"/>
-          <w:sz w:val="20"/>
-        </w:rPr>
-        <w:t>RBAC/ABAC</w:t>
-      </w:r>
-      <w:r>
-        <w:rPr>
-          <w:rFonts w:ascii="Arial" w:hAnsi="Arial" w:cs="Arial"/>
-          <w:sz w:val="20"/>
-        </w:rPr>
-        <w:t xml:space="preserve">, </w:t>
-      </w:r>
-      <w:r>
-        <w:rPr>
-          <w:rStyle w:val="Strong"/>
-          <w:rFonts w:ascii="Arial" w:hAnsi="Arial" w:cs="Arial"/>
-          <w:sz w:val="20"/>
-        </w:rPr>
-        <w:t>audit logging</w:t>
+          <w:rStyle w:val="Strong"/>
+          <w:rFonts w:ascii="Arial" w:hAnsi="Arial" w:cs="Arial"/>
+          <w:b w:val="0"/>
+          <w:sz w:val="18"/>
+        </w:rPr>
+        <w:t>, RBAC/ABAC, audit logging</w:t>
       </w:r>
     </w:p>
     <w:p>
@@ -2402,13 +1604,13 @@
         <w:jc w:val="both"/>
         <w:rPr>
           <w:rFonts w:ascii="Arial" w:hAnsi="Arial" w:cs="Arial"/>
-          <w:sz w:val="20"/>
-        </w:rPr>
-      </w:pPr>
-      <w:r>
-        <w:rPr>
-          <w:rFonts w:ascii="Arial" w:hAnsi="Arial" w:cs="Arial"/>
-          <w:sz w:val="20"/>
+          <w:sz w:val="18"/>
+        </w:rPr>
+      </w:pPr>
+      <w:r>
+        <w:rPr>
+          <w:rFonts w:ascii="Arial" w:hAnsi="Arial" w:cs="Arial"/>
+          <w:sz w:val="18"/>
         </w:rPr>
         <w:t xml:space="preserve">Led a modernization program for a multi-tenant admin portal in </w:t>
       </w:r>
@@ -2417,7 +1619,7 @@
         <w:rPr>
           <w:rStyle w:val="Strong"/>
           <w:rFonts w:ascii="Arial" w:hAnsi="Arial" w:cs="Arial"/>
-          <w:sz w:val="20"/>
+          <w:sz w:val="18"/>
         </w:rPr>
         <w:t>Vue</w:t>
       </w:r>
@@ -2426,7 +1628,7 @@
         <w:rPr>
           <w:rStyle w:val="Strong"/>
           <w:rFonts w:ascii="Arial" w:hAnsi="Arial" w:cs="Arial"/>
-          <w:sz w:val="20"/>
+          <w:sz w:val="18"/>
         </w:rPr>
         <w:t>/</w:t>
       </w:r>
@@ -2435,7 +1637,7 @@
         <w:rPr>
           <w:rStyle w:val="Strong"/>
           <w:rFonts w:ascii="Arial" w:hAnsi="Arial" w:cs="Arial"/>
-          <w:sz w:val="20"/>
+          <w:sz w:val="18"/>
         </w:rPr>
         <w:t>Nuxt</w:t>
       </w:r>
@@ -2443,7 +1645,7 @@
       <w:r>
         <w:rPr>
           <w:rFonts w:ascii="Arial" w:hAnsi="Arial" w:cs="Arial"/>
-          <w:sz w:val="20"/>
+          <w:sz w:val="18"/>
         </w:rPr>
         <w:t xml:space="preserve">, standardizing </w:t>
       </w:r>
@@ -2452,7 +1654,7 @@
         <w:rPr>
           <w:rStyle w:val="Strong"/>
           <w:rFonts w:ascii="Arial" w:hAnsi="Arial" w:cs="Arial"/>
-          <w:sz w:val="20"/>
+          <w:sz w:val="18"/>
         </w:rPr>
         <w:t>Pinia</w:t>
       </w:r>
@@ -2461,7 +1663,7 @@
         <w:rPr>
           <w:rStyle w:val="Strong"/>
           <w:rFonts w:ascii="Arial" w:hAnsi="Arial" w:cs="Arial"/>
-          <w:sz w:val="20"/>
+          <w:sz w:val="18"/>
         </w:rPr>
         <w:t>/</w:t>
       </w:r>
@@ -2470,7 +1672,7 @@
         <w:rPr>
           <w:rStyle w:val="Strong"/>
           <w:rFonts w:ascii="Arial" w:hAnsi="Arial" w:cs="Arial"/>
-          <w:sz w:val="20"/>
+          <w:sz w:val="18"/>
         </w:rPr>
         <w:t>Vuex</w:t>
       </w:r>
@@ -2478,7 +1680,7 @@
       <w:r>
         <w:rPr>
           <w:rFonts w:ascii="Arial" w:hAnsi="Arial" w:cs="Arial"/>
-          <w:sz w:val="20"/>
+          <w:sz w:val="18"/>
         </w:rPr>
         <w:t xml:space="preserve"> patterns, shared layouts, and a token-driven </w:t>
       </w:r>
@@ -2486,14 +1688,14 @@
         <w:rPr>
           <w:rStyle w:val="Strong"/>
           <w:rFonts w:ascii="Arial" w:hAnsi="Arial" w:cs="Arial"/>
-          <w:sz w:val="20"/>
+          <w:sz w:val="18"/>
         </w:rPr>
         <w:t>design system</w:t>
       </w:r>
       <w:r>
         <w:rPr>
           <w:rFonts w:ascii="Arial" w:hAnsi="Arial" w:cs="Arial"/>
-          <w:sz w:val="20"/>
+          <w:sz w:val="18"/>
         </w:rPr>
         <w:t xml:space="preserve"> with </w:t>
       </w:r>
@@ -2501,14 +1703,14 @@
         <w:rPr>
           <w:rStyle w:val="Strong"/>
           <w:rFonts w:ascii="Arial" w:hAnsi="Arial" w:cs="Arial"/>
-          <w:sz w:val="20"/>
+          <w:sz w:val="18"/>
         </w:rPr>
         <w:t>Storybook</w:t>
       </w:r>
       <w:r>
         <w:rPr>
           <w:rFonts w:ascii="Arial" w:hAnsi="Arial" w:cs="Arial"/>
-          <w:sz w:val="20"/>
+          <w:sz w:val="18"/>
         </w:rPr>
         <w:t>.</w:t>
       </w:r>
@@ -2523,13 +1725,13 @@
         <w:jc w:val="both"/>
         <w:rPr>
           <w:rFonts w:ascii="Arial" w:hAnsi="Arial" w:cs="Arial"/>
-          <w:sz w:val="20"/>
-        </w:rPr>
-      </w:pPr>
-      <w:r>
-        <w:rPr>
-          <w:rFonts w:ascii="Arial" w:hAnsi="Arial" w:cs="Arial"/>
-          <w:sz w:val="20"/>
+          <w:sz w:val="18"/>
+        </w:rPr>
+      </w:pPr>
+      <w:r>
+        <w:rPr>
+          <w:rFonts w:ascii="Arial" w:hAnsi="Arial" w:cs="Arial"/>
+          <w:sz w:val="18"/>
         </w:rPr>
         <w:t xml:space="preserve">Designed </w:t>
       </w:r>
@@ -2537,14 +1739,14 @@
         <w:rPr>
           <w:rStyle w:val="Strong"/>
           <w:rFonts w:ascii="Arial" w:hAnsi="Arial" w:cs="Arial"/>
-          <w:sz w:val="20"/>
+          <w:sz w:val="18"/>
         </w:rPr>
         <w:t>ASP.NET Core Web API</w:t>
       </w:r>
       <w:r>
         <w:rPr>
           <w:rFonts w:ascii="Arial" w:hAnsi="Arial" w:cs="Arial"/>
-          <w:sz w:val="20"/>
+          <w:sz w:val="18"/>
         </w:rPr>
         <w:t xml:space="preserve"> contracts with predictable error envelopes, request validation, and consistent pagination to keep clients stable through iterative releases.</w:t>
       </w:r>
@@ -2559,13 +1761,13 @@
         <w:jc w:val="both"/>
         <w:rPr>
           <w:rFonts w:ascii="Arial" w:hAnsi="Arial" w:cs="Arial"/>
-          <w:sz w:val="20"/>
-        </w:rPr>
-      </w:pPr>
-      <w:r>
-        <w:rPr>
-          <w:rFonts w:ascii="Arial" w:hAnsi="Arial" w:cs="Arial"/>
-          <w:sz w:val="20"/>
+          <w:sz w:val="18"/>
+        </w:rPr>
+      </w:pPr>
+      <w:r>
+        <w:rPr>
+          <w:rFonts w:ascii="Arial" w:hAnsi="Arial" w:cs="Arial"/>
+          <w:sz w:val="18"/>
         </w:rPr>
         <w:t xml:space="preserve">Built high-signal </w:t>
       </w:r>
@@ -2574,7 +1776,7 @@
         <w:rPr>
           <w:rStyle w:val="Strong"/>
           <w:rFonts w:ascii="Arial" w:hAnsi="Arial" w:cs="Arial"/>
-          <w:sz w:val="20"/>
+          <w:sz w:val="18"/>
         </w:rPr>
         <w:t>observability</w:t>
       </w:r>
@@ -2582,7 +1784,7 @@
       <w:r>
         <w:rPr>
           <w:rFonts w:ascii="Arial" w:hAnsi="Arial" w:cs="Arial"/>
-          <w:sz w:val="20"/>
+          <w:sz w:val="18"/>
         </w:rPr>
         <w:t xml:space="preserve"> using </w:t>
       </w:r>
@@ -2591,7 +1793,7 @@
         <w:rPr>
           <w:rStyle w:val="Strong"/>
           <w:rFonts w:ascii="Arial" w:hAnsi="Arial" w:cs="Arial"/>
-          <w:sz w:val="20"/>
+          <w:sz w:val="18"/>
         </w:rPr>
         <w:t>OpenTelemetry</w:t>
       </w:r>
@@ -2599,7 +1801,7 @@
       <w:r>
         <w:rPr>
           <w:rFonts w:ascii="Arial" w:hAnsi="Arial" w:cs="Arial"/>
-          <w:sz w:val="20"/>
+          <w:sz w:val="18"/>
         </w:rPr>
         <w:t xml:space="preserve"> + structured logging, publishing service dashboards in </w:t>
       </w:r>
@@ -2608,7 +1810,7 @@
         <w:rPr>
           <w:rStyle w:val="Strong"/>
           <w:rFonts w:ascii="Arial" w:hAnsi="Arial" w:cs="Arial"/>
-          <w:sz w:val="20"/>
+          <w:sz w:val="18"/>
         </w:rPr>
         <w:t>Grafana</w:t>
       </w:r>
@@ -2617,7 +1819,7 @@
         <w:rPr>
           <w:rStyle w:val="Strong"/>
           <w:rFonts w:ascii="Arial" w:hAnsi="Arial" w:cs="Arial"/>
-          <w:sz w:val="20"/>
+          <w:sz w:val="18"/>
         </w:rPr>
         <w:t>/</w:t>
       </w:r>
@@ -2626,7 +1828,7 @@
         <w:rPr>
           <w:rStyle w:val="Strong"/>
           <w:rFonts w:ascii="Arial" w:hAnsi="Arial" w:cs="Arial"/>
-          <w:sz w:val="20"/>
+          <w:sz w:val="18"/>
         </w:rPr>
         <w:t>Datadog</w:t>
       </w:r>
@@ -2634,7 +1836,7 @@
       <w:r>
         <w:rPr>
           <w:rFonts w:ascii="Arial" w:hAnsi="Arial" w:cs="Arial"/>
-          <w:sz w:val="20"/>
+          <w:sz w:val="18"/>
         </w:rPr>
         <w:t xml:space="preserve"> and alerting through </w:t>
       </w:r>
@@ -2643,7 +1845,7 @@
         <w:rPr>
           <w:rStyle w:val="Strong"/>
           <w:rFonts w:ascii="Arial" w:hAnsi="Arial" w:cs="Arial"/>
-          <w:sz w:val="20"/>
+          <w:sz w:val="18"/>
         </w:rPr>
         <w:t>CloudWatch</w:t>
       </w:r>
@@ -2651,7 +1853,7 @@
       <w:r>
         <w:rPr>
           <w:rFonts w:ascii="Arial" w:hAnsi="Arial" w:cs="Arial"/>
-          <w:sz w:val="20"/>
+          <w:sz w:val="18"/>
         </w:rPr>
         <w:t>.</w:t>
       </w:r>
@@ -2666,13 +1868,13 @@
         <w:jc w:val="both"/>
         <w:rPr>
           <w:rFonts w:ascii="Arial" w:hAnsi="Arial" w:cs="Arial"/>
-          <w:sz w:val="20"/>
-        </w:rPr>
-      </w:pPr>
-      <w:r>
-        <w:rPr>
-          <w:rFonts w:ascii="Arial" w:hAnsi="Arial" w:cs="Arial"/>
-          <w:sz w:val="20"/>
+          <w:sz w:val="18"/>
+        </w:rPr>
+      </w:pPr>
+      <w:r>
+        <w:rPr>
+          <w:rFonts w:ascii="Arial" w:hAnsi="Arial" w:cs="Arial"/>
+          <w:sz w:val="18"/>
         </w:rPr>
         <w:t xml:space="preserve">Implemented queue-driven workflows using </w:t>
       </w:r>
@@ -2680,14 +1882,14 @@
         <w:rPr>
           <w:rStyle w:val="Strong"/>
           <w:rFonts w:ascii="Arial" w:hAnsi="Arial" w:cs="Arial"/>
-          <w:sz w:val="20"/>
+          <w:sz w:val="18"/>
         </w:rPr>
         <w:t>AWS SQS/SNS</w:t>
       </w:r>
       <w:r>
         <w:rPr>
           <w:rFonts w:ascii="Arial" w:hAnsi="Arial" w:cs="Arial"/>
-          <w:sz w:val="20"/>
+          <w:sz w:val="18"/>
         </w:rPr>
         <w:t xml:space="preserve"> and </w:t>
       </w:r>
@@ -2696,7 +1898,7 @@
         <w:rPr>
           <w:rStyle w:val="Strong"/>
           <w:rFonts w:ascii="Arial" w:hAnsi="Arial" w:cs="Arial"/>
-          <w:sz w:val="20"/>
+          <w:sz w:val="18"/>
         </w:rPr>
         <w:t>EventBridge</w:t>
       </w:r>
@@ -2704,7 +1906,7 @@
       <w:r>
         <w:rPr>
           <w:rFonts w:ascii="Arial" w:hAnsi="Arial" w:cs="Arial"/>
-          <w:sz w:val="20"/>
+          <w:sz w:val="18"/>
         </w:rPr>
         <w:t xml:space="preserve">, enforcing </w:t>
       </w:r>
@@ -2713,7 +1915,7 @@
         <w:rPr>
           <w:rStyle w:val="Strong"/>
           <w:rFonts w:ascii="Arial" w:hAnsi="Arial" w:cs="Arial"/>
-          <w:sz w:val="20"/>
+          <w:sz w:val="18"/>
         </w:rPr>
         <w:t>idempotency</w:t>
       </w:r>
@@ -2722,14 +1924,14 @@
         <w:rPr>
           <w:rStyle w:val="Strong"/>
           <w:rFonts w:ascii="Arial" w:hAnsi="Arial" w:cs="Arial"/>
-          <w:sz w:val="20"/>
+          <w:sz w:val="18"/>
         </w:rPr>
         <w:t xml:space="preserve"> keys</w:t>
       </w:r>
       <w:r>
         <w:rPr>
           <w:rFonts w:ascii="Arial" w:hAnsi="Arial" w:cs="Arial"/>
-          <w:sz w:val="20"/>
+          <w:sz w:val="18"/>
         </w:rPr>
         <w:t xml:space="preserve"> and DLQ handling to keep retries safe under failure.</w:t>
       </w:r>
@@ -2744,13 +1946,13 @@
         <w:jc w:val="both"/>
         <w:rPr>
           <w:rFonts w:ascii="Arial" w:hAnsi="Arial" w:cs="Arial"/>
-          <w:sz w:val="20"/>
-        </w:rPr>
-      </w:pPr>
-      <w:r>
-        <w:rPr>
-          <w:rFonts w:ascii="Arial" w:hAnsi="Arial" w:cs="Arial"/>
-          <w:sz w:val="20"/>
+          <w:sz w:val="18"/>
+        </w:rPr>
+      </w:pPr>
+      <w:r>
+        <w:rPr>
+          <w:rFonts w:ascii="Arial" w:hAnsi="Arial" w:cs="Arial"/>
+          <w:sz w:val="18"/>
         </w:rPr>
         <w:t xml:space="preserve">Delivered a secure </w:t>
       </w:r>
@@ -2759,7 +1961,7 @@
         <w:rPr>
           <w:rStyle w:val="Strong"/>
           <w:rFonts w:ascii="Arial" w:hAnsi="Arial" w:cs="Arial"/>
-          <w:sz w:val="20"/>
+          <w:sz w:val="18"/>
         </w:rPr>
         <w:t>auth</w:t>
       </w:r>
@@ -2767,7 +1969,7 @@
       <w:r>
         <w:rPr>
           <w:rFonts w:ascii="Arial" w:hAnsi="Arial" w:cs="Arial"/>
-          <w:sz w:val="20"/>
+          <w:sz w:val="18"/>
         </w:rPr>
         <w:t xml:space="preserve"> layer using </w:t>
       </w:r>
@@ -2775,14 +1977,14 @@
         <w:rPr>
           <w:rStyle w:val="Strong"/>
           <w:rFonts w:ascii="Arial" w:hAnsi="Arial" w:cs="Arial"/>
-          <w:sz w:val="20"/>
+          <w:sz w:val="18"/>
         </w:rPr>
         <w:t>OAuth2</w:t>
       </w:r>
       <w:r>
         <w:rPr>
           <w:rFonts w:ascii="Arial" w:hAnsi="Arial" w:cs="Arial"/>
-          <w:sz w:val="20"/>
+          <w:sz w:val="18"/>
         </w:rPr>
         <w:t xml:space="preserve">, </w:t>
       </w:r>
@@ -2791,7 +1993,7 @@
         <w:rPr>
           <w:rStyle w:val="Strong"/>
           <w:rFonts w:ascii="Arial" w:hAnsi="Arial" w:cs="Arial"/>
-          <w:sz w:val="20"/>
+          <w:sz w:val="18"/>
         </w:rPr>
         <w:t>OpenID</w:t>
       </w:r>
@@ -2800,14 +2002,14 @@
         <w:rPr>
           <w:rStyle w:val="Strong"/>
           <w:rFonts w:ascii="Arial" w:hAnsi="Arial" w:cs="Arial"/>
-          <w:sz w:val="20"/>
+          <w:sz w:val="18"/>
         </w:rPr>
         <w:t xml:space="preserve"> Connect</w:t>
       </w:r>
       <w:r>
         <w:rPr>
           <w:rFonts w:ascii="Arial" w:hAnsi="Arial" w:cs="Arial"/>
-          <w:sz w:val="20"/>
+          <w:sz w:val="18"/>
         </w:rPr>
         <w:t xml:space="preserve">, </w:t>
       </w:r>
@@ -2815,14 +2017,14 @@
         <w:rPr>
           <w:rStyle w:val="Strong"/>
           <w:rFonts w:ascii="Arial" w:hAnsi="Arial" w:cs="Arial"/>
-          <w:sz w:val="20"/>
+          <w:sz w:val="18"/>
         </w:rPr>
         <w:t>JWT</w:t>
       </w:r>
       <w:r>
         <w:rPr>
           <w:rFonts w:ascii="Arial" w:hAnsi="Arial" w:cs="Arial"/>
-          <w:sz w:val="20"/>
+          <w:sz w:val="18"/>
         </w:rPr>
         <w:t xml:space="preserve">, and </w:t>
       </w:r>
@@ -2830,14 +2032,14 @@
         <w:rPr>
           <w:rStyle w:val="Strong"/>
           <w:rFonts w:ascii="Arial" w:hAnsi="Arial" w:cs="Arial"/>
-          <w:sz w:val="20"/>
+          <w:sz w:val="18"/>
         </w:rPr>
         <w:t>RBAC/ABAC</w:t>
       </w:r>
       <w:r>
         <w:rPr>
           <w:rFonts w:ascii="Arial" w:hAnsi="Arial" w:cs="Arial"/>
-          <w:sz w:val="20"/>
+          <w:sz w:val="18"/>
         </w:rPr>
         <w:t xml:space="preserve">, integrating enterprise identity via </w:t>
       </w:r>
@@ -2846,7 +2048,7 @@
         <w:rPr>
           <w:rStyle w:val="Strong"/>
           <w:rFonts w:ascii="Arial" w:hAnsi="Arial" w:cs="Arial"/>
-          <w:sz w:val="20"/>
+          <w:sz w:val="18"/>
         </w:rPr>
         <w:t>Okta</w:t>
       </w:r>
@@ -2855,14 +2057,14 @@
         <w:rPr>
           <w:rStyle w:val="Strong"/>
           <w:rFonts w:ascii="Arial" w:hAnsi="Arial" w:cs="Arial"/>
-          <w:sz w:val="20"/>
+          <w:sz w:val="18"/>
         </w:rPr>
         <w:t>/Auth0</w:t>
       </w:r>
       <w:r>
         <w:rPr>
           <w:rFonts w:ascii="Arial" w:hAnsi="Arial" w:cs="Arial"/>
-          <w:sz w:val="20"/>
+          <w:sz w:val="18"/>
         </w:rPr>
         <w:t xml:space="preserve"> and selective flows via </w:t>
       </w:r>
@@ -2870,7 +2072,7 @@
         <w:rPr>
           <w:rStyle w:val="Strong"/>
           <w:rFonts w:ascii="Arial" w:hAnsi="Arial" w:cs="Arial"/>
-          <w:sz w:val="20"/>
+          <w:sz w:val="18"/>
         </w:rPr>
         <w:t xml:space="preserve">AWS </w:t>
       </w:r>
@@ -2879,7 +2081,7 @@
         <w:rPr>
           <w:rStyle w:val="Strong"/>
           <w:rFonts w:ascii="Arial" w:hAnsi="Arial" w:cs="Arial"/>
-          <w:sz w:val="20"/>
+          <w:sz w:val="18"/>
         </w:rPr>
         <w:t>Cognito</w:t>
       </w:r>
@@ -2887,7 +2089,7 @@
       <w:r>
         <w:rPr>
           <w:rFonts w:ascii="Arial" w:hAnsi="Arial" w:cs="Arial"/>
-          <w:sz w:val="20"/>
+          <w:sz w:val="18"/>
         </w:rPr>
         <w:t>.</w:t>
       </w:r>
@@ -2902,13 +2104,13 @@
         <w:jc w:val="both"/>
         <w:rPr>
           <w:rFonts w:ascii="Arial" w:hAnsi="Arial" w:cs="Arial"/>
-          <w:sz w:val="20"/>
-        </w:rPr>
-      </w:pPr>
-      <w:r>
-        <w:rPr>
-          <w:rFonts w:ascii="Arial" w:hAnsi="Arial" w:cs="Arial"/>
-          <w:sz w:val="20"/>
+          <w:sz w:val="18"/>
+        </w:rPr>
+      </w:pPr>
+      <w:r>
+        <w:rPr>
+          <w:rFonts w:ascii="Arial" w:hAnsi="Arial" w:cs="Arial"/>
+          <w:sz w:val="18"/>
         </w:rPr>
         <w:t xml:space="preserve">Optimized relational queries with </w:t>
       </w:r>
@@ -2917,7 +2119,7 @@
         <w:rPr>
           <w:rStyle w:val="Strong"/>
           <w:rFonts w:ascii="Arial" w:hAnsi="Arial" w:cs="Arial"/>
-          <w:sz w:val="20"/>
+          <w:sz w:val="18"/>
         </w:rPr>
         <w:t>PostgreSQL</w:t>
       </w:r>
@@ -2925,7 +2127,7 @@
       <w:r>
         <w:rPr>
           <w:rFonts w:ascii="Arial" w:hAnsi="Arial" w:cs="Arial"/>
-          <w:sz w:val="20"/>
+          <w:sz w:val="18"/>
         </w:rPr>
         <w:t xml:space="preserve"> and </w:t>
       </w:r>
@@ -2933,14 +2135,14 @@
         <w:rPr>
           <w:rStyle w:val="Strong"/>
           <w:rFonts w:ascii="Arial" w:hAnsi="Arial" w:cs="Arial"/>
-          <w:sz w:val="20"/>
+          <w:sz w:val="18"/>
         </w:rPr>
         <w:t>SQL Server</w:t>
       </w:r>
       <w:r>
         <w:rPr>
           <w:rFonts w:ascii="Arial" w:hAnsi="Arial" w:cs="Arial"/>
-          <w:sz w:val="20"/>
+          <w:sz w:val="18"/>
         </w:rPr>
         <w:t xml:space="preserve"> by tightening index strategies, shaping payloads, and using read/write separation for high-contention paths.</w:t>
       </w:r>
@@ -2955,13 +2157,13 @@
         <w:jc w:val="both"/>
         <w:rPr>
           <w:rFonts w:ascii="Arial" w:hAnsi="Arial" w:cs="Arial"/>
-          <w:sz w:val="20"/>
-        </w:rPr>
-      </w:pPr>
-      <w:r>
-        <w:rPr>
-          <w:rFonts w:ascii="Arial" w:hAnsi="Arial" w:cs="Arial"/>
-          <w:sz w:val="20"/>
+          <w:sz w:val="18"/>
+        </w:rPr>
+      </w:pPr>
+      <w:r>
+        <w:rPr>
+          <w:rFonts w:ascii="Arial" w:hAnsi="Arial" w:cs="Arial"/>
+          <w:sz w:val="18"/>
         </w:rPr>
         <w:t xml:space="preserve">Added caching and hot-path acceleration with </w:t>
       </w:r>
@@ -2970,7 +2172,7 @@
         <w:rPr>
           <w:rStyle w:val="Strong"/>
           <w:rFonts w:ascii="Arial" w:hAnsi="Arial" w:cs="Arial"/>
-          <w:sz w:val="20"/>
+          <w:sz w:val="18"/>
         </w:rPr>
         <w:t>Redis</w:t>
       </w:r>
@@ -2979,7 +2181,7 @@
         <w:rPr>
           <w:rStyle w:val="Strong"/>
           <w:rFonts w:ascii="Arial" w:hAnsi="Arial" w:cs="Arial"/>
-          <w:sz w:val="20"/>
+          <w:sz w:val="18"/>
         </w:rPr>
         <w:t>/</w:t>
       </w:r>
@@ -2988,7 +2190,7 @@
         <w:rPr>
           <w:rStyle w:val="Strong"/>
           <w:rFonts w:ascii="Arial" w:hAnsi="Arial" w:cs="Arial"/>
-          <w:sz w:val="20"/>
+          <w:sz w:val="18"/>
         </w:rPr>
         <w:t>ElastiCache</w:t>
       </w:r>
@@ -2996,7 +2198,7 @@
       <w:r>
         <w:rPr>
           <w:rFonts w:ascii="Arial" w:hAnsi="Arial" w:cs="Arial"/>
-          <w:sz w:val="20"/>
+          <w:sz w:val="18"/>
         </w:rPr>
         <w:t>, reducing p95 latency while maintaining correctness with explicit invalidation rules.</w:t>
       </w:r>
@@ -3011,13 +2213,13 @@
         <w:jc w:val="both"/>
         <w:rPr>
           <w:rFonts w:ascii="Arial" w:hAnsi="Arial" w:cs="Arial"/>
-          <w:sz w:val="20"/>
-        </w:rPr>
-      </w:pPr>
-      <w:r>
-        <w:rPr>
-          <w:rFonts w:ascii="Arial" w:hAnsi="Arial" w:cs="Arial"/>
-          <w:sz w:val="20"/>
+          <w:sz w:val="18"/>
+        </w:rPr>
+      </w:pPr>
+      <w:r>
+        <w:rPr>
+          <w:rFonts w:ascii="Arial" w:hAnsi="Arial" w:cs="Arial"/>
+          <w:sz w:val="18"/>
         </w:rPr>
         <w:t xml:space="preserve">Built search-backed features using </w:t>
       </w:r>
@@ -3026,7 +2228,7 @@
         <w:rPr>
           <w:rStyle w:val="Strong"/>
           <w:rFonts w:ascii="Arial" w:hAnsi="Arial" w:cs="Arial"/>
-          <w:sz w:val="20"/>
+          <w:sz w:val="18"/>
         </w:rPr>
         <w:t>Elasticsearch</w:t>
       </w:r>
@@ -3035,14 +2237,14 @@
         <w:rPr>
           <w:rStyle w:val="Strong"/>
           <w:rFonts w:ascii="Arial" w:hAnsi="Arial" w:cs="Arial"/>
-          <w:sz w:val="20"/>
+          <w:sz w:val="18"/>
         </w:rPr>
         <w:t>/OpenSearch</w:t>
       </w:r>
       <w:r>
         <w:rPr>
           <w:rFonts w:ascii="Arial" w:hAnsi="Arial" w:cs="Arial"/>
-          <w:sz w:val="20"/>
+          <w:sz w:val="18"/>
         </w:rPr>
         <w:t xml:space="preserve">, including normalized indexing pipelines, relevance tuning, and safe </w:t>
       </w:r>
@@ -3050,7 +2252,7 @@
       <w:r>
         <w:rPr>
           <w:rFonts w:ascii="Arial" w:hAnsi="Arial" w:cs="Arial"/>
-          <w:sz w:val="20"/>
+          <w:sz w:val="18"/>
         </w:rPr>
         <w:t>reindexing</w:t>
       </w:r>
@@ -3058,7 +2260,7 @@
       <w:r>
         <w:rPr>
           <w:rFonts w:ascii="Arial" w:hAnsi="Arial" w:cs="Arial"/>
-          <w:sz w:val="20"/>
+          <w:sz w:val="18"/>
         </w:rPr>
         <w:t xml:space="preserve"> strategies.</w:t>
       </w:r>
@@ -3073,29 +2275,28 @@
         <w:jc w:val="both"/>
         <w:rPr>
           <w:rFonts w:ascii="Arial" w:hAnsi="Arial" w:cs="Arial"/>
-          <w:sz w:val="20"/>
-        </w:rPr>
-      </w:pPr>
-      <w:r>
-        <w:rPr>
-          <w:rFonts w:ascii="Arial" w:hAnsi="Arial" w:cs="Arial"/>
-          <w:sz w:val="20"/>
-        </w:rPr>
-        <w:lastRenderedPageBreak/>
+          <w:sz w:val="18"/>
+        </w:rPr>
+      </w:pPr>
+      <w:r>
+        <w:rPr>
+          <w:rFonts w:ascii="Arial" w:hAnsi="Arial" w:cs="Arial"/>
+          <w:sz w:val="18"/>
+        </w:rPr>
         <w:t xml:space="preserve">Implemented secure file/media handling using </w:t>
       </w:r>
       <w:r>
         <w:rPr>
           <w:rStyle w:val="Strong"/>
           <w:rFonts w:ascii="Arial" w:hAnsi="Arial" w:cs="Arial"/>
-          <w:sz w:val="20"/>
+          <w:sz w:val="18"/>
         </w:rPr>
         <w:t>S3</w:t>
       </w:r>
       <w:r>
         <w:rPr>
           <w:rFonts w:ascii="Arial" w:hAnsi="Arial" w:cs="Arial"/>
-          <w:sz w:val="20"/>
+          <w:sz w:val="18"/>
         </w:rPr>
         <w:t xml:space="preserve"> signed URLs and retention policies, fronted by </w:t>
       </w:r>
@@ -3104,7 +2305,7 @@
         <w:rPr>
           <w:rStyle w:val="Strong"/>
           <w:rFonts w:ascii="Arial" w:hAnsi="Arial" w:cs="Arial"/>
-          <w:sz w:val="20"/>
+          <w:sz w:val="18"/>
         </w:rPr>
         <w:t>CloudFront</w:t>
       </w:r>
@@ -3112,7 +2313,7 @@
       <w:r>
         <w:rPr>
           <w:rFonts w:ascii="Arial" w:hAnsi="Arial" w:cs="Arial"/>
-          <w:sz w:val="20"/>
+          <w:sz w:val="18"/>
         </w:rPr>
         <w:t xml:space="preserve"> to reduce origin load and improve download performance.</w:t>
       </w:r>
@@ -3127,13 +2328,13 @@
         <w:jc w:val="both"/>
         <w:rPr>
           <w:rFonts w:ascii="Arial" w:hAnsi="Arial" w:cs="Arial"/>
-          <w:sz w:val="20"/>
-        </w:rPr>
-      </w:pPr>
-      <w:r>
-        <w:rPr>
-          <w:rFonts w:ascii="Arial" w:hAnsi="Arial" w:cs="Arial"/>
-          <w:sz w:val="20"/>
+          <w:sz w:val="18"/>
+        </w:rPr>
+      </w:pPr>
+      <w:r>
+        <w:rPr>
+          <w:rFonts w:ascii="Arial" w:hAnsi="Arial" w:cs="Arial"/>
+          <w:sz w:val="18"/>
         </w:rPr>
         <w:t xml:space="preserve">Deployed services to </w:t>
       </w:r>
@@ -3141,14 +2342,14 @@
         <w:rPr>
           <w:rStyle w:val="Strong"/>
           <w:rFonts w:ascii="Arial" w:hAnsi="Arial" w:cs="Arial"/>
-          <w:sz w:val="20"/>
+          <w:sz w:val="18"/>
         </w:rPr>
         <w:t>AWS</w:t>
       </w:r>
       <w:r>
         <w:rPr>
           <w:rFonts w:ascii="Arial" w:hAnsi="Arial" w:cs="Arial"/>
-          <w:sz w:val="20"/>
+          <w:sz w:val="18"/>
         </w:rPr>
         <w:t xml:space="preserve"> using a mix of </w:t>
       </w:r>
@@ -3156,14 +2357,14 @@
         <w:rPr>
           <w:rStyle w:val="Strong"/>
           <w:rFonts w:ascii="Arial" w:hAnsi="Arial" w:cs="Arial"/>
-          <w:sz w:val="20"/>
+          <w:sz w:val="18"/>
         </w:rPr>
         <w:t>EKS/ECS</w:t>
       </w:r>
       <w:r>
         <w:rPr>
           <w:rFonts w:ascii="Arial" w:hAnsi="Arial" w:cs="Arial"/>
-          <w:sz w:val="20"/>
+          <w:sz w:val="18"/>
         </w:rPr>
         <w:t xml:space="preserve"> and </w:t>
       </w:r>
@@ -3171,7 +2372,7 @@
       <w:r>
         <w:rPr>
           <w:rFonts w:ascii="Arial" w:hAnsi="Arial" w:cs="Arial"/>
-          <w:sz w:val="20"/>
+          <w:sz w:val="18"/>
         </w:rPr>
         <w:t>serverless</w:t>
       </w:r>
@@ -3179,7 +2380,7 @@
       <w:r>
         <w:rPr>
           <w:rFonts w:ascii="Arial" w:hAnsi="Arial" w:cs="Arial"/>
-          <w:sz w:val="20"/>
+          <w:sz w:val="18"/>
         </w:rPr>
         <w:t xml:space="preserve"> components (</w:t>
       </w:r>
@@ -3187,14 +2388,14 @@
         <w:rPr>
           <w:rStyle w:val="Strong"/>
           <w:rFonts w:ascii="Arial" w:hAnsi="Arial" w:cs="Arial"/>
-          <w:sz w:val="20"/>
+          <w:sz w:val="18"/>
         </w:rPr>
         <w:t>Lambda</w:t>
       </w:r>
       <w:r>
         <w:rPr>
           <w:rFonts w:ascii="Arial" w:hAnsi="Arial" w:cs="Arial"/>
-          <w:sz w:val="20"/>
+          <w:sz w:val="18"/>
         </w:rPr>
         <w:t xml:space="preserve">, </w:t>
       </w:r>
@@ -3202,14 +2403,14 @@
         <w:rPr>
           <w:rStyle w:val="Strong"/>
           <w:rFonts w:ascii="Arial" w:hAnsi="Arial" w:cs="Arial"/>
-          <w:sz w:val="20"/>
+          <w:sz w:val="18"/>
         </w:rPr>
         <w:t>API Gateway</w:t>
       </w:r>
       <w:r>
         <w:rPr>
           <w:rFonts w:ascii="Arial" w:hAnsi="Arial" w:cs="Arial"/>
-          <w:sz w:val="20"/>
+          <w:sz w:val="18"/>
         </w:rPr>
         <w:t xml:space="preserve">), with least-privilege policies managed through </w:t>
       </w:r>
@@ -3217,14 +2418,14 @@
         <w:rPr>
           <w:rStyle w:val="Strong"/>
           <w:rFonts w:ascii="Arial" w:hAnsi="Arial" w:cs="Arial"/>
-          <w:sz w:val="20"/>
+          <w:sz w:val="18"/>
         </w:rPr>
         <w:t>IAM</w:t>
       </w:r>
       <w:r>
         <w:rPr>
           <w:rFonts w:ascii="Arial" w:hAnsi="Arial" w:cs="Arial"/>
-          <w:sz w:val="20"/>
+          <w:sz w:val="18"/>
         </w:rPr>
         <w:t>.</w:t>
       </w:r>
@@ -3239,13 +2440,13 @@
         <w:jc w:val="both"/>
         <w:rPr>
           <w:rFonts w:ascii="Arial" w:hAnsi="Arial" w:cs="Arial"/>
-          <w:sz w:val="20"/>
-        </w:rPr>
-      </w:pPr>
-      <w:r>
-        <w:rPr>
-          <w:rFonts w:ascii="Arial" w:hAnsi="Arial" w:cs="Arial"/>
-          <w:sz w:val="20"/>
+          <w:sz w:val="18"/>
+        </w:rPr>
+      </w:pPr>
+      <w:r>
+        <w:rPr>
+          <w:rFonts w:ascii="Arial" w:hAnsi="Arial" w:cs="Arial"/>
+          <w:sz w:val="18"/>
         </w:rPr>
         <w:t xml:space="preserve">Automated infrastructure and environment promotion with </w:t>
       </w:r>
@@ -3254,7 +2455,7 @@
         <w:rPr>
           <w:rStyle w:val="Strong"/>
           <w:rFonts w:ascii="Arial" w:hAnsi="Arial" w:cs="Arial"/>
-          <w:sz w:val="20"/>
+          <w:sz w:val="18"/>
         </w:rPr>
         <w:t>Terraform</w:t>
       </w:r>
@@ -3263,7 +2464,7 @@
         <w:rPr>
           <w:rStyle w:val="Strong"/>
           <w:rFonts w:ascii="Arial" w:hAnsi="Arial" w:cs="Arial"/>
-          <w:sz w:val="20"/>
+          <w:sz w:val="18"/>
         </w:rPr>
         <w:t>/</w:t>
       </w:r>
@@ -3272,7 +2473,7 @@
         <w:rPr>
           <w:rStyle w:val="Strong"/>
           <w:rFonts w:ascii="Arial" w:hAnsi="Arial" w:cs="Arial"/>
-          <w:sz w:val="20"/>
+          <w:sz w:val="18"/>
         </w:rPr>
         <w:t>CloudFormation</w:t>
       </w:r>
@@ -3280,7 +2481,7 @@
       <w:r>
         <w:rPr>
           <w:rFonts w:ascii="Arial" w:hAnsi="Arial" w:cs="Arial"/>
-          <w:sz w:val="20"/>
+          <w:sz w:val="18"/>
         </w:rPr>
         <w:t>, enforcing standardized modules for networking, data stores (</w:t>
       </w:r>
@@ -3288,7 +2489,7 @@
         <w:rPr>
           <w:rStyle w:val="Strong"/>
           <w:rFonts w:ascii="Arial" w:hAnsi="Arial" w:cs="Arial"/>
-          <w:sz w:val="20"/>
+          <w:sz w:val="18"/>
         </w:rPr>
         <w:t>RDS/</w:t>
       </w:r>
@@ -3297,7 +2498,7 @@
         <w:rPr>
           <w:rStyle w:val="Strong"/>
           <w:rFonts w:ascii="Arial" w:hAnsi="Arial" w:cs="Arial"/>
-          <w:sz w:val="20"/>
+          <w:sz w:val="18"/>
         </w:rPr>
         <w:t>DynamoDB</w:t>
       </w:r>
@@ -3305,7 +2506,7 @@
       <w:r>
         <w:rPr>
           <w:rFonts w:ascii="Arial" w:hAnsi="Arial" w:cs="Arial"/>
-          <w:sz w:val="20"/>
+          <w:sz w:val="18"/>
         </w:rPr>
         <w:t>), and secrets.</w:t>
       </w:r>
@@ -3320,13 +2521,13 @@
         <w:jc w:val="both"/>
         <w:rPr>
           <w:rFonts w:ascii="Arial" w:hAnsi="Arial" w:cs="Arial"/>
-          <w:sz w:val="20"/>
-        </w:rPr>
-      </w:pPr>
-      <w:r>
-        <w:rPr>
-          <w:rFonts w:ascii="Arial" w:hAnsi="Arial" w:cs="Arial"/>
-          <w:sz w:val="20"/>
+          <w:sz w:val="18"/>
+        </w:rPr>
+      </w:pPr>
+      <w:r>
+        <w:rPr>
+          <w:rFonts w:ascii="Arial" w:hAnsi="Arial" w:cs="Arial"/>
+          <w:sz w:val="18"/>
         </w:rPr>
         <w:t xml:space="preserve">Established CI/CD quality gates across UI + API using </w:t>
       </w:r>
@@ -3335,7 +2536,7 @@
         <w:rPr>
           <w:rStyle w:val="Strong"/>
           <w:rFonts w:ascii="Arial" w:hAnsi="Arial" w:cs="Arial"/>
-          <w:sz w:val="20"/>
+          <w:sz w:val="18"/>
         </w:rPr>
         <w:t>GitHub</w:t>
       </w:r>
@@ -3344,14 +2545,14 @@
         <w:rPr>
           <w:rStyle w:val="Strong"/>
           <w:rFonts w:ascii="Arial" w:hAnsi="Arial" w:cs="Arial"/>
-          <w:sz w:val="20"/>
+          <w:sz w:val="18"/>
         </w:rPr>
         <w:t xml:space="preserve"> Actions</w:t>
       </w:r>
       <w:r>
         <w:rPr>
           <w:rFonts w:ascii="Arial" w:hAnsi="Arial" w:cs="Arial"/>
-          <w:sz w:val="20"/>
+          <w:sz w:val="18"/>
         </w:rPr>
         <w:t xml:space="preserve"> and </w:t>
       </w:r>
@@ -3359,14 +2560,14 @@
         <w:rPr>
           <w:rStyle w:val="Strong"/>
           <w:rFonts w:ascii="Arial" w:hAnsi="Arial" w:cs="Arial"/>
-          <w:sz w:val="20"/>
+          <w:sz w:val="18"/>
         </w:rPr>
         <w:t>Jenkins</w:t>
       </w:r>
       <w:r>
         <w:rPr>
           <w:rFonts w:ascii="Arial" w:hAnsi="Arial" w:cs="Arial"/>
-          <w:sz w:val="20"/>
+          <w:sz w:val="18"/>
         </w:rPr>
         <w:t xml:space="preserve">, including unit tests, </w:t>
       </w:r>
@@ -3374,7 +2575,7 @@
       <w:r>
         <w:rPr>
           <w:rFonts w:ascii="Arial" w:hAnsi="Arial" w:cs="Arial"/>
-          <w:sz w:val="20"/>
+          <w:sz w:val="18"/>
         </w:rPr>
         <w:t>linting</w:t>
       </w:r>
@@ -3382,7 +2583,7 @@
       <w:r>
         <w:rPr>
           <w:rFonts w:ascii="Arial" w:hAnsi="Arial" w:cs="Arial"/>
-          <w:sz w:val="20"/>
+          <w:sz w:val="18"/>
         </w:rPr>
         <w:t>, and build verification to protect mainline.</w:t>
       </w:r>
@@ -3397,13 +2598,13 @@
         <w:jc w:val="both"/>
         <w:rPr>
           <w:rFonts w:ascii="Arial" w:hAnsi="Arial" w:cs="Arial"/>
-          <w:sz w:val="20"/>
-        </w:rPr>
-      </w:pPr>
-      <w:r>
-        <w:rPr>
-          <w:rFonts w:ascii="Arial" w:hAnsi="Arial" w:cs="Arial"/>
-          <w:sz w:val="20"/>
+          <w:sz w:val="18"/>
+        </w:rPr>
+      </w:pPr>
+      <w:r>
+        <w:rPr>
+          <w:rFonts w:ascii="Arial" w:hAnsi="Arial" w:cs="Arial"/>
+          <w:sz w:val="18"/>
         </w:rPr>
         <w:t xml:space="preserve">Strengthened UI reliability with automated tests using </w:t>
       </w:r>
@@ -3411,14 +2612,14 @@
         <w:rPr>
           <w:rStyle w:val="Strong"/>
           <w:rFonts w:ascii="Arial" w:hAnsi="Arial" w:cs="Arial"/>
-          <w:sz w:val="20"/>
+          <w:sz w:val="18"/>
         </w:rPr>
         <w:t>Cypress</w:t>
       </w:r>
       <w:r>
         <w:rPr>
           <w:rFonts w:ascii="Arial" w:hAnsi="Arial" w:cs="Arial"/>
-          <w:sz w:val="20"/>
+          <w:sz w:val="18"/>
         </w:rPr>
         <w:t xml:space="preserve"> and targeted flows in </w:t>
       </w:r>
@@ -3426,14 +2627,14 @@
         <w:rPr>
           <w:rStyle w:val="Strong"/>
           <w:rFonts w:ascii="Arial" w:hAnsi="Arial" w:cs="Arial"/>
-          <w:sz w:val="20"/>
+          <w:sz w:val="18"/>
         </w:rPr>
         <w:t>Playwright</w:t>
       </w:r>
       <w:r>
         <w:rPr>
           <w:rFonts w:ascii="Arial" w:hAnsi="Arial" w:cs="Arial"/>
-          <w:sz w:val="20"/>
+          <w:sz w:val="18"/>
         </w:rPr>
         <w:t>, adding contract checks in a Pact-style workflow.</w:t>
       </w:r>
@@ -3448,21 +2649,22 @@
         <w:jc w:val="both"/>
         <w:rPr>
           <w:rFonts w:ascii="Arial" w:hAnsi="Arial" w:cs="Arial"/>
-          <w:sz w:val="20"/>
-        </w:rPr>
-      </w:pPr>
-      <w:r>
-        <w:rPr>
-          <w:rFonts w:ascii="Arial" w:hAnsi="Arial" w:cs="Arial"/>
-          <w:sz w:val="20"/>
-        </w:rPr>
+          <w:sz w:val="18"/>
+        </w:rPr>
+      </w:pPr>
+      <w:r>
+        <w:rPr>
+          <w:rFonts w:ascii="Arial" w:hAnsi="Arial" w:cs="Arial"/>
+          <w:sz w:val="18"/>
+        </w:rPr>
+        <w:lastRenderedPageBreak/>
         <w:t xml:space="preserve">Integrated analytics feeds into </w:t>
       </w:r>
       <w:r>
         <w:rPr>
           <w:rStyle w:val="Strong"/>
           <w:rFonts w:ascii="Arial" w:hAnsi="Arial" w:cs="Arial"/>
-          <w:sz w:val="20"/>
+          <w:sz w:val="18"/>
         </w:rPr>
         <w:t>Redshift/</w:t>
       </w:r>
@@ -3471,7 +2673,7 @@
         <w:rPr>
           <w:rStyle w:val="Strong"/>
           <w:rFonts w:ascii="Arial" w:hAnsi="Arial" w:cs="Arial"/>
-          <w:sz w:val="20"/>
+          <w:sz w:val="18"/>
         </w:rPr>
         <w:t>BigQuery</w:t>
       </w:r>
@@ -3479,7 +2681,7 @@
       <w:r>
         <w:rPr>
           <w:rFonts w:ascii="Arial" w:hAnsi="Arial" w:cs="Arial"/>
-          <w:sz w:val="20"/>
+          <w:sz w:val="18"/>
         </w:rPr>
         <w:t xml:space="preserve"> via event pipelines and export jobs, improving reporting speed while keeping operational DBs stable.</w:t>
       </w:r>
@@ -3494,13 +2696,13 @@
         <w:jc w:val="both"/>
         <w:rPr>
           <w:rFonts w:ascii="Arial" w:hAnsi="Arial" w:cs="Arial"/>
-          <w:sz w:val="20"/>
-        </w:rPr>
-      </w:pPr>
-      <w:r>
-        <w:rPr>
-          <w:rFonts w:ascii="Arial" w:hAnsi="Arial" w:cs="Arial"/>
-          <w:sz w:val="20"/>
+          <w:sz w:val="18"/>
+        </w:rPr>
+      </w:pPr>
+      <w:r>
+        <w:rPr>
+          <w:rFonts w:ascii="Arial" w:hAnsi="Arial" w:cs="Arial"/>
+          <w:sz w:val="18"/>
         </w:rPr>
         <w:t xml:space="preserve">Partnered with product/support to ship incremental releases behind feature flags, documenting </w:t>
       </w:r>
@@ -3508,7 +2710,7 @@
       <w:r>
         <w:rPr>
           <w:rFonts w:ascii="Arial" w:hAnsi="Arial" w:cs="Arial"/>
-          <w:sz w:val="20"/>
+          <w:sz w:val="18"/>
         </w:rPr>
         <w:t>runbooks</w:t>
       </w:r>
@@ -3516,7 +2718,7 @@
       <w:r>
         <w:rPr>
           <w:rFonts w:ascii="Arial" w:hAnsi="Arial" w:cs="Arial"/>
-          <w:sz w:val="20"/>
+          <w:sz w:val="18"/>
         </w:rPr>
         <w:t xml:space="preserve"> and tightening incident response with actionable, user-impact signals.</w:t>
       </w:r>
@@ -3575,13 +2777,13 @@
         <w:jc w:val="both"/>
         <w:rPr>
           <w:rFonts w:ascii="Arial" w:hAnsi="Arial" w:cs="Arial"/>
-          <w:sz w:val="20"/>
-        </w:rPr>
-      </w:pPr>
-      <w:r>
-        <w:rPr>
-          <w:rFonts w:ascii="Arial" w:hAnsi="Arial" w:cs="Arial"/>
-          <w:sz w:val="20"/>
+          <w:sz w:val="18"/>
+        </w:rPr>
+      </w:pPr>
+      <w:r>
+        <w:rPr>
+          <w:rFonts w:ascii="Arial" w:hAnsi="Arial" w:cs="Arial"/>
+          <w:sz w:val="18"/>
         </w:rPr>
         <w:t xml:space="preserve">Owned a </w:t>
       </w:r>
@@ -3590,7 +2792,7 @@
         <w:rPr>
           <w:rStyle w:val="Strong"/>
           <w:rFonts w:ascii="Arial" w:hAnsi="Arial" w:cs="Arial"/>
-          <w:sz w:val="20"/>
+          <w:sz w:val="18"/>
         </w:rPr>
         <w:t>Vue</w:t>
       </w:r>
@@ -3598,7 +2800,7 @@
       <w:r>
         <w:rPr>
           <w:rFonts w:ascii="Arial" w:hAnsi="Arial" w:cs="Arial"/>
-          <w:sz w:val="20"/>
+          <w:sz w:val="18"/>
         </w:rPr>
         <w:t xml:space="preserve"> single-page application for operations teams, refactoring screens into reusable components with shared form validation and accessible UI patterns.</w:t>
       </w:r>
@@ -3613,13 +2815,13 @@
         <w:jc w:val="both"/>
         <w:rPr>
           <w:rFonts w:ascii="Arial" w:hAnsi="Arial" w:cs="Arial"/>
-          <w:sz w:val="20"/>
-        </w:rPr>
-      </w:pPr>
-      <w:r>
-        <w:rPr>
-          <w:rFonts w:ascii="Arial" w:hAnsi="Arial" w:cs="Arial"/>
-          <w:sz w:val="20"/>
+          <w:sz w:val="18"/>
+        </w:rPr>
+      </w:pPr>
+      <w:r>
+        <w:rPr>
+          <w:rFonts w:ascii="Arial" w:hAnsi="Arial" w:cs="Arial"/>
+          <w:sz w:val="18"/>
         </w:rPr>
         <w:t xml:space="preserve">Built and maintained </w:t>
       </w:r>
@@ -3627,14 +2829,14 @@
         <w:rPr>
           <w:rStyle w:val="Strong"/>
           <w:rFonts w:ascii="Arial" w:hAnsi="Arial" w:cs="Arial"/>
-          <w:sz w:val="20"/>
+          <w:sz w:val="18"/>
         </w:rPr>
         <w:t>.NET</w:t>
       </w:r>
       <w:r>
         <w:rPr>
           <w:rFonts w:ascii="Arial" w:hAnsi="Arial" w:cs="Arial"/>
-          <w:sz w:val="20"/>
+          <w:sz w:val="18"/>
         </w:rPr>
         <w:t xml:space="preserve"> REST APIs with consistent filtering/pagination, enabling internal consumers to integrate safely without brittle parsing.</w:t>
       </w:r>
@@ -3649,13 +2851,13 @@
         <w:jc w:val="both"/>
         <w:rPr>
           <w:rFonts w:ascii="Arial" w:hAnsi="Arial" w:cs="Arial"/>
-          <w:sz w:val="20"/>
-        </w:rPr>
-      </w:pPr>
-      <w:r>
-        <w:rPr>
-          <w:rFonts w:ascii="Arial" w:hAnsi="Arial" w:cs="Arial"/>
-          <w:sz w:val="20"/>
+          <w:sz w:val="18"/>
+        </w:rPr>
+      </w:pPr>
+      <w:r>
+        <w:rPr>
+          <w:rFonts w:ascii="Arial" w:hAnsi="Arial" w:cs="Arial"/>
+          <w:sz w:val="18"/>
         </w:rPr>
         <w:t xml:space="preserve">Implemented </w:t>
       </w:r>
@@ -3663,14 +2865,14 @@
         <w:rPr>
           <w:rStyle w:val="Strong"/>
           <w:rFonts w:ascii="Arial" w:hAnsi="Arial" w:cs="Arial"/>
-          <w:sz w:val="20"/>
+          <w:sz w:val="18"/>
         </w:rPr>
         <w:t>RBAC/ABAC</w:t>
       </w:r>
       <w:r>
         <w:rPr>
           <w:rFonts w:ascii="Arial" w:hAnsi="Arial" w:cs="Arial"/>
-          <w:sz w:val="20"/>
+          <w:sz w:val="18"/>
         </w:rPr>
         <w:t xml:space="preserve"> enforcement across UI guards and server policies, pairing authorization with </w:t>
       </w:r>
@@ -3678,14 +2880,14 @@
         <w:rPr>
           <w:rStyle w:val="Strong"/>
           <w:rFonts w:ascii="Arial" w:hAnsi="Arial" w:cs="Arial"/>
-          <w:sz w:val="20"/>
+          <w:sz w:val="18"/>
         </w:rPr>
         <w:t>audit logging</w:t>
       </w:r>
       <w:r>
         <w:rPr>
           <w:rFonts w:ascii="Arial" w:hAnsi="Arial" w:cs="Arial"/>
-          <w:sz w:val="20"/>
+          <w:sz w:val="18"/>
         </w:rPr>
         <w:t xml:space="preserve"> for sensitive workflows.</w:t>
       </w:r>
@@ -3700,13 +2902,13 @@
         <w:jc w:val="both"/>
         <w:rPr>
           <w:rFonts w:ascii="Arial" w:hAnsi="Arial" w:cs="Arial"/>
-          <w:sz w:val="20"/>
-        </w:rPr>
-      </w:pPr>
-      <w:r>
-        <w:rPr>
-          <w:rFonts w:ascii="Arial" w:hAnsi="Arial" w:cs="Arial"/>
-          <w:sz w:val="20"/>
+          <w:sz w:val="18"/>
+        </w:rPr>
+      </w:pPr>
+      <w:r>
+        <w:rPr>
+          <w:rFonts w:ascii="Arial" w:hAnsi="Arial" w:cs="Arial"/>
+          <w:sz w:val="18"/>
         </w:rPr>
         <w:t xml:space="preserve">Designed background processing with reliable retries and </w:t>
       </w:r>
@@ -3714,7 +2916,7 @@
       <w:r>
         <w:rPr>
           <w:rFonts w:ascii="Arial" w:hAnsi="Arial" w:cs="Arial"/>
-          <w:sz w:val="20"/>
+          <w:sz w:val="18"/>
         </w:rPr>
         <w:t>deduplication</w:t>
       </w:r>
@@ -3722,7 +2924,7 @@
       <w:r>
         <w:rPr>
           <w:rFonts w:ascii="Arial" w:hAnsi="Arial" w:cs="Arial"/>
-          <w:sz w:val="20"/>
+          <w:sz w:val="18"/>
         </w:rPr>
         <w:t xml:space="preserve"> using </w:t>
       </w:r>
@@ -3731,7 +2933,7 @@
         <w:rPr>
           <w:rStyle w:val="Strong"/>
           <w:rFonts w:ascii="Arial" w:hAnsi="Arial" w:cs="Arial"/>
-          <w:sz w:val="20"/>
+          <w:sz w:val="18"/>
         </w:rPr>
         <w:t>RabbitMQ</w:t>
       </w:r>
@@ -3739,7 +2941,7 @@
       <w:r>
         <w:rPr>
           <w:rFonts w:ascii="Arial" w:hAnsi="Arial" w:cs="Arial"/>
-          <w:sz w:val="20"/>
+          <w:sz w:val="18"/>
         </w:rPr>
         <w:t xml:space="preserve"> and </w:t>
       </w:r>
@@ -3747,14 +2949,14 @@
         <w:rPr>
           <w:rStyle w:val="Strong"/>
           <w:rFonts w:ascii="Arial" w:hAnsi="Arial" w:cs="Arial"/>
-          <w:sz w:val="20"/>
+          <w:sz w:val="18"/>
         </w:rPr>
         <w:t>Kafka</w:t>
       </w:r>
       <w:r>
         <w:rPr>
           <w:rFonts w:ascii="Arial" w:hAnsi="Arial" w:cs="Arial"/>
-          <w:sz w:val="20"/>
+          <w:sz w:val="18"/>
         </w:rPr>
         <w:t>, preventing duplicate notifications and side effects.</w:t>
       </w:r>
@@ -3769,13 +2971,13 @@
         <w:jc w:val="both"/>
         <w:rPr>
           <w:rFonts w:ascii="Arial" w:hAnsi="Arial" w:cs="Arial"/>
-          <w:sz w:val="20"/>
-        </w:rPr>
-      </w:pPr>
-      <w:r>
-        <w:rPr>
-          <w:rFonts w:ascii="Arial" w:hAnsi="Arial" w:cs="Arial"/>
-          <w:sz w:val="20"/>
+          <w:sz w:val="18"/>
+        </w:rPr>
+      </w:pPr>
+      <w:r>
+        <w:rPr>
+          <w:rFonts w:ascii="Arial" w:hAnsi="Arial" w:cs="Arial"/>
+          <w:sz w:val="18"/>
         </w:rPr>
         <w:t xml:space="preserve">Introduced rate limiting and resilience controls around external calls, using timeouts and </w:t>
       </w:r>
@@ -3783,7 +2985,7 @@
       <w:r>
         <w:rPr>
           <w:rFonts w:ascii="Arial" w:hAnsi="Arial" w:cs="Arial"/>
-          <w:sz w:val="20"/>
+          <w:sz w:val="18"/>
         </w:rPr>
         <w:t>backoff</w:t>
       </w:r>
@@ -3791,7 +2993,7 @@
       <w:r>
         <w:rPr>
           <w:rFonts w:ascii="Arial" w:hAnsi="Arial" w:cs="Arial"/>
-          <w:sz w:val="20"/>
+          <w:sz w:val="18"/>
         </w:rPr>
         <w:t xml:space="preserve"> to contain cascading failures under dependency outages.</w:t>
       </w:r>
@@ -3806,13 +3008,13 @@
         <w:jc w:val="both"/>
         <w:rPr>
           <w:rFonts w:ascii="Arial" w:hAnsi="Arial" w:cs="Arial"/>
-          <w:sz w:val="20"/>
-        </w:rPr>
-      </w:pPr>
-      <w:r>
-        <w:rPr>
-          <w:rFonts w:ascii="Arial" w:hAnsi="Arial" w:cs="Arial"/>
-          <w:sz w:val="20"/>
+          <w:sz w:val="18"/>
+        </w:rPr>
+      </w:pPr>
+      <w:r>
+        <w:rPr>
+          <w:rFonts w:ascii="Arial" w:hAnsi="Arial" w:cs="Arial"/>
+          <w:sz w:val="18"/>
         </w:rPr>
         <w:t xml:space="preserve">Improved reporting performance by tuning </w:t>
       </w:r>
@@ -3820,14 +3022,14 @@
         <w:rPr>
           <w:rStyle w:val="Strong"/>
           <w:rFonts w:ascii="Arial" w:hAnsi="Arial" w:cs="Arial"/>
-          <w:sz w:val="20"/>
+          <w:sz w:val="18"/>
         </w:rPr>
         <w:t>SQL Server/MySQL</w:t>
       </w:r>
       <w:r>
         <w:rPr>
           <w:rFonts w:ascii="Arial" w:hAnsi="Arial" w:cs="Arial"/>
-          <w:sz w:val="20"/>
+          <w:sz w:val="18"/>
         </w:rPr>
         <w:t xml:space="preserve"> queries, coordinating index changes, and standardizing migration practices for low-downtime releases.</w:t>
       </w:r>
@@ -3842,13 +3044,13 @@
         <w:jc w:val="both"/>
         <w:rPr>
           <w:rFonts w:ascii="Arial" w:hAnsi="Arial" w:cs="Arial"/>
-          <w:sz w:val="20"/>
-        </w:rPr>
-      </w:pPr>
-      <w:r>
-        <w:rPr>
-          <w:rFonts w:ascii="Arial" w:hAnsi="Arial" w:cs="Arial"/>
-          <w:sz w:val="20"/>
+          <w:sz w:val="18"/>
+        </w:rPr>
+      </w:pPr>
+      <w:r>
+        <w:rPr>
+          <w:rFonts w:ascii="Arial" w:hAnsi="Arial" w:cs="Arial"/>
+          <w:sz w:val="18"/>
         </w:rPr>
         <w:t xml:space="preserve">Added caching layers with </w:t>
       </w:r>
@@ -3857,7 +3059,7 @@
         <w:rPr>
           <w:rStyle w:val="Strong"/>
           <w:rFonts w:ascii="Arial" w:hAnsi="Arial" w:cs="Arial"/>
-          <w:sz w:val="20"/>
+          <w:sz w:val="18"/>
         </w:rPr>
         <w:t>Redis</w:t>
       </w:r>
@@ -3865,7 +3067,7 @@
       <w:r>
         <w:rPr>
           <w:rFonts w:ascii="Arial" w:hAnsi="Arial" w:cs="Arial"/>
-          <w:sz w:val="20"/>
+          <w:sz w:val="18"/>
         </w:rPr>
         <w:t xml:space="preserve"> to reduce load on transactional stores while keeping correctness via explicit cache keys and TTL strategies.</w:t>
       </w:r>
@@ -3880,13 +3082,13 @@
         <w:jc w:val="both"/>
         <w:rPr>
           <w:rFonts w:ascii="Arial" w:hAnsi="Arial" w:cs="Arial"/>
-          <w:sz w:val="20"/>
-        </w:rPr>
-      </w:pPr>
-      <w:r>
-        <w:rPr>
-          <w:rFonts w:ascii="Arial" w:hAnsi="Arial" w:cs="Arial"/>
-          <w:sz w:val="20"/>
+          <w:sz w:val="18"/>
+        </w:rPr>
+      </w:pPr>
+      <w:r>
+        <w:rPr>
+          <w:rFonts w:ascii="Arial" w:hAnsi="Arial" w:cs="Arial"/>
+          <w:sz w:val="18"/>
         </w:rPr>
         <w:t xml:space="preserve">Implemented search experiences backed by </w:t>
       </w:r>
@@ -3895,7 +3097,7 @@
         <w:rPr>
           <w:rStyle w:val="Strong"/>
           <w:rFonts w:ascii="Arial" w:hAnsi="Arial" w:cs="Arial"/>
-          <w:sz w:val="20"/>
+          <w:sz w:val="18"/>
         </w:rPr>
         <w:t>Elasticsearch</w:t>
       </w:r>
@@ -3903,7 +3105,7 @@
       <w:r>
         <w:rPr>
           <w:rFonts w:ascii="Arial" w:hAnsi="Arial" w:cs="Arial"/>
-          <w:sz w:val="20"/>
+          <w:sz w:val="18"/>
         </w:rPr>
         <w:t>, including indexing jobs, field mappings, and user-facing filters optimized for large datasets.</w:t>
       </w:r>
@@ -3918,13 +3120,13 @@
         <w:jc w:val="both"/>
         <w:rPr>
           <w:rFonts w:ascii="Arial" w:hAnsi="Arial" w:cs="Arial"/>
-          <w:sz w:val="20"/>
-        </w:rPr>
-      </w:pPr>
-      <w:r>
-        <w:rPr>
-          <w:rFonts w:ascii="Arial" w:hAnsi="Arial" w:cs="Arial"/>
-          <w:sz w:val="20"/>
+          <w:sz w:val="18"/>
+        </w:rPr>
+      </w:pPr>
+      <w:r>
+        <w:rPr>
+          <w:rFonts w:ascii="Arial" w:hAnsi="Arial" w:cs="Arial"/>
+          <w:sz w:val="18"/>
         </w:rPr>
         <w:t xml:space="preserve">Standardized release workflows with </w:t>
       </w:r>
@@ -3932,14 +3134,14 @@
         <w:rPr>
           <w:rStyle w:val="Strong"/>
           <w:rFonts w:ascii="Arial" w:hAnsi="Arial" w:cs="Arial"/>
-          <w:sz w:val="20"/>
+          <w:sz w:val="18"/>
         </w:rPr>
         <w:t>CI/CD</w:t>
       </w:r>
       <w:r>
         <w:rPr>
           <w:rFonts w:ascii="Arial" w:hAnsi="Arial" w:cs="Arial"/>
-          <w:sz w:val="20"/>
+          <w:sz w:val="18"/>
         </w:rPr>
         <w:t xml:space="preserve"> in </w:t>
       </w:r>
@@ -3947,7 +3149,7 @@
         <w:rPr>
           <w:rStyle w:val="Strong"/>
           <w:rFonts w:ascii="Arial" w:hAnsi="Arial" w:cs="Arial"/>
-          <w:sz w:val="20"/>
+          <w:sz w:val="18"/>
         </w:rPr>
         <w:t xml:space="preserve">Azure </w:t>
       </w:r>
@@ -3956,7 +3158,7 @@
         <w:rPr>
           <w:rStyle w:val="Strong"/>
           <w:rFonts w:ascii="Arial" w:hAnsi="Arial" w:cs="Arial"/>
-          <w:sz w:val="20"/>
+          <w:sz w:val="18"/>
         </w:rPr>
         <w:t>DevOps</w:t>
       </w:r>
@@ -3964,7 +3166,7 @@
       <w:r>
         <w:rPr>
           <w:rFonts w:ascii="Arial" w:hAnsi="Arial" w:cs="Arial"/>
-          <w:sz w:val="20"/>
+          <w:sz w:val="18"/>
         </w:rPr>
         <w:t xml:space="preserve"> and </w:t>
       </w:r>
@@ -3972,14 +3174,14 @@
         <w:rPr>
           <w:rStyle w:val="Strong"/>
           <w:rFonts w:ascii="Arial" w:hAnsi="Arial" w:cs="Arial"/>
-          <w:sz w:val="20"/>
+          <w:sz w:val="18"/>
         </w:rPr>
         <w:t>Jenkins</w:t>
       </w:r>
       <w:r>
         <w:rPr>
           <w:rFonts w:ascii="Arial" w:hAnsi="Arial" w:cs="Arial"/>
-          <w:sz w:val="20"/>
+          <w:sz w:val="18"/>
         </w:rPr>
         <w:t>, adding environment promotion steps and rollback playbooks.</w:t>
       </w:r>
@@ -3994,13 +3196,13 @@
         <w:jc w:val="both"/>
         <w:rPr>
           <w:rFonts w:ascii="Arial" w:hAnsi="Arial" w:cs="Arial"/>
-          <w:sz w:val="20"/>
-        </w:rPr>
-      </w:pPr>
-      <w:r>
-        <w:rPr>
-          <w:rFonts w:ascii="Arial" w:hAnsi="Arial" w:cs="Arial"/>
-          <w:sz w:val="20"/>
+          <w:sz w:val="18"/>
+        </w:rPr>
+      </w:pPr>
+      <w:r>
+        <w:rPr>
+          <w:rFonts w:ascii="Arial" w:hAnsi="Arial" w:cs="Arial"/>
+          <w:sz w:val="18"/>
         </w:rPr>
         <w:t xml:space="preserve">Improved production visibility by emitting structured logs into </w:t>
       </w:r>
@@ -4008,14 +3210,14 @@
         <w:rPr>
           <w:rStyle w:val="Strong"/>
           <w:rFonts w:ascii="Arial" w:hAnsi="Arial" w:cs="Arial"/>
-          <w:sz w:val="20"/>
+          <w:sz w:val="18"/>
         </w:rPr>
         <w:t>ELK/EFK</w:t>
       </w:r>
       <w:r>
         <w:rPr>
           <w:rFonts w:ascii="Arial" w:hAnsi="Arial" w:cs="Arial"/>
-          <w:sz w:val="20"/>
+          <w:sz w:val="18"/>
         </w:rPr>
         <w:t xml:space="preserve">, tracking key service metrics with </w:t>
       </w:r>
@@ -4023,14 +3225,14 @@
         <w:rPr>
           <w:rStyle w:val="Strong"/>
           <w:rFonts w:ascii="Arial" w:hAnsi="Arial" w:cs="Arial"/>
-          <w:sz w:val="20"/>
+          <w:sz w:val="18"/>
         </w:rPr>
         <w:t>Prometheus</w:t>
       </w:r>
       <w:r>
         <w:rPr>
           <w:rFonts w:ascii="Arial" w:hAnsi="Arial" w:cs="Arial"/>
-          <w:sz w:val="20"/>
+          <w:sz w:val="18"/>
         </w:rPr>
         <w:t xml:space="preserve">, and </w:t>
       </w:r>
@@ -4038,7 +3240,7 @@
       <w:r>
         <w:rPr>
           <w:rFonts w:ascii="Arial" w:hAnsi="Arial" w:cs="Arial"/>
-          <w:sz w:val="20"/>
+          <w:sz w:val="18"/>
         </w:rPr>
         <w:t>dashboarding</w:t>
       </w:r>
@@ -4046,7 +3248,7 @@
       <w:r>
         <w:rPr>
           <w:rFonts w:ascii="Arial" w:hAnsi="Arial" w:cs="Arial"/>
-          <w:sz w:val="20"/>
+          <w:sz w:val="18"/>
         </w:rPr>
         <w:t xml:space="preserve"> in </w:t>
       </w:r>
@@ -4055,7 +3257,7 @@
         <w:rPr>
           <w:rStyle w:val="Strong"/>
           <w:rFonts w:ascii="Arial" w:hAnsi="Arial" w:cs="Arial"/>
-          <w:sz w:val="20"/>
+          <w:sz w:val="18"/>
         </w:rPr>
         <w:t>Grafana</w:t>
       </w:r>
@@ -4063,7 +3265,7 @@
       <w:r>
         <w:rPr>
           <w:rFonts w:ascii="Arial" w:hAnsi="Arial" w:cs="Arial"/>
-          <w:sz w:val="20"/>
+          <w:sz w:val="18"/>
         </w:rPr>
         <w:t>.</w:t>
       </w:r>
@@ -4078,13 +3280,13 @@
         <w:jc w:val="both"/>
         <w:rPr>
           <w:rFonts w:ascii="Arial" w:hAnsi="Arial" w:cs="Arial"/>
-          <w:sz w:val="20"/>
-        </w:rPr>
-      </w:pPr>
-      <w:r>
-        <w:rPr>
-          <w:rFonts w:ascii="Arial" w:hAnsi="Arial" w:cs="Arial"/>
-          <w:sz w:val="20"/>
+          <w:sz w:val="18"/>
+        </w:rPr>
+      </w:pPr>
+      <w:r>
+        <w:rPr>
+          <w:rFonts w:ascii="Arial" w:hAnsi="Arial" w:cs="Arial"/>
+          <w:sz w:val="18"/>
         </w:rPr>
         <w:t xml:space="preserve">Supported multi-cloud deployments by packaging services with </w:t>
       </w:r>
@@ -4093,7 +3295,7 @@
         <w:rPr>
           <w:rStyle w:val="Strong"/>
           <w:rFonts w:ascii="Arial" w:hAnsi="Arial" w:cs="Arial"/>
-          <w:sz w:val="20"/>
+          <w:sz w:val="18"/>
         </w:rPr>
         <w:t>Docker</w:t>
       </w:r>
@@ -4101,7 +3303,7 @@
       <w:r>
         <w:rPr>
           <w:rFonts w:ascii="Arial" w:hAnsi="Arial" w:cs="Arial"/>
-          <w:sz w:val="20"/>
+          <w:sz w:val="18"/>
         </w:rPr>
         <w:t xml:space="preserve"> and running workloads in </w:t>
       </w:r>
@@ -4109,14 +3311,14 @@
         <w:rPr>
           <w:rStyle w:val="Strong"/>
           <w:rFonts w:ascii="Arial" w:hAnsi="Arial" w:cs="Arial"/>
-          <w:sz w:val="20"/>
+          <w:sz w:val="18"/>
         </w:rPr>
         <w:t>AKS</w:t>
       </w:r>
       <w:r>
         <w:rPr>
           <w:rFonts w:ascii="Arial" w:hAnsi="Arial" w:cs="Arial"/>
-          <w:sz w:val="20"/>
+          <w:sz w:val="18"/>
         </w:rPr>
         <w:t xml:space="preserve">, leveraging </w:t>
       </w:r>
@@ -4124,14 +3326,14 @@
         <w:rPr>
           <w:rStyle w:val="Strong"/>
           <w:rFonts w:ascii="Arial" w:hAnsi="Arial" w:cs="Arial"/>
-          <w:sz w:val="20"/>
+          <w:sz w:val="18"/>
         </w:rPr>
         <w:t>Key Vault</w:t>
       </w:r>
       <w:r>
         <w:rPr>
           <w:rFonts w:ascii="Arial" w:hAnsi="Arial" w:cs="Arial"/>
-          <w:sz w:val="20"/>
+          <w:sz w:val="18"/>
         </w:rPr>
         <w:t xml:space="preserve">, </w:t>
       </w:r>
@@ -4139,14 +3341,14 @@
         <w:rPr>
           <w:rStyle w:val="Strong"/>
           <w:rFonts w:ascii="Arial" w:hAnsi="Arial" w:cs="Arial"/>
-          <w:sz w:val="20"/>
+          <w:sz w:val="18"/>
         </w:rPr>
         <w:t>Azure SQL</w:t>
       </w:r>
       <w:r>
         <w:rPr>
           <w:rFonts w:ascii="Arial" w:hAnsi="Arial" w:cs="Arial"/>
-          <w:sz w:val="20"/>
+          <w:sz w:val="18"/>
         </w:rPr>
         <w:t xml:space="preserve">, and </w:t>
       </w:r>
@@ -4154,14 +3356,14 @@
         <w:rPr>
           <w:rStyle w:val="Strong"/>
           <w:rFonts w:ascii="Arial" w:hAnsi="Arial" w:cs="Arial"/>
-          <w:sz w:val="20"/>
+          <w:sz w:val="18"/>
         </w:rPr>
         <w:t>Service Bus</w:t>
       </w:r>
       <w:r>
         <w:rPr>
           <w:rFonts w:ascii="Arial" w:hAnsi="Arial" w:cs="Arial"/>
-          <w:sz w:val="20"/>
+          <w:sz w:val="18"/>
         </w:rPr>
         <w:t>.</w:t>
       </w:r>
@@ -4176,13 +3378,13 @@
         <w:jc w:val="both"/>
         <w:rPr>
           <w:rFonts w:ascii="Arial" w:hAnsi="Arial" w:cs="Arial"/>
-          <w:sz w:val="20"/>
-        </w:rPr>
-      </w:pPr>
-      <w:r>
-        <w:rPr>
-          <w:rFonts w:ascii="Arial" w:hAnsi="Arial" w:cs="Arial"/>
-          <w:sz w:val="20"/>
+          <w:sz w:val="18"/>
+        </w:rPr>
+      </w:pPr>
+      <w:r>
+        <w:rPr>
+          <w:rFonts w:ascii="Arial" w:hAnsi="Arial" w:cs="Arial"/>
+          <w:sz w:val="18"/>
         </w:rPr>
         <w:t xml:space="preserve">Delivered event-integrations into </w:t>
       </w:r>
@@ -4190,14 +3392,14 @@
         <w:rPr>
           <w:rStyle w:val="Strong"/>
           <w:rFonts w:ascii="Arial" w:hAnsi="Arial" w:cs="Arial"/>
-          <w:sz w:val="20"/>
+          <w:sz w:val="18"/>
         </w:rPr>
         <w:t>AWS</w:t>
       </w:r>
       <w:r>
         <w:rPr>
           <w:rFonts w:ascii="Arial" w:hAnsi="Arial" w:cs="Arial"/>
-          <w:sz w:val="20"/>
+          <w:sz w:val="18"/>
         </w:rPr>
         <w:t xml:space="preserve"> where needed using </w:t>
       </w:r>
@@ -4205,14 +3407,14 @@
         <w:rPr>
           <w:rStyle w:val="Strong"/>
           <w:rFonts w:ascii="Arial" w:hAnsi="Arial" w:cs="Arial"/>
-          <w:sz w:val="20"/>
+          <w:sz w:val="18"/>
         </w:rPr>
         <w:t>SQS/SNS</w:t>
       </w:r>
       <w:r>
         <w:rPr>
           <w:rFonts w:ascii="Arial" w:hAnsi="Arial" w:cs="Arial"/>
-          <w:sz w:val="20"/>
+          <w:sz w:val="18"/>
         </w:rPr>
         <w:t xml:space="preserve">, </w:t>
       </w:r>
@@ -4221,7 +3423,7 @@
         <w:rPr>
           <w:rStyle w:val="Strong"/>
           <w:rFonts w:ascii="Arial" w:hAnsi="Arial" w:cs="Arial"/>
-          <w:sz w:val="20"/>
+          <w:sz w:val="18"/>
         </w:rPr>
         <w:t>CloudWatch</w:t>
       </w:r>
@@ -4229,7 +3431,7 @@
       <w:r>
         <w:rPr>
           <w:rFonts w:ascii="Arial" w:hAnsi="Arial" w:cs="Arial"/>
-          <w:sz w:val="20"/>
+          <w:sz w:val="18"/>
         </w:rPr>
         <w:t xml:space="preserve">, and </w:t>
       </w:r>
@@ -4237,14 +3439,14 @@
         <w:rPr>
           <w:rStyle w:val="Strong"/>
           <w:rFonts w:ascii="Arial" w:hAnsi="Arial" w:cs="Arial"/>
-          <w:sz w:val="20"/>
+          <w:sz w:val="18"/>
         </w:rPr>
         <w:t>IAM</w:t>
       </w:r>
       <w:r>
         <w:rPr>
           <w:rFonts w:ascii="Arial" w:hAnsi="Arial" w:cs="Arial"/>
-          <w:sz w:val="20"/>
+          <w:sz w:val="18"/>
         </w:rPr>
         <w:t xml:space="preserve"> policies to keep cross-environment operations consistent.</w:t>
       </w:r>
@@ -4259,13 +3461,13 @@
         <w:jc w:val="both"/>
         <w:rPr>
           <w:rFonts w:ascii="Arial" w:hAnsi="Arial" w:cs="Arial"/>
-          <w:sz w:val="20"/>
-        </w:rPr>
-      </w:pPr>
-      <w:r>
-        <w:rPr>
-          <w:rFonts w:ascii="Arial" w:hAnsi="Arial" w:cs="Arial"/>
-          <w:sz w:val="20"/>
+          <w:sz w:val="18"/>
+        </w:rPr>
+      </w:pPr>
+      <w:r>
+        <w:rPr>
+          <w:rFonts w:ascii="Arial" w:hAnsi="Arial" w:cs="Arial"/>
+          <w:sz w:val="18"/>
         </w:rPr>
         <w:t xml:space="preserve">Ran incident reviews that produced concrete follow-ups (alerts, dashboards, </w:t>
       </w:r>
@@ -4274,7 +3476,7 @@
       <w:r>
         <w:rPr>
           <w:rFonts w:ascii="Arial" w:hAnsi="Arial" w:cs="Arial"/>
-          <w:sz w:val="20"/>
+          <w:sz w:val="18"/>
         </w:rPr>
         <w:t>runbooks</w:t>
       </w:r>
@@ -4283,7 +3485,7 @@
       <w:r>
         <w:rPr>
           <w:rFonts w:ascii="Arial" w:hAnsi="Arial" w:cs="Arial"/>
-          <w:sz w:val="20"/>
+          <w:sz w:val="18"/>
         </w:rPr>
         <w:t>), reducing repeat incidents and improving on-call signal quality.</w:t>
       </w:r>
@@ -4348,37 +3550,35 @@
         <w:pStyle w:val="NormalWeb"/>
         <w:numPr>
           <w:ilvl w:val="0"/>
-          <w:numId w:val="24"/>
+          <w:numId w:val="30"/>
         </w:numPr>
         <w:jc w:val="both"/>
         <w:rPr>
           <w:rFonts w:ascii="Arial" w:hAnsi="Arial" w:cs="Arial"/>
-          <w:sz w:val="20"/>
-        </w:rPr>
-      </w:pPr>
-      <w:r>
-        <w:rPr>
-          <w:rFonts w:ascii="Arial" w:hAnsi="Arial" w:cs="Arial"/>
-          <w:sz w:val="20"/>
-        </w:rPr>
-        <w:t xml:space="preserve">Delivered early </w:t>
-      </w:r>
-      <w:proofErr w:type="spellStart"/>
-      <w:r>
-        <w:rPr>
-          <w:rStyle w:val="Strong"/>
-          <w:rFonts w:ascii="Arial" w:hAnsi="Arial" w:cs="Arial"/>
-          <w:sz w:val="20"/>
-        </w:rPr>
-        <w:t>Vue</w:t>
-      </w:r>
-      <w:proofErr w:type="spellEnd"/>
-      <w:r>
-        <w:rPr>
-          <w:rFonts w:ascii="Arial" w:hAnsi="Arial" w:cs="Arial"/>
-          <w:sz w:val="20"/>
-        </w:rPr>
-        <w:t xml:space="preserve"> modules to replace server-rendered pages incrementally, preserving behavior parity while improving usability for multi-step workflows.</w:t>
+          <w:sz w:val="18"/>
+        </w:rPr>
+      </w:pPr>
+      <w:r>
+        <w:rPr>
+          <w:rFonts w:ascii="Arial" w:hAnsi="Arial" w:cs="Arial"/>
+          <w:sz w:val="18"/>
+        </w:rPr>
+        <w:t xml:space="preserve">Delivered incremental </w:t>
+      </w:r>
+      <w:r>
+        <w:rPr>
+          <w:rStyle w:val="Strong"/>
+          <w:rFonts w:ascii="Arial" w:hAnsi="Arial" w:cs="Arial"/>
+          <w:sz w:val="18"/>
+        </w:rPr>
+        <w:t>ASP.NET Core MVC / Razor Page</w:t>
+      </w:r>
+      <w:r>
+        <w:rPr>
+          <w:rFonts w:ascii="Arial" w:hAnsi="Arial" w:cs="Arial"/>
+          <w:sz w:val="18"/>
+        </w:rPr>
+        <w:t xml:space="preserve"> modules to replace legacy server-rendered screens, preserving behavior parity while improving usability for complex multi-step workflows.</w:t>
       </w:r>
     </w:p>
     <w:p>
@@ -4386,35 +3586,35 @@
         <w:pStyle w:val="NormalWeb"/>
         <w:numPr>
           <w:ilvl w:val="0"/>
-          <w:numId w:val="24"/>
+          <w:numId w:val="30"/>
         </w:numPr>
         <w:jc w:val="both"/>
         <w:rPr>
           <w:rFonts w:ascii="Arial" w:hAnsi="Arial" w:cs="Arial"/>
-          <w:sz w:val="20"/>
-        </w:rPr>
-      </w:pPr>
-      <w:r>
-        <w:rPr>
-          <w:rFonts w:ascii="Arial" w:hAnsi="Arial" w:cs="Arial"/>
-          <w:sz w:val="20"/>
-        </w:rPr>
-        <w:t xml:space="preserve">Implemented </w:t>
-      </w:r>
-      <w:r>
-        <w:rPr>
-          <w:rStyle w:val="Strong"/>
-          <w:rFonts w:ascii="Arial" w:hAnsi="Arial" w:cs="Arial"/>
-          <w:sz w:val="20"/>
-        </w:rPr>
-        <w:t>.NET</w:t>
-      </w:r>
-      <w:r>
-        <w:rPr>
-          <w:rFonts w:ascii="Arial" w:hAnsi="Arial" w:cs="Arial"/>
-          <w:sz w:val="20"/>
-        </w:rPr>
-        <w:t xml:space="preserve"> Web APIs with clear validation and error semantics, enabling downstream tools to integrate reliably without reverse-engineering edge cases.</w:t>
+          <w:sz w:val="18"/>
+        </w:rPr>
+      </w:pPr>
+      <w:r>
+        <w:rPr>
+          <w:rFonts w:ascii="Arial" w:hAnsi="Arial" w:cs="Arial"/>
+          <w:sz w:val="18"/>
+        </w:rPr>
+        <w:t xml:space="preserve">Implemented robust </w:t>
+      </w:r>
+      <w:r>
+        <w:rPr>
+          <w:rStyle w:val="Strong"/>
+          <w:rFonts w:ascii="Arial" w:hAnsi="Arial" w:cs="Arial"/>
+          <w:sz w:val="18"/>
+        </w:rPr>
+        <w:t>ASP.NET Core Web APIs</w:t>
+      </w:r>
+      <w:r>
+        <w:rPr>
+          <w:rFonts w:ascii="Arial" w:hAnsi="Arial" w:cs="Arial"/>
+          <w:sz w:val="18"/>
+        </w:rPr>
+        <w:t xml:space="preserve"> with explicit validation rules and consistent error contracts, enabling downstream systems to integrate reliably without reverse-engineering edge cases.</w:t>
       </w:r>
     </w:p>
     <w:p>
@@ -4422,18 +3622,18 @@
         <w:pStyle w:val="NormalWeb"/>
         <w:numPr>
           <w:ilvl w:val="0"/>
-          <w:numId w:val="24"/>
+          <w:numId w:val="30"/>
         </w:numPr>
         <w:jc w:val="both"/>
         <w:rPr>
           <w:rFonts w:ascii="Arial" w:hAnsi="Arial" w:cs="Arial"/>
-          <w:sz w:val="20"/>
-        </w:rPr>
-      </w:pPr>
-      <w:r>
-        <w:rPr>
-          <w:rFonts w:ascii="Arial" w:hAnsi="Arial" w:cs="Arial"/>
-          <w:sz w:val="20"/>
+          <w:sz w:val="18"/>
+        </w:rPr>
+      </w:pPr>
+      <w:r>
+        <w:rPr>
+          <w:rFonts w:ascii="Arial" w:hAnsi="Arial" w:cs="Arial"/>
+          <w:sz w:val="18"/>
         </w:rPr>
         <w:t xml:space="preserve">Built database-backed features in </w:t>
       </w:r>
@@ -4441,16 +3641,16 @@
         <w:rPr>
           <w:rStyle w:val="Strong"/>
           <w:rFonts w:ascii="Arial" w:hAnsi="Arial" w:cs="Arial"/>
-          <w:sz w:val="20"/>
-        </w:rPr>
-        <w:t>SQL Server/MySQL</w:t>
-      </w:r>
-      <w:r>
-        <w:rPr>
-          <w:rFonts w:ascii="Arial" w:hAnsi="Arial" w:cs="Arial"/>
-          <w:sz w:val="20"/>
-        </w:rPr>
-        <w:t xml:space="preserve"> with careful schema design and indexing guidance as data volume grew month over month.</w:t>
+          <w:sz w:val="18"/>
+        </w:rPr>
+        <w:t>SQL Server / MySQL</w:t>
+      </w:r>
+      <w:r>
+        <w:rPr>
+          <w:rFonts w:ascii="Arial" w:hAnsi="Arial" w:cs="Arial"/>
+          <w:sz w:val="18"/>
+        </w:rPr>
+        <w:t>, applying disciplined schema design, indexing strategies, and query optimization as data volume increased month over month.</w:t>
       </w:r>
     </w:p>
     <w:p>
@@ -4458,20 +3658,53 @@
         <w:pStyle w:val="NormalWeb"/>
         <w:numPr>
           <w:ilvl w:val="0"/>
-          <w:numId w:val="24"/>
+          <w:numId w:val="30"/>
         </w:numPr>
         <w:jc w:val="both"/>
         <w:rPr>
           <w:rFonts w:ascii="Arial" w:hAnsi="Arial" w:cs="Arial"/>
-          <w:sz w:val="20"/>
-        </w:rPr>
-      </w:pPr>
-      <w:r>
-        <w:rPr>
-          <w:rFonts w:ascii="Arial" w:hAnsi="Arial" w:cs="Arial"/>
-          <w:sz w:val="20"/>
-        </w:rPr>
-        <w:t>Created scheduled exports and reconciliation utilities with traceable runs, correlated logs, and deterministic outputs for support and auditing.</w:t>
+          <w:sz w:val="18"/>
+        </w:rPr>
+      </w:pPr>
+      <w:r>
+        <w:rPr>
+          <w:rFonts w:ascii="Arial" w:hAnsi="Arial" w:cs="Arial"/>
+          <w:sz w:val="18"/>
+        </w:rPr>
+        <w:t xml:space="preserve">Created scheduled exports and reconciliation utilities using </w:t>
+      </w:r>
+      <w:r>
+        <w:rPr>
+          <w:rStyle w:val="Strong"/>
+          <w:rFonts w:ascii="Arial" w:hAnsi="Arial" w:cs="Arial"/>
+          <w:sz w:val="18"/>
+        </w:rPr>
+        <w:t>background services (</w:t>
+      </w:r>
+      <w:proofErr w:type="spellStart"/>
+      <w:r>
+        <w:rPr>
+          <w:rStyle w:val="Strong"/>
+          <w:rFonts w:ascii="Arial" w:hAnsi="Arial" w:cs="Arial"/>
+          <w:sz w:val="18"/>
+        </w:rPr>
+        <w:t>IHostedService</w:t>
+      </w:r>
+      <w:proofErr w:type="spellEnd"/>
+      <w:r>
+        <w:rPr>
+          <w:rStyle w:val="Strong"/>
+          <w:rFonts w:ascii="Arial" w:hAnsi="Arial" w:cs="Arial"/>
+          <w:sz w:val="18"/>
+        </w:rPr>
+        <w:t>)</w:t>
+      </w:r>
+      <w:r>
+        <w:rPr>
+          <w:rFonts w:ascii="Arial" w:hAnsi="Arial" w:cs="Arial"/>
+          <w:sz w:val="18"/>
+        </w:rPr>
+        <w:t xml:space="preserve"> with traceable runs, correlated logs, and deterministic outputs to support auditing and operational review.</w:t>
       </w:r>
     </w:p>
     <w:p>
@@ -4479,20 +3712,35 @@
         <w:pStyle w:val="NormalWeb"/>
         <w:numPr>
           <w:ilvl w:val="0"/>
-          <w:numId w:val="24"/>
+          <w:numId w:val="30"/>
         </w:numPr>
         <w:jc w:val="both"/>
         <w:rPr>
           <w:rFonts w:ascii="Arial" w:hAnsi="Arial" w:cs="Arial"/>
-          <w:sz w:val="20"/>
-        </w:rPr>
-      </w:pPr>
-      <w:r>
-        <w:rPr>
-          <w:rFonts w:ascii="Arial" w:hAnsi="Arial" w:cs="Arial"/>
-          <w:sz w:val="20"/>
-        </w:rPr>
-        <w:t>Reduced support burden by improving input validation and user-facing error messages, making failures actionable rather than silent.</w:t>
+          <w:sz w:val="18"/>
+        </w:rPr>
+      </w:pPr>
+      <w:r>
+        <w:rPr>
+          <w:rFonts w:ascii="Arial" w:hAnsi="Arial" w:cs="Arial"/>
+          <w:sz w:val="18"/>
+        </w:rPr>
+        <w:t xml:space="preserve">Reduced support burden by strengthening </w:t>
+      </w:r>
+      <w:r>
+        <w:rPr>
+          <w:rStyle w:val="Strong"/>
+          <w:rFonts w:ascii="Arial" w:hAnsi="Arial" w:cs="Arial"/>
+          <w:sz w:val="18"/>
+        </w:rPr>
+        <w:t>model validation</w:t>
+      </w:r>
+      <w:r>
+        <w:rPr>
+          <w:rFonts w:ascii="Arial" w:hAnsi="Arial" w:cs="Arial"/>
+          <w:sz w:val="18"/>
+        </w:rPr>
+        <w:t>, server-side guardrails, and user-facing error messaging, turning ambiguous failures into actionable feedback.</w:t>
       </w:r>
     </w:p>
     <w:p>
@@ -4500,27 +3748,41 @@
         <w:pStyle w:val="NormalWeb"/>
         <w:numPr>
           <w:ilvl w:val="0"/>
-          <w:numId w:val="24"/>
+          <w:numId w:val="30"/>
         </w:numPr>
         <w:jc w:val="both"/>
         <w:rPr>
           <w:rFonts w:ascii="Arial" w:hAnsi="Arial" w:cs="Arial"/>
-          <w:sz w:val="20"/>
-        </w:rPr>
-      </w:pPr>
-      <w:r>
-        <w:rPr>
-          <w:rFonts w:ascii="Arial" w:hAnsi="Arial" w:cs="Arial"/>
-          <w:sz w:val="20"/>
-        </w:rPr>
-        <w:lastRenderedPageBreak/>
-        <w:t xml:space="preserve">Introduced automated testing for critical modules and endpoints, improving </w:t>
-      </w:r>
-      <w:proofErr w:type="spellStart"/>
-      <w:r>
-        <w:rPr>
-          <w:rFonts w:ascii="Arial" w:hAnsi="Arial" w:cs="Arial"/>
-          <w:sz w:val="20"/>
+          <w:sz w:val="18"/>
+        </w:rPr>
+      </w:pPr>
+      <w:r>
+        <w:rPr>
+          <w:rFonts w:ascii="Arial" w:hAnsi="Arial" w:cs="Arial"/>
+          <w:sz w:val="18"/>
+        </w:rPr>
+        <w:t xml:space="preserve">Introduced automated testing across critical services and controllers using </w:t>
+      </w:r>
+      <w:r>
+        <w:rPr>
+          <w:rStyle w:val="Strong"/>
+          <w:rFonts w:ascii="Arial" w:hAnsi="Arial" w:cs="Arial"/>
+          <w:sz w:val="18"/>
+        </w:rPr>
+        <w:t>unit and integration tests</w:t>
+      </w:r>
+      <w:r>
+        <w:rPr>
+          <w:rFonts w:ascii="Arial" w:hAnsi="Arial" w:cs="Arial"/>
+          <w:sz w:val="18"/>
+        </w:rPr>
+        <w:t xml:space="preserve">, improving </w:t>
+      </w:r>
+      <w:proofErr w:type="spellStart"/>
+      <w:r>
+        <w:rPr>
+          <w:rFonts w:ascii="Arial" w:hAnsi="Arial" w:cs="Arial"/>
+          <w:sz w:val="18"/>
         </w:rPr>
         <w:t>refactor</w:t>
       </w:r>
@@ -4528,9 +3790,9 @@
       <w:r>
         <w:rPr>
           <w:rFonts w:ascii="Arial" w:hAnsi="Arial" w:cs="Arial"/>
-          <w:sz w:val="20"/>
-        </w:rPr>
-        <w:t xml:space="preserve"> safety and reducing regression risk after deployments.</w:t>
+          <w:sz w:val="18"/>
+        </w:rPr>
+        <w:t xml:space="preserve"> safety and reducing regression risk after releases.</w:t>
       </w:r>
     </w:p>
     <w:p>
@@ -4538,20 +3800,35 @@
         <w:pStyle w:val="NormalWeb"/>
         <w:numPr>
           <w:ilvl w:val="0"/>
-          <w:numId w:val="24"/>
+          <w:numId w:val="30"/>
         </w:numPr>
         <w:jc w:val="both"/>
         <w:rPr>
           <w:rFonts w:ascii="Arial" w:hAnsi="Arial" w:cs="Arial"/>
-          <w:sz w:val="20"/>
-        </w:rPr>
-      </w:pPr>
-      <w:r>
-        <w:rPr>
-          <w:rFonts w:ascii="Arial" w:hAnsi="Arial" w:cs="Arial"/>
-          <w:sz w:val="20"/>
-        </w:rPr>
-        <w:t>Integrated third-party systems through bounded adapters, containing provider quirks and enabling safe retries without destabilizing core journeys.</w:t>
+          <w:sz w:val="18"/>
+        </w:rPr>
+      </w:pPr>
+      <w:r>
+        <w:rPr>
+          <w:rFonts w:ascii="Arial" w:hAnsi="Arial" w:cs="Arial"/>
+          <w:sz w:val="18"/>
+        </w:rPr>
+        <w:t xml:space="preserve">Integrated third-party providers through well-defined </w:t>
+      </w:r>
+      <w:r>
+        <w:rPr>
+          <w:rStyle w:val="Strong"/>
+          <w:rFonts w:ascii="Arial" w:hAnsi="Arial" w:cs="Arial"/>
+          <w:sz w:val="18"/>
+        </w:rPr>
+        <w:t>adapter layers and service abstractions</w:t>
+      </w:r>
+      <w:r>
+        <w:rPr>
+          <w:rFonts w:ascii="Arial" w:hAnsi="Arial" w:cs="Arial"/>
+          <w:sz w:val="18"/>
+        </w:rPr>
+        <w:t>, isolating external quirks and enabling safe retries without destabilizing core workflows.</w:t>
       </w:r>
     </w:p>
     <w:p>
@@ -4559,18 +3836,18 @@
         <w:pStyle w:val="NormalWeb"/>
         <w:numPr>
           <w:ilvl w:val="0"/>
-          <w:numId w:val="24"/>
+          <w:numId w:val="30"/>
         </w:numPr>
         <w:jc w:val="both"/>
         <w:rPr>
           <w:rFonts w:ascii="Arial" w:hAnsi="Arial" w:cs="Arial"/>
-          <w:sz w:val="20"/>
-        </w:rPr>
-      </w:pPr>
-      <w:r>
-        <w:rPr>
-          <w:rFonts w:ascii="Arial" w:hAnsi="Arial" w:cs="Arial"/>
-          <w:sz w:val="20"/>
+          <w:sz w:val="18"/>
+        </w:rPr>
+      </w:pPr>
+      <w:r>
+        <w:rPr>
+          <w:rFonts w:ascii="Arial" w:hAnsi="Arial" w:cs="Arial"/>
+          <w:sz w:val="18"/>
         </w:rPr>
         <w:t xml:space="preserve">Built early messaging-based workflows using </w:t>
       </w:r>
@@ -4579,7 +3856,7 @@
         <w:rPr>
           <w:rStyle w:val="Strong"/>
           <w:rFonts w:ascii="Arial" w:hAnsi="Arial" w:cs="Arial"/>
-          <w:sz w:val="20"/>
+          <w:sz w:val="18"/>
         </w:rPr>
         <w:t>RabbitMQ</w:t>
       </w:r>
@@ -4587,9 +3864,9 @@
       <w:r>
         <w:rPr>
           <w:rFonts w:ascii="Arial" w:hAnsi="Arial" w:cs="Arial"/>
-          <w:sz w:val="20"/>
-        </w:rPr>
-        <w:t xml:space="preserve"> and queue patterns, separating long-running work from synchronous UI requests.</w:t>
+          <w:sz w:val="18"/>
+        </w:rPr>
+        <w:t xml:space="preserve"> and queue-driven background processing, separating long-running tasks from synchronous request/response paths.</w:t>
       </w:r>
     </w:p>
     <w:p>
@@ -4597,18 +3874,18 @@
         <w:pStyle w:val="NormalWeb"/>
         <w:numPr>
           <w:ilvl w:val="0"/>
-          <w:numId w:val="24"/>
+          <w:numId w:val="30"/>
         </w:numPr>
         <w:jc w:val="both"/>
         <w:rPr>
           <w:rFonts w:ascii="Arial" w:hAnsi="Arial" w:cs="Arial"/>
-          <w:sz w:val="20"/>
-        </w:rPr>
-      </w:pPr>
-      <w:r>
-        <w:rPr>
-          <w:rFonts w:ascii="Arial" w:hAnsi="Arial" w:cs="Arial"/>
-          <w:sz w:val="20"/>
+          <w:sz w:val="18"/>
+        </w:rPr>
+      </w:pPr>
+      <w:r>
+        <w:rPr>
+          <w:rFonts w:ascii="Arial" w:hAnsi="Arial" w:cs="Arial"/>
+          <w:sz w:val="18"/>
         </w:rPr>
         <w:t xml:space="preserve">Implemented file handling patterns aligned with </w:t>
       </w:r>
@@ -4616,16 +3893,16 @@
         <w:rPr>
           <w:rStyle w:val="Strong"/>
           <w:rFonts w:ascii="Arial" w:hAnsi="Arial" w:cs="Arial"/>
-          <w:sz w:val="20"/>
-        </w:rPr>
-        <w:t>S3-style</w:t>
-      </w:r>
-      <w:r>
-        <w:rPr>
-          <w:rFonts w:ascii="Arial" w:hAnsi="Arial" w:cs="Arial"/>
-          <w:sz w:val="20"/>
-        </w:rPr>
-        <w:t xml:space="preserve"> flows, separating upload from processing to prevent request timeouts.</w:t>
+          <w:sz w:val="18"/>
+        </w:rPr>
+        <w:t>S3-style object storage flows</w:t>
+      </w:r>
+      <w:r>
+        <w:rPr>
+          <w:rFonts w:ascii="Arial" w:hAnsi="Arial" w:cs="Arial"/>
+          <w:sz w:val="18"/>
+        </w:rPr>
+        <w:t>, decoupling upload, validation, and processing steps to prevent request timeouts and improve reliability.</w:t>
       </w:r>
     </w:p>
     <w:p>
@@ -4633,35 +3910,35 @@
         <w:pStyle w:val="NormalWeb"/>
         <w:numPr>
           <w:ilvl w:val="0"/>
-          <w:numId w:val="24"/>
+          <w:numId w:val="30"/>
         </w:numPr>
         <w:jc w:val="both"/>
         <w:rPr>
           <w:rFonts w:ascii="Arial" w:hAnsi="Arial" w:cs="Arial"/>
-          <w:sz w:val="20"/>
-        </w:rPr>
-      </w:pPr>
-      <w:r>
-        <w:rPr>
-          <w:rFonts w:ascii="Arial" w:hAnsi="Arial" w:cs="Arial"/>
-          <w:sz w:val="20"/>
-        </w:rPr>
-        <w:t xml:space="preserve">Improved delivery discipline with repeatable builds and gated deployments through </w:t>
-      </w:r>
-      <w:r>
-        <w:rPr>
-          <w:rStyle w:val="Strong"/>
-          <w:rFonts w:ascii="Arial" w:hAnsi="Arial" w:cs="Arial"/>
-          <w:sz w:val="20"/>
-        </w:rPr>
-        <w:t>Jenkins</w:t>
-      </w:r>
-      <w:r>
-        <w:rPr>
-          <w:rFonts w:ascii="Arial" w:hAnsi="Arial" w:cs="Arial"/>
-          <w:sz w:val="20"/>
-        </w:rPr>
-        <w:t>, standardizing environments and artifact promotion.</w:t>
+          <w:sz w:val="18"/>
+        </w:rPr>
+      </w:pPr>
+      <w:r>
+        <w:rPr>
+          <w:rFonts w:ascii="Arial" w:hAnsi="Arial" w:cs="Arial"/>
+          <w:sz w:val="18"/>
+        </w:rPr>
+        <w:t xml:space="preserve">Improved delivery discipline with repeatable </w:t>
+      </w:r>
+      <w:r>
+        <w:rPr>
+          <w:rStyle w:val="Strong"/>
+          <w:rFonts w:ascii="Arial" w:hAnsi="Arial" w:cs="Arial"/>
+          <w:sz w:val="18"/>
+        </w:rPr>
+        <w:t>CI/CD pipelines via Jenkins</w:t>
+      </w:r>
+      <w:r>
+        <w:rPr>
+          <w:rFonts w:ascii="Arial" w:hAnsi="Arial" w:cs="Arial"/>
+          <w:sz w:val="18"/>
+        </w:rPr>
+        <w:t>, standardizing build artifacts, environment parity, and gated deployments.</w:t>
       </w:r>
     </w:p>
     <w:p>
@@ -4669,21 +3946,38 @@
         <w:pStyle w:val="NormalWeb"/>
         <w:numPr>
           <w:ilvl w:val="0"/>
-          <w:numId w:val="24"/>
+          <w:numId w:val="30"/>
         </w:numPr>
         <w:jc w:val="both"/>
-        <w:rPr>
-          <w:rFonts w:ascii="Arial" w:hAnsi="Arial" w:cs="Arial"/>
-          <w:sz w:val="20"/>
-        </w:rPr>
-      </w:pPr>
-      <w:r>
-        <w:rPr>
-          <w:rFonts w:ascii="Arial" w:hAnsi="Arial" w:cs="Arial"/>
-          <w:sz w:val="20"/>
-        </w:rPr>
-        <w:t>Collaborated with product/design to ship incremental UI changes quickly while keeping accessibility and keyboard navigation as first-class constraints.</w:t>
-      </w:r>
+      </w:pPr>
+      <w:r>
+        <w:rPr>
+          <w:rFonts w:ascii="Arial" w:hAnsi="Arial" w:cs="Arial"/>
+          <w:sz w:val="18"/>
+        </w:rPr>
+        <w:t xml:space="preserve">Partnered closely with product and design teams to deliver iterative UI enhancements using server-rendered components while maintaining </w:t>
+      </w:r>
+      <w:r>
+        <w:rPr>
+          <w:rStyle w:val="Strong"/>
+          <w:rFonts w:ascii="Arial" w:hAnsi="Arial" w:cs="Arial"/>
+          <w:sz w:val="18"/>
+        </w:rPr>
+        <w:t>accessibility standards and keyboard navigation</w:t>
+      </w:r>
+      <w:r>
+        <w:rPr>
+          <w:rFonts w:ascii="Arial" w:hAnsi="Arial" w:cs="Arial"/>
+          <w:sz w:val="18"/>
+        </w:rPr>
+        <w:t xml:space="preserve"> as first-class concerns.</w:t>
+      </w:r>
+    </w:p>
+    <w:p>
+      <w:pPr>
+        <w:pStyle w:val="NormalWeb"/>
+        <w:jc w:val="both"/>
+      </w:pPr>
     </w:p>
     <w:p>
       <w:r>
@@ -4695,6 +3989,7 @@
           <w:sz w:val="25"/>
           <w:szCs w:val="25"/>
         </w:rPr>
+        <w:lastRenderedPageBreak/>
         <w:t>Software Engineer Intern</w:t>
       </w:r>
     </w:p>
@@ -4730,13 +4025,13 @@
         <w:jc w:val="both"/>
         <w:rPr>
           <w:rFonts w:ascii="Arial" w:hAnsi="Arial" w:cs="Arial"/>
-          <w:sz w:val="20"/>
-        </w:rPr>
-      </w:pPr>
-      <w:r>
-        <w:rPr>
-          <w:rFonts w:ascii="Arial" w:hAnsi="Arial" w:cs="Arial"/>
-          <w:sz w:val="20"/>
+          <w:sz w:val="18"/>
+        </w:rPr>
+      </w:pPr>
+      <w:r>
+        <w:rPr>
+          <w:rFonts w:ascii="Arial" w:hAnsi="Arial" w:cs="Arial"/>
+          <w:sz w:val="18"/>
         </w:rPr>
         <w:t>Contributed UI enhancements and reliability fixes in a web-facing product area, working within strict review gates and quality checks to keep changes safe and traceable.</w:t>
       </w:r>
@@ -4751,13 +4046,13 @@
         <w:jc w:val="both"/>
         <w:rPr>
           <w:rFonts w:ascii="Arial" w:hAnsi="Arial" w:cs="Arial"/>
-          <w:sz w:val="20"/>
-        </w:rPr>
-      </w:pPr>
-      <w:r>
-        <w:rPr>
-          <w:rFonts w:ascii="Arial" w:hAnsi="Arial" w:cs="Arial"/>
-          <w:sz w:val="20"/>
+          <w:sz w:val="18"/>
+        </w:rPr>
+      </w:pPr>
+      <w:r>
+        <w:rPr>
+          <w:rFonts w:ascii="Arial" w:hAnsi="Arial" w:cs="Arial"/>
+          <w:sz w:val="18"/>
         </w:rPr>
         <w:t xml:space="preserve">Implemented small </w:t>
       </w:r>
@@ -4765,14 +4060,14 @@
         <w:rPr>
           <w:rStyle w:val="Strong"/>
           <w:rFonts w:ascii="Arial" w:hAnsi="Arial" w:cs="Arial"/>
-          <w:sz w:val="20"/>
+          <w:sz w:val="18"/>
         </w:rPr>
         <w:t>.NET</w:t>
       </w:r>
       <w:r>
         <w:rPr>
           <w:rFonts w:ascii="Arial" w:hAnsi="Arial" w:cs="Arial"/>
-          <w:sz w:val="20"/>
+          <w:sz w:val="18"/>
         </w:rPr>
         <w:t xml:space="preserve"> utilities and service endpoints with strong input validation and predictable outputs to support repeated automation runs.</w:t>
       </w:r>
@@ -4787,13 +4082,13 @@
         <w:jc w:val="both"/>
         <w:rPr>
           <w:rFonts w:ascii="Arial" w:hAnsi="Arial" w:cs="Arial"/>
-          <w:sz w:val="20"/>
-        </w:rPr>
-      </w:pPr>
-      <w:r>
-        <w:rPr>
-          <w:rFonts w:ascii="Arial" w:hAnsi="Arial" w:cs="Arial"/>
-          <w:sz w:val="20"/>
+          <w:sz w:val="18"/>
+        </w:rPr>
+      </w:pPr>
+      <w:r>
+        <w:rPr>
+          <w:rFonts w:ascii="Arial" w:hAnsi="Arial" w:cs="Arial"/>
+          <w:sz w:val="18"/>
         </w:rPr>
         <w:t>Investigated production issues using logs and repro steps, turning vague bug reports into verified fixes backed by evidence.</w:t>
       </w:r>
@@ -4808,13 +4103,13 @@
         <w:jc w:val="both"/>
         <w:rPr>
           <w:rFonts w:ascii="Arial" w:hAnsi="Arial" w:cs="Arial"/>
-          <w:sz w:val="20"/>
-        </w:rPr>
-      </w:pPr>
-      <w:r>
-        <w:rPr>
-          <w:rFonts w:ascii="Arial" w:hAnsi="Arial" w:cs="Arial"/>
-          <w:sz w:val="20"/>
+          <w:sz w:val="18"/>
+        </w:rPr>
+      </w:pPr>
+      <w:r>
+        <w:rPr>
+          <w:rFonts w:ascii="Arial" w:hAnsi="Arial" w:cs="Arial"/>
+          <w:sz w:val="18"/>
         </w:rPr>
         <w:t>Added structured logging and correlation IDs to improve debugging across services and reduce time-to-triage for intermittent failures.</w:t>
       </w:r>
@@ -4829,13 +4124,13 @@
         <w:jc w:val="both"/>
         <w:rPr>
           <w:rFonts w:ascii="Arial" w:hAnsi="Arial" w:cs="Arial"/>
-          <w:sz w:val="20"/>
-        </w:rPr>
-      </w:pPr>
-      <w:r>
-        <w:rPr>
-          <w:rFonts w:ascii="Arial" w:hAnsi="Arial" w:cs="Arial"/>
-          <w:sz w:val="20"/>
+          <w:sz w:val="18"/>
+        </w:rPr>
+      </w:pPr>
+      <w:r>
+        <w:rPr>
+          <w:rFonts w:ascii="Arial" w:hAnsi="Arial" w:cs="Arial"/>
+          <w:sz w:val="18"/>
         </w:rPr>
         <w:t>Wrote unit and integration tests to protect critical flows, ensuring future iterations could ship without reintroducing known regressions.</w:t>
       </w:r>
@@ -4850,13 +4145,13 @@
         <w:jc w:val="both"/>
         <w:rPr>
           <w:rFonts w:ascii="Arial" w:hAnsi="Arial" w:cs="Arial"/>
-          <w:sz w:val="20"/>
-        </w:rPr>
-      </w:pPr>
-      <w:r>
-        <w:rPr>
-          <w:rFonts w:ascii="Arial" w:hAnsi="Arial" w:cs="Arial"/>
-          <w:sz w:val="20"/>
+          <w:sz w:val="18"/>
+        </w:rPr>
+      </w:pPr>
+      <w:r>
+        <w:rPr>
+          <w:rFonts w:ascii="Arial" w:hAnsi="Arial" w:cs="Arial"/>
+          <w:sz w:val="18"/>
         </w:rPr>
         <w:t>Implemented targeted performance improvements in hot paths by reducing unnecessary work and tightening data access patterns.</w:t>
       </w:r>
@@ -4871,13 +4166,13 @@
         <w:jc w:val="both"/>
         <w:rPr>
           <w:rFonts w:ascii="Arial" w:hAnsi="Arial" w:cs="Arial"/>
-          <w:sz w:val="20"/>
-        </w:rPr>
-      </w:pPr>
-      <w:r>
-        <w:rPr>
-          <w:rFonts w:ascii="Arial" w:hAnsi="Arial" w:cs="Arial"/>
-          <w:sz w:val="20"/>
+          <w:sz w:val="18"/>
+        </w:rPr>
+      </w:pPr>
+      <w:r>
+        <w:rPr>
+          <w:rFonts w:ascii="Arial" w:hAnsi="Arial" w:cs="Arial"/>
+          <w:sz w:val="18"/>
         </w:rPr>
         <w:t>Improved developer experience by documenting setup, dependency pitfalls, and common failure modes, making onboarding faster for new contributors.</w:t>
       </w:r>
@@ -4892,13 +4187,13 @@
         <w:jc w:val="both"/>
         <w:rPr>
           <w:rFonts w:ascii="Arial" w:hAnsi="Arial" w:cs="Arial"/>
-          <w:sz w:val="20"/>
-        </w:rPr>
-      </w:pPr>
-      <w:r>
-        <w:rPr>
-          <w:rFonts w:ascii="Arial" w:hAnsi="Arial" w:cs="Arial"/>
-          <w:sz w:val="20"/>
+          <w:sz w:val="18"/>
+        </w:rPr>
+      </w:pPr>
+      <w:r>
+        <w:rPr>
+          <w:rFonts w:ascii="Arial" w:hAnsi="Arial" w:cs="Arial"/>
+          <w:sz w:val="18"/>
         </w:rPr>
         <w:t>Participated in sprint planning and delivered scoped work items predictably, escalating risks early and proposing trade-offs when constraints surfaced.</w:t>
       </w:r>
@@ -4913,13 +4208,13 @@
         <w:jc w:val="both"/>
         <w:rPr>
           <w:rFonts w:ascii="Arial" w:hAnsi="Arial" w:cs="Arial"/>
-          <w:sz w:val="20"/>
-        </w:rPr>
-      </w:pPr>
-      <w:r>
-        <w:rPr>
-          <w:rFonts w:ascii="Arial" w:hAnsi="Arial" w:cs="Arial"/>
-          <w:sz w:val="20"/>
+          <w:sz w:val="18"/>
+        </w:rPr>
+      </w:pPr>
+      <w:r>
+        <w:rPr>
+          <w:rFonts w:ascii="Arial" w:hAnsi="Arial" w:cs="Arial"/>
+          <w:sz w:val="18"/>
         </w:rPr>
         <w:t>Collaborated closely with mentors on clean coding practices and consistent patterns so contributions remained maintainable long after the internship ended.</w:t>
       </w:r>
@@ -5020,16 +4315,18 @@
           <w:ilvl w:val="0"/>
           <w:numId w:val="25"/>
         </w:numPr>
+        <w:jc w:val="both"/>
         <w:rPr>
           <w:rFonts w:ascii="Arial" w:eastAsia="Arial" w:hAnsi="Arial" w:cs="Arial"/>
           <w:color w:val="777777"/>
-          <w:sz w:val="19"/>
+          <w:sz w:val="18"/>
           <w:szCs w:val="19"/>
         </w:rPr>
       </w:pPr>
       <w:r>
         <w:rPr>
           <w:rFonts w:ascii="Arial" w:hAnsi="Arial" w:cs="Arial"/>
+          <w:sz w:val="18"/>
         </w:rPr>
         <w:t xml:space="preserve">Focused on strong fundamentals in </w:t>
       </w:r>
@@ -5037,12 +4334,14 @@
         <w:rPr>
           <w:rStyle w:val="Strong"/>
           <w:rFonts w:ascii="Arial" w:hAnsi="Arial" w:cs="Arial"/>
+          <w:sz w:val="18"/>
         </w:rPr>
         <w:t>algorithms</w:t>
       </w:r>
       <w:r>
         <w:rPr>
           <w:rFonts w:ascii="Arial" w:hAnsi="Arial" w:cs="Arial"/>
+          <w:sz w:val="18"/>
         </w:rPr>
         <w:t xml:space="preserve">, </w:t>
       </w:r>
@@ -5050,12 +4349,14 @@
         <w:rPr>
           <w:rStyle w:val="Strong"/>
           <w:rFonts w:ascii="Arial" w:hAnsi="Arial" w:cs="Arial"/>
+          <w:sz w:val="18"/>
         </w:rPr>
         <w:t>systems</w:t>
       </w:r>
       <w:r>
         <w:rPr>
           <w:rFonts w:ascii="Arial" w:hAnsi="Arial" w:cs="Arial"/>
+          <w:sz w:val="18"/>
         </w:rPr>
         <w:t xml:space="preserve">, and </w:t>
       </w:r>
@@ -5063,12 +4364,14 @@
         <w:rPr>
           <w:rStyle w:val="Strong"/>
           <w:rFonts w:ascii="Arial" w:hAnsi="Arial" w:cs="Arial"/>
+          <w:sz w:val="18"/>
         </w:rPr>
         <w:t>software engineering</w:t>
       </w:r>
       <w:r>
         <w:rPr>
           <w:rFonts w:ascii="Arial" w:hAnsi="Arial" w:cs="Arial"/>
+          <w:sz w:val="18"/>
         </w:rPr>
         <w:t xml:space="preserve">, with hands-on projects emphasizing </w:t>
       </w:r>
@@ -5076,33 +4379,29 @@
         <w:rPr>
           <w:rStyle w:val="Strong"/>
           <w:rFonts w:ascii="Arial" w:hAnsi="Arial" w:cs="Arial"/>
+          <w:sz w:val="18"/>
         </w:rPr>
         <w:t>reliable backend design</w:t>
       </w:r>
       <w:r>
         <w:rPr>
           <w:rFonts w:ascii="Arial" w:hAnsi="Arial" w:cs="Arial"/>
-        </w:rPr>
-        <w:t xml:space="preserve"> an</w:t>
-      </w:r>
-      <w:bookmarkStart w:id="0" w:name="_GoBack"/>
-      <w:bookmarkEnd w:id="0"/>
-      <w:r>
-        <w:rPr>
-          <w:rFonts w:ascii="Arial" w:hAnsi="Arial" w:cs="Arial"/>
-        </w:rPr>
-        <w:t xml:space="preserve">d </w:t>
-      </w:r>
-      <w:r>
-        <w:rPr>
-          <w:rStyle w:val="Strong"/>
-          <w:rFonts w:ascii="Arial" w:hAnsi="Arial" w:cs="Arial"/>
+          <w:sz w:val="18"/>
+        </w:rPr>
+        <w:t xml:space="preserve"> and </w:t>
+      </w:r>
+      <w:r>
+        <w:rPr>
+          <w:rStyle w:val="Strong"/>
+          <w:rFonts w:ascii="Arial" w:hAnsi="Arial" w:cs="Arial"/>
+          <w:sz w:val="18"/>
         </w:rPr>
         <w:t>data modeling</w:t>
       </w:r>
       <w:r>
         <w:rPr>
           <w:rFonts w:ascii="Arial" w:hAnsi="Arial" w:cs="Arial"/>
+          <w:sz w:val="18"/>
         </w:rPr>
         <w:t>.</w:t>
       </w:r>
@@ -5138,20 +4437,41 @@
     <w:p>
       <w:pPr>
         <w:pStyle w:val="NormalWeb"/>
-        <w:spacing w:before="0" w:beforeAutospacing="0" w:after="0" w:afterAutospacing="0"/>
         <w:jc w:val="both"/>
         <w:rPr>
           <w:rFonts w:ascii="Arial" w:hAnsi="Arial" w:cs="Arial"/>
-          <w:sz w:val="20"/>
-        </w:rPr>
-      </w:pPr>
-      <w:r>
-        <w:rPr>
-          <w:rStyle w:val="Strong"/>
-          <w:rFonts w:ascii="Arial" w:hAnsi="Arial" w:cs="Arial"/>
-          <w:sz w:val="20"/>
-        </w:rPr>
-        <w:t>Event-Driven Export &amp; Search Platform</w:t>
+          <w:sz w:val="18"/>
+          <w:szCs w:val="18"/>
+        </w:rPr>
+      </w:pPr>
+      <w:r>
+        <w:rPr>
+          <w:rStyle w:val="Strong"/>
+          <w:rFonts w:ascii="Arial" w:hAnsi="Arial" w:cs="Arial"/>
+          <w:sz w:val="18"/>
+          <w:szCs w:val="18"/>
+        </w:rPr>
+        <w:t xml:space="preserve">Event-Driven Export &amp; Search Platform (.NET + </w:t>
+      </w:r>
+      <w:proofErr w:type="spellStart"/>
+      <w:r>
+        <w:rPr>
+          <w:rStyle w:val="Strong"/>
+          <w:rFonts w:ascii="Arial" w:hAnsi="Arial" w:cs="Arial"/>
+          <w:sz w:val="18"/>
+          <w:szCs w:val="18"/>
+        </w:rPr>
+        <w:t>Vue</w:t>
+      </w:r>
+      <w:proofErr w:type="spellEnd"/>
+      <w:r>
+        <w:rPr>
+          <w:rStyle w:val="Strong"/>
+          <w:rFonts w:ascii="Arial" w:hAnsi="Arial" w:cs="Arial"/>
+          <w:sz w:val="18"/>
+          <w:szCs w:val="18"/>
+        </w:rPr>
+        <w:t>)</w:t>
       </w:r>
     </w:p>
     <w:p>
@@ -5159,19 +4479,20 @@
         <w:pStyle w:val="NormalWeb"/>
         <w:numPr>
           <w:ilvl w:val="0"/>
-          <w:numId w:val="26"/>
+          <w:numId w:val="32"/>
         </w:numPr>
-        <w:spacing w:before="0" w:beforeAutospacing="0" w:after="0" w:afterAutospacing="0"/>
         <w:jc w:val="both"/>
         <w:rPr>
           <w:rFonts w:ascii="Arial" w:hAnsi="Arial" w:cs="Arial"/>
-          <w:sz w:val="20"/>
-        </w:rPr>
-      </w:pPr>
-      <w:r>
-        <w:rPr>
-          <w:rFonts w:ascii="Arial" w:hAnsi="Arial" w:cs="Arial"/>
-          <w:sz w:val="20"/>
+          <w:sz w:val="18"/>
+          <w:szCs w:val="18"/>
+        </w:rPr>
+      </w:pPr>
+      <w:r>
+        <w:rPr>
+          <w:rFonts w:ascii="Arial" w:hAnsi="Arial" w:cs="Arial"/>
+          <w:sz w:val="18"/>
+          <w:szCs w:val="18"/>
         </w:rPr>
         <w:t xml:space="preserve">Built a queue-based export service using </w:t>
       </w:r>
@@ -5179,53 +4500,59 @@
         <w:rPr>
           <w:rStyle w:val="Strong"/>
           <w:rFonts w:ascii="Arial" w:hAnsi="Arial" w:cs="Arial"/>
-          <w:sz w:val="20"/>
+          <w:sz w:val="18"/>
+          <w:szCs w:val="18"/>
+        </w:rPr>
+        <w:t>ASP.NET Core Web APIs</w:t>
+      </w:r>
+      <w:r>
+        <w:rPr>
+          <w:rFonts w:ascii="Arial" w:hAnsi="Arial" w:cs="Arial"/>
+          <w:sz w:val="18"/>
+          <w:szCs w:val="18"/>
+        </w:rPr>
+        <w:t xml:space="preserve"> with background workers, orchestrating long-running jobs via </w:t>
+      </w:r>
+      <w:r>
+        <w:rPr>
+          <w:rStyle w:val="Strong"/>
+          <w:rFonts w:ascii="Arial" w:hAnsi="Arial" w:cs="Arial"/>
+          <w:sz w:val="18"/>
+          <w:szCs w:val="18"/>
         </w:rPr>
         <w:t>AWS SQS/SNS</w:t>
       </w:r>
       <w:r>
         <w:rPr>
           <w:rFonts w:ascii="Arial" w:hAnsi="Arial" w:cs="Arial"/>
-          <w:sz w:val="20"/>
-        </w:rPr>
-        <w:t xml:space="preserve">, </w:t>
-      </w:r>
-      <w:r>
-        <w:rPr>
-          <w:rStyle w:val="Strong"/>
-          <w:rFonts w:ascii="Arial" w:hAnsi="Arial" w:cs="Arial"/>
-          <w:sz w:val="20"/>
-        </w:rPr>
-        <w:t>Lambda</w:t>
-      </w:r>
-      <w:r>
-        <w:rPr>
-          <w:rFonts w:ascii="Arial" w:hAnsi="Arial" w:cs="Arial"/>
-          <w:sz w:val="20"/>
-        </w:rPr>
-        <w:t xml:space="preserve">, and </w:t>
-      </w:r>
-      <w:r>
-        <w:rPr>
-          <w:rStyle w:val="Strong"/>
-          <w:rFonts w:ascii="Arial" w:hAnsi="Arial" w:cs="Arial"/>
-          <w:sz w:val="20"/>
+          <w:sz w:val="18"/>
+          <w:szCs w:val="18"/>
+        </w:rPr>
+        <w:t xml:space="preserve"> and </w:t>
+      </w:r>
+      <w:r>
+        <w:rPr>
+          <w:rStyle w:val="Strong"/>
+          <w:rFonts w:ascii="Arial" w:hAnsi="Arial" w:cs="Arial"/>
+          <w:sz w:val="18"/>
+          <w:szCs w:val="18"/>
         </w:rPr>
         <w:t>Step Functions</w:t>
       </w:r>
       <w:r>
         <w:rPr>
           <w:rFonts w:ascii="Arial" w:hAnsi="Arial" w:cs="Arial"/>
-          <w:sz w:val="20"/>
-        </w:rPr>
-        <w:t xml:space="preserve"> to orchestrate long-running jobs with retries, DLQs, and </w:t>
-      </w:r>
-      <w:proofErr w:type="spellStart"/>
-      <w:r>
-        <w:rPr>
-          <w:rStyle w:val="Strong"/>
-          <w:rFonts w:ascii="Arial" w:hAnsi="Arial" w:cs="Arial"/>
-          <w:sz w:val="20"/>
+          <w:sz w:val="18"/>
+          <w:szCs w:val="18"/>
+        </w:rPr>
+        <w:t xml:space="preserve">, implementing retry policies, DLQs, and </w:t>
+      </w:r>
+      <w:proofErr w:type="spellStart"/>
+      <w:r>
+        <w:rPr>
+          <w:rFonts w:ascii="Arial" w:hAnsi="Arial" w:cs="Arial"/>
+          <w:sz w:val="18"/>
+          <w:szCs w:val="18"/>
         </w:rPr>
         <w:t>idempotency</w:t>
       </w:r>
@@ -5233,9 +4560,10 @@
       <w:r>
         <w:rPr>
           <w:rFonts w:ascii="Arial" w:hAnsi="Arial" w:cs="Arial"/>
-          <w:sz w:val="20"/>
-        </w:rPr>
-        <w:t xml:space="preserve"> safeguards.</w:t>
+          <w:sz w:val="18"/>
+          <w:szCs w:val="18"/>
+        </w:rPr>
+        <w:t xml:space="preserve"> safeguards to ensure safe reprocessing.</w:t>
       </w:r>
     </w:p>
     <w:p>
@@ -5243,93 +4571,39 @@
         <w:pStyle w:val="NormalWeb"/>
         <w:numPr>
           <w:ilvl w:val="0"/>
-          <w:numId w:val="26"/>
+          <w:numId w:val="32"/>
         </w:numPr>
-        <w:spacing w:before="0" w:beforeAutospacing="0" w:after="0" w:afterAutospacing="0"/>
         <w:jc w:val="both"/>
         <w:rPr>
           <w:rFonts w:ascii="Arial" w:hAnsi="Arial" w:cs="Arial"/>
-          <w:sz w:val="20"/>
-        </w:rPr>
-      </w:pPr>
-      <w:r>
-        <w:rPr>
-          <w:rFonts w:ascii="Arial" w:hAnsi="Arial" w:cs="Arial"/>
-          <w:sz w:val="20"/>
-        </w:rPr>
-        <w:t xml:space="preserve">Stored artifacts in </w:t>
-      </w:r>
-      <w:r>
-        <w:rPr>
-          <w:rStyle w:val="Strong"/>
-          <w:rFonts w:ascii="Arial" w:hAnsi="Arial" w:cs="Arial"/>
-          <w:sz w:val="20"/>
-        </w:rPr>
-        <w:t>S3</w:t>
-      </w:r>
-      <w:r>
-        <w:rPr>
-          <w:rFonts w:ascii="Arial" w:hAnsi="Arial" w:cs="Arial"/>
-          <w:sz w:val="20"/>
-        </w:rPr>
-        <w:t xml:space="preserve"> with signed URLs and lifecycle policies, indexed metadata into </w:t>
-      </w:r>
-      <w:r>
-        <w:rPr>
-          <w:rStyle w:val="Strong"/>
-          <w:rFonts w:ascii="Arial" w:hAnsi="Arial" w:cs="Arial"/>
-          <w:sz w:val="20"/>
-        </w:rPr>
-        <w:t>OpenSearch/</w:t>
-      </w:r>
-      <w:proofErr w:type="spellStart"/>
-      <w:r>
-        <w:rPr>
-          <w:rStyle w:val="Strong"/>
-          <w:rFonts w:ascii="Arial" w:hAnsi="Arial" w:cs="Arial"/>
-          <w:sz w:val="20"/>
-        </w:rPr>
-        <w:t>Elasticsearch</w:t>
-      </w:r>
-      <w:proofErr w:type="spellEnd"/>
-      <w:r>
-        <w:rPr>
-          <w:rFonts w:ascii="Arial" w:hAnsi="Arial" w:cs="Arial"/>
-          <w:sz w:val="20"/>
-        </w:rPr>
-        <w:t xml:space="preserve">, and streamed analytics outputs into </w:t>
-      </w:r>
-      <w:r>
-        <w:rPr>
-          <w:rStyle w:val="Strong"/>
-          <w:rFonts w:ascii="Arial" w:hAnsi="Arial" w:cs="Arial"/>
-          <w:sz w:val="20"/>
-        </w:rPr>
-        <w:t>Redshift</w:t>
-      </w:r>
-      <w:r>
-        <w:rPr>
-          <w:rFonts w:ascii="Arial" w:hAnsi="Arial" w:cs="Arial"/>
-          <w:sz w:val="20"/>
-        </w:rPr>
-        <w:t xml:space="preserve"> and </w:t>
-      </w:r>
-      <w:proofErr w:type="spellStart"/>
-      <w:r>
-        <w:rPr>
-          <w:rStyle w:val="Strong"/>
-          <w:rFonts w:ascii="Arial" w:hAnsi="Arial" w:cs="Arial"/>
-          <w:sz w:val="20"/>
-        </w:rPr>
-        <w:t>BigQuery</w:t>
-      </w:r>
-      <w:proofErr w:type="spellEnd"/>
-      <w:r>
-        <w:rPr>
-          <w:rFonts w:ascii="Arial" w:hAnsi="Arial" w:cs="Arial"/>
-          <w:sz w:val="20"/>
-        </w:rPr>
-        <w:t xml:space="preserve"> for downstream reporting.</w:t>
+          <w:sz w:val="18"/>
+          <w:szCs w:val="18"/>
+        </w:rPr>
+      </w:pPr>
+      <w:r>
+        <w:rPr>
+          <w:rFonts w:ascii="Arial" w:hAnsi="Arial" w:cs="Arial"/>
+          <w:sz w:val="18"/>
+          <w:szCs w:val="18"/>
+        </w:rPr>
+        <w:t xml:space="preserve">Developed a responsive </w:t>
+      </w:r>
+      <w:r>
+        <w:rPr>
+          <w:rStyle w:val="Strong"/>
+          <w:rFonts w:ascii="Arial" w:hAnsi="Arial" w:cs="Arial"/>
+          <w:sz w:val="18"/>
+          <w:szCs w:val="18"/>
+        </w:rPr>
+        <w:t>Vue.js</w:t>
+      </w:r>
+      <w:r>
+        <w:rPr>
+          <w:rFonts w:ascii="Arial" w:hAnsi="Arial" w:cs="Arial"/>
+          <w:sz w:val="18"/>
+          <w:szCs w:val="18"/>
+        </w:rPr>
+        <w:t xml:space="preserve"> dashboard to initiate exports, display real-time job status, and surface retry/error insights, integrating with .NET APIs through structured REST contracts.</w:t>
       </w:r>
     </w:p>
     <w:p>
@@ -5337,28 +4611,204 @@
         <w:pStyle w:val="NormalWeb"/>
         <w:numPr>
           <w:ilvl w:val="0"/>
-          <w:numId w:val="26"/>
+          <w:numId w:val="32"/>
         </w:numPr>
-        <w:spacing w:before="0" w:beforeAutospacing="0" w:after="0" w:afterAutospacing="0"/>
         <w:jc w:val="both"/>
         <w:rPr>
           <w:rFonts w:ascii="Arial" w:hAnsi="Arial" w:cs="Arial"/>
-          <w:sz w:val="20"/>
-        </w:rPr>
-      </w:pPr>
-      <w:r>
-        <w:rPr>
-          <w:rFonts w:ascii="Arial" w:hAnsi="Arial" w:cs="Arial"/>
-          <w:sz w:val="20"/>
-        </w:rPr>
-        <w:t xml:space="preserve">Instrumented end-to-end telemetry with </w:t>
-      </w:r>
-      <w:proofErr w:type="spellStart"/>
-      <w:r>
-        <w:rPr>
-          <w:rStyle w:val="Strong"/>
-          <w:rFonts w:ascii="Arial" w:hAnsi="Arial" w:cs="Arial"/>
-          <w:sz w:val="20"/>
+          <w:sz w:val="18"/>
+          <w:szCs w:val="18"/>
+        </w:rPr>
+      </w:pPr>
+      <w:r>
+        <w:rPr>
+          <w:rFonts w:ascii="Arial" w:hAnsi="Arial" w:cs="Arial"/>
+          <w:sz w:val="18"/>
+          <w:szCs w:val="18"/>
+        </w:rPr>
+        <w:t xml:space="preserve">Stored export artifacts in </w:t>
+      </w:r>
+      <w:r>
+        <w:rPr>
+          <w:rStyle w:val="Strong"/>
+          <w:rFonts w:ascii="Arial" w:hAnsi="Arial" w:cs="Arial"/>
+          <w:sz w:val="18"/>
+          <w:szCs w:val="18"/>
+        </w:rPr>
+        <w:t>S3</w:t>
+      </w:r>
+      <w:r>
+        <w:rPr>
+          <w:rFonts w:ascii="Arial" w:hAnsi="Arial" w:cs="Arial"/>
+          <w:sz w:val="18"/>
+          <w:szCs w:val="18"/>
+        </w:rPr>
+        <w:t xml:space="preserve"> with signed URLs and lifecycle policies, indexed searchable metadata into </w:t>
+      </w:r>
+      <w:r>
+        <w:rPr>
+          <w:rStyle w:val="Strong"/>
+          <w:rFonts w:ascii="Arial" w:hAnsi="Arial" w:cs="Arial"/>
+          <w:sz w:val="18"/>
+          <w:szCs w:val="18"/>
+        </w:rPr>
+        <w:t xml:space="preserve">OpenSearch / </w:t>
+      </w:r>
+      <w:proofErr w:type="spellStart"/>
+      <w:r>
+        <w:rPr>
+          <w:rStyle w:val="Strong"/>
+          <w:rFonts w:ascii="Arial" w:hAnsi="Arial" w:cs="Arial"/>
+          <w:sz w:val="18"/>
+          <w:szCs w:val="18"/>
+        </w:rPr>
+        <w:t>Elasticsearch</w:t>
+      </w:r>
+      <w:proofErr w:type="spellEnd"/>
+      <w:r>
+        <w:rPr>
+          <w:rFonts w:ascii="Arial" w:hAnsi="Arial" w:cs="Arial"/>
+          <w:sz w:val="18"/>
+          <w:szCs w:val="18"/>
+        </w:rPr>
+        <w:t xml:space="preserve">, and streamed analytics datasets into </w:t>
+      </w:r>
+      <w:r>
+        <w:rPr>
+          <w:rStyle w:val="Strong"/>
+          <w:rFonts w:ascii="Arial" w:hAnsi="Arial" w:cs="Arial"/>
+          <w:sz w:val="18"/>
+          <w:szCs w:val="18"/>
+        </w:rPr>
+        <w:t>Redshift</w:t>
+      </w:r>
+      <w:r>
+        <w:rPr>
+          <w:rFonts w:ascii="Arial" w:hAnsi="Arial" w:cs="Arial"/>
+          <w:sz w:val="18"/>
+          <w:szCs w:val="18"/>
+        </w:rPr>
+        <w:t xml:space="preserve"> and </w:t>
+      </w:r>
+      <w:proofErr w:type="spellStart"/>
+      <w:r>
+        <w:rPr>
+          <w:rStyle w:val="Strong"/>
+          <w:rFonts w:ascii="Arial" w:hAnsi="Arial" w:cs="Arial"/>
+          <w:sz w:val="18"/>
+          <w:szCs w:val="18"/>
+        </w:rPr>
+        <w:t>BigQuery</w:t>
+      </w:r>
+      <w:proofErr w:type="spellEnd"/>
+      <w:r>
+        <w:rPr>
+          <w:rFonts w:ascii="Arial" w:hAnsi="Arial" w:cs="Arial"/>
+          <w:sz w:val="18"/>
+          <w:szCs w:val="18"/>
+        </w:rPr>
+        <w:t xml:space="preserve"> for downstream BI reporting.</w:t>
+      </w:r>
+    </w:p>
+    <w:p>
+      <w:pPr>
+        <w:pStyle w:val="NormalWeb"/>
+        <w:numPr>
+          <w:ilvl w:val="0"/>
+          <w:numId w:val="32"/>
+        </w:numPr>
+        <w:jc w:val="both"/>
+        <w:rPr>
+          <w:rFonts w:ascii="Arial" w:hAnsi="Arial" w:cs="Arial"/>
+          <w:sz w:val="18"/>
+          <w:szCs w:val="18"/>
+        </w:rPr>
+      </w:pPr>
+      <w:r>
+        <w:rPr>
+          <w:rFonts w:ascii="Arial" w:hAnsi="Arial" w:cs="Arial"/>
+          <w:sz w:val="18"/>
+          <w:szCs w:val="18"/>
+        </w:rPr>
+        <w:t xml:space="preserve">Implemented caching and state tracking with </w:t>
+      </w:r>
+      <w:proofErr w:type="spellStart"/>
+      <w:r>
+        <w:rPr>
+          <w:rStyle w:val="Strong"/>
+          <w:rFonts w:ascii="Arial" w:hAnsi="Arial" w:cs="Arial"/>
+          <w:sz w:val="18"/>
+          <w:szCs w:val="18"/>
+        </w:rPr>
+        <w:t>Redis</w:t>
+      </w:r>
+      <w:proofErr w:type="spellEnd"/>
+      <w:r>
+        <w:rPr>
+          <w:rFonts w:ascii="Arial" w:hAnsi="Arial" w:cs="Arial"/>
+          <w:sz w:val="18"/>
+          <w:szCs w:val="18"/>
+        </w:rPr>
+        <w:t xml:space="preserve"> and durable persistence in </w:t>
+      </w:r>
+      <w:proofErr w:type="spellStart"/>
+      <w:r>
+        <w:rPr>
+          <w:rStyle w:val="Strong"/>
+          <w:rFonts w:ascii="Arial" w:hAnsi="Arial" w:cs="Arial"/>
+          <w:sz w:val="18"/>
+          <w:szCs w:val="18"/>
+        </w:rPr>
+        <w:t>PostgreSQL</w:t>
+      </w:r>
+      <w:proofErr w:type="spellEnd"/>
+      <w:r>
+        <w:rPr>
+          <w:rStyle w:val="Strong"/>
+          <w:rFonts w:ascii="Arial" w:hAnsi="Arial" w:cs="Arial"/>
+          <w:sz w:val="18"/>
+          <w:szCs w:val="18"/>
+        </w:rPr>
+        <w:t xml:space="preserve"> / SQL Server</w:t>
+      </w:r>
+      <w:r>
+        <w:rPr>
+          <w:rFonts w:ascii="Arial" w:hAnsi="Arial" w:cs="Arial"/>
+          <w:sz w:val="18"/>
+          <w:szCs w:val="18"/>
+        </w:rPr>
+        <w:t>, ensuring reliable workflow coordination and consistent job visibility.</w:t>
+      </w:r>
+    </w:p>
+    <w:p>
+      <w:pPr>
+        <w:pStyle w:val="NormalWeb"/>
+        <w:numPr>
+          <w:ilvl w:val="0"/>
+          <w:numId w:val="32"/>
+        </w:numPr>
+        <w:jc w:val="both"/>
+        <w:rPr>
+          <w:rFonts w:ascii="Arial" w:hAnsi="Arial" w:cs="Arial"/>
+          <w:sz w:val="18"/>
+          <w:szCs w:val="18"/>
+        </w:rPr>
+      </w:pPr>
+      <w:r>
+        <w:rPr>
+          <w:rFonts w:ascii="Arial" w:hAnsi="Arial" w:cs="Arial"/>
+          <w:sz w:val="18"/>
+          <w:szCs w:val="18"/>
+        </w:rPr>
+        <w:t xml:space="preserve">Instrumented end-to-end telemetry using </w:t>
+      </w:r>
+      <w:proofErr w:type="spellStart"/>
+      <w:r>
+        <w:rPr>
+          <w:rStyle w:val="Strong"/>
+          <w:rFonts w:ascii="Arial" w:hAnsi="Arial" w:cs="Arial"/>
+          <w:sz w:val="18"/>
+          <w:szCs w:val="18"/>
         </w:rPr>
         <w:t>OpenTelemetry</w:t>
       </w:r>
@@ -5366,16 +4816,18 @@
       <w:r>
         <w:rPr>
           <w:rFonts w:ascii="Arial" w:hAnsi="Arial" w:cs="Arial"/>
-          <w:sz w:val="20"/>
-        </w:rPr>
-        <w:t xml:space="preserve"> into </w:t>
-      </w:r>
-      <w:proofErr w:type="spellStart"/>
-      <w:r>
-        <w:rPr>
-          <w:rStyle w:val="Strong"/>
-          <w:rFonts w:ascii="Arial" w:hAnsi="Arial" w:cs="Arial"/>
-          <w:sz w:val="20"/>
+          <w:sz w:val="18"/>
+          <w:szCs w:val="18"/>
+        </w:rPr>
+        <w:t xml:space="preserve"> within .NET services, exporting traces and metrics to </w:t>
+      </w:r>
+      <w:proofErr w:type="spellStart"/>
+      <w:r>
+        <w:rPr>
+          <w:rStyle w:val="Strong"/>
+          <w:rFonts w:ascii="Arial" w:hAnsi="Arial" w:cs="Arial"/>
+          <w:sz w:val="18"/>
+          <w:szCs w:val="18"/>
         </w:rPr>
         <w:t>Datadog</w:t>
       </w:r>
@@ -5383,7 +4835,8 @@
       <w:r>
         <w:rPr>
           <w:rFonts w:ascii="Arial" w:hAnsi="Arial" w:cs="Arial"/>
-          <w:sz w:val="20"/>
+          <w:sz w:val="18"/>
+          <w:szCs w:val="18"/>
         </w:rPr>
         <w:t xml:space="preserve"> and </w:t>
       </w:r>
@@ -5392,7 +4845,8 @@
         <w:rPr>
           <w:rStyle w:val="Strong"/>
           <w:rFonts w:ascii="Arial" w:hAnsi="Arial" w:cs="Arial"/>
-          <w:sz w:val="20"/>
+          <w:sz w:val="18"/>
+          <w:szCs w:val="18"/>
         </w:rPr>
         <w:t>Grafana</w:t>
       </w:r>
@@ -5401,16 +4855,18 @@
         <w:rPr>
           <w:rStyle w:val="Strong"/>
           <w:rFonts w:ascii="Arial" w:hAnsi="Arial" w:cs="Arial"/>
-          <w:sz w:val="20"/>
-        </w:rPr>
-        <w:t>/Prometheus</w:t>
-      </w:r>
-      <w:r>
-        <w:rPr>
-          <w:rFonts w:ascii="Arial" w:hAnsi="Arial" w:cs="Arial"/>
-          <w:sz w:val="20"/>
-        </w:rPr>
-        <w:t>, enabling trace-first debugging and measurable SLOs.</w:t>
+          <w:sz w:val="18"/>
+          <w:szCs w:val="18"/>
+        </w:rPr>
+        <w:t xml:space="preserve"> / Prometheus</w:t>
+      </w:r>
+      <w:r>
+        <w:rPr>
+          <w:rFonts w:ascii="Arial" w:hAnsi="Arial" w:cs="Arial"/>
+          <w:sz w:val="18"/>
+          <w:szCs w:val="18"/>
+        </w:rPr>
+        <w:t>, enabling trace-first debugging and clearly defined SLO monitoring.</w:t>
       </w:r>
     </w:p>
     <w:p>
@@ -5420,14 +4876,16 @@
         <w:jc w:val="both"/>
         <w:rPr>
           <w:rFonts w:ascii="Arial" w:hAnsi="Arial" w:cs="Arial"/>
-          <w:sz w:val="20"/>
-        </w:rPr>
-      </w:pPr>
-      <w:r>
-        <w:rPr>
-          <w:rStyle w:val="Strong"/>
-          <w:rFonts w:ascii="Arial" w:hAnsi="Arial" w:cs="Arial"/>
-          <w:sz w:val="20"/>
+          <w:sz w:val="18"/>
+          <w:szCs w:val="18"/>
+        </w:rPr>
+      </w:pPr>
+      <w:r>
+        <w:rPr>
+          <w:rStyle w:val="Strong"/>
+          <w:rFonts w:ascii="Arial" w:hAnsi="Arial" w:cs="Arial"/>
+          <w:sz w:val="18"/>
+          <w:szCs w:val="18"/>
         </w:rPr>
         <w:t>Multi-Cloud Deployment Template (</w:t>
       </w:r>
@@ -5436,7 +4894,8 @@
         <w:rPr>
           <w:rStyle w:val="Strong"/>
           <w:rFonts w:ascii="Arial" w:hAnsi="Arial" w:cs="Arial"/>
-          <w:sz w:val="20"/>
+          <w:sz w:val="18"/>
+          <w:szCs w:val="18"/>
         </w:rPr>
         <w:t>GitOps</w:t>
       </w:r>
@@ -5445,7 +4904,8 @@
         <w:rPr>
           <w:rStyle w:val="Strong"/>
           <w:rFonts w:ascii="Arial" w:hAnsi="Arial" w:cs="Arial"/>
-          <w:sz w:val="20"/>
+          <w:sz w:val="18"/>
+          <w:szCs w:val="18"/>
         </w:rPr>
         <w:t>)</w:t>
       </w:r>
@@ -5461,13 +4921,15 @@
         <w:jc w:val="both"/>
         <w:rPr>
           <w:rFonts w:ascii="Arial" w:hAnsi="Arial" w:cs="Arial"/>
-          <w:sz w:val="20"/>
-        </w:rPr>
-      </w:pPr>
-      <w:r>
-        <w:rPr>
-          <w:rFonts w:ascii="Arial" w:hAnsi="Arial" w:cs="Arial"/>
-          <w:sz w:val="20"/>
+          <w:sz w:val="18"/>
+          <w:szCs w:val="18"/>
+        </w:rPr>
+      </w:pPr>
+      <w:r>
+        <w:rPr>
+          <w:rFonts w:ascii="Arial" w:hAnsi="Arial" w:cs="Arial"/>
+          <w:sz w:val="18"/>
+          <w:szCs w:val="18"/>
         </w:rPr>
         <w:t xml:space="preserve">Created a reusable deployment blueprint using </w:t>
       </w:r>
@@ -5476,7 +4938,8 @@
         <w:rPr>
           <w:rStyle w:val="Strong"/>
           <w:rFonts w:ascii="Arial" w:hAnsi="Arial" w:cs="Arial"/>
-          <w:sz w:val="20"/>
+          <w:sz w:val="18"/>
+          <w:szCs w:val="18"/>
         </w:rPr>
         <w:t>Docker</w:t>
       </w:r>
@@ -5484,7 +4947,8 @@
       <w:r>
         <w:rPr>
           <w:rFonts w:ascii="Arial" w:hAnsi="Arial" w:cs="Arial"/>
-          <w:sz w:val="20"/>
+          <w:sz w:val="18"/>
+          <w:szCs w:val="18"/>
         </w:rPr>
         <w:t xml:space="preserve">, </w:t>
       </w:r>
@@ -5493,7 +4957,8 @@
         <w:rPr>
           <w:rStyle w:val="Strong"/>
           <w:rFonts w:ascii="Arial" w:hAnsi="Arial" w:cs="Arial"/>
-          <w:sz w:val="20"/>
+          <w:sz w:val="18"/>
+          <w:szCs w:val="18"/>
         </w:rPr>
         <w:t>Kubernetes</w:t>
       </w:r>
@@ -5502,14 +4967,16 @@
         <w:rPr>
           <w:rStyle w:val="Strong"/>
           <w:rFonts w:ascii="Arial" w:hAnsi="Arial" w:cs="Arial"/>
-          <w:sz w:val="20"/>
+          <w:sz w:val="18"/>
+          <w:szCs w:val="18"/>
         </w:rPr>
         <w:t xml:space="preserve"> (EKS/AKS/GKE)</w:t>
       </w:r>
       <w:r>
         <w:rPr>
           <w:rFonts w:ascii="Arial" w:hAnsi="Arial" w:cs="Arial"/>
-          <w:sz w:val="20"/>
+          <w:sz w:val="18"/>
+          <w:szCs w:val="18"/>
         </w:rPr>
         <w:t xml:space="preserve">, </w:t>
       </w:r>
@@ -5517,14 +4984,16 @@
         <w:rPr>
           <w:rStyle w:val="Strong"/>
           <w:rFonts w:ascii="Arial" w:hAnsi="Arial" w:cs="Arial"/>
-          <w:sz w:val="20"/>
+          <w:sz w:val="18"/>
+          <w:szCs w:val="18"/>
         </w:rPr>
         <w:t>Helm</w:t>
       </w:r>
       <w:r>
         <w:rPr>
           <w:rFonts w:ascii="Arial" w:hAnsi="Arial" w:cs="Arial"/>
-          <w:sz w:val="20"/>
+          <w:sz w:val="18"/>
+          <w:szCs w:val="18"/>
         </w:rPr>
         <w:t xml:space="preserve">, </w:t>
       </w:r>
@@ -5532,14 +5001,16 @@
         <w:rPr>
           <w:rStyle w:val="Strong"/>
           <w:rFonts w:ascii="Arial" w:hAnsi="Arial" w:cs="Arial"/>
-          <w:sz w:val="20"/>
+          <w:sz w:val="18"/>
+          <w:szCs w:val="18"/>
         </w:rPr>
         <w:t>Argo CD</w:t>
       </w:r>
       <w:r>
         <w:rPr>
           <w:rFonts w:ascii="Arial" w:hAnsi="Arial" w:cs="Arial"/>
-          <w:sz w:val="20"/>
+          <w:sz w:val="18"/>
+          <w:szCs w:val="18"/>
         </w:rPr>
         <w:t xml:space="preserve">, and </w:t>
       </w:r>
@@ -5548,7 +5019,8 @@
         <w:rPr>
           <w:rStyle w:val="Strong"/>
           <w:rFonts w:ascii="Arial" w:hAnsi="Arial" w:cs="Arial"/>
-          <w:sz w:val="20"/>
+          <w:sz w:val="18"/>
+          <w:szCs w:val="18"/>
         </w:rPr>
         <w:t>Terraform</w:t>
       </w:r>
@@ -5557,7 +5029,8 @@
         <w:rPr>
           <w:rStyle w:val="Strong"/>
           <w:rFonts w:ascii="Arial" w:hAnsi="Arial" w:cs="Arial"/>
-          <w:sz w:val="20"/>
+          <w:sz w:val="18"/>
+          <w:szCs w:val="18"/>
         </w:rPr>
         <w:t>/</w:t>
       </w:r>
@@ -5566,7 +5039,8 @@
         <w:rPr>
           <w:rStyle w:val="Strong"/>
           <w:rFonts w:ascii="Arial" w:hAnsi="Arial" w:cs="Arial"/>
-          <w:sz w:val="20"/>
+          <w:sz w:val="18"/>
+          <w:szCs w:val="18"/>
         </w:rPr>
         <w:t>CloudFormation</w:t>
       </w:r>
@@ -5574,7 +5048,8 @@
       <w:r>
         <w:rPr>
           <w:rFonts w:ascii="Arial" w:hAnsi="Arial" w:cs="Arial"/>
-          <w:sz w:val="20"/>
+          <w:sz w:val="18"/>
+          <w:szCs w:val="18"/>
         </w:rPr>
         <w:t xml:space="preserve"> to standardize environments across teams.</w:t>
       </w:r>
@@ -5590,13 +5065,15 @@
         <w:jc w:val="both"/>
         <w:rPr>
           <w:rFonts w:ascii="Arial" w:hAnsi="Arial" w:cs="Arial"/>
-          <w:sz w:val="20"/>
-        </w:rPr>
-      </w:pPr>
-      <w:r>
-        <w:rPr>
-          <w:rFonts w:ascii="Arial" w:hAnsi="Arial" w:cs="Arial"/>
-          <w:sz w:val="20"/>
+          <w:sz w:val="18"/>
+          <w:szCs w:val="18"/>
+        </w:rPr>
+      </w:pPr>
+      <w:r>
+        <w:rPr>
+          <w:rFonts w:ascii="Arial" w:hAnsi="Arial" w:cs="Arial"/>
+          <w:sz w:val="18"/>
+          <w:szCs w:val="18"/>
         </w:rPr>
         <w:t xml:space="preserve">Added CI/CD pipelines using </w:t>
       </w:r>
@@ -5605,7 +5082,8 @@
         <w:rPr>
           <w:rStyle w:val="Strong"/>
           <w:rFonts w:ascii="Arial" w:hAnsi="Arial" w:cs="Arial"/>
-          <w:sz w:val="20"/>
+          <w:sz w:val="18"/>
+          <w:szCs w:val="18"/>
         </w:rPr>
         <w:t>GitHub</w:t>
       </w:r>
@@ -5614,14 +5092,16 @@
         <w:rPr>
           <w:rStyle w:val="Strong"/>
           <w:rFonts w:ascii="Arial" w:hAnsi="Arial" w:cs="Arial"/>
-          <w:sz w:val="20"/>
+          <w:sz w:val="18"/>
+          <w:szCs w:val="18"/>
         </w:rPr>
         <w:t xml:space="preserve"> Actions</w:t>
       </w:r>
       <w:r>
         <w:rPr>
           <w:rFonts w:ascii="Arial" w:hAnsi="Arial" w:cs="Arial"/>
-          <w:sz w:val="20"/>
+          <w:sz w:val="18"/>
+          <w:szCs w:val="18"/>
         </w:rPr>
         <w:t xml:space="preserve">, </w:t>
       </w:r>
@@ -5630,7 +5110,8 @@
         <w:rPr>
           <w:rStyle w:val="Strong"/>
           <w:rFonts w:ascii="Arial" w:hAnsi="Arial" w:cs="Arial"/>
-          <w:sz w:val="20"/>
+          <w:sz w:val="18"/>
+          <w:szCs w:val="18"/>
         </w:rPr>
         <w:t>GitLab</w:t>
       </w:r>
@@ -5639,14 +5120,16 @@
         <w:rPr>
           <w:rStyle w:val="Strong"/>
           <w:rFonts w:ascii="Arial" w:hAnsi="Arial" w:cs="Arial"/>
-          <w:sz w:val="20"/>
+          <w:sz w:val="18"/>
+          <w:szCs w:val="18"/>
         </w:rPr>
         <w:t xml:space="preserve"> CI</w:t>
       </w:r>
       <w:r>
         <w:rPr>
           <w:rFonts w:ascii="Arial" w:hAnsi="Arial" w:cs="Arial"/>
-          <w:sz w:val="20"/>
+          <w:sz w:val="18"/>
+          <w:szCs w:val="18"/>
         </w:rPr>
         <w:t xml:space="preserve">, and </w:t>
       </w:r>
@@ -5654,14 +5137,16 @@
         <w:rPr>
           <w:rStyle w:val="Strong"/>
           <w:rFonts w:ascii="Arial" w:hAnsi="Arial" w:cs="Arial"/>
-          <w:sz w:val="20"/>
+          <w:sz w:val="18"/>
+          <w:szCs w:val="18"/>
         </w:rPr>
         <w:t>Jenkins</w:t>
       </w:r>
       <w:r>
         <w:rPr>
           <w:rFonts w:ascii="Arial" w:hAnsi="Arial" w:cs="Arial"/>
-          <w:sz w:val="20"/>
+          <w:sz w:val="18"/>
+          <w:szCs w:val="18"/>
         </w:rPr>
         <w:t xml:space="preserve"> with automated tests, </w:t>
       </w:r>
@@ -5669,14 +5154,16 @@
         <w:rPr>
           <w:rStyle w:val="Strong"/>
           <w:rFonts w:ascii="Arial" w:hAnsi="Arial" w:cs="Arial"/>
-          <w:sz w:val="20"/>
+          <w:sz w:val="18"/>
+          <w:szCs w:val="18"/>
         </w:rPr>
         <w:t>Pact-style contract checks</w:t>
       </w:r>
       <w:r>
         <w:rPr>
           <w:rFonts w:ascii="Arial" w:hAnsi="Arial" w:cs="Arial"/>
-          <w:sz w:val="20"/>
+          <w:sz w:val="18"/>
+          <w:szCs w:val="18"/>
         </w:rPr>
         <w:t>, and rollout safeguards for safer releases.</w:t>
       </w:r>
@@ -6928,6 +6415,155 @@
     </w:lvl>
   </w:abstractNum>
   <w:abstractNum w:abstractNumId="11">
+    <w:nsid w:val="166C70C2"/>
+    <w:multiLevelType w:val="multilevel"/>
+    <w:tmpl w:val="2018A2CA"/>
+    <w:lvl w:ilvl="0">
+      <w:start w:val="1"/>
+      <w:numFmt w:val="bullet"/>
+      <w:lvlText w:val=""/>
+      <w:lvlJc w:val="left"/>
+      <w:pPr>
+        <w:tabs>
+          <w:tab w:val="num" w:pos="720"/>
+        </w:tabs>
+        <w:ind w:left="720" w:hanging="360"/>
+      </w:pPr>
+      <w:rPr>
+        <w:rFonts w:ascii="Symbol" w:hAnsi="Symbol" w:hint="default"/>
+        <w:sz w:val="20"/>
+      </w:rPr>
+    </w:lvl>
+    <w:lvl w:ilvl="1" w:tentative="1">
+      <w:start w:val="1"/>
+      <w:numFmt w:val="bullet"/>
+      <w:lvlText w:val="o"/>
+      <w:lvlJc w:val="left"/>
+      <w:pPr>
+        <w:tabs>
+          <w:tab w:val="num" w:pos="1440"/>
+        </w:tabs>
+        <w:ind w:left="1440" w:hanging="360"/>
+      </w:pPr>
+      <w:rPr>
+        <w:rFonts w:ascii="Courier New" w:hAnsi="Courier New" w:hint="default"/>
+        <w:sz w:val="20"/>
+      </w:rPr>
+    </w:lvl>
+    <w:lvl w:ilvl="2" w:tentative="1">
+      <w:start w:val="1"/>
+      <w:numFmt w:val="bullet"/>
+      <w:lvlText w:val=""/>
+      <w:lvlJc w:val="left"/>
+      <w:pPr>
+        <w:tabs>
+          <w:tab w:val="num" w:pos="2160"/>
+        </w:tabs>
+        <w:ind w:left="2160" w:hanging="360"/>
+      </w:pPr>
+      <w:rPr>
+        <w:rFonts w:ascii="Wingdings" w:hAnsi="Wingdings" w:hint="default"/>
+        <w:sz w:val="20"/>
+      </w:rPr>
+    </w:lvl>
+    <w:lvl w:ilvl="3" w:tentative="1">
+      <w:start w:val="1"/>
+      <w:numFmt w:val="bullet"/>
+      <w:lvlText w:val=""/>
+      <w:lvlJc w:val="left"/>
+      <w:pPr>
+        <w:tabs>
+          <w:tab w:val="num" w:pos="2880"/>
+        </w:tabs>
+        <w:ind w:left="2880" w:hanging="360"/>
+      </w:pPr>
+      <w:rPr>
+        <w:rFonts w:ascii="Wingdings" w:hAnsi="Wingdings" w:hint="default"/>
+        <w:sz w:val="20"/>
+      </w:rPr>
+    </w:lvl>
+    <w:lvl w:ilvl="4" w:tentative="1">
+      <w:start w:val="1"/>
+      <w:numFmt w:val="bullet"/>
+      <w:lvlText w:val=""/>
+      <w:lvlJc w:val="left"/>
+      <w:pPr>
+        <w:tabs>
+          <w:tab w:val="num" w:pos="3600"/>
+        </w:tabs>
+        <w:ind w:left="3600" w:hanging="360"/>
+      </w:pPr>
+      <w:rPr>
+        <w:rFonts w:ascii="Wingdings" w:hAnsi="Wingdings" w:hint="default"/>
+        <w:sz w:val="20"/>
+      </w:rPr>
+    </w:lvl>
+    <w:lvl w:ilvl="5" w:tentative="1">
+      <w:start w:val="1"/>
+      <w:numFmt w:val="bullet"/>
+      <w:lvlText w:val=""/>
+      <w:lvlJc w:val="left"/>
+      <w:pPr>
+        <w:tabs>
+          <w:tab w:val="num" w:pos="4320"/>
+        </w:tabs>
+        <w:ind w:left="4320" w:hanging="360"/>
+      </w:pPr>
+      <w:rPr>
+        <w:rFonts w:ascii="Wingdings" w:hAnsi="Wingdings" w:hint="default"/>
+        <w:sz w:val="20"/>
+      </w:rPr>
+    </w:lvl>
+    <w:lvl w:ilvl="6" w:tentative="1">
+      <w:start w:val="1"/>
+      <w:numFmt w:val="bullet"/>
+      <w:lvlText w:val=""/>
+      <w:lvlJc w:val="left"/>
+      <w:pPr>
+        <w:tabs>
+          <w:tab w:val="num" w:pos="5040"/>
+        </w:tabs>
+        <w:ind w:left="5040" w:hanging="360"/>
+      </w:pPr>
+      <w:rPr>
+        <w:rFonts w:ascii="Wingdings" w:hAnsi="Wingdings" w:hint="default"/>
+        <w:sz w:val="20"/>
+      </w:rPr>
+    </w:lvl>
+    <w:lvl w:ilvl="7" w:tentative="1">
+      <w:start w:val="1"/>
+      <w:numFmt w:val="bullet"/>
+      <w:lvlText w:val=""/>
+      <w:lvlJc w:val="left"/>
+      <w:pPr>
+        <w:tabs>
+          <w:tab w:val="num" w:pos="5760"/>
+        </w:tabs>
+        <w:ind w:left="5760" w:hanging="360"/>
+      </w:pPr>
+      <w:rPr>
+        <w:rFonts w:ascii="Wingdings" w:hAnsi="Wingdings" w:hint="default"/>
+        <w:sz w:val="20"/>
+      </w:rPr>
+    </w:lvl>
+    <w:lvl w:ilvl="8" w:tentative="1">
+      <w:start w:val="1"/>
+      <w:numFmt w:val="bullet"/>
+      <w:lvlText w:val=""/>
+      <w:lvlJc w:val="left"/>
+      <w:pPr>
+        <w:tabs>
+          <w:tab w:val="num" w:pos="6480"/>
+        </w:tabs>
+        <w:ind w:left="6480" w:hanging="360"/>
+      </w:pPr>
+      <w:rPr>
+        <w:rFonts w:ascii="Wingdings" w:hAnsi="Wingdings" w:hint="default"/>
+        <w:sz w:val="20"/>
+      </w:rPr>
+    </w:lvl>
+  </w:abstractNum>
+  <w:abstractNum w:abstractNumId="12">
     <w:nsid w:val="1AF6154F"/>
     <w:multiLevelType w:val="hybridMultilevel"/>
     <w:tmpl w:val="5074CC24"/>
@@ -7040,7 +6676,7 @@
       </w:rPr>
     </w:lvl>
   </w:abstractNum>
-  <w:abstractNum w:abstractNumId="12">
+  <w:abstractNum w:abstractNumId="13">
     <w:nsid w:val="1D6279C0"/>
     <w:multiLevelType w:val="multilevel"/>
     <w:tmpl w:val="0456B280"/>
@@ -7189,7 +6825,7 @@
       </w:rPr>
     </w:lvl>
   </w:abstractNum>
-  <w:abstractNum w:abstractNumId="13">
+  <w:abstractNum w:abstractNumId="14">
     <w:nsid w:val="1F4D0D44"/>
     <w:multiLevelType w:val="hybridMultilevel"/>
     <w:tmpl w:val="2A0A43CE"/>
@@ -7278,7 +6914,93 @@
       </w:pPr>
     </w:lvl>
   </w:abstractNum>
-  <w:abstractNum w:abstractNumId="14">
+  <w:abstractNum w:abstractNumId="15">
+    <w:nsid w:val="1F9F3BB7"/>
+    <w:multiLevelType w:val="hybridMultilevel"/>
+    <w:tmpl w:val="4FCCA114"/>
+    <w:lvl w:ilvl="0" w:tplc="0409000F">
+      <w:start w:val="1"/>
+      <w:numFmt w:val="decimal"/>
+      <w:lvlText w:val="%1."/>
+      <w:lvlJc w:val="left"/>
+      <w:pPr>
+        <w:ind w:left="720" w:hanging="360"/>
+      </w:pPr>
+    </w:lvl>
+    <w:lvl w:ilvl="1" w:tplc="04090019" w:tentative="1">
+      <w:start w:val="1"/>
+      <w:numFmt w:val="lowerLetter"/>
+      <w:lvlText w:val="%2."/>
+      <w:lvlJc w:val="left"/>
+      <w:pPr>
+        <w:ind w:left="1440" w:hanging="360"/>
+      </w:pPr>
+    </w:lvl>
+    <w:lvl w:ilvl="2" w:tplc="0409001B" w:tentative="1">
+      <w:start w:val="1"/>
+      <w:numFmt w:val="lowerRoman"/>
+      <w:lvlText w:val="%3."/>
+      <w:lvlJc w:val="right"/>
+      <w:pPr>
+        <w:ind w:left="2160" w:hanging="180"/>
+      </w:pPr>
+    </w:lvl>
+    <w:lvl w:ilvl="3" w:tplc="0409000F" w:tentative="1">
+      <w:start w:val="1"/>
+      <w:numFmt w:val="decimal"/>
+      <w:lvlText w:val="%4."/>
+      <w:lvlJc w:val="left"/>
+      <w:pPr>
+        <w:ind w:left="2880" w:hanging="360"/>
+      </w:pPr>
+    </w:lvl>
+    <w:lvl w:ilvl="4" w:tplc="04090019" w:tentative="1">
+      <w:start w:val="1"/>
+      <w:numFmt w:val="lowerLetter"/>
+      <w:lvlText w:val="%5."/>
+      <w:lvlJc w:val="left"/>
+      <w:pPr>
+        <w:ind w:left="3600" w:hanging="360"/>
+      </w:pPr>
+    </w:lvl>
+    <w:lvl w:ilvl="5" w:tplc="0409001B" w:tentative="1">
+      <w:start w:val="1"/>
+      <w:numFmt w:val="lowerRoman"/>
+      <w:lvlText w:val="%6."/>
+      <w:lvlJc w:val="right"/>
+      <w:pPr>
+        <w:ind w:left="4320" w:hanging="180"/>
+      </w:pPr>
+    </w:lvl>
+    <w:lvl w:ilvl="6" w:tplc="0409000F" w:tentative="1">
+      <w:start w:val="1"/>
+      <w:numFmt w:val="decimal"/>
+      <w:lvlText w:val="%7."/>
+      <w:lvlJc w:val="left"/>
+      <w:pPr>
+        <w:ind w:left="5040" w:hanging="360"/>
+      </w:pPr>
+    </w:lvl>
+    <w:lvl w:ilvl="7" w:tplc="04090019" w:tentative="1">
+      <w:start w:val="1"/>
+      <w:numFmt w:val="lowerLetter"/>
+      <w:lvlText w:val="%8."/>
+      <w:lvlJc w:val="left"/>
+      <w:pPr>
+        <w:ind w:left="5760" w:hanging="360"/>
+      </w:pPr>
+    </w:lvl>
+    <w:lvl w:ilvl="8" w:tplc="0409001B" w:tentative="1">
+      <w:start w:val="1"/>
+      <w:numFmt w:val="lowerRoman"/>
+      <w:lvlText w:val="%9."/>
+      <w:lvlJc w:val="right"/>
+      <w:pPr>
+        <w:ind w:left="6480" w:hanging="180"/>
+      </w:pPr>
+    </w:lvl>
+  </w:abstractNum>
+  <w:abstractNum w:abstractNumId="16">
     <w:nsid w:val="1FCC0766"/>
     <w:multiLevelType w:val="hybridMultilevel"/>
     <w:tmpl w:val="1D6294B8"/>
@@ -7367,7 +7089,7 @@
       </w:pPr>
     </w:lvl>
   </w:abstractNum>
-  <w:abstractNum w:abstractNumId="15">
+  <w:abstractNum w:abstractNumId="17">
     <w:nsid w:val="21C54106"/>
     <w:multiLevelType w:val="hybridMultilevel"/>
     <w:tmpl w:val="69D21072"/>
@@ -7480,7 +7202,7 @@
       </w:rPr>
     </w:lvl>
   </w:abstractNum>
-  <w:abstractNum w:abstractNumId="16">
+  <w:abstractNum w:abstractNumId="18">
     <w:nsid w:val="2E4C56FB"/>
     <w:multiLevelType w:val="multilevel"/>
     <w:tmpl w:val="28DA924E"/>
@@ -7629,7 +7351,7 @@
       </w:rPr>
     </w:lvl>
   </w:abstractNum>
-  <w:abstractNum w:abstractNumId="17">
+  <w:abstractNum w:abstractNumId="19">
     <w:nsid w:val="2F7D0EB5"/>
     <w:multiLevelType w:val="multilevel"/>
     <w:tmpl w:val="D090D290"/>
@@ -7778,7 +7500,156 @@
       </w:rPr>
     </w:lvl>
   </w:abstractNum>
-  <w:abstractNum w:abstractNumId="18">
+  <w:abstractNum w:abstractNumId="20">
+    <w:nsid w:val="3A8C509D"/>
+    <w:multiLevelType w:val="multilevel"/>
+    <w:tmpl w:val="9F2E40B6"/>
+    <w:lvl w:ilvl="0">
+      <w:start w:val="1"/>
+      <w:numFmt w:val="bullet"/>
+      <w:lvlText w:val="-"/>
+      <w:lvlJc w:val="left"/>
+      <w:pPr>
+        <w:tabs>
+          <w:tab w:val="num" w:pos="360"/>
+        </w:tabs>
+        <w:ind w:left="360" w:hanging="360"/>
+      </w:pPr>
+      <w:rPr>
+        <w:rFonts w:ascii="Yu Gothic" w:eastAsia="Yu Gothic" w:hAnsi="Yu Gothic" w:hint="eastAsia"/>
+        <w:sz w:val="20"/>
+      </w:rPr>
+    </w:lvl>
+    <w:lvl w:ilvl="1" w:tentative="1">
+      <w:start w:val="1"/>
+      <w:numFmt w:val="bullet"/>
+      <w:lvlText w:val="o"/>
+      <w:lvlJc w:val="left"/>
+      <w:pPr>
+        <w:tabs>
+          <w:tab w:val="num" w:pos="1080"/>
+        </w:tabs>
+        <w:ind w:left="1080" w:hanging="360"/>
+      </w:pPr>
+      <w:rPr>
+        <w:rFonts w:ascii="Courier New" w:hAnsi="Courier New" w:hint="default"/>
+        <w:sz w:val="20"/>
+      </w:rPr>
+    </w:lvl>
+    <w:lvl w:ilvl="2" w:tentative="1">
+      <w:start w:val="1"/>
+      <w:numFmt w:val="bullet"/>
+      <w:lvlText w:val=""/>
+      <w:lvlJc w:val="left"/>
+      <w:pPr>
+        <w:tabs>
+          <w:tab w:val="num" w:pos="1800"/>
+        </w:tabs>
+        <w:ind w:left="1800" w:hanging="360"/>
+      </w:pPr>
+      <w:rPr>
+        <w:rFonts w:ascii="Wingdings" w:hAnsi="Wingdings" w:hint="default"/>
+        <w:sz w:val="20"/>
+      </w:rPr>
+    </w:lvl>
+    <w:lvl w:ilvl="3" w:tentative="1">
+      <w:start w:val="1"/>
+      <w:numFmt w:val="bullet"/>
+      <w:lvlText w:val=""/>
+      <w:lvlJc w:val="left"/>
+      <w:pPr>
+        <w:tabs>
+          <w:tab w:val="num" w:pos="2520"/>
+        </w:tabs>
+        <w:ind w:left="2520" w:hanging="360"/>
+      </w:pPr>
+      <w:rPr>
+        <w:rFonts w:ascii="Wingdings" w:hAnsi="Wingdings" w:hint="default"/>
+        <w:sz w:val="20"/>
+      </w:rPr>
+    </w:lvl>
+    <w:lvl w:ilvl="4" w:tentative="1">
+      <w:start w:val="1"/>
+      <w:numFmt w:val="bullet"/>
+      <w:lvlText w:val=""/>
+      <w:lvlJc w:val="left"/>
+      <w:pPr>
+        <w:tabs>
+          <w:tab w:val="num" w:pos="3240"/>
+        </w:tabs>
+        <w:ind w:left="3240" w:hanging="360"/>
+      </w:pPr>
+      <w:rPr>
+        <w:rFonts w:ascii="Wingdings" w:hAnsi="Wingdings" w:hint="default"/>
+        <w:sz w:val="20"/>
+      </w:rPr>
+    </w:lvl>
+    <w:lvl w:ilvl="5" w:tentative="1">
+      <w:start w:val="1"/>
+      <w:numFmt w:val="bullet"/>
+      <w:lvlText w:val=""/>
+      <w:lvlJc w:val="left"/>
+      <w:pPr>
+        <w:tabs>
+          <w:tab w:val="num" w:pos="3960"/>
+        </w:tabs>
+        <w:ind w:left="3960" w:hanging="360"/>
+      </w:pPr>
+      <w:rPr>
+        <w:rFonts w:ascii="Wingdings" w:hAnsi="Wingdings" w:hint="default"/>
+        <w:sz w:val="20"/>
+      </w:rPr>
+    </w:lvl>
+    <w:lvl w:ilvl="6" w:tentative="1">
+      <w:start w:val="1"/>
+      <w:numFmt w:val="bullet"/>
+      <w:lvlText w:val=""/>
+      <w:lvlJc w:val="left"/>
+      <w:pPr>
+        <w:tabs>
+          <w:tab w:val="num" w:pos="4680"/>
+        </w:tabs>
+        <w:ind w:left="4680" w:hanging="360"/>
+      </w:pPr>
+      <w:rPr>
+        <w:rFonts w:ascii="Wingdings" w:hAnsi="Wingdings" w:hint="default"/>
+        <w:sz w:val="20"/>
+      </w:rPr>
+    </w:lvl>
+    <w:lvl w:ilvl="7" w:tentative="1">
+      <w:start w:val="1"/>
+      <w:numFmt w:val="bullet"/>
+      <w:lvlText w:val=""/>
+      <w:lvlJc w:val="left"/>
+      <w:pPr>
+        <w:tabs>
+          <w:tab w:val="num" w:pos="5400"/>
+        </w:tabs>
+        <w:ind w:left="5400" w:hanging="360"/>
+      </w:pPr>
+      <w:rPr>
+        <w:rFonts w:ascii="Wingdings" w:hAnsi="Wingdings" w:hint="default"/>
+        <w:sz w:val="20"/>
+      </w:rPr>
+    </w:lvl>
+    <w:lvl w:ilvl="8" w:tentative="1">
+      <w:start w:val="1"/>
+      <w:numFmt w:val="bullet"/>
+      <w:lvlText w:val=""/>
+      <w:lvlJc w:val="left"/>
+      <w:pPr>
+        <w:tabs>
+          <w:tab w:val="num" w:pos="6120"/>
+        </w:tabs>
+        <w:ind w:left="6120" w:hanging="360"/>
+      </w:pPr>
+      <w:rPr>
+        <w:rFonts w:ascii="Wingdings" w:hAnsi="Wingdings" w:hint="default"/>
+        <w:sz w:val="20"/>
+      </w:rPr>
+    </w:lvl>
+  </w:abstractNum>
+  <w:abstractNum w:abstractNumId="21">
     <w:nsid w:val="3A97628E"/>
     <w:multiLevelType w:val="hybridMultilevel"/>
     <w:tmpl w:val="6F9E93A8"/>
@@ -7891,7 +7762,209 @@
       </w:rPr>
     </w:lvl>
   </w:abstractNum>
-  <w:abstractNum w:abstractNumId="19">
+  <w:abstractNum w:abstractNumId="22">
+    <w:nsid w:val="40507E0F"/>
+    <w:multiLevelType w:val="hybridMultilevel"/>
+    <w:tmpl w:val="C81C83BA"/>
+    <w:lvl w:ilvl="0" w:tplc="D320F798">
+      <w:start w:val="1"/>
+      <w:numFmt w:val="bullet"/>
+      <w:lvlText w:val="-"/>
+      <w:lvlJc w:val="left"/>
+      <w:pPr>
+        <w:ind w:left="360" w:hanging="360"/>
+      </w:pPr>
+      <w:rPr>
+        <w:rFonts w:ascii="Yu Gothic" w:eastAsia="Yu Gothic" w:hAnsi="Yu Gothic" w:hint="eastAsia"/>
+      </w:rPr>
+    </w:lvl>
+    <w:lvl w:ilvl="1" w:tplc="04090019" w:tentative="1">
+      <w:start w:val="1"/>
+      <w:numFmt w:val="lowerLetter"/>
+      <w:lvlText w:val="%2."/>
+      <w:lvlJc w:val="left"/>
+      <w:pPr>
+        <w:ind w:left="1080" w:hanging="360"/>
+      </w:pPr>
+    </w:lvl>
+    <w:lvl w:ilvl="2" w:tplc="0409001B" w:tentative="1">
+      <w:start w:val="1"/>
+      <w:numFmt w:val="lowerRoman"/>
+      <w:lvlText w:val="%3."/>
+      <w:lvlJc w:val="right"/>
+      <w:pPr>
+        <w:ind w:left="1800" w:hanging="180"/>
+      </w:pPr>
+    </w:lvl>
+    <w:lvl w:ilvl="3" w:tplc="0409000F" w:tentative="1">
+      <w:start w:val="1"/>
+      <w:numFmt w:val="decimal"/>
+      <w:lvlText w:val="%4."/>
+      <w:lvlJc w:val="left"/>
+      <w:pPr>
+        <w:ind w:left="2520" w:hanging="360"/>
+      </w:pPr>
+    </w:lvl>
+    <w:lvl w:ilvl="4" w:tplc="04090019" w:tentative="1">
+      <w:start w:val="1"/>
+      <w:numFmt w:val="lowerLetter"/>
+      <w:lvlText w:val="%5."/>
+      <w:lvlJc w:val="left"/>
+      <w:pPr>
+        <w:ind w:left="3240" w:hanging="360"/>
+      </w:pPr>
+    </w:lvl>
+    <w:lvl w:ilvl="5" w:tplc="0409001B" w:tentative="1">
+      <w:start w:val="1"/>
+      <w:numFmt w:val="lowerRoman"/>
+      <w:lvlText w:val="%6."/>
+      <w:lvlJc w:val="right"/>
+      <w:pPr>
+        <w:ind w:left="3960" w:hanging="180"/>
+      </w:pPr>
+    </w:lvl>
+    <w:lvl w:ilvl="6" w:tplc="0409000F" w:tentative="1">
+      <w:start w:val="1"/>
+      <w:numFmt w:val="decimal"/>
+      <w:lvlText w:val="%7."/>
+      <w:lvlJc w:val="left"/>
+      <w:pPr>
+        <w:ind w:left="4680" w:hanging="360"/>
+      </w:pPr>
+    </w:lvl>
+    <w:lvl w:ilvl="7" w:tplc="04090019" w:tentative="1">
+      <w:start w:val="1"/>
+      <w:numFmt w:val="lowerLetter"/>
+      <w:lvlText w:val="%8."/>
+      <w:lvlJc w:val="left"/>
+      <w:pPr>
+        <w:ind w:left="5400" w:hanging="360"/>
+      </w:pPr>
+    </w:lvl>
+    <w:lvl w:ilvl="8" w:tplc="0409001B" w:tentative="1">
+      <w:start w:val="1"/>
+      <w:numFmt w:val="lowerRoman"/>
+      <w:lvlText w:val="%9."/>
+      <w:lvlJc w:val="right"/>
+      <w:pPr>
+        <w:ind w:left="6120" w:hanging="180"/>
+      </w:pPr>
+    </w:lvl>
+  </w:abstractNum>
+  <w:abstractNum w:abstractNumId="23">
+    <w:nsid w:val="43512BB0"/>
+    <w:multiLevelType w:val="hybridMultilevel"/>
+    <w:tmpl w:val="BF8E428E"/>
+    <w:lvl w:ilvl="0" w:tplc="90CC8EC6">
+      <w:start w:val="2009"/>
+      <w:numFmt w:val="bullet"/>
+      <w:lvlText w:val=""/>
+      <w:lvlJc w:val="left"/>
+      <w:pPr>
+        <w:ind w:left="720" w:hanging="360"/>
+      </w:pPr>
+      <w:rPr>
+        <w:rFonts w:ascii="Symbol" w:eastAsia="Times New Roman" w:hAnsi="Symbol" w:cs="Times New Roman" w:hint="default"/>
+      </w:rPr>
+    </w:lvl>
+    <w:lvl w:ilvl="1" w:tplc="04090003" w:tentative="1">
+      <w:start w:val="1"/>
+      <w:numFmt w:val="bullet"/>
+      <w:lvlText w:val="o"/>
+      <w:lvlJc w:val="left"/>
+      <w:pPr>
+        <w:ind w:left="1440" w:hanging="360"/>
+      </w:pPr>
+      <w:rPr>
+        <w:rFonts w:ascii="Courier New" w:hAnsi="Courier New" w:cs="Courier New" w:hint="default"/>
+      </w:rPr>
+    </w:lvl>
+    <w:lvl w:ilvl="2" w:tplc="04090005" w:tentative="1">
+      <w:start w:val="1"/>
+      <w:numFmt w:val="bullet"/>
+      <w:lvlText w:val=""/>
+      <w:lvlJc w:val="left"/>
+      <w:pPr>
+        <w:ind w:left="2160" w:hanging="360"/>
+      </w:pPr>
+      <w:rPr>
+        <w:rFonts w:ascii="Wingdings" w:hAnsi="Wingdings" w:hint="default"/>
+      </w:rPr>
+    </w:lvl>
+    <w:lvl w:ilvl="3" w:tplc="04090001" w:tentative="1">
+      <w:start w:val="1"/>
+      <w:numFmt w:val="bullet"/>
+      <w:lvlText w:val=""/>
+      <w:lvlJc w:val="left"/>
+      <w:pPr>
+        <w:ind w:left="2880" w:hanging="360"/>
+      </w:pPr>
+      <w:rPr>
+        <w:rFonts w:ascii="Symbol" w:hAnsi="Symbol" w:hint="default"/>
+      </w:rPr>
+    </w:lvl>
+    <w:lvl w:ilvl="4" w:tplc="04090003" w:tentative="1">
+      <w:start w:val="1"/>
+      <w:numFmt w:val="bullet"/>
+      <w:lvlText w:val="o"/>
+      <w:lvlJc w:val="left"/>
+      <w:pPr>
+        <w:ind w:left="3600" w:hanging="360"/>
+      </w:pPr>
+      <w:rPr>
+        <w:rFonts w:ascii="Courier New" w:hAnsi="Courier New" w:cs="Courier New" w:hint="default"/>
+      </w:rPr>
+    </w:lvl>
+    <w:lvl w:ilvl="5" w:tplc="04090005" w:tentative="1">
+      <w:start w:val="1"/>
+      <w:numFmt w:val="bullet"/>
+      <w:lvlText w:val=""/>
+      <w:lvlJc w:val="left"/>
+      <w:pPr>
+        <w:ind w:left="4320" w:hanging="360"/>
+      </w:pPr>
+      <w:rPr>
+        <w:rFonts w:ascii="Wingdings" w:hAnsi="Wingdings" w:hint="default"/>
+      </w:rPr>
+    </w:lvl>
+    <w:lvl w:ilvl="6" w:tplc="04090001" w:tentative="1">
+      <w:start w:val="1"/>
+      <w:numFmt w:val="bullet"/>
+      <w:lvlText w:val=""/>
+      <w:lvlJc w:val="left"/>
+      <w:pPr>
+        <w:ind w:left="5040" w:hanging="360"/>
+      </w:pPr>
+      <w:rPr>
+        <w:rFonts w:ascii="Symbol" w:hAnsi="Symbol" w:hint="default"/>
+      </w:rPr>
+    </w:lvl>
+    <w:lvl w:ilvl="7" w:tplc="04090003" w:tentative="1">
+      <w:start w:val="1"/>
+      <w:numFmt w:val="bullet"/>
+      <w:lvlText w:val="o"/>
+      <w:lvlJc w:val="left"/>
+      <w:pPr>
+        <w:ind w:left="5760" w:hanging="360"/>
+      </w:pPr>
+      <w:rPr>
+        <w:rFonts w:ascii="Courier New" w:hAnsi="Courier New" w:cs="Courier New" w:hint="default"/>
+      </w:rPr>
+    </w:lvl>
+    <w:lvl w:ilvl="8" w:tplc="04090005" w:tentative="1">
+      <w:start w:val="1"/>
+      <w:numFmt w:val="bullet"/>
+      <w:lvlText w:val=""/>
+      <w:lvlJc w:val="left"/>
+      <w:pPr>
+        <w:ind w:left="6480" w:hanging="360"/>
+      </w:pPr>
+      <w:rPr>
+        <w:rFonts w:ascii="Wingdings" w:hAnsi="Wingdings" w:hint="default"/>
+      </w:rPr>
+    </w:lvl>
+  </w:abstractNum>
+  <w:abstractNum w:abstractNumId="24">
     <w:nsid w:val="4F123573"/>
     <w:multiLevelType w:val="multilevel"/>
     <w:tmpl w:val="8F265182"/>
@@ -8040,7 +8113,7 @@
       </w:rPr>
     </w:lvl>
   </w:abstractNum>
-  <w:abstractNum w:abstractNumId="20">
+  <w:abstractNum w:abstractNumId="25">
     <w:nsid w:val="50D53C46"/>
     <w:multiLevelType w:val="hybridMultilevel"/>
     <w:tmpl w:val="0E02CADC"/>
@@ -8152,7 +8225,7 @@
       </w:rPr>
     </w:lvl>
   </w:abstractNum>
-  <w:abstractNum w:abstractNumId="21">
+  <w:abstractNum w:abstractNumId="26">
     <w:nsid w:val="58A61A67"/>
     <w:multiLevelType w:val="hybridMultilevel"/>
     <w:tmpl w:val="0A8E361E"/>
@@ -8238,7 +8311,7 @@
       </w:pPr>
     </w:lvl>
   </w:abstractNum>
-  <w:abstractNum w:abstractNumId="22">
+  <w:abstractNum w:abstractNumId="27">
     <w:nsid w:val="61DC0AF1"/>
     <w:multiLevelType w:val="hybridMultilevel"/>
     <w:tmpl w:val="CA302108"/>
@@ -8351,7 +8424,7 @@
       </w:rPr>
     </w:lvl>
   </w:abstractNum>
-  <w:abstractNum w:abstractNumId="23">
+  <w:abstractNum w:abstractNumId="28">
     <w:nsid w:val="62104681"/>
     <w:multiLevelType w:val="hybridMultilevel"/>
     <w:tmpl w:val="F85A38A0"/>
@@ -8464,7 +8537,7 @@
       </w:rPr>
     </w:lvl>
   </w:abstractNum>
-  <w:abstractNum w:abstractNumId="24">
+  <w:abstractNum w:abstractNumId="29">
     <w:nsid w:val="741C3077"/>
     <w:multiLevelType w:val="hybridMultilevel"/>
     <w:tmpl w:val="EF5421CC"/>
@@ -8553,7 +8626,7 @@
       </w:pPr>
     </w:lvl>
   </w:abstractNum>
-  <w:abstractNum w:abstractNumId="25">
+  <w:abstractNum w:abstractNumId="30">
     <w:nsid w:val="794A569A"/>
     <w:multiLevelType w:val="hybridMultilevel"/>
     <w:tmpl w:val="309ACC04"/>
@@ -8666,7 +8739,7 @@
       </w:rPr>
     </w:lvl>
   </w:abstractNum>
-  <w:abstractNum w:abstractNumId="26">
+  <w:abstractNum w:abstractNumId="31">
     <w:nsid w:val="7DF85941"/>
     <w:multiLevelType w:val="multilevel"/>
     <w:tmpl w:val="BB4E34E8"/>
@@ -8816,7 +8889,7 @@
     </w:lvl>
   </w:abstractNum>
   <w:num w:numId="1">
-    <w:abstractNumId w:val="21"/>
+    <w:abstractNumId w:val="26"/>
     <w:lvlOverride w:ilvl="0">
       <w:startOverride w:val="1"/>
     </w:lvlOverride>
@@ -8837,7 +8910,7 @@
     <w:abstractNumId w:val="9"/>
   </w:num>
   <w:num w:numId="7">
-    <w:abstractNumId w:val="24"/>
+    <w:abstractNumId w:val="29"/>
   </w:num>
   <w:num w:numId="8">
     <w:abstractNumId w:val="8"/>
@@ -8846,58 +8919,73 @@
     <w:abstractNumId w:val="7"/>
   </w:num>
   <w:num w:numId="10">
-    <w:abstractNumId w:val="14"/>
+    <w:abstractNumId w:val="16"/>
   </w:num>
   <w:num w:numId="11">
-    <w:abstractNumId w:val="15"/>
+    <w:abstractNumId w:val="17"/>
   </w:num>
   <w:num w:numId="12">
-    <w:abstractNumId w:val="20"/>
+    <w:abstractNumId w:val="25"/>
   </w:num>
   <w:num w:numId="13">
     <w:abstractNumId w:val="0"/>
   </w:num>
   <w:num w:numId="14">
-    <w:abstractNumId w:val="12"/>
+    <w:abstractNumId w:val="13"/>
   </w:num>
   <w:num w:numId="15">
-    <w:abstractNumId w:val="17"/>
+    <w:abstractNumId w:val="19"/>
   </w:num>
   <w:num w:numId="16">
-    <w:abstractNumId w:val="16"/>
+    <w:abstractNumId w:val="18"/>
   </w:num>
   <w:num w:numId="17">
-    <w:abstractNumId w:val="19"/>
+    <w:abstractNumId w:val="24"/>
   </w:num>
   <w:num w:numId="18">
-    <w:abstractNumId w:val="26"/>
+    <w:abstractNumId w:val="31"/>
   </w:num>
   <w:num w:numId="19">
-    <w:abstractNumId w:val="23"/>
+    <w:abstractNumId w:val="28"/>
   </w:num>
   <w:num w:numId="20">
-    <w:abstractNumId w:val="18"/>
+    <w:abstractNumId w:val="21"/>
   </w:num>
   <w:num w:numId="21">
-    <w:abstractNumId w:val="25"/>
+    <w:abstractNumId w:val="30"/>
   </w:num>
   <w:num w:numId="22">
-    <w:abstractNumId w:val="22"/>
+    <w:abstractNumId w:val="27"/>
   </w:num>
   <w:num w:numId="23">
-    <w:abstractNumId w:val="13"/>
+    <w:abstractNumId w:val="14"/>
   </w:num>
   <w:num w:numId="24">
     <w:abstractNumId w:val="6"/>
   </w:num>
   <w:num w:numId="25">
-    <w:abstractNumId w:val="11"/>
+    <w:abstractNumId w:val="12"/>
   </w:num>
   <w:num w:numId="26">
     <w:abstractNumId w:val="5"/>
   </w:num>
   <w:num w:numId="27">
     <w:abstractNumId w:val="2"/>
+  </w:num>
+  <w:num w:numId="28">
+    <w:abstractNumId w:val="15"/>
+  </w:num>
+  <w:num w:numId="29">
+    <w:abstractNumId w:val="23"/>
+  </w:num>
+  <w:num w:numId="30">
+    <w:abstractNumId w:val="22"/>
+  </w:num>
+  <w:num w:numId="31">
+    <w:abstractNumId w:val="11"/>
+  </w:num>
+  <w:num w:numId="32">
+    <w:abstractNumId w:val="20"/>
   </w:num>
 </w:numbering>
 </file>

--- a/idris/.NET Vue/Idris_Sadiq.docx
+++ b/idris/.NET Vue/Idris_Sadiq.docx
@@ -47,7 +47,6 @@
               <w:spacing w:after="40"/>
               <w:jc w:val="center"/>
             </w:pPr>
-            <w:proofErr w:type="spellStart"/>
             <w:r>
               <w:rPr>
                 <w:rFonts w:ascii="Arial" w:eastAsia="Arial" w:hAnsi="Arial" w:cs="Arial"/>
@@ -57,33 +56,8 @@
                 <w:sz w:val="48"/>
                 <w:szCs w:val="48"/>
               </w:rPr>
-              <w:t>Idris</w:t>
+              <w:t>Idris Sadiq</w:t>
             </w:r>
-            <w:proofErr w:type="spellEnd"/>
-            <w:r>
-              <w:rPr>
-                <w:rFonts w:ascii="Arial" w:eastAsia="Arial" w:hAnsi="Arial" w:cs="Arial"/>
-                <w:b/>
-                <w:bCs/>
-                <w:color w:val="FFFFFF"/>
-                <w:sz w:val="48"/>
-                <w:szCs w:val="48"/>
-              </w:rPr>
-              <w:t xml:space="preserve"> </w:t>
-            </w:r>
-            <w:proofErr w:type="spellStart"/>
-            <w:r>
-              <w:rPr>
-                <w:rFonts w:ascii="Arial" w:eastAsia="Arial" w:hAnsi="Arial" w:cs="Arial"/>
-                <w:b/>
-                <w:bCs/>
-                <w:color w:val="FFFFFF"/>
-                <w:sz w:val="48"/>
-                <w:szCs w:val="48"/>
-              </w:rPr>
-              <w:t>Sadiq</w:t>
-            </w:r>
-            <w:proofErr w:type="spellEnd"/>
           </w:p>
           <w:p>
             <w:pPr>
@@ -104,41 +78,27 @@
             <w:pPr>
               <w:spacing w:after="40"/>
               <w:jc w:val="center"/>
+              <w:rPr>
+                <w:rFonts w:ascii="Arial" w:eastAsia="Arial" w:hAnsi="Arial" w:cs="Arial"/>
+                <w:color w:val="BBBBBB"/>
+              </w:rPr>
             </w:pPr>
             <w:r>
               <w:rPr>
                 <w:rFonts w:ascii="Arial" w:eastAsia="Arial" w:hAnsi="Arial" w:cs="Arial"/>
                 <w:color w:val="BBBBBB"/>
               </w:rPr>
-              <w:t xml:space="preserve">Idrissdev@outlook.com  </w:t>
+              <w:t>Idrissdev@outlook.com | +1 (424) 458-6548 | Spring Valley, California, United States</w:t>
+            </w:r>
+            <w:r>
+              <w:t xml:space="preserve"> </w:t>
             </w:r>
             <w:r>
               <w:rPr>
                 <w:rFonts w:ascii="Arial" w:eastAsia="Arial" w:hAnsi="Arial" w:cs="Arial"/>
                 <w:color w:val="BBBBBB"/>
               </w:rPr>
-              <w:t>+1 (424) 458-6548</w:t>
-            </w:r>
-            <w:r>
-              <w:rPr>
-                <w:rFonts w:ascii="Arial" w:eastAsia="Arial" w:hAnsi="Arial" w:cs="Arial"/>
-                <w:color w:val="BBBBBB"/>
-              </w:rPr>
-              <w:t xml:space="preserve">|  </w:t>
-            </w:r>
-            <w:r>
-              <w:rPr>
-                <w:rFonts w:ascii="Arial" w:eastAsia="Arial" w:hAnsi="Arial" w:cs="Arial"/>
-                <w:color w:val="BBBBBB"/>
-              </w:rPr>
-              <w:t>Spring Valley</w:t>
-            </w:r>
-            <w:r>
-              <w:rPr>
-                <w:rFonts w:ascii="Arial" w:eastAsia="Arial" w:hAnsi="Arial" w:cs="Arial"/>
-                <w:color w:val="BBBBBB"/>
-              </w:rPr>
-              <w:t>, California, United States</w:t>
+              <w:t xml:space="preserve">https://www.linkedin.com/in/idris-sadiq-1b824b3b4 </w:t>
             </w:r>
           </w:p>
           <w:p>
@@ -150,15 +110,10 @@
                 <w:rFonts w:ascii="Arial" w:eastAsia="Arial" w:hAnsi="Arial" w:cs="Arial"/>
                 <w:color w:val="BBBBBB"/>
               </w:rPr>
-              <w:t xml:space="preserve">LinkedIn: </w:t>
+              <w:t>US citizen | White | English (Native)</w:t>
             </w:r>
-            <w:r>
-              <w:rPr>
-                <w:rFonts w:ascii="Arial" w:eastAsia="Arial" w:hAnsi="Arial" w:cs="Arial"/>
-                <w:color w:val="BBBBBB"/>
-              </w:rPr>
-              <w:t>https://www.linkedin.com/in/idris-sadiq-1b824b3b4</w:t>
-            </w:r>
+            <w:bookmarkStart w:id="0" w:name="_GoBack"/>
+            <w:bookmarkEnd w:id="0"/>
           </w:p>
         </w:tc>
       </w:tr>
@@ -207,7 +162,6 @@
         </w:rPr>
         <w:t xml:space="preserve"> with ~10 years delivering </w:t>
       </w:r>
-      <w:proofErr w:type="spellStart"/>
       <w:r>
         <w:rPr>
           <w:rStyle w:val="Strong"/>
@@ -215,7 +169,6 @@
         </w:rPr>
         <w:t>Vue</w:t>
       </w:r>
-      <w:proofErr w:type="spellEnd"/>
       <w:r>
         <w:rPr>
           <w:rFonts w:ascii="Arial" w:hAnsi="Arial" w:cs="Arial"/>
@@ -333,16 +286,7 @@
           <w:rStyle w:val="Strong"/>
           <w:rFonts w:ascii="Arial" w:hAnsi="Arial" w:cs="Arial"/>
         </w:rPr>
-        <w:t>token-driven design syst</w:t>
-      </w:r>
-      <w:bookmarkStart w:id="0" w:name="_GoBack"/>
-      <w:bookmarkEnd w:id="0"/>
-      <w:r>
-        <w:rPr>
-          <w:rStyle w:val="Strong"/>
-          <w:rFonts w:ascii="Arial" w:hAnsi="Arial" w:cs="Arial"/>
-        </w:rPr>
-        <w:t>ems</w:t>
+        <w:t>token-driven design systems</w:t>
       </w:r>
       <w:r>
         <w:rPr>
@@ -374,23 +318,8 @@
         <w:rPr>
           <w:rFonts w:ascii="Arial" w:hAnsi="Arial" w:cs="Arial"/>
         </w:rPr>
-        <w:t xml:space="preserve"> </w:t>
-      </w:r>
-      <w:proofErr w:type="spellStart"/>
-      <w:r>
-        <w:rPr>
-          <w:rFonts w:ascii="Arial" w:hAnsi="Arial" w:cs="Arial"/>
-        </w:rPr>
-        <w:t>backends</w:t>
-      </w:r>
-      <w:proofErr w:type="spellEnd"/>
-      <w:r>
-        <w:rPr>
-          <w:rFonts w:ascii="Arial" w:hAnsi="Arial" w:cs="Arial"/>
-        </w:rPr>
-        <w:t xml:space="preserve"> with </w:t>
-      </w:r>
-      <w:proofErr w:type="spellStart"/>
+        <w:t xml:space="preserve"> backends with </w:t>
+      </w:r>
       <w:r>
         <w:rPr>
           <w:rStyle w:val="Strong"/>
@@ -398,7 +327,6 @@
         </w:rPr>
         <w:t>idempotency</w:t>
       </w:r>
-      <w:proofErr w:type="spellEnd"/>
       <w:r>
         <w:rPr>
           <w:rFonts w:ascii="Arial" w:hAnsi="Arial" w:cs="Arial"/>
@@ -418,21 +346,12 @@
         </w:rPr>
         <w:t xml:space="preserve">, and </w:t>
       </w:r>
-      <w:proofErr w:type="spellStart"/>
-      <w:r>
-        <w:rPr>
-          <w:rStyle w:val="Strong"/>
-          <w:rFonts w:ascii="Arial" w:hAnsi="Arial" w:cs="Arial"/>
-        </w:rPr>
-        <w:t>observability</w:t>
-      </w:r>
-      <w:proofErr w:type="spellEnd"/>
-      <w:r>
-        <w:rPr>
-          <w:rStyle w:val="Strong"/>
-          <w:rFonts w:ascii="Arial" w:hAnsi="Arial" w:cs="Arial"/>
-        </w:rPr>
-        <w:t xml:space="preserve"> guardrails</w:t>
+      <w:r>
+        <w:rPr>
+          <w:rStyle w:val="Strong"/>
+          <w:rFonts w:ascii="Arial" w:hAnsi="Arial" w:cs="Arial"/>
+        </w:rPr>
+        <w:t>observability guardrails</w:t>
       </w:r>
       <w:r>
         <w:rPr>
@@ -482,7 +401,6 @@
         </w:rPr>
         <w:t xml:space="preserve">Frontend — </w:t>
       </w:r>
-      <w:proofErr w:type="spellStart"/>
       <w:r>
         <w:rPr>
           <w:rStyle w:val="Strong"/>
@@ -490,97 +408,7 @@
           <w:b w:val="0"/>
           <w:sz w:val="18"/>
         </w:rPr>
-        <w:t>Vue</w:t>
-      </w:r>
-      <w:proofErr w:type="spellEnd"/>
-      <w:r>
-        <w:rPr>
-          <w:rStyle w:val="Strong"/>
-          <w:rFonts w:ascii="Arial" w:hAnsi="Arial" w:cs="Arial"/>
-          <w:b w:val="0"/>
-          <w:sz w:val="18"/>
-        </w:rPr>
-        <w:t xml:space="preserve">, </w:t>
-      </w:r>
-      <w:proofErr w:type="spellStart"/>
-      <w:r>
-        <w:rPr>
-          <w:rStyle w:val="Strong"/>
-          <w:rFonts w:ascii="Arial" w:hAnsi="Arial" w:cs="Arial"/>
-          <w:b w:val="0"/>
-          <w:sz w:val="18"/>
-        </w:rPr>
-        <w:t>Nuxt</w:t>
-      </w:r>
-      <w:proofErr w:type="spellEnd"/>
-      <w:r>
-        <w:rPr>
-          <w:rStyle w:val="Strong"/>
-          <w:rFonts w:ascii="Arial" w:hAnsi="Arial" w:cs="Arial"/>
-          <w:b w:val="0"/>
-          <w:sz w:val="18"/>
-        </w:rPr>
-        <w:t xml:space="preserve">, </w:t>
-      </w:r>
-      <w:proofErr w:type="spellStart"/>
-      <w:r>
-        <w:rPr>
-          <w:rStyle w:val="Strong"/>
-          <w:rFonts w:ascii="Arial" w:hAnsi="Arial" w:cs="Arial"/>
-          <w:b w:val="0"/>
-          <w:sz w:val="18"/>
-        </w:rPr>
-        <w:t>Vue</w:t>
-      </w:r>
-      <w:proofErr w:type="spellEnd"/>
-      <w:r>
-        <w:rPr>
-          <w:rStyle w:val="Strong"/>
-          <w:rFonts w:ascii="Arial" w:hAnsi="Arial" w:cs="Arial"/>
-          <w:b w:val="0"/>
-          <w:sz w:val="18"/>
-        </w:rPr>
-        <w:t xml:space="preserve"> Router, </w:t>
-      </w:r>
-      <w:proofErr w:type="spellStart"/>
-      <w:r>
-        <w:rPr>
-          <w:rStyle w:val="Strong"/>
-          <w:rFonts w:ascii="Arial" w:hAnsi="Arial" w:cs="Arial"/>
-          <w:b w:val="0"/>
-          <w:sz w:val="18"/>
-        </w:rPr>
-        <w:t>Pinia</w:t>
-      </w:r>
-      <w:proofErr w:type="spellEnd"/>
-      <w:r>
-        <w:rPr>
-          <w:rStyle w:val="Strong"/>
-          <w:rFonts w:ascii="Arial" w:hAnsi="Arial" w:cs="Arial"/>
-          <w:b w:val="0"/>
-          <w:sz w:val="18"/>
-        </w:rPr>
-        <w:t xml:space="preserve">, </w:t>
-      </w:r>
-      <w:proofErr w:type="spellStart"/>
-      <w:r>
-        <w:rPr>
-          <w:rStyle w:val="Strong"/>
-          <w:rFonts w:ascii="Arial" w:hAnsi="Arial" w:cs="Arial"/>
-          <w:b w:val="0"/>
-          <w:sz w:val="18"/>
-        </w:rPr>
-        <w:t>Vuex</w:t>
-      </w:r>
-      <w:proofErr w:type="spellEnd"/>
-      <w:r>
-        <w:rPr>
-          <w:rStyle w:val="Strong"/>
-          <w:rFonts w:ascii="Arial" w:hAnsi="Arial" w:cs="Arial"/>
-          <w:b w:val="0"/>
-          <w:sz w:val="18"/>
-        </w:rPr>
-        <w:t>, Tailwind CSS, Sass/SCSS, Bootstrap, Storybook, Design Systems (token-driven UI), Accessibility (WCAG-minded), SSR/SSG patterns, Micro-frontend patterns, performance profiling (Lighthouse, Web Vitals)</w:t>
+        <w:t>Vue, Nuxt, Vue Router, Pinia, Vuex, Tailwind CSS, Sass/SCSS, Bootstrap, Storybook, Design Systems (token-driven UI), Accessibility (WCAG-minded), SSR/SSG patterns, Micro-frontend patterns, performance profiling (Lighthouse, Web Vitals)</w:t>
       </w:r>
     </w:p>
     <w:p>
@@ -613,107 +441,7 @@
           <w:b w:val="0"/>
           <w:sz w:val="18"/>
         </w:rPr>
-        <w:t xml:space="preserve">ASP.NET Core Web API, ASP.NET MVC, REST, </w:t>
-      </w:r>
-      <w:proofErr w:type="spellStart"/>
-      <w:r>
-        <w:rPr>
-          <w:rStyle w:val="Strong"/>
-          <w:rFonts w:ascii="Arial" w:hAnsi="Arial" w:cs="Arial"/>
-          <w:b w:val="0"/>
-          <w:sz w:val="18"/>
-        </w:rPr>
-        <w:t>gRPC</w:t>
-      </w:r>
-      <w:proofErr w:type="spellEnd"/>
-      <w:r>
-        <w:rPr>
-          <w:rStyle w:val="Strong"/>
-          <w:rFonts w:ascii="Arial" w:hAnsi="Arial" w:cs="Arial"/>
-          <w:b w:val="0"/>
-          <w:sz w:val="18"/>
-        </w:rPr>
-        <w:t xml:space="preserve">, </w:t>
-      </w:r>
-      <w:proofErr w:type="spellStart"/>
-      <w:r>
-        <w:rPr>
-          <w:rStyle w:val="Strong"/>
-          <w:rFonts w:ascii="Arial" w:hAnsi="Arial" w:cs="Arial"/>
-          <w:b w:val="0"/>
-          <w:sz w:val="18"/>
-        </w:rPr>
-        <w:t>SignalR</w:t>
-      </w:r>
-      <w:proofErr w:type="spellEnd"/>
-      <w:r>
-        <w:rPr>
-          <w:rStyle w:val="Strong"/>
-          <w:rFonts w:ascii="Arial" w:hAnsi="Arial" w:cs="Arial"/>
-          <w:b w:val="0"/>
-          <w:sz w:val="18"/>
-        </w:rPr>
-        <w:t xml:space="preserve">, background services, job orchestration patterns, </w:t>
-      </w:r>
-      <w:proofErr w:type="spellStart"/>
-      <w:r>
-        <w:rPr>
-          <w:rStyle w:val="Strong"/>
-          <w:rFonts w:ascii="Arial" w:hAnsi="Arial" w:cs="Arial"/>
-          <w:b w:val="0"/>
-          <w:sz w:val="18"/>
-        </w:rPr>
-        <w:t>webhooks</w:t>
-      </w:r>
-      <w:proofErr w:type="spellEnd"/>
-      <w:r>
-        <w:rPr>
-          <w:rStyle w:val="Strong"/>
-          <w:rFonts w:ascii="Arial" w:hAnsi="Arial" w:cs="Arial"/>
-          <w:b w:val="0"/>
-          <w:sz w:val="18"/>
-        </w:rPr>
-        <w:t xml:space="preserve">, rate limiting, </w:t>
-      </w:r>
-      <w:proofErr w:type="spellStart"/>
-      <w:r>
-        <w:rPr>
-          <w:rStyle w:val="Strong"/>
-          <w:rFonts w:ascii="Arial" w:hAnsi="Arial" w:cs="Arial"/>
-          <w:b w:val="0"/>
-          <w:sz w:val="18"/>
-        </w:rPr>
-        <w:t>idempotency</w:t>
-      </w:r>
-      <w:proofErr w:type="spellEnd"/>
-      <w:r>
-        <w:rPr>
-          <w:rStyle w:val="Strong"/>
-          <w:rFonts w:ascii="Arial" w:hAnsi="Arial" w:cs="Arial"/>
-          <w:b w:val="0"/>
-          <w:sz w:val="18"/>
-        </w:rPr>
-        <w:t xml:space="preserve">, caching strategies, OAuth2, </w:t>
-      </w:r>
-      <w:proofErr w:type="spellStart"/>
-      <w:r>
-        <w:rPr>
-          <w:rStyle w:val="Strong"/>
-          <w:rFonts w:ascii="Arial" w:hAnsi="Arial" w:cs="Arial"/>
-          <w:b w:val="0"/>
-          <w:sz w:val="18"/>
-        </w:rPr>
-        <w:t>OpenID</w:t>
-      </w:r>
-      <w:proofErr w:type="spellEnd"/>
-      <w:r>
-        <w:rPr>
-          <w:rStyle w:val="Strong"/>
-          <w:rFonts w:ascii="Arial" w:hAnsi="Arial" w:cs="Arial"/>
-          <w:b w:val="0"/>
-          <w:sz w:val="18"/>
-        </w:rPr>
-        <w:t xml:space="preserve"> Connect, JWT</w:t>
+        <w:t>ASP.NET Core Web API, ASP.NET MVC, REST, gRPC, SignalR, background services, job orchestration patterns, webhooks, rate limiting, idempotency, caching strategies, OAuth2, OpenID Connect, JWT</w:t>
       </w:r>
     </w:p>
     <w:p>
@@ -746,9 +474,16 @@
           <w:b w:val="0"/>
           <w:sz w:val="18"/>
         </w:rPr>
-        <w:t xml:space="preserve">: </w:t>
-      </w:r>
-      <w:proofErr w:type="spellStart"/>
+        <w:t xml:space="preserve">: PostgreSQL, MySQL, SQL Server • </w:t>
+      </w:r>
+      <w:r>
+        <w:rPr>
+          <w:rStyle w:val="Strong"/>
+          <w:rFonts w:ascii="Arial" w:hAnsi="Arial" w:cs="Arial"/>
+          <w:sz w:val="18"/>
+        </w:rPr>
+        <w:t>NoSQL</w:t>
+      </w:r>
       <w:r>
         <w:rPr>
           <w:rStyle w:val="Strong"/>
@@ -756,9 +491,16 @@
           <w:b w:val="0"/>
           <w:sz w:val="18"/>
         </w:rPr>
-        <w:t>PostgreSQL</w:t>
-      </w:r>
-      <w:proofErr w:type="spellEnd"/>
+        <w:t xml:space="preserve">: Redis, MongoDB, DynamoDB • </w:t>
+      </w:r>
+      <w:r>
+        <w:rPr>
+          <w:rStyle w:val="Strong"/>
+          <w:rFonts w:ascii="Arial" w:hAnsi="Arial" w:cs="Arial"/>
+          <w:sz w:val="18"/>
+        </w:rPr>
+        <w:t>Queues/streams</w:t>
+      </w:r>
       <w:r>
         <w:rPr>
           <w:rStyle w:val="Strong"/>
@@ -766,18 +508,16 @@
           <w:b w:val="0"/>
           <w:sz w:val="18"/>
         </w:rPr>
-        <w:t xml:space="preserve">, MySQL, SQL Server • </w:t>
-      </w:r>
-      <w:proofErr w:type="spellStart"/>
-      <w:r>
-        <w:rPr>
-          <w:rStyle w:val="Strong"/>
-          <w:rFonts w:ascii="Arial" w:hAnsi="Arial" w:cs="Arial"/>
-          <w:sz w:val="18"/>
-        </w:rPr>
-        <w:t>NoSQL</w:t>
-      </w:r>
-      <w:proofErr w:type="spellEnd"/>
+        <w:t xml:space="preserve">: AWS SQS/SNS, Kafka, RabbitMQ • </w:t>
+      </w:r>
+      <w:r>
+        <w:rPr>
+          <w:rStyle w:val="Strong"/>
+          <w:rFonts w:ascii="Arial" w:hAnsi="Arial" w:cs="Arial"/>
+          <w:sz w:val="18"/>
+        </w:rPr>
+        <w:t>Search</w:t>
+      </w:r>
       <w:r>
         <w:rPr>
           <w:rStyle w:val="Strong"/>
@@ -785,153 +525,8 @@
           <w:b w:val="0"/>
           <w:sz w:val="18"/>
         </w:rPr>
-        <w:t xml:space="preserve">: </w:t>
-      </w:r>
-      <w:proofErr w:type="spellStart"/>
-      <w:r>
-        <w:rPr>
-          <w:rStyle w:val="Strong"/>
-          <w:rFonts w:ascii="Arial" w:hAnsi="Arial" w:cs="Arial"/>
-          <w:b w:val="0"/>
-          <w:sz w:val="18"/>
-        </w:rPr>
-        <w:t>Redis</w:t>
-      </w:r>
-      <w:proofErr w:type="spellEnd"/>
-      <w:r>
-        <w:rPr>
-          <w:rStyle w:val="Strong"/>
-          <w:rFonts w:ascii="Arial" w:hAnsi="Arial" w:cs="Arial"/>
-          <w:b w:val="0"/>
-          <w:sz w:val="18"/>
-        </w:rPr>
-        <w:t xml:space="preserve">, </w:t>
-      </w:r>
-      <w:proofErr w:type="spellStart"/>
-      <w:r>
-        <w:rPr>
-          <w:rStyle w:val="Strong"/>
-          <w:rFonts w:ascii="Arial" w:hAnsi="Arial" w:cs="Arial"/>
-          <w:b w:val="0"/>
-          <w:sz w:val="18"/>
-        </w:rPr>
-        <w:t>MongoDB</w:t>
-      </w:r>
-      <w:proofErr w:type="spellEnd"/>
-      <w:r>
-        <w:rPr>
-          <w:rStyle w:val="Strong"/>
-          <w:rFonts w:ascii="Arial" w:hAnsi="Arial" w:cs="Arial"/>
-          <w:b w:val="0"/>
-          <w:sz w:val="18"/>
-        </w:rPr>
-        <w:t xml:space="preserve">, </w:t>
-      </w:r>
-      <w:proofErr w:type="spellStart"/>
-      <w:r>
-        <w:rPr>
-          <w:rStyle w:val="Strong"/>
-          <w:rFonts w:ascii="Arial" w:hAnsi="Arial" w:cs="Arial"/>
-          <w:b w:val="0"/>
-          <w:sz w:val="18"/>
-        </w:rPr>
-        <w:t>DynamoDB</w:t>
-      </w:r>
-      <w:proofErr w:type="spellEnd"/>
-      <w:r>
-        <w:rPr>
-          <w:rStyle w:val="Strong"/>
-          <w:rFonts w:ascii="Arial" w:hAnsi="Arial" w:cs="Arial"/>
-          <w:b w:val="0"/>
-          <w:sz w:val="18"/>
-        </w:rPr>
-        <w:t xml:space="preserve"> • </w:t>
-      </w:r>
-      <w:r>
-        <w:rPr>
-          <w:rStyle w:val="Strong"/>
-          <w:rFonts w:ascii="Arial" w:hAnsi="Arial" w:cs="Arial"/>
-          <w:sz w:val="18"/>
-        </w:rPr>
-        <w:t>Queues/streams</w:t>
-      </w:r>
-      <w:r>
-        <w:rPr>
-          <w:rStyle w:val="Strong"/>
-          <w:rFonts w:ascii="Arial" w:hAnsi="Arial" w:cs="Arial"/>
-          <w:b w:val="0"/>
-          <w:sz w:val="18"/>
-        </w:rPr>
-        <w:t xml:space="preserve">: AWS SQS/SNS, Kafka, </w:t>
-      </w:r>
-      <w:proofErr w:type="spellStart"/>
-      <w:r>
-        <w:rPr>
-          <w:rStyle w:val="Strong"/>
-          <w:rFonts w:ascii="Arial" w:hAnsi="Arial" w:cs="Arial"/>
-          <w:b w:val="0"/>
-          <w:sz w:val="18"/>
-        </w:rPr>
-        <w:t>RabbitMQ</w:t>
-      </w:r>
-      <w:proofErr w:type="spellEnd"/>
-      <w:r>
-        <w:rPr>
-          <w:rStyle w:val="Strong"/>
-          <w:rFonts w:ascii="Arial" w:hAnsi="Arial" w:cs="Arial"/>
-          <w:b w:val="0"/>
-          <w:sz w:val="18"/>
-        </w:rPr>
-        <w:t xml:space="preserve"> • </w:t>
-      </w:r>
-      <w:r>
-        <w:rPr>
-          <w:rStyle w:val="Strong"/>
-          <w:rFonts w:ascii="Arial" w:hAnsi="Arial" w:cs="Arial"/>
-          <w:sz w:val="18"/>
-        </w:rPr>
-        <w:t>Search</w:t>
-      </w:r>
-      <w:r>
-        <w:rPr>
-          <w:rStyle w:val="Strong"/>
-          <w:rFonts w:ascii="Arial" w:hAnsi="Arial" w:cs="Arial"/>
-          <w:b w:val="0"/>
-          <w:sz w:val="18"/>
-        </w:rPr>
-        <w:t xml:space="preserve">: </w:t>
-      </w:r>
-      <w:proofErr w:type="spellStart"/>
-      <w:r>
-        <w:rPr>
-          <w:rStyle w:val="Strong"/>
-          <w:rFonts w:ascii="Arial" w:hAnsi="Arial" w:cs="Arial"/>
-          <w:b w:val="0"/>
-          <w:sz w:val="18"/>
-        </w:rPr>
-        <w:t>Elasticsearch</w:t>
-      </w:r>
-      <w:proofErr w:type="spellEnd"/>
-      <w:r>
-        <w:rPr>
-          <w:rStyle w:val="Strong"/>
-          <w:rFonts w:ascii="Arial" w:hAnsi="Arial" w:cs="Arial"/>
-          <w:b w:val="0"/>
-          <w:sz w:val="18"/>
-        </w:rPr>
-        <w:t xml:space="preserve">, OpenSearch • Analytics: Redshift, </w:t>
-      </w:r>
-      <w:proofErr w:type="spellStart"/>
-      <w:r>
-        <w:rPr>
-          <w:rStyle w:val="Strong"/>
-          <w:rFonts w:ascii="Arial" w:hAnsi="Arial" w:cs="Arial"/>
-          <w:b w:val="0"/>
-          <w:sz w:val="18"/>
-        </w:rPr>
-        <w:t>BigQuery</w:t>
-      </w:r>
-      <w:proofErr w:type="spellEnd"/>
+        <w:t>: Elasticsearch, OpenSearch • Analytics: Redshift, BigQuery</w:t>
+      </w:r>
     </w:p>
     <w:p>
       <w:pPr>
@@ -954,27 +549,8 @@
           <w:rFonts w:ascii="Arial" w:hAnsi="Arial" w:cs="Arial"/>
           <w:sz w:val="18"/>
         </w:rPr>
-        <w:t xml:space="preserve">Cloud &amp; </w:t>
-      </w:r>
-      <w:proofErr w:type="spellStart"/>
-      <w:r>
-        <w:rPr>
-          <w:rStyle w:val="Strong"/>
-          <w:rFonts w:ascii="Arial" w:hAnsi="Arial" w:cs="Arial"/>
-          <w:sz w:val="18"/>
-        </w:rPr>
-        <w:t>DevOps</w:t>
-      </w:r>
-      <w:proofErr w:type="spellEnd"/>
-      <w:r>
-        <w:rPr>
-          <w:rStyle w:val="Strong"/>
-          <w:rFonts w:ascii="Arial" w:hAnsi="Arial" w:cs="Arial"/>
-          <w:sz w:val="18"/>
-        </w:rPr>
-        <w:t xml:space="preserve"> — </w:t>
-      </w:r>
-      <w:proofErr w:type="spellStart"/>
+        <w:t xml:space="preserve">Cloud &amp; DevOps — </w:t>
+      </w:r>
       <w:r>
         <w:rPr>
           <w:rStyle w:val="Strong"/>
@@ -982,9 +558,8 @@
           <w:b w:val="0"/>
           <w:sz w:val="18"/>
         </w:rPr>
-        <w:t>Docker</w:t>
-      </w:r>
-      <w:proofErr w:type="spellEnd"/>
+        <w:t>Docker, Kubernetes, Helm, Argo CD, GitOps, Terraform, CloudFormation</w:t>
+      </w:r>
       <w:r>
         <w:rPr>
           <w:rStyle w:val="Strong"/>
@@ -992,9 +567,8 @@
           <w:b w:val="0"/>
           <w:sz w:val="18"/>
         </w:rPr>
-        <w:t xml:space="preserve">, </w:t>
-      </w:r>
-      <w:proofErr w:type="spellStart"/>
+        <w:t xml:space="preserve"> •</w:t>
+      </w:r>
       <w:r>
         <w:rPr>
           <w:rStyle w:val="Strong"/>
@@ -1002,9 +576,16 @@
           <w:b w:val="0"/>
           <w:sz w:val="18"/>
         </w:rPr>
-        <w:t>Kubernetes</w:t>
-      </w:r>
-      <w:proofErr w:type="spellEnd"/>
+        <w:t xml:space="preserve"> </w:t>
+      </w:r>
+      <w:r>
+        <w:rPr>
+          <w:rStyle w:val="Strong"/>
+          <w:rFonts w:ascii="Arial" w:hAnsi="Arial" w:cs="Arial"/>
+          <w:sz w:val="18"/>
+        </w:rPr>
+        <w:t>AWS</w:t>
+      </w:r>
       <w:r>
         <w:rPr>
           <w:rStyle w:val="Strong"/>
@@ -1012,9 +593,16 @@
           <w:b w:val="0"/>
           <w:sz w:val="18"/>
         </w:rPr>
-        <w:t xml:space="preserve">, Helm, Argo CD, </w:t>
-      </w:r>
-      <w:proofErr w:type="spellStart"/>
+        <w:t xml:space="preserve">: EKS, ECS, EC2, Lambda, API Gateway, S3, CloudFront, RDS, DynamoDB, ElastiCache, EventBridge, Step Functions, IAM • </w:t>
+      </w:r>
+      <w:r>
+        <w:rPr>
+          <w:rStyle w:val="Strong"/>
+          <w:rFonts w:ascii="Arial" w:hAnsi="Arial" w:cs="Arial"/>
+          <w:sz w:val="18"/>
+        </w:rPr>
+        <w:t>Azure</w:t>
+      </w:r>
       <w:r>
         <w:rPr>
           <w:rStyle w:val="Strong"/>
@@ -1022,9 +610,16 @@
           <w:b w:val="0"/>
           <w:sz w:val="18"/>
         </w:rPr>
-        <w:t>GitOps</w:t>
-      </w:r>
-      <w:proofErr w:type="spellEnd"/>
+        <w:t xml:space="preserve">: AKS, App Service, Azure SQL, Service Bus, Key Vault, Application Insights • </w:t>
+      </w:r>
+      <w:r>
+        <w:rPr>
+          <w:rStyle w:val="Strong"/>
+          <w:rFonts w:ascii="Arial" w:hAnsi="Arial" w:cs="Arial"/>
+          <w:sz w:val="18"/>
+        </w:rPr>
+        <w:t>GCP</w:t>
+      </w:r>
       <w:r>
         <w:rPr>
           <w:rStyle w:val="Strong"/>
@@ -1032,9 +627,16 @@
           <w:b w:val="0"/>
           <w:sz w:val="18"/>
         </w:rPr>
-        <w:t xml:space="preserve">, </w:t>
-      </w:r>
-      <w:proofErr w:type="spellStart"/>
+        <w:t xml:space="preserve">: GKE, Cloud Run, Pub/Sub, Cloud Storage, BigQuery (consumer/integrator) • </w:t>
+      </w:r>
+      <w:r>
+        <w:rPr>
+          <w:rStyle w:val="Strong"/>
+          <w:rFonts w:ascii="Arial" w:hAnsi="Arial" w:cs="Arial"/>
+          <w:sz w:val="18"/>
+        </w:rPr>
+        <w:t>CI/CD</w:t>
+      </w:r>
       <w:r>
         <w:rPr>
           <w:rStyle w:val="Strong"/>
@@ -1042,286 +644,8 @@
           <w:b w:val="0"/>
           <w:sz w:val="18"/>
         </w:rPr>
-        <w:t>Terraform</w:t>
-      </w:r>
-      <w:proofErr w:type="spellEnd"/>
-      <w:r>
-        <w:rPr>
-          <w:rStyle w:val="Strong"/>
-          <w:rFonts w:ascii="Arial" w:hAnsi="Arial" w:cs="Arial"/>
-          <w:b w:val="0"/>
-          <w:sz w:val="18"/>
-        </w:rPr>
-        <w:t xml:space="preserve">, </w:t>
-      </w:r>
-      <w:proofErr w:type="spellStart"/>
-      <w:r>
-        <w:rPr>
-          <w:rStyle w:val="Strong"/>
-          <w:rFonts w:ascii="Arial" w:hAnsi="Arial" w:cs="Arial"/>
-          <w:b w:val="0"/>
-          <w:sz w:val="18"/>
-        </w:rPr>
-        <w:t>CloudFormation</w:t>
-      </w:r>
-      <w:proofErr w:type="spellEnd"/>
-      <w:r>
-        <w:rPr>
-          <w:rStyle w:val="Strong"/>
-          <w:rFonts w:ascii="Arial" w:hAnsi="Arial" w:cs="Arial"/>
-          <w:b w:val="0"/>
-          <w:sz w:val="18"/>
-        </w:rPr>
-        <w:t xml:space="preserve"> •</w:t>
-      </w:r>
-      <w:r>
-        <w:rPr>
-          <w:rStyle w:val="Strong"/>
-          <w:rFonts w:ascii="Arial" w:hAnsi="Arial" w:cs="Arial"/>
-          <w:b w:val="0"/>
-          <w:sz w:val="18"/>
-        </w:rPr>
-        <w:t xml:space="preserve"> </w:t>
-      </w:r>
-      <w:r>
-        <w:rPr>
-          <w:rStyle w:val="Strong"/>
-          <w:rFonts w:ascii="Arial" w:hAnsi="Arial" w:cs="Arial"/>
-          <w:sz w:val="18"/>
-        </w:rPr>
-        <w:t>AWS</w:t>
-      </w:r>
-      <w:r>
-        <w:rPr>
-          <w:rStyle w:val="Strong"/>
-          <w:rFonts w:ascii="Arial" w:hAnsi="Arial" w:cs="Arial"/>
-          <w:b w:val="0"/>
-          <w:sz w:val="18"/>
-        </w:rPr>
-        <w:t xml:space="preserve">: EKS, ECS, EC2, Lambda, API Gateway, S3, </w:t>
-      </w:r>
-      <w:proofErr w:type="spellStart"/>
-      <w:r>
-        <w:rPr>
-          <w:rStyle w:val="Strong"/>
-          <w:rFonts w:ascii="Arial" w:hAnsi="Arial" w:cs="Arial"/>
-          <w:b w:val="0"/>
-          <w:sz w:val="18"/>
-        </w:rPr>
-        <w:t>CloudFront</w:t>
-      </w:r>
-      <w:proofErr w:type="spellEnd"/>
-      <w:r>
-        <w:rPr>
-          <w:rStyle w:val="Strong"/>
-          <w:rFonts w:ascii="Arial" w:hAnsi="Arial" w:cs="Arial"/>
-          <w:b w:val="0"/>
-          <w:sz w:val="18"/>
-        </w:rPr>
-        <w:t xml:space="preserve">, RDS, </w:t>
-      </w:r>
-      <w:proofErr w:type="spellStart"/>
-      <w:r>
-        <w:rPr>
-          <w:rStyle w:val="Strong"/>
-          <w:rFonts w:ascii="Arial" w:hAnsi="Arial" w:cs="Arial"/>
-          <w:b w:val="0"/>
-          <w:sz w:val="18"/>
-        </w:rPr>
-        <w:t>DynamoDB</w:t>
-      </w:r>
-      <w:proofErr w:type="spellEnd"/>
-      <w:r>
-        <w:rPr>
-          <w:rStyle w:val="Strong"/>
-          <w:rFonts w:ascii="Arial" w:hAnsi="Arial" w:cs="Arial"/>
-          <w:b w:val="0"/>
-          <w:sz w:val="18"/>
-        </w:rPr>
-        <w:t xml:space="preserve">, </w:t>
-      </w:r>
-      <w:proofErr w:type="spellStart"/>
-      <w:r>
-        <w:rPr>
-          <w:rStyle w:val="Strong"/>
-          <w:rFonts w:ascii="Arial" w:hAnsi="Arial" w:cs="Arial"/>
-          <w:b w:val="0"/>
-          <w:sz w:val="18"/>
-        </w:rPr>
-        <w:t>ElastiCache</w:t>
-      </w:r>
-      <w:proofErr w:type="spellEnd"/>
-      <w:r>
-        <w:rPr>
-          <w:rStyle w:val="Strong"/>
-          <w:rFonts w:ascii="Arial" w:hAnsi="Arial" w:cs="Arial"/>
-          <w:b w:val="0"/>
-          <w:sz w:val="18"/>
-        </w:rPr>
-        <w:t xml:space="preserve">, </w:t>
-      </w:r>
-      <w:proofErr w:type="spellStart"/>
-      <w:r>
-        <w:rPr>
-          <w:rStyle w:val="Strong"/>
-          <w:rFonts w:ascii="Arial" w:hAnsi="Arial" w:cs="Arial"/>
-          <w:b w:val="0"/>
-          <w:sz w:val="18"/>
-        </w:rPr>
-        <w:t>EventBridge</w:t>
-      </w:r>
-      <w:proofErr w:type="spellEnd"/>
-      <w:r>
-        <w:rPr>
-          <w:rStyle w:val="Strong"/>
-          <w:rFonts w:ascii="Arial" w:hAnsi="Arial" w:cs="Arial"/>
-          <w:b w:val="0"/>
-          <w:sz w:val="18"/>
-        </w:rPr>
-        <w:t xml:space="preserve">, Step Functions, IAM • </w:t>
-      </w:r>
-      <w:r>
-        <w:rPr>
-          <w:rStyle w:val="Strong"/>
-          <w:rFonts w:ascii="Arial" w:hAnsi="Arial" w:cs="Arial"/>
-          <w:sz w:val="18"/>
-        </w:rPr>
-        <w:t>Azure</w:t>
-      </w:r>
-      <w:r>
-        <w:rPr>
-          <w:rStyle w:val="Strong"/>
-          <w:rFonts w:ascii="Arial" w:hAnsi="Arial" w:cs="Arial"/>
-          <w:b w:val="0"/>
-          <w:sz w:val="18"/>
-        </w:rPr>
-        <w:t xml:space="preserve">: AKS, App Service, Azure SQL, Service Bus, Key Vault, Application Insights • </w:t>
-      </w:r>
-      <w:r>
-        <w:rPr>
-          <w:rStyle w:val="Strong"/>
-          <w:rFonts w:ascii="Arial" w:hAnsi="Arial" w:cs="Arial"/>
-          <w:sz w:val="18"/>
-        </w:rPr>
-        <w:t>GCP</w:t>
-      </w:r>
-      <w:r>
-        <w:rPr>
-          <w:rStyle w:val="Strong"/>
-          <w:rFonts w:ascii="Arial" w:hAnsi="Arial" w:cs="Arial"/>
-          <w:b w:val="0"/>
-          <w:sz w:val="18"/>
-        </w:rPr>
-        <w:t xml:space="preserve">: GKE, Cloud Run, Pub/Sub, Cloud Storage, </w:t>
-      </w:r>
-      <w:proofErr w:type="spellStart"/>
-      <w:r>
-        <w:rPr>
-          <w:rStyle w:val="Strong"/>
-          <w:rFonts w:ascii="Arial" w:hAnsi="Arial" w:cs="Arial"/>
-          <w:b w:val="0"/>
-          <w:sz w:val="18"/>
-        </w:rPr>
-        <w:t>BigQuery</w:t>
-      </w:r>
-      <w:proofErr w:type="spellEnd"/>
-      <w:r>
-        <w:rPr>
-          <w:rStyle w:val="Strong"/>
-          <w:rFonts w:ascii="Arial" w:hAnsi="Arial" w:cs="Arial"/>
-          <w:b w:val="0"/>
-          <w:sz w:val="18"/>
-        </w:rPr>
-        <w:t xml:space="preserve"> (consumer/integrator) • </w:t>
-      </w:r>
-      <w:r>
-        <w:rPr>
-          <w:rStyle w:val="Strong"/>
-          <w:rFonts w:ascii="Arial" w:hAnsi="Arial" w:cs="Arial"/>
-          <w:sz w:val="18"/>
-        </w:rPr>
-        <w:t>CI/CD</w:t>
-      </w:r>
-      <w:r>
-        <w:rPr>
-          <w:rStyle w:val="Strong"/>
-          <w:rFonts w:ascii="Arial" w:hAnsi="Arial" w:cs="Arial"/>
-          <w:b w:val="0"/>
-          <w:sz w:val="18"/>
-        </w:rPr>
-        <w:t xml:space="preserve">: </w:t>
-      </w:r>
-      <w:proofErr w:type="spellStart"/>
-      <w:r>
-        <w:rPr>
-          <w:rStyle w:val="Strong"/>
-          <w:rFonts w:ascii="Arial" w:hAnsi="Arial" w:cs="Arial"/>
-          <w:b w:val="0"/>
-          <w:sz w:val="18"/>
-        </w:rPr>
-        <w:t>GitHub</w:t>
-      </w:r>
-      <w:proofErr w:type="spellEnd"/>
-      <w:r>
-        <w:rPr>
-          <w:rStyle w:val="Strong"/>
-          <w:rFonts w:ascii="Arial" w:hAnsi="Arial" w:cs="Arial"/>
-          <w:b w:val="0"/>
-          <w:sz w:val="18"/>
-        </w:rPr>
-        <w:t xml:space="preserve"> Actions, </w:t>
-      </w:r>
-      <w:proofErr w:type="spellStart"/>
-      <w:r>
-        <w:rPr>
-          <w:rStyle w:val="Strong"/>
-          <w:rFonts w:ascii="Arial" w:hAnsi="Arial" w:cs="Arial"/>
-          <w:b w:val="0"/>
-          <w:sz w:val="18"/>
-        </w:rPr>
-        <w:t>GitLab</w:t>
-      </w:r>
-      <w:proofErr w:type="spellEnd"/>
-      <w:r>
-        <w:rPr>
-          <w:rStyle w:val="Strong"/>
-          <w:rFonts w:ascii="Arial" w:hAnsi="Arial" w:cs="Arial"/>
-          <w:b w:val="0"/>
-          <w:sz w:val="18"/>
-        </w:rPr>
-        <w:t xml:space="preserve"> CI, Jenkins, Azure </w:t>
-      </w:r>
-      <w:proofErr w:type="spellStart"/>
-      <w:r>
-        <w:rPr>
-          <w:rStyle w:val="Strong"/>
-          <w:rFonts w:ascii="Arial" w:hAnsi="Arial" w:cs="Arial"/>
-          <w:b w:val="0"/>
-          <w:sz w:val="18"/>
-        </w:rPr>
-        <w:t>DevOps</w:t>
-      </w:r>
-      <w:proofErr w:type="spellEnd"/>
-      <w:r>
-        <w:rPr>
-          <w:rStyle w:val="Strong"/>
-          <w:rFonts w:ascii="Arial" w:hAnsi="Arial" w:cs="Arial"/>
-          <w:b w:val="0"/>
-          <w:sz w:val="18"/>
-        </w:rPr>
-        <w:t xml:space="preserve">, </w:t>
-      </w:r>
-      <w:proofErr w:type="spellStart"/>
-      <w:r>
-        <w:rPr>
-          <w:rStyle w:val="Strong"/>
-          <w:rFonts w:ascii="Arial" w:hAnsi="Arial" w:cs="Arial"/>
-          <w:b w:val="0"/>
-          <w:sz w:val="18"/>
-        </w:rPr>
-        <w:t>CircleCI</w:t>
-      </w:r>
-      <w:proofErr w:type="spellEnd"/>
+        <w:t>: GitHub Actions, GitLab CI, Jenkins, Azure DevOps, CircleCI</w:t>
+      </w:r>
     </w:p>
     <w:p>
       <w:pPr>
@@ -1337,25 +661,14 @@
           <w:sz w:val="18"/>
         </w:rPr>
       </w:pPr>
-      <w:proofErr w:type="spellStart"/>
-      <w:r>
-        <w:rPr>
-          <w:rStyle w:val="Strong"/>
-          <w:rFonts w:ascii="Arial" w:hAnsi="Arial" w:cs="Arial"/>
-          <w:sz w:val="18"/>
-        </w:rPr>
-        <w:t>Observability</w:t>
-      </w:r>
-      <w:proofErr w:type="spellEnd"/>
-      <w:r>
-        <w:rPr>
-          <w:rStyle w:val="Strong"/>
-          <w:rFonts w:ascii="Arial" w:hAnsi="Arial" w:cs="Arial"/>
-          <w:sz w:val="18"/>
-        </w:rPr>
-        <w:t xml:space="preserve">, Quality &amp; Security — </w:t>
-      </w:r>
-      <w:proofErr w:type="spellStart"/>
+      <w:r>
+        <w:rPr>
+          <w:rStyle w:val="Strong"/>
+          <w:rFonts w:ascii="Arial" w:hAnsi="Arial" w:cs="Arial"/>
+          <w:sz w:val="18"/>
+        </w:rPr>
+        <w:t xml:space="preserve">Observability, Quality &amp; Security — </w:t>
+      </w:r>
       <w:r>
         <w:rPr>
           <w:rStyle w:val="Strong"/>
@@ -1363,9 +676,16 @@
           <w:b w:val="0"/>
           <w:sz w:val="18"/>
         </w:rPr>
-        <w:t>OpenTelemetry</w:t>
-      </w:r>
-      <w:proofErr w:type="spellEnd"/>
+        <w:t xml:space="preserve">OpenTelemetry, Datadog, Prometheus, Grafana, ELK/EFK, CloudWatch, structured logging • </w:t>
+      </w:r>
+      <w:r>
+        <w:rPr>
+          <w:rStyle w:val="Strong"/>
+          <w:rFonts w:ascii="Arial" w:hAnsi="Arial" w:cs="Arial"/>
+          <w:sz w:val="18"/>
+        </w:rPr>
+        <w:t>Testing</w:t>
+      </w:r>
       <w:r>
         <w:rPr>
           <w:rStyle w:val="Strong"/>
@@ -1373,9 +693,16 @@
           <w:b w:val="0"/>
           <w:sz w:val="18"/>
         </w:rPr>
-        <w:t xml:space="preserve">, </w:t>
-      </w:r>
-      <w:proofErr w:type="spellStart"/>
+        <w:t xml:space="preserve">: Jest, Mocha, Chai, React Testing Library, Cypress, Playwright, API contract tests (Pact-style) • </w:t>
+      </w:r>
+      <w:r>
+        <w:rPr>
+          <w:rStyle w:val="Strong"/>
+          <w:rFonts w:ascii="Arial" w:hAnsi="Arial" w:cs="Arial"/>
+          <w:sz w:val="18"/>
+        </w:rPr>
+        <w:t>Security</w:t>
+      </w:r>
       <w:r>
         <w:rPr>
           <w:rStyle w:val="Strong"/>
@@ -1383,151 +710,7 @@
           <w:b w:val="0"/>
           <w:sz w:val="18"/>
         </w:rPr>
-        <w:t>Datadog</w:t>
-      </w:r>
-      <w:proofErr w:type="spellEnd"/>
-      <w:r>
-        <w:rPr>
-          <w:rStyle w:val="Strong"/>
-          <w:rFonts w:ascii="Arial" w:hAnsi="Arial" w:cs="Arial"/>
-          <w:b w:val="0"/>
-          <w:sz w:val="18"/>
-        </w:rPr>
-        <w:t xml:space="preserve">, Prometheus, </w:t>
-      </w:r>
-      <w:proofErr w:type="spellStart"/>
-      <w:r>
-        <w:rPr>
-          <w:rStyle w:val="Strong"/>
-          <w:rFonts w:ascii="Arial" w:hAnsi="Arial" w:cs="Arial"/>
-          <w:b w:val="0"/>
-          <w:sz w:val="18"/>
-        </w:rPr>
-        <w:t>Grafana</w:t>
-      </w:r>
-      <w:proofErr w:type="spellEnd"/>
-      <w:r>
-        <w:rPr>
-          <w:rStyle w:val="Strong"/>
-          <w:rFonts w:ascii="Arial" w:hAnsi="Arial" w:cs="Arial"/>
-          <w:b w:val="0"/>
-          <w:sz w:val="18"/>
-        </w:rPr>
-        <w:t xml:space="preserve">, ELK/EFK, </w:t>
-      </w:r>
-      <w:proofErr w:type="spellStart"/>
-      <w:r>
-        <w:rPr>
-          <w:rStyle w:val="Strong"/>
-          <w:rFonts w:ascii="Arial" w:hAnsi="Arial" w:cs="Arial"/>
-          <w:b w:val="0"/>
-          <w:sz w:val="18"/>
-        </w:rPr>
-        <w:t>CloudWatch</w:t>
-      </w:r>
-      <w:proofErr w:type="spellEnd"/>
-      <w:r>
-        <w:rPr>
-          <w:rStyle w:val="Strong"/>
-          <w:rFonts w:ascii="Arial" w:hAnsi="Arial" w:cs="Arial"/>
-          <w:b w:val="0"/>
-          <w:sz w:val="18"/>
-        </w:rPr>
-        <w:t xml:space="preserve">, structured logging • </w:t>
-      </w:r>
-      <w:r>
-        <w:rPr>
-          <w:rStyle w:val="Strong"/>
-          <w:rFonts w:ascii="Arial" w:hAnsi="Arial" w:cs="Arial"/>
-          <w:sz w:val="18"/>
-        </w:rPr>
-        <w:t>Testing</w:t>
-      </w:r>
-      <w:r>
-        <w:rPr>
-          <w:rStyle w:val="Strong"/>
-          <w:rFonts w:ascii="Arial" w:hAnsi="Arial" w:cs="Arial"/>
-          <w:b w:val="0"/>
-          <w:sz w:val="18"/>
-        </w:rPr>
-        <w:t xml:space="preserve">: Jest, Mocha, Chai, React Testing Library, Cypress, Playwright, API contract tests (Pact-style) • </w:t>
-      </w:r>
-      <w:r>
-        <w:rPr>
-          <w:rStyle w:val="Strong"/>
-          <w:rFonts w:ascii="Arial" w:hAnsi="Arial" w:cs="Arial"/>
-          <w:sz w:val="18"/>
-        </w:rPr>
-        <w:t>Security</w:t>
-      </w:r>
-      <w:r>
-        <w:rPr>
-          <w:rStyle w:val="Strong"/>
-          <w:rFonts w:ascii="Arial" w:hAnsi="Arial" w:cs="Arial"/>
-          <w:b w:val="0"/>
-          <w:sz w:val="18"/>
-        </w:rPr>
-        <w:t xml:space="preserve">: OAuth2, </w:t>
-      </w:r>
-      <w:proofErr w:type="spellStart"/>
-      <w:r>
-        <w:rPr>
-          <w:rStyle w:val="Strong"/>
-          <w:rFonts w:ascii="Arial" w:hAnsi="Arial" w:cs="Arial"/>
-          <w:b w:val="0"/>
-          <w:sz w:val="18"/>
-        </w:rPr>
-        <w:t>OpenID</w:t>
-      </w:r>
-      <w:proofErr w:type="spellEnd"/>
-      <w:r>
-        <w:rPr>
-          <w:rStyle w:val="Strong"/>
-          <w:rFonts w:ascii="Arial" w:hAnsi="Arial" w:cs="Arial"/>
-          <w:b w:val="0"/>
-          <w:sz w:val="18"/>
-        </w:rPr>
-        <w:t xml:space="preserve"> Connect, JWT, </w:t>
-      </w:r>
-      <w:proofErr w:type="spellStart"/>
-      <w:r>
-        <w:rPr>
-          <w:rStyle w:val="Strong"/>
-          <w:rFonts w:ascii="Arial" w:hAnsi="Arial" w:cs="Arial"/>
-          <w:b w:val="0"/>
-          <w:sz w:val="18"/>
-        </w:rPr>
-        <w:t>Okta</w:t>
-      </w:r>
-      <w:proofErr w:type="spellEnd"/>
-      <w:r>
-        <w:rPr>
-          <w:rStyle w:val="Strong"/>
-          <w:rFonts w:ascii="Arial" w:hAnsi="Arial" w:cs="Arial"/>
-          <w:b w:val="0"/>
-          <w:sz w:val="18"/>
-        </w:rPr>
-        <w:t xml:space="preserve">, Auth0, AWS </w:t>
-      </w:r>
-      <w:proofErr w:type="spellStart"/>
-      <w:r>
-        <w:rPr>
-          <w:rStyle w:val="Strong"/>
-          <w:rFonts w:ascii="Arial" w:hAnsi="Arial" w:cs="Arial"/>
-          <w:b w:val="0"/>
-          <w:sz w:val="18"/>
-        </w:rPr>
-        <w:t>Cognito</w:t>
-      </w:r>
-      <w:proofErr w:type="spellEnd"/>
-      <w:r>
-        <w:rPr>
-          <w:rStyle w:val="Strong"/>
-          <w:rFonts w:ascii="Arial" w:hAnsi="Arial" w:cs="Arial"/>
-          <w:b w:val="0"/>
-          <w:sz w:val="18"/>
-        </w:rPr>
-        <w:t>, RBAC/ABAC, audit logging</w:t>
+        <w:t>: OAuth2, OpenID Connect, JWT, Okta, Auth0, AWS Cognito, RBAC/ABAC, audit logging</w:t>
       </w:r>
     </w:p>
     <w:p>
@@ -1562,7 +745,6 @@
       </w:r>
     </w:p>
     <w:p>
-      <w:proofErr w:type="spellStart"/>
       <w:proofErr w:type="gramStart"/>
       <w:r>
         <w:rPr>
@@ -1571,17 +753,7 @@
           <w:sz w:val="21"/>
           <w:szCs w:val="21"/>
         </w:rPr>
-        <w:t>SumatoSoft</w:t>
-      </w:r>
-      <w:proofErr w:type="spellEnd"/>
-      <w:r>
-        <w:rPr>
-          <w:rFonts w:ascii="Arial" w:eastAsia="Arial" w:hAnsi="Arial" w:cs="Arial"/>
-          <w:color w:val="555555"/>
-          <w:sz w:val="21"/>
-          <w:szCs w:val="21"/>
-        </w:rPr>
-        <w:t xml:space="preserve">  |</w:t>
+        <w:t>SumatoSoft  |</w:t>
       </w:r>
       <w:proofErr w:type="gramEnd"/>
       <w:r>
@@ -1614,34 +786,14 @@
         </w:rPr>
         <w:t xml:space="preserve">Led a modernization program for a multi-tenant admin portal in </w:t>
       </w:r>
-      <w:proofErr w:type="spellStart"/>
-      <w:r>
-        <w:rPr>
-          <w:rStyle w:val="Strong"/>
-          <w:rFonts w:ascii="Arial" w:hAnsi="Arial" w:cs="Arial"/>
-          <w:sz w:val="18"/>
-        </w:rPr>
-        <w:t>Vue</w:t>
-      </w:r>
-      <w:proofErr w:type="spellEnd"/>
-      <w:r>
-        <w:rPr>
-          <w:rStyle w:val="Strong"/>
-          <w:rFonts w:ascii="Arial" w:hAnsi="Arial" w:cs="Arial"/>
-          <w:sz w:val="18"/>
-        </w:rPr>
-        <w:t>/</w:t>
-      </w:r>
-      <w:proofErr w:type="spellStart"/>
-      <w:r>
-        <w:rPr>
-          <w:rStyle w:val="Strong"/>
-          <w:rFonts w:ascii="Arial" w:hAnsi="Arial" w:cs="Arial"/>
-          <w:sz w:val="18"/>
-        </w:rPr>
-        <w:t>Nuxt</w:t>
-      </w:r>
-      <w:proofErr w:type="spellEnd"/>
+      <w:r>
+        <w:rPr>
+          <w:rStyle w:val="Strong"/>
+          <w:rFonts w:ascii="Arial" w:hAnsi="Arial" w:cs="Arial"/>
+          <w:sz w:val="18"/>
+        </w:rPr>
+        <w:t>Vue/Nuxt</w:t>
+      </w:r>
       <w:r>
         <w:rPr>
           <w:rFonts w:ascii="Arial" w:hAnsi="Arial" w:cs="Arial"/>
@@ -1649,34 +801,14 @@
         </w:rPr>
         <w:t xml:space="preserve">, standardizing </w:t>
       </w:r>
-      <w:proofErr w:type="spellStart"/>
-      <w:r>
-        <w:rPr>
-          <w:rStyle w:val="Strong"/>
-          <w:rFonts w:ascii="Arial" w:hAnsi="Arial" w:cs="Arial"/>
-          <w:sz w:val="18"/>
-        </w:rPr>
-        <w:t>Pinia</w:t>
-      </w:r>
-      <w:proofErr w:type="spellEnd"/>
-      <w:r>
-        <w:rPr>
-          <w:rStyle w:val="Strong"/>
-          <w:rFonts w:ascii="Arial" w:hAnsi="Arial" w:cs="Arial"/>
-          <w:sz w:val="18"/>
-        </w:rPr>
-        <w:t>/</w:t>
-      </w:r>
-      <w:proofErr w:type="spellStart"/>
-      <w:r>
-        <w:rPr>
-          <w:rStyle w:val="Strong"/>
-          <w:rFonts w:ascii="Arial" w:hAnsi="Arial" w:cs="Arial"/>
-          <w:sz w:val="18"/>
-        </w:rPr>
-        <w:t>Vuex</w:t>
-      </w:r>
-      <w:proofErr w:type="spellEnd"/>
+      <w:r>
+        <w:rPr>
+          <w:rStyle w:val="Strong"/>
+          <w:rFonts w:ascii="Arial" w:hAnsi="Arial" w:cs="Arial"/>
+          <w:sz w:val="18"/>
+        </w:rPr>
+        <w:t>Pinia/Vuex</w:t>
+      </w:r>
       <w:r>
         <w:rPr>
           <w:rFonts w:ascii="Arial" w:hAnsi="Arial" w:cs="Arial"/>
@@ -1771,7 +903,6 @@
         </w:rPr>
         <w:t xml:space="preserve">Built high-signal </w:t>
       </w:r>
-      <w:proofErr w:type="spellStart"/>
       <w:r>
         <w:rPr>
           <w:rStyle w:val="Strong"/>
@@ -1780,7 +911,6 @@
         </w:rPr>
         <w:t>observability</w:t>
       </w:r>
-      <w:proofErr w:type="spellEnd"/>
       <w:r>
         <w:rPr>
           <w:rFonts w:ascii="Arial" w:hAnsi="Arial" w:cs="Arial"/>
@@ -1788,7 +918,6 @@
         </w:rPr>
         <w:t xml:space="preserve"> using </w:t>
       </w:r>
-      <w:proofErr w:type="spellStart"/>
       <w:r>
         <w:rPr>
           <w:rStyle w:val="Strong"/>
@@ -1797,7 +926,6 @@
         </w:rPr>
         <w:t>OpenTelemetry</w:t>
       </w:r>
-      <w:proofErr w:type="spellEnd"/>
       <w:r>
         <w:rPr>
           <w:rFonts w:ascii="Arial" w:hAnsi="Arial" w:cs="Arial"/>
@@ -1805,34 +933,14 @@
         </w:rPr>
         <w:t xml:space="preserve"> + structured logging, publishing service dashboards in </w:t>
       </w:r>
-      <w:proofErr w:type="spellStart"/>
-      <w:r>
-        <w:rPr>
-          <w:rStyle w:val="Strong"/>
-          <w:rFonts w:ascii="Arial" w:hAnsi="Arial" w:cs="Arial"/>
-          <w:sz w:val="18"/>
-        </w:rPr>
-        <w:t>Grafana</w:t>
-      </w:r>
-      <w:proofErr w:type="spellEnd"/>
-      <w:r>
-        <w:rPr>
-          <w:rStyle w:val="Strong"/>
-          <w:rFonts w:ascii="Arial" w:hAnsi="Arial" w:cs="Arial"/>
-          <w:sz w:val="18"/>
-        </w:rPr>
-        <w:t>/</w:t>
-      </w:r>
-      <w:proofErr w:type="spellStart"/>
-      <w:r>
-        <w:rPr>
-          <w:rStyle w:val="Strong"/>
-          <w:rFonts w:ascii="Arial" w:hAnsi="Arial" w:cs="Arial"/>
-          <w:sz w:val="18"/>
-        </w:rPr>
-        <w:t>Datadog</w:t>
-      </w:r>
-      <w:proofErr w:type="spellEnd"/>
+      <w:r>
+        <w:rPr>
+          <w:rStyle w:val="Strong"/>
+          <w:rFonts w:ascii="Arial" w:hAnsi="Arial" w:cs="Arial"/>
+          <w:sz w:val="18"/>
+        </w:rPr>
+        <w:t>Grafana/Datadog</w:t>
+      </w:r>
       <w:r>
         <w:rPr>
           <w:rFonts w:ascii="Arial" w:hAnsi="Arial" w:cs="Arial"/>
@@ -1840,7 +948,6 @@
         </w:rPr>
         <w:t xml:space="preserve"> and alerting through </w:t>
       </w:r>
-      <w:proofErr w:type="spellStart"/>
       <w:r>
         <w:rPr>
           <w:rStyle w:val="Strong"/>
@@ -1849,7 +956,6 @@
         </w:rPr>
         <w:t>CloudWatch</w:t>
       </w:r>
-      <w:proofErr w:type="spellEnd"/>
       <w:r>
         <w:rPr>
           <w:rFonts w:ascii="Arial" w:hAnsi="Arial" w:cs="Arial"/>
@@ -1893,7 +999,6 @@
         </w:rPr>
         <w:t xml:space="preserve"> and </w:t>
       </w:r>
-      <w:proofErr w:type="spellStart"/>
       <w:r>
         <w:rPr>
           <w:rStyle w:val="Strong"/>
@@ -1902,7 +1007,6 @@
         </w:rPr>
         <w:t>EventBridge</w:t>
       </w:r>
-      <w:proofErr w:type="spellEnd"/>
       <w:r>
         <w:rPr>
           <w:rFonts w:ascii="Arial" w:hAnsi="Arial" w:cs="Arial"/>
@@ -1910,23 +1014,13 @@
         </w:rPr>
         <w:t xml:space="preserve">, enforcing </w:t>
       </w:r>
-      <w:proofErr w:type="spellStart"/>
-      <w:r>
-        <w:rPr>
-          <w:rStyle w:val="Strong"/>
-          <w:rFonts w:ascii="Arial" w:hAnsi="Arial" w:cs="Arial"/>
-          <w:sz w:val="18"/>
-        </w:rPr>
-        <w:t>idempotency</w:t>
-      </w:r>
-      <w:proofErr w:type="spellEnd"/>
-      <w:r>
-        <w:rPr>
-          <w:rStyle w:val="Strong"/>
-          <w:rFonts w:ascii="Arial" w:hAnsi="Arial" w:cs="Arial"/>
-          <w:sz w:val="18"/>
-        </w:rPr>
-        <w:t xml:space="preserve"> keys</w:t>
+      <w:r>
+        <w:rPr>
+          <w:rStyle w:val="Strong"/>
+          <w:rFonts w:ascii="Arial" w:hAnsi="Arial" w:cs="Arial"/>
+          <w:sz w:val="18"/>
+        </w:rPr>
+        <w:t>idempotency keys</w:t>
       </w:r>
       <w:r>
         <w:rPr>
@@ -1956,7 +1050,6 @@
         </w:rPr>
         <w:t xml:space="preserve">Delivered a secure </w:t>
       </w:r>
-      <w:proofErr w:type="spellStart"/>
       <w:r>
         <w:rPr>
           <w:rStyle w:val="Strong"/>
@@ -1965,7 +1058,6 @@
         </w:rPr>
         <w:t>auth</w:t>
       </w:r>
-      <w:proofErr w:type="spellEnd"/>
       <w:r>
         <w:rPr>
           <w:rFonts w:ascii="Arial" w:hAnsi="Arial" w:cs="Arial"/>
@@ -1988,23 +1080,13 @@
         </w:rPr>
         <w:t xml:space="preserve">, </w:t>
       </w:r>
-      <w:proofErr w:type="spellStart"/>
-      <w:r>
-        <w:rPr>
-          <w:rStyle w:val="Strong"/>
-          <w:rFonts w:ascii="Arial" w:hAnsi="Arial" w:cs="Arial"/>
-          <w:sz w:val="18"/>
-        </w:rPr>
-        <w:t>OpenID</w:t>
-      </w:r>
-      <w:proofErr w:type="spellEnd"/>
-      <w:r>
-        <w:rPr>
-          <w:rStyle w:val="Strong"/>
-          <w:rFonts w:ascii="Arial" w:hAnsi="Arial" w:cs="Arial"/>
-          <w:sz w:val="18"/>
-        </w:rPr>
-        <w:t xml:space="preserve"> Connect</w:t>
+      <w:r>
+        <w:rPr>
+          <w:rStyle w:val="Strong"/>
+          <w:rFonts w:ascii="Arial" w:hAnsi="Arial" w:cs="Arial"/>
+          <w:sz w:val="18"/>
+        </w:rPr>
+        <w:t>OpenID Connect</w:t>
       </w:r>
       <w:r>
         <w:rPr>
@@ -2043,23 +1125,13 @@
         </w:rPr>
         <w:t xml:space="preserve">, integrating enterprise identity via </w:t>
       </w:r>
-      <w:proofErr w:type="spellStart"/>
-      <w:r>
-        <w:rPr>
-          <w:rStyle w:val="Strong"/>
-          <w:rFonts w:ascii="Arial" w:hAnsi="Arial" w:cs="Arial"/>
-          <w:sz w:val="18"/>
-        </w:rPr>
-        <w:t>Okta</w:t>
-      </w:r>
-      <w:proofErr w:type="spellEnd"/>
-      <w:r>
-        <w:rPr>
-          <w:rStyle w:val="Strong"/>
-          <w:rFonts w:ascii="Arial" w:hAnsi="Arial" w:cs="Arial"/>
-          <w:sz w:val="18"/>
-        </w:rPr>
-        <w:t>/Auth0</w:t>
+      <w:r>
+        <w:rPr>
+          <w:rStyle w:val="Strong"/>
+          <w:rFonts w:ascii="Arial" w:hAnsi="Arial" w:cs="Arial"/>
+          <w:sz w:val="18"/>
+        </w:rPr>
+        <w:t>Okta/Auth0</w:t>
       </w:r>
       <w:r>
         <w:rPr>
@@ -2074,18 +1146,8 @@
           <w:rFonts w:ascii="Arial" w:hAnsi="Arial" w:cs="Arial"/>
           <w:sz w:val="18"/>
         </w:rPr>
-        <w:t xml:space="preserve">AWS </w:t>
-      </w:r>
-      <w:proofErr w:type="spellStart"/>
-      <w:r>
-        <w:rPr>
-          <w:rStyle w:val="Strong"/>
-          <w:rFonts w:ascii="Arial" w:hAnsi="Arial" w:cs="Arial"/>
-          <w:sz w:val="18"/>
-        </w:rPr>
-        <w:t>Cognito</w:t>
-      </w:r>
-      <w:proofErr w:type="spellEnd"/>
+        <w:t>AWS Cognito</w:t>
+      </w:r>
       <w:r>
         <w:rPr>
           <w:rFonts w:ascii="Arial" w:hAnsi="Arial" w:cs="Arial"/>
@@ -2114,7 +1176,6 @@
         </w:rPr>
         <w:t xml:space="preserve">Optimized relational queries with </w:t>
       </w:r>
-      <w:proofErr w:type="spellStart"/>
       <w:r>
         <w:rPr>
           <w:rStyle w:val="Strong"/>
@@ -2123,7 +1184,6 @@
         </w:rPr>
         <w:t>PostgreSQL</w:t>
       </w:r>
-      <w:proofErr w:type="spellEnd"/>
       <w:r>
         <w:rPr>
           <w:rFonts w:ascii="Arial" w:hAnsi="Arial" w:cs="Arial"/>
@@ -2167,34 +1227,14 @@
         </w:rPr>
         <w:t xml:space="preserve">Added caching and hot-path acceleration with </w:t>
       </w:r>
-      <w:proofErr w:type="spellStart"/>
-      <w:r>
-        <w:rPr>
-          <w:rStyle w:val="Strong"/>
-          <w:rFonts w:ascii="Arial" w:hAnsi="Arial" w:cs="Arial"/>
-          <w:sz w:val="18"/>
-        </w:rPr>
-        <w:t>Redis</w:t>
-      </w:r>
-      <w:proofErr w:type="spellEnd"/>
-      <w:r>
-        <w:rPr>
-          <w:rStyle w:val="Strong"/>
-          <w:rFonts w:ascii="Arial" w:hAnsi="Arial" w:cs="Arial"/>
-          <w:sz w:val="18"/>
-        </w:rPr>
-        <w:t>/</w:t>
-      </w:r>
-      <w:proofErr w:type="spellStart"/>
-      <w:r>
-        <w:rPr>
-          <w:rStyle w:val="Strong"/>
-          <w:rFonts w:ascii="Arial" w:hAnsi="Arial" w:cs="Arial"/>
-          <w:sz w:val="18"/>
-        </w:rPr>
-        <w:t>ElastiCache</w:t>
-      </w:r>
-      <w:proofErr w:type="spellEnd"/>
+      <w:r>
+        <w:rPr>
+          <w:rStyle w:val="Strong"/>
+          <w:rFonts w:ascii="Arial" w:hAnsi="Arial" w:cs="Arial"/>
+          <w:sz w:val="18"/>
+        </w:rPr>
+        <w:t>Redis/ElastiCache</w:t>
+      </w:r>
       <w:r>
         <w:rPr>
           <w:rFonts w:ascii="Arial" w:hAnsi="Arial" w:cs="Arial"/>
@@ -2223,46 +1263,20 @@
         </w:rPr>
         <w:t xml:space="preserve">Built search-backed features using </w:t>
       </w:r>
-      <w:proofErr w:type="spellStart"/>
-      <w:r>
-        <w:rPr>
-          <w:rStyle w:val="Strong"/>
-          <w:rFonts w:ascii="Arial" w:hAnsi="Arial" w:cs="Arial"/>
-          <w:sz w:val="18"/>
-        </w:rPr>
-        <w:t>Elasticsearch</w:t>
-      </w:r>
-      <w:proofErr w:type="spellEnd"/>
-      <w:r>
-        <w:rPr>
-          <w:rStyle w:val="Strong"/>
-          <w:rFonts w:ascii="Arial" w:hAnsi="Arial" w:cs="Arial"/>
-          <w:sz w:val="18"/>
-        </w:rPr>
-        <w:t>/OpenSearch</w:t>
-      </w:r>
-      <w:r>
-        <w:rPr>
-          <w:rFonts w:ascii="Arial" w:hAnsi="Arial" w:cs="Arial"/>
-          <w:sz w:val="18"/>
-        </w:rPr>
-        <w:t xml:space="preserve">, including normalized indexing pipelines, relevance tuning, and safe </w:t>
-      </w:r>
-      <w:proofErr w:type="spellStart"/>
-      <w:r>
-        <w:rPr>
-          <w:rFonts w:ascii="Arial" w:hAnsi="Arial" w:cs="Arial"/>
-          <w:sz w:val="18"/>
-        </w:rPr>
-        <w:t>reindexing</w:t>
-      </w:r>
-      <w:proofErr w:type="spellEnd"/>
-      <w:r>
-        <w:rPr>
-          <w:rFonts w:ascii="Arial" w:hAnsi="Arial" w:cs="Arial"/>
-          <w:sz w:val="18"/>
-        </w:rPr>
-        <w:t xml:space="preserve"> strategies.</w:t>
+      <w:r>
+        <w:rPr>
+          <w:rStyle w:val="Strong"/>
+          <w:rFonts w:ascii="Arial" w:hAnsi="Arial" w:cs="Arial"/>
+          <w:sz w:val="18"/>
+        </w:rPr>
+        <w:t>Elasticsearch/OpenSearch</w:t>
+      </w:r>
+      <w:r>
+        <w:rPr>
+          <w:rFonts w:ascii="Arial" w:hAnsi="Arial" w:cs="Arial"/>
+          <w:sz w:val="18"/>
+        </w:rPr>
+        <w:t>, including normalized indexing pipelines, relevance tuning, and safe reindexing strategies.</w:t>
       </w:r>
     </w:p>
     <w:p>
@@ -2300,7 +1314,6 @@
         </w:rPr>
         <w:t xml:space="preserve"> signed URLs and retention policies, fronted by </w:t>
       </w:r>
-      <w:proofErr w:type="spellStart"/>
       <w:r>
         <w:rPr>
           <w:rStyle w:val="Strong"/>
@@ -2309,7 +1322,6 @@
         </w:rPr>
         <w:t>CloudFront</w:t>
       </w:r>
-      <w:proofErr w:type="spellEnd"/>
       <w:r>
         <w:rPr>
           <w:rFonts w:ascii="Arial" w:hAnsi="Arial" w:cs="Arial"/>
@@ -2366,23 +1378,7 @@
           <w:rFonts w:ascii="Arial" w:hAnsi="Arial" w:cs="Arial"/>
           <w:sz w:val="18"/>
         </w:rPr>
-        <w:t xml:space="preserve"> and </w:t>
-      </w:r>
-      <w:proofErr w:type="spellStart"/>
-      <w:r>
-        <w:rPr>
-          <w:rFonts w:ascii="Arial" w:hAnsi="Arial" w:cs="Arial"/>
-          <w:sz w:val="18"/>
-        </w:rPr>
-        <w:t>serverless</w:t>
-      </w:r>
-      <w:proofErr w:type="spellEnd"/>
-      <w:r>
-        <w:rPr>
-          <w:rFonts w:ascii="Arial" w:hAnsi="Arial" w:cs="Arial"/>
-          <w:sz w:val="18"/>
-        </w:rPr>
-        <w:t xml:space="preserve"> components (</w:t>
+        <w:t xml:space="preserve"> and serverless components (</w:t>
       </w:r>
       <w:r>
         <w:rPr>
@@ -2450,34 +1446,14 @@
         </w:rPr>
         <w:t xml:space="preserve">Automated infrastructure and environment promotion with </w:t>
       </w:r>
-      <w:proofErr w:type="spellStart"/>
-      <w:r>
-        <w:rPr>
-          <w:rStyle w:val="Strong"/>
-          <w:rFonts w:ascii="Arial" w:hAnsi="Arial" w:cs="Arial"/>
-          <w:sz w:val="18"/>
-        </w:rPr>
-        <w:t>Terraform</w:t>
-      </w:r>
-      <w:proofErr w:type="spellEnd"/>
-      <w:r>
-        <w:rPr>
-          <w:rStyle w:val="Strong"/>
-          <w:rFonts w:ascii="Arial" w:hAnsi="Arial" w:cs="Arial"/>
-          <w:sz w:val="18"/>
-        </w:rPr>
-        <w:t>/</w:t>
-      </w:r>
-      <w:proofErr w:type="spellStart"/>
-      <w:r>
-        <w:rPr>
-          <w:rStyle w:val="Strong"/>
-          <w:rFonts w:ascii="Arial" w:hAnsi="Arial" w:cs="Arial"/>
-          <w:sz w:val="18"/>
-        </w:rPr>
-        <w:t>CloudFormation</w:t>
-      </w:r>
-      <w:proofErr w:type="spellEnd"/>
+      <w:r>
+        <w:rPr>
+          <w:rStyle w:val="Strong"/>
+          <w:rFonts w:ascii="Arial" w:hAnsi="Arial" w:cs="Arial"/>
+          <w:sz w:val="18"/>
+        </w:rPr>
+        <w:t>Terraform/CloudFormation</w:t>
+      </w:r>
       <w:r>
         <w:rPr>
           <w:rFonts w:ascii="Arial" w:hAnsi="Arial" w:cs="Arial"/>
@@ -2491,18 +1467,8 @@
           <w:rFonts w:ascii="Arial" w:hAnsi="Arial" w:cs="Arial"/>
           <w:sz w:val="18"/>
         </w:rPr>
-        <w:t>RDS/</w:t>
-      </w:r>
-      <w:proofErr w:type="spellStart"/>
-      <w:r>
-        <w:rPr>
-          <w:rStyle w:val="Strong"/>
-          <w:rFonts w:ascii="Arial" w:hAnsi="Arial" w:cs="Arial"/>
-          <w:sz w:val="18"/>
-        </w:rPr>
-        <w:t>DynamoDB</w:t>
-      </w:r>
-      <w:proofErr w:type="spellEnd"/>
+        <w:t>RDS/DynamoDB</w:t>
+      </w:r>
       <w:r>
         <w:rPr>
           <w:rFonts w:ascii="Arial" w:hAnsi="Arial" w:cs="Arial"/>
@@ -2531,23 +1497,13 @@
         </w:rPr>
         <w:t xml:space="preserve">Established CI/CD quality gates across UI + API using </w:t>
       </w:r>
-      <w:proofErr w:type="spellStart"/>
-      <w:r>
-        <w:rPr>
-          <w:rStyle w:val="Strong"/>
-          <w:rFonts w:ascii="Arial" w:hAnsi="Arial" w:cs="Arial"/>
-          <w:sz w:val="18"/>
-        </w:rPr>
-        <w:t>GitHub</w:t>
-      </w:r>
-      <w:proofErr w:type="spellEnd"/>
-      <w:r>
-        <w:rPr>
-          <w:rStyle w:val="Strong"/>
-          <w:rFonts w:ascii="Arial" w:hAnsi="Arial" w:cs="Arial"/>
-          <w:sz w:val="18"/>
-        </w:rPr>
-        <w:t xml:space="preserve"> Actions</w:t>
+      <w:r>
+        <w:rPr>
+          <w:rStyle w:val="Strong"/>
+          <w:rFonts w:ascii="Arial" w:hAnsi="Arial" w:cs="Arial"/>
+          <w:sz w:val="18"/>
+        </w:rPr>
+        <w:t>GitHub Actions</w:t>
       </w:r>
       <w:r>
         <w:rPr>
@@ -2569,23 +1525,7 @@
           <w:rFonts w:ascii="Arial" w:hAnsi="Arial" w:cs="Arial"/>
           <w:sz w:val="18"/>
         </w:rPr>
-        <w:t xml:space="preserve">, including unit tests, </w:t>
-      </w:r>
-      <w:proofErr w:type="spellStart"/>
-      <w:r>
-        <w:rPr>
-          <w:rFonts w:ascii="Arial" w:hAnsi="Arial" w:cs="Arial"/>
-          <w:sz w:val="18"/>
-        </w:rPr>
-        <w:t>linting</w:t>
-      </w:r>
-      <w:proofErr w:type="spellEnd"/>
-      <w:r>
-        <w:rPr>
-          <w:rFonts w:ascii="Arial" w:hAnsi="Arial" w:cs="Arial"/>
-          <w:sz w:val="18"/>
-        </w:rPr>
-        <w:t>, and build verification to protect mainline.</w:t>
+        <w:t>, including unit tests, linting, and build verification to protect mainline.</w:t>
       </w:r>
     </w:p>
     <w:p>
@@ -2606,6 +1546,7 @@
           <w:rFonts w:ascii="Arial" w:hAnsi="Arial" w:cs="Arial"/>
           <w:sz w:val="18"/>
         </w:rPr>
+        <w:lastRenderedPageBreak/>
         <w:t xml:space="preserve">Strengthened UI reliability with automated tests using </w:t>
       </w:r>
       <w:r>
@@ -2657,7 +1598,6 @@
           <w:rFonts w:ascii="Arial" w:hAnsi="Arial" w:cs="Arial"/>
           <w:sz w:val="18"/>
         </w:rPr>
-        <w:lastRenderedPageBreak/>
         <w:t xml:space="preserve">Integrated analytics feeds into </w:t>
       </w:r>
       <w:r>
@@ -2666,18 +1606,8 @@
           <w:rFonts w:ascii="Arial" w:hAnsi="Arial" w:cs="Arial"/>
           <w:sz w:val="18"/>
         </w:rPr>
-        <w:t>Redshift/</w:t>
-      </w:r>
-      <w:proofErr w:type="spellStart"/>
-      <w:r>
-        <w:rPr>
-          <w:rStyle w:val="Strong"/>
-          <w:rFonts w:ascii="Arial" w:hAnsi="Arial" w:cs="Arial"/>
-          <w:sz w:val="18"/>
-        </w:rPr>
-        <w:t>BigQuery</w:t>
-      </w:r>
-      <w:proofErr w:type="spellEnd"/>
+        <w:t>Redshift/BigQuery</w:t>
+      </w:r>
       <w:r>
         <w:rPr>
           <w:rFonts w:ascii="Arial" w:hAnsi="Arial" w:cs="Arial"/>
@@ -2704,23 +1634,7 @@
           <w:rFonts w:ascii="Arial" w:hAnsi="Arial" w:cs="Arial"/>
           <w:sz w:val="18"/>
         </w:rPr>
-        <w:t xml:space="preserve">Partnered with product/support to ship incremental releases behind feature flags, documenting </w:t>
-      </w:r>
-      <w:proofErr w:type="spellStart"/>
-      <w:r>
-        <w:rPr>
-          <w:rFonts w:ascii="Arial" w:hAnsi="Arial" w:cs="Arial"/>
-          <w:sz w:val="18"/>
-        </w:rPr>
-        <w:t>runbooks</w:t>
-      </w:r>
-      <w:proofErr w:type="spellEnd"/>
-      <w:r>
-        <w:rPr>
-          <w:rFonts w:ascii="Arial" w:hAnsi="Arial" w:cs="Arial"/>
-          <w:sz w:val="18"/>
-        </w:rPr>
-        <w:t xml:space="preserve"> and tightening incident response with actionable, user-impact signals.</w:t>
+        <w:t>Partnered with product/support to ship incremental releases behind feature flags, documenting runbooks and tightening incident response with actionable, user-impact signals.</w:t>
       </w:r>
     </w:p>
     <w:p>
@@ -2787,7 +1701,6 @@
         </w:rPr>
         <w:t xml:space="preserve">Owned a </w:t>
       </w:r>
-      <w:proofErr w:type="spellStart"/>
       <w:r>
         <w:rPr>
           <w:rStyle w:val="Strong"/>
@@ -2796,7 +1709,6 @@
         </w:rPr>
         <w:t>Vue</w:t>
       </w:r>
-      <w:proofErr w:type="spellEnd"/>
       <w:r>
         <w:rPr>
           <w:rFonts w:ascii="Arial" w:hAnsi="Arial" w:cs="Arial"/>
@@ -2910,25 +1822,8 @@
           <w:rFonts w:ascii="Arial" w:hAnsi="Arial" w:cs="Arial"/>
           <w:sz w:val="18"/>
         </w:rPr>
-        <w:t xml:space="preserve">Designed background processing with reliable retries and </w:t>
-      </w:r>
-      <w:proofErr w:type="spellStart"/>
-      <w:r>
-        <w:rPr>
-          <w:rFonts w:ascii="Arial" w:hAnsi="Arial" w:cs="Arial"/>
-          <w:sz w:val="18"/>
-        </w:rPr>
-        <w:t>deduplication</w:t>
-      </w:r>
-      <w:proofErr w:type="spellEnd"/>
-      <w:r>
-        <w:rPr>
-          <w:rFonts w:ascii="Arial" w:hAnsi="Arial" w:cs="Arial"/>
-          <w:sz w:val="18"/>
-        </w:rPr>
-        <w:t xml:space="preserve"> using </w:t>
-      </w:r>
-      <w:proofErr w:type="spellStart"/>
+        <w:t xml:space="preserve">Designed background processing with reliable retries and deduplication using </w:t>
+      </w:r>
       <w:r>
         <w:rPr>
           <w:rStyle w:val="Strong"/>
@@ -2937,7 +1832,6 @@
         </w:rPr>
         <w:t>RabbitMQ</w:t>
       </w:r>
-      <w:proofErr w:type="spellEnd"/>
       <w:r>
         <w:rPr>
           <w:rFonts w:ascii="Arial" w:hAnsi="Arial" w:cs="Arial"/>
@@ -2979,23 +1873,7 @@
           <w:rFonts w:ascii="Arial" w:hAnsi="Arial" w:cs="Arial"/>
           <w:sz w:val="18"/>
         </w:rPr>
-        <w:t xml:space="preserve">Introduced rate limiting and resilience controls around external calls, using timeouts and </w:t>
-      </w:r>
-      <w:proofErr w:type="spellStart"/>
-      <w:r>
-        <w:rPr>
-          <w:rFonts w:ascii="Arial" w:hAnsi="Arial" w:cs="Arial"/>
-          <w:sz w:val="18"/>
-        </w:rPr>
-        <w:t>backoff</w:t>
-      </w:r>
-      <w:proofErr w:type="spellEnd"/>
-      <w:r>
-        <w:rPr>
-          <w:rFonts w:ascii="Arial" w:hAnsi="Arial" w:cs="Arial"/>
-          <w:sz w:val="18"/>
-        </w:rPr>
-        <w:t xml:space="preserve"> to contain cascading failures under dependency outages.</w:t>
+        <w:t>Introduced rate limiting and resilience controls around external calls, using timeouts and backoff to contain cascading failures under dependency outages.</w:t>
       </w:r>
     </w:p>
     <w:p>
@@ -3054,7 +1932,6 @@
         </w:rPr>
         <w:t xml:space="preserve">Added caching layers with </w:t>
       </w:r>
-      <w:proofErr w:type="spellStart"/>
       <w:r>
         <w:rPr>
           <w:rStyle w:val="Strong"/>
@@ -3063,7 +1940,6 @@
         </w:rPr>
         <w:t>Redis</w:t>
       </w:r>
-      <w:proofErr w:type="spellEnd"/>
       <w:r>
         <w:rPr>
           <w:rFonts w:ascii="Arial" w:hAnsi="Arial" w:cs="Arial"/>
@@ -3092,7 +1968,6 @@
         </w:rPr>
         <w:t xml:space="preserve">Implemented search experiences backed by </w:t>
       </w:r>
-      <w:proofErr w:type="spellStart"/>
       <w:r>
         <w:rPr>
           <w:rStyle w:val="Strong"/>
@@ -3101,7 +1976,6 @@
         </w:rPr>
         <w:t>Elasticsearch</w:t>
       </w:r>
-      <w:proofErr w:type="spellEnd"/>
       <w:r>
         <w:rPr>
           <w:rFonts w:ascii="Arial" w:hAnsi="Arial" w:cs="Arial"/>
@@ -3151,18 +2025,8 @@
           <w:rFonts w:ascii="Arial" w:hAnsi="Arial" w:cs="Arial"/>
           <w:sz w:val="18"/>
         </w:rPr>
-        <w:t xml:space="preserve">Azure </w:t>
-      </w:r>
-      <w:proofErr w:type="spellStart"/>
-      <w:r>
-        <w:rPr>
-          <w:rStyle w:val="Strong"/>
-          <w:rFonts w:ascii="Arial" w:hAnsi="Arial" w:cs="Arial"/>
-          <w:sz w:val="18"/>
-        </w:rPr>
-        <w:t>DevOps</w:t>
-      </w:r>
-      <w:proofErr w:type="spellEnd"/>
+        <w:t>Azure DevOps</w:t>
+      </w:r>
       <w:r>
         <w:rPr>
           <w:rFonts w:ascii="Arial" w:hAnsi="Arial" w:cs="Arial"/>
@@ -3234,25 +2098,8 @@
           <w:rFonts w:ascii="Arial" w:hAnsi="Arial" w:cs="Arial"/>
           <w:sz w:val="18"/>
         </w:rPr>
-        <w:t xml:space="preserve">, and </w:t>
-      </w:r>
-      <w:proofErr w:type="spellStart"/>
-      <w:r>
-        <w:rPr>
-          <w:rFonts w:ascii="Arial" w:hAnsi="Arial" w:cs="Arial"/>
-          <w:sz w:val="18"/>
-        </w:rPr>
-        <w:t>dashboarding</w:t>
-      </w:r>
-      <w:proofErr w:type="spellEnd"/>
-      <w:r>
-        <w:rPr>
-          <w:rFonts w:ascii="Arial" w:hAnsi="Arial" w:cs="Arial"/>
-          <w:sz w:val="18"/>
-        </w:rPr>
-        <w:t xml:space="preserve"> in </w:t>
-      </w:r>
-      <w:proofErr w:type="spellStart"/>
+        <w:t xml:space="preserve">, and dashboarding in </w:t>
+      </w:r>
       <w:r>
         <w:rPr>
           <w:rStyle w:val="Strong"/>
@@ -3261,7 +2108,6 @@
         </w:rPr>
         <w:t>Grafana</w:t>
       </w:r>
-      <w:proofErr w:type="spellEnd"/>
       <w:r>
         <w:rPr>
           <w:rFonts w:ascii="Arial" w:hAnsi="Arial" w:cs="Arial"/>
@@ -3290,7 +2136,6 @@
         </w:rPr>
         <w:t xml:space="preserve">Supported multi-cloud deployments by packaging services with </w:t>
       </w:r>
-      <w:proofErr w:type="spellStart"/>
       <w:r>
         <w:rPr>
           <w:rStyle w:val="Strong"/>
@@ -3299,7 +2144,6 @@
         </w:rPr>
         <w:t>Docker</w:t>
       </w:r>
-      <w:proofErr w:type="spellEnd"/>
       <w:r>
         <w:rPr>
           <w:rFonts w:ascii="Arial" w:hAnsi="Arial" w:cs="Arial"/>
@@ -3418,7 +2262,6 @@
         </w:rPr>
         <w:t xml:space="preserve">, </w:t>
       </w:r>
-      <w:proofErr w:type="spellStart"/>
       <w:r>
         <w:rPr>
           <w:rStyle w:val="Strong"/>
@@ -3427,7 +2270,6 @@
         </w:rPr>
         <w:t>CloudWatch</w:t>
       </w:r>
-      <w:proofErr w:type="spellEnd"/>
       <w:r>
         <w:rPr>
           <w:rFonts w:ascii="Arial" w:hAnsi="Arial" w:cs="Arial"/>
@@ -3471,7 +2313,6 @@
         </w:rPr>
         <w:t xml:space="preserve">Ran incident reviews that produced concrete follow-ups (alerts, dashboards, </w:t>
       </w:r>
-      <w:proofErr w:type="spellStart"/>
       <w:proofErr w:type="gramStart"/>
       <w:r>
         <w:rPr>
@@ -3480,7 +2321,6 @@
         </w:rPr>
         <w:t>runbooks</w:t>
       </w:r>
-      <w:proofErr w:type="spellEnd"/>
       <w:proofErr w:type="gramEnd"/>
       <w:r>
         <w:rPr>
@@ -3679,25 +2519,7 @@
           <w:rFonts w:ascii="Arial" w:hAnsi="Arial" w:cs="Arial"/>
           <w:sz w:val="18"/>
         </w:rPr>
-        <w:t>background services (</w:t>
-      </w:r>
-      <w:proofErr w:type="spellStart"/>
-      <w:r>
-        <w:rPr>
-          <w:rStyle w:val="Strong"/>
-          <w:rFonts w:ascii="Arial" w:hAnsi="Arial" w:cs="Arial"/>
-          <w:sz w:val="18"/>
-        </w:rPr>
-        <w:t>IHostedService</w:t>
-      </w:r>
-      <w:proofErr w:type="spellEnd"/>
-      <w:r>
-        <w:rPr>
-          <w:rStyle w:val="Strong"/>
-          <w:rFonts w:ascii="Arial" w:hAnsi="Arial" w:cs="Arial"/>
-          <w:sz w:val="18"/>
-        </w:rPr>
-        <w:t>)</w:t>
+        <w:t>background services (IHostedService)</w:t>
       </w:r>
       <w:r>
         <w:rPr>
@@ -3776,23 +2598,7 @@
           <w:rFonts w:ascii="Arial" w:hAnsi="Arial" w:cs="Arial"/>
           <w:sz w:val="18"/>
         </w:rPr>
-        <w:t xml:space="preserve">, improving </w:t>
-      </w:r>
-      <w:proofErr w:type="spellStart"/>
-      <w:r>
-        <w:rPr>
-          <w:rFonts w:ascii="Arial" w:hAnsi="Arial" w:cs="Arial"/>
-          <w:sz w:val="18"/>
-        </w:rPr>
-        <w:t>refactor</w:t>
-      </w:r>
-      <w:proofErr w:type="spellEnd"/>
-      <w:r>
-        <w:rPr>
-          <w:rFonts w:ascii="Arial" w:hAnsi="Arial" w:cs="Arial"/>
-          <w:sz w:val="18"/>
-        </w:rPr>
-        <w:t xml:space="preserve"> safety and reducing regression risk after releases.</w:t>
+        <w:t>, improving refactor safety and reducing regression risk after releases.</w:t>
       </w:r>
     </w:p>
     <w:p>
@@ -3851,7 +2657,6 @@
         </w:rPr>
         <w:t xml:space="preserve">Built early messaging-based workflows using </w:t>
       </w:r>
-      <w:proofErr w:type="spellStart"/>
       <w:r>
         <w:rPr>
           <w:rStyle w:val="Strong"/>
@@ -3860,7 +2665,6 @@
         </w:rPr>
         <w:t>RabbitMQ</w:t>
       </w:r>
-      <w:proofErr w:type="spellEnd"/>
       <w:r>
         <w:rPr>
           <w:rFonts w:ascii="Arial" w:hAnsi="Arial" w:cs="Arial"/>
@@ -4451,27 +3255,7 @@
           <w:sz w:val="18"/>
           <w:szCs w:val="18"/>
         </w:rPr>
-        <w:t xml:space="preserve">Event-Driven Export &amp; Search Platform (.NET + </w:t>
-      </w:r>
-      <w:proofErr w:type="spellStart"/>
-      <w:r>
-        <w:rPr>
-          <w:rStyle w:val="Strong"/>
-          <w:rFonts w:ascii="Arial" w:hAnsi="Arial" w:cs="Arial"/>
-          <w:sz w:val="18"/>
-          <w:szCs w:val="18"/>
-        </w:rPr>
-        <w:t>Vue</w:t>
-      </w:r>
-      <w:proofErr w:type="spellEnd"/>
-      <w:r>
-        <w:rPr>
-          <w:rStyle w:val="Strong"/>
-          <w:rFonts w:ascii="Arial" w:hAnsi="Arial" w:cs="Arial"/>
-          <w:sz w:val="18"/>
-          <w:szCs w:val="18"/>
-        </w:rPr>
-        <w:t>)</w:t>
+        <w:t>Event-Driven Export &amp; Search Platform (.NET + Vue)</w:t>
       </w:r>
     </w:p>
     <w:p>
@@ -4545,25 +3329,7 @@
           <w:sz w:val="18"/>
           <w:szCs w:val="18"/>
         </w:rPr>
-        <w:t xml:space="preserve">, implementing retry policies, DLQs, and </w:t>
-      </w:r>
-      <w:proofErr w:type="spellStart"/>
-      <w:r>
-        <w:rPr>
-          <w:rFonts w:ascii="Arial" w:hAnsi="Arial" w:cs="Arial"/>
-          <w:sz w:val="18"/>
-          <w:szCs w:val="18"/>
-        </w:rPr>
-        <w:t>idempotency</w:t>
-      </w:r>
-      <w:proofErr w:type="spellEnd"/>
-      <w:r>
-        <w:rPr>
-          <w:rFonts w:ascii="Arial" w:hAnsi="Arial" w:cs="Arial"/>
-          <w:sz w:val="18"/>
-          <w:szCs w:val="18"/>
-        </w:rPr>
-        <w:t xml:space="preserve"> safeguards to ensure safe reprocessing.</w:t>
+        <w:t>, implementing retry policies, DLQs, and idempotency safeguards to ensure safe reprocessing.</w:t>
       </w:r>
     </w:p>
     <w:p>
@@ -4652,55 +3418,42 @@
           <w:sz w:val="18"/>
           <w:szCs w:val="18"/>
         </w:rPr>
-        <w:t xml:space="preserve">OpenSearch / </w:t>
-      </w:r>
-      <w:proofErr w:type="spellStart"/>
-      <w:r>
-        <w:rPr>
-          <w:rStyle w:val="Strong"/>
+        <w:t>OpenSearch / Elasticsearch</w:t>
+      </w:r>
+      <w:r>
+        <w:rPr>
           <w:rFonts w:ascii="Arial" w:hAnsi="Arial" w:cs="Arial"/>
           <w:sz w:val="18"/>
           <w:szCs w:val="18"/>
         </w:rPr>
-        <w:t>Elasticsearch</w:t>
-      </w:r>
-      <w:proofErr w:type="spellEnd"/>
-      <w:r>
-        <w:rPr>
+        <w:t xml:space="preserve">, and streamed analytics datasets into </w:t>
+      </w:r>
+      <w:r>
+        <w:rPr>
+          <w:rStyle w:val="Strong"/>
           <w:rFonts w:ascii="Arial" w:hAnsi="Arial" w:cs="Arial"/>
           <w:sz w:val="18"/>
           <w:szCs w:val="18"/>
         </w:rPr>
-        <w:t xml:space="preserve">, and streamed analytics datasets into </w:t>
-      </w:r>
-      <w:r>
-        <w:rPr>
-          <w:rStyle w:val="Strong"/>
+        <w:t>Redshift</w:t>
+      </w:r>
+      <w:r>
+        <w:rPr>
           <w:rFonts w:ascii="Arial" w:hAnsi="Arial" w:cs="Arial"/>
           <w:sz w:val="18"/>
           <w:szCs w:val="18"/>
         </w:rPr>
-        <w:t>Redshift</w:t>
-      </w:r>
-      <w:r>
-        <w:rPr>
+        <w:t xml:space="preserve"> and </w:t>
+      </w:r>
+      <w:r>
+        <w:rPr>
+          <w:rStyle w:val="Strong"/>
           <w:rFonts w:ascii="Arial" w:hAnsi="Arial" w:cs="Arial"/>
           <w:sz w:val="18"/>
           <w:szCs w:val="18"/>
         </w:rPr>
-        <w:t xml:space="preserve"> and </w:t>
-      </w:r>
-      <w:proofErr w:type="spellStart"/>
-      <w:r>
-        <w:rPr>
-          <w:rStyle w:val="Strong"/>
-          <w:rFonts w:ascii="Arial" w:hAnsi="Arial" w:cs="Arial"/>
-          <w:sz w:val="18"/>
-          <w:szCs w:val="18"/>
-        </w:rPr>
         <w:t>BigQuery</w:t>
       </w:r>
-      <w:proofErr w:type="spellEnd"/>
       <w:r>
         <w:rPr>
           <w:rFonts w:ascii="Arial" w:hAnsi="Arial" w:cs="Arial"/>
@@ -4732,7 +3485,6 @@
         </w:rPr>
         <w:t xml:space="preserve">Implemented caching and state tracking with </w:t>
       </w:r>
-      <w:proofErr w:type="spellStart"/>
       <w:r>
         <w:rPr>
           <w:rStyle w:val="Strong"/>
@@ -4742,7 +3494,6 @@
         </w:rPr>
         <w:t>Redis</w:t>
       </w:r>
-      <w:proofErr w:type="spellEnd"/>
       <w:r>
         <w:rPr>
           <w:rFonts w:ascii="Arial" w:hAnsi="Arial" w:cs="Arial"/>
@@ -4751,7 +3502,6 @@
         </w:rPr>
         <w:t xml:space="preserve"> and durable persistence in </w:t>
       </w:r>
-      <w:proofErr w:type="spellStart"/>
       <w:r>
         <w:rPr>
           <w:rStyle w:val="Strong"/>
@@ -4759,17 +3509,7 @@
           <w:sz w:val="18"/>
           <w:szCs w:val="18"/>
         </w:rPr>
-        <w:t>PostgreSQL</w:t>
-      </w:r>
-      <w:proofErr w:type="spellEnd"/>
-      <w:r>
-        <w:rPr>
-          <w:rStyle w:val="Strong"/>
-          <w:rFonts w:ascii="Arial" w:hAnsi="Arial" w:cs="Arial"/>
-          <w:sz w:val="18"/>
-          <w:szCs w:val="18"/>
-        </w:rPr>
-        <w:t xml:space="preserve"> / SQL Server</w:t>
+        <w:t>PostgreSQL / SQL Server</w:t>
       </w:r>
       <w:r>
         <w:rPr>
@@ -4802,7 +3542,6 @@
         </w:rPr>
         <w:t xml:space="preserve">Instrumented end-to-end telemetry using </w:t>
       </w:r>
-      <w:proofErr w:type="spellStart"/>
       <w:r>
         <w:rPr>
           <w:rStyle w:val="Strong"/>
@@ -4812,7 +3551,6 @@
         </w:rPr>
         <w:t>OpenTelemetry</w:t>
       </w:r>
-      <w:proofErr w:type="spellEnd"/>
       <w:r>
         <w:rPr>
           <w:rFonts w:ascii="Arial" w:hAnsi="Arial" w:cs="Arial"/>
@@ -4821,7 +3559,6 @@
         </w:rPr>
         <w:t xml:space="preserve"> within .NET services, exporting traces and metrics to </w:t>
       </w:r>
-      <w:proofErr w:type="spellStart"/>
       <w:r>
         <w:rPr>
           <w:rStyle w:val="Strong"/>
@@ -4831,7 +3568,6 @@
         </w:rPr>
         <w:t>Datadog</w:t>
       </w:r>
-      <w:proofErr w:type="spellEnd"/>
       <w:r>
         <w:rPr>
           <w:rFonts w:ascii="Arial" w:hAnsi="Arial" w:cs="Arial"/>
@@ -4840,7 +3576,6 @@
         </w:rPr>
         <w:t xml:space="preserve"> and </w:t>
       </w:r>
-      <w:proofErr w:type="spellStart"/>
       <w:r>
         <w:rPr>
           <w:rStyle w:val="Strong"/>
@@ -4848,17 +3583,7 @@
           <w:sz w:val="18"/>
           <w:szCs w:val="18"/>
         </w:rPr>
-        <w:t>Grafana</w:t>
-      </w:r>
-      <w:proofErr w:type="spellEnd"/>
-      <w:r>
-        <w:rPr>
-          <w:rStyle w:val="Strong"/>
-          <w:rFonts w:ascii="Arial" w:hAnsi="Arial" w:cs="Arial"/>
-          <w:sz w:val="18"/>
-          <w:szCs w:val="18"/>
-        </w:rPr>
-        <w:t xml:space="preserve"> / Prometheus</w:t>
+        <w:t>Grafana / Prometheus</w:t>
       </w:r>
       <w:r>
         <w:rPr>
@@ -4887,27 +3612,7 @@
           <w:sz w:val="18"/>
           <w:szCs w:val="18"/>
         </w:rPr>
-        <w:t>Multi-Cloud Deployment Template (</w:t>
-      </w:r>
-      <w:proofErr w:type="spellStart"/>
-      <w:r>
-        <w:rPr>
-          <w:rStyle w:val="Strong"/>
-          <w:rFonts w:ascii="Arial" w:hAnsi="Arial" w:cs="Arial"/>
-          <w:sz w:val="18"/>
-          <w:szCs w:val="18"/>
-        </w:rPr>
-        <w:t>GitOps</w:t>
-      </w:r>
-      <w:proofErr w:type="spellEnd"/>
-      <w:r>
-        <w:rPr>
-          <w:rStyle w:val="Strong"/>
-          <w:rFonts w:ascii="Arial" w:hAnsi="Arial" w:cs="Arial"/>
-          <w:sz w:val="18"/>
-          <w:szCs w:val="18"/>
-        </w:rPr>
-        <w:t>)</w:t>
+        <w:t>Multi-Cloud Deployment Template (GitOps)</w:t>
       </w:r>
     </w:p>
     <w:p>
@@ -4933,7 +3638,6 @@
         </w:rPr>
         <w:t xml:space="preserve">Created a reusable deployment blueprint using </w:t>
       </w:r>
-      <w:proofErr w:type="spellStart"/>
       <w:r>
         <w:rPr>
           <w:rStyle w:val="Strong"/>
@@ -4943,7 +3647,6 @@
         </w:rPr>
         <w:t>Docker</w:t>
       </w:r>
-      <w:proofErr w:type="spellEnd"/>
       <w:r>
         <w:rPr>
           <w:rFonts w:ascii="Arial" w:hAnsi="Arial" w:cs="Arial"/>
@@ -4952,7 +3655,6 @@
         </w:rPr>
         <w:t xml:space="preserve">, </w:t>
       </w:r>
-      <w:proofErr w:type="spellStart"/>
       <w:r>
         <w:rPr>
           <w:rStyle w:val="Strong"/>
@@ -4960,24 +3662,31 @@
           <w:sz w:val="18"/>
           <w:szCs w:val="18"/>
         </w:rPr>
-        <w:t>Kubernetes</w:t>
-      </w:r>
-      <w:proofErr w:type="spellEnd"/>
-      <w:r>
-        <w:rPr>
-          <w:rStyle w:val="Strong"/>
+        <w:t>Kubernetes (EKS/AKS/GKE)</w:t>
+      </w:r>
+      <w:r>
+        <w:rPr>
           <w:rFonts w:ascii="Arial" w:hAnsi="Arial" w:cs="Arial"/>
           <w:sz w:val="18"/>
           <w:szCs w:val="18"/>
         </w:rPr>
-        <w:t xml:space="preserve"> (EKS/AKS/GKE)</w:t>
-      </w:r>
-      <w:r>
-        <w:rPr>
+        <w:t xml:space="preserve">, </w:t>
+      </w:r>
+      <w:r>
+        <w:rPr>
+          <w:rStyle w:val="Strong"/>
           <w:rFonts w:ascii="Arial" w:hAnsi="Arial" w:cs="Arial"/>
           <w:sz w:val="18"/>
           <w:szCs w:val="18"/>
         </w:rPr>
+        <w:t>Helm</w:t>
+      </w:r>
+      <w:r>
+        <w:rPr>
+          <w:rFonts w:ascii="Arial" w:hAnsi="Arial" w:cs="Arial"/>
+          <w:sz w:val="18"/>
+          <w:szCs w:val="18"/>
+        </w:rPr>
         <w:t xml:space="preserve">, </w:t>
       </w:r>
       <w:r>
@@ -4987,7 +3696,7 @@
           <w:sz w:val="18"/>
           <w:szCs w:val="18"/>
         </w:rPr>
-        <w:t>Helm</w:t>
+        <w:t>Argo CD</w:t>
       </w:r>
       <w:r>
         <w:rPr>
@@ -4995,7 +3704,7 @@
           <w:sz w:val="18"/>
           <w:szCs w:val="18"/>
         </w:rPr>
-        <w:t xml:space="preserve">, </w:t>
+        <w:t xml:space="preserve">, and </w:t>
       </w:r>
       <w:r>
         <w:rPr>
@@ -5004,47 +3713,8 @@
           <w:sz w:val="18"/>
           <w:szCs w:val="18"/>
         </w:rPr>
-        <w:t>Argo CD</w:t>
-      </w:r>
-      <w:r>
-        <w:rPr>
-          <w:rFonts w:ascii="Arial" w:hAnsi="Arial" w:cs="Arial"/>
-          <w:sz w:val="18"/>
-          <w:szCs w:val="18"/>
-        </w:rPr>
-        <w:t xml:space="preserve">, and </w:t>
-      </w:r>
-      <w:proofErr w:type="spellStart"/>
-      <w:r>
-        <w:rPr>
-          <w:rStyle w:val="Strong"/>
-          <w:rFonts w:ascii="Arial" w:hAnsi="Arial" w:cs="Arial"/>
-          <w:sz w:val="18"/>
-          <w:szCs w:val="18"/>
-        </w:rPr>
-        <w:t>Terraform</w:t>
-      </w:r>
-      <w:proofErr w:type="spellEnd"/>
-      <w:r>
-        <w:rPr>
-          <w:rStyle w:val="Strong"/>
-          <w:rFonts w:ascii="Arial" w:hAnsi="Arial" w:cs="Arial"/>
-          <w:sz w:val="18"/>
-          <w:szCs w:val="18"/>
-        </w:rPr>
-        <w:t>/</w:t>
-      </w:r>
-      <w:proofErr w:type="spellStart"/>
-      <w:r>
-        <w:rPr>
-          <w:rStyle w:val="Strong"/>
-          <w:rFonts w:ascii="Arial" w:hAnsi="Arial" w:cs="Arial"/>
-          <w:sz w:val="18"/>
-          <w:szCs w:val="18"/>
-        </w:rPr>
-        <w:t>CloudFormation</w:t>
-      </w:r>
-      <w:proofErr w:type="spellEnd"/>
+        <w:t>Terraform/CloudFormation</w:t>
+      </w:r>
       <w:r>
         <w:rPr>
           <w:rFonts w:ascii="Arial" w:hAnsi="Arial" w:cs="Arial"/>
@@ -5077,7 +3747,6 @@
         </w:rPr>
         <w:t xml:space="preserve">Added CI/CD pipelines using </w:t>
       </w:r>
-      <w:proofErr w:type="spellStart"/>
       <w:r>
         <w:rPr>
           <w:rStyle w:val="Strong"/>
@@ -5085,45 +3754,24 @@
           <w:sz w:val="18"/>
           <w:szCs w:val="18"/>
         </w:rPr>
-        <w:t>GitHub</w:t>
-      </w:r>
-      <w:proofErr w:type="spellEnd"/>
-      <w:r>
-        <w:rPr>
-          <w:rStyle w:val="Strong"/>
+        <w:t>GitHub Actions</w:t>
+      </w:r>
+      <w:r>
+        <w:rPr>
           <w:rFonts w:ascii="Arial" w:hAnsi="Arial" w:cs="Arial"/>
           <w:sz w:val="18"/>
           <w:szCs w:val="18"/>
         </w:rPr>
-        <w:t xml:space="preserve"> Actions</w:t>
-      </w:r>
-      <w:r>
-        <w:rPr>
+        <w:t xml:space="preserve">, </w:t>
+      </w:r>
+      <w:r>
+        <w:rPr>
+          <w:rStyle w:val="Strong"/>
           <w:rFonts w:ascii="Arial" w:hAnsi="Arial" w:cs="Arial"/>
           <w:sz w:val="18"/>
           <w:szCs w:val="18"/>
         </w:rPr>
-        <w:t xml:space="preserve">, </w:t>
-      </w:r>
-      <w:proofErr w:type="spellStart"/>
-      <w:r>
-        <w:rPr>
-          <w:rStyle w:val="Strong"/>
-          <w:rFonts w:ascii="Arial" w:hAnsi="Arial" w:cs="Arial"/>
-          <w:sz w:val="18"/>
-          <w:szCs w:val="18"/>
-        </w:rPr>
-        <w:t>GitLab</w:t>
-      </w:r>
-      <w:proofErr w:type="spellEnd"/>
-      <w:r>
-        <w:rPr>
-          <w:rStyle w:val="Strong"/>
-          <w:rFonts w:ascii="Arial" w:hAnsi="Arial" w:cs="Arial"/>
-          <w:sz w:val="18"/>
-          <w:szCs w:val="18"/>
-        </w:rPr>
-        <w:t xml:space="preserve"> CI</w:t>
+        <w:t>GitLab CI</w:t>
       </w:r>
       <w:r>
         <w:rPr>
